--- a/downloads/teacher/ai-3-week-30.docx
+++ b/downloads/teacher/ai-3-week-30.docx
@@ -2751,6 +2751,396 @@
         <w:t>For your Verified Study Buddy, save the input, procedure, observed result and limitation of this check. Label this worked example as practice; use a different, previously unreviewed case when checking independent understanding.</w:t>
       </w:r>
     </w:p>
+    <w:p>
+      <w:pPr>
+        <w:pStyle w:val="Heading1"/>
+      </w:pPr>
+      <w:r>
+        <w:t>07. Prepare, teach and assess</w:t>
+      </w:r>
+    </w:p>
+    <w:p>
+      <w:r>
+        <w:t>Teaching target: Explain the mechanism and terminology of representation and bias evaluation</w:t>
+      </w:r>
+    </w:p>
+    <w:p>
+      <w:r>
+        <w:t>Prepare the labelled worked-case picture, the matching workbook, fictional input cards and a place for individual responses. No paid AI account is required for the paper reasoning activities.</w:t>
+      </w:r>
+    </w:p>
+    <w:tbl>
+      <w:tblPr>
+        <w:tblStyle w:val="LightShading-Accent1"/>
+        <w:tblW w:type="auto" w:w="0"/>
+        <w:tblLook w:firstColumn="1" w:firstRow="1" w:lastColumn="0" w:lastRow="0" w:noHBand="0" w:noVBand="1" w:val="04A0"/>
+      </w:tblPr>
+      <w:tblGrid>
+        <w:gridCol w:w="3408"/>
+        <w:gridCol w:w="3408"/>
+        <w:gridCol w:w="3408"/>
+      </w:tblGrid>
+      <w:tr>
+        <w:trPr>
+          <w:tblHeader/>
+        </w:trPr>
+        <w:tc>
+          <w:tcPr>
+            <w:tcW w:type="dxa" w:w="3408"/>
+          </w:tcPr>
+          <w:p>
+            <w:r>
+              <w:t>Session</w:t>
+            </w:r>
+          </w:p>
+        </w:tc>
+        <w:tc>
+          <w:tcPr>
+            <w:tcW w:type="dxa" w:w="3408"/>
+          </w:tcPr>
+          <w:p>
+            <w:r>
+              <w:t>Plan</w:t>
+            </w:r>
+          </w:p>
+        </w:tc>
+        <w:tc>
+          <w:tcPr>
+            <w:tcW w:type="dxa" w:w="3408"/>
+          </w:tcPr>
+          <w:p>
+            <w:r>
+              <w:t>Resources</w:t>
+            </w:r>
+          </w:p>
+        </w:tc>
+      </w:tr>
+      <w:tr>
+        <w:tc>
+          <w:tcPr>
+            <w:tcW w:type="dxa" w:w="3408"/>
+          </w:tcPr>
+          <w:p>
+            <w:r>
+              <w:t>Session 1 · Understand · 45 min</w:t>
+            </w:r>
+          </w:p>
+        </w:tc>
+        <w:tc>
+          <w:tcPr>
+            <w:tcW w:type="dxa" w:w="3408"/>
+          </w:tcPr>
+          <w:p>
+            <w:r>
+              <w:t>0–7: recall and prerequisite; 7–15: inspect the concrete case and predict; 15–30: teacher models the worked trace; 30–40: learners explain a step using the text and visual; 40–45: check the core idea.</w:t>
+            </w:r>
+          </w:p>
+        </w:tc>
+        <w:tc>
+          <w:tcPr>
+            <w:tcW w:type="dxa" w:w="3408"/>
+          </w:tcPr>
+          <w:p>
+            <w:r>
+              <w:t>Sections 1–6; record the brief recall in the workbook.</w:t>
+            </w:r>
+          </w:p>
+        </w:tc>
+      </w:tr>
+      <w:tr>
+        <w:tc>
+          <w:tcPr>
+            <w:tcW w:type="dxa" w:w="3408"/>
+          </w:tcPr>
+          <w:p>
+            <w:r>
+              <w:t>Session 2 · Practise · 45 min</w:t>
+            </w:r>
+          </w:p>
+        </w:tc>
+        <w:tc>
+          <w:tcPr>
+            <w:tcW w:type="dxa" w:w="3408"/>
+          </w:tcPr>
+          <w:p>
+            <w:r>
+              <w:t>0–5: retrieve the procedure; 5–15: W2 completion practice; 15–23: explain and check with a partner; 23–30: each learner answers the misconception check; 30–40: targeted reteaching or a harder variation; 40–45: prepare the investigation.</w:t>
+            </w:r>
+          </w:p>
+        </w:tc>
+        <w:tc>
+          <w:tcPr>
+            <w:tcW w:type="dxa" w:w="3408"/>
+          </w:tcPr>
+          <w:p>
+            <w:r>
+              <w:t>Sections 7–10; use the matching workbook W2 and misconception check.</w:t>
+            </w:r>
+          </w:p>
+        </w:tc>
+      </w:tr>
+      <w:tr>
+        <w:tc>
+          <w:tcPr>
+            <w:tcW w:type="dxa" w:w="3408"/>
+          </w:tcPr>
+          <w:p>
+            <w:r>
+              <w:t>Session 3 · Investigate and transfer · 45 min</w:t>
+            </w:r>
+          </w:p>
+        </w:tc>
+        <w:tc>
+          <w:tcPr>
+            <w:tcW w:type="dxa" w:w="3408"/>
+          </w:tcPr>
+          <w:p>
+            <w:r>
+              <w:t>0–5: retrieve the decision rule; 5–20: investigate or trace; 20–30: start the independent case; 30–38: connect the project; 38–43: act on feedback; 43–45: plan the return check.</w:t>
+            </w:r>
+          </w:p>
+        </w:tc>
+        <w:tc>
+          <w:tcPr>
+            <w:tcW w:type="dxa" w:w="3408"/>
+          </w:tcPr>
+          <w:p>
+            <w:r>
+              <w:t>Sections 9 and 11–14. Give extra time to finish the full task set; use Section 15 when the week includes a coding lab.</w:t>
+            </w:r>
+          </w:p>
+        </w:tc>
+      </w:tr>
+    </w:tbl>
+    <w:p>
+      <w:r>
+        <w:t>Before class, solve the supported practice: A grounded assistant supports 9 of 10 group-A cases and 6 of 10 group-B cases. Show the intermediate steps and give the conclusion with its scope.</w:t>
+      </w:r>
+    </w:p>
+    <w:p>
+      <w:r>
+        <w:t>Reasoned practice answer: Teacher explanation: Rates 90% and 60%; gap 30 percentage points. Investigate case mix, retrieval coverage and annotation rules before attributing cause.</w:t>
+      </w:r>
+    </w:p>
+    <w:p>
+      <w:r>
+        <w:t>Check every learner before discussion: Use the worked case for Representation and bias evaluation. Proposed explanation: “The worked result establishes every future case”. Decide whether this explanation is supported. Point to the step or supplied fact that decides; explain your repair if needed.</w:t>
+      </w:r>
+    </w:p>
+    <w:p>
+      <w:r>
+        <w:t>Misconception repair: Group comparisons require task relevance and appropriate data governance; differences alone do not identify a causal mechanism.</w:t>
+      </w:r>
+    </w:p>
+    <w:p>
+      <w:r>
+        <w:t>Support: read the exact case aloud, enlarge the labelled picture, supply input cards and model only the first deciding step. Accept a spoken explanation or drawing; retain the reasoning goal.</w:t>
+      </w:r>
+    </w:p>
+    <w:p>
+      <w:r>
+        <w:t>Extension: Pine instead has 6 supported answers out of 12. Require a prediction and a reason before comparing. Expected result: Pine is 50%, which is 25 percentage points below Birch. Reason: Equal correct counts do not imply equal rates when denominators differ.</w:t>
+      </w:r>
+    </w:p>
+    <w:p>
+      <w:r>
+        <w:t>Independent assessment: withhold the reserved answer until the learner has attempted the new case. Record support separately from correctness.</w:t>
+      </w:r>
+    </w:p>
+    <w:tbl>
+      <w:tblPr>
+        <w:tblStyle w:val="LightShading-Accent1"/>
+        <w:tblW w:type="auto" w:w="0"/>
+        <w:tblLook w:firstColumn="1" w:firstRow="1" w:lastColumn="0" w:lastRow="0" w:noHBand="0" w:noVBand="1" w:val="04A0"/>
+      </w:tblPr>
+      <w:tblGrid>
+        <w:gridCol w:w="2556"/>
+        <w:gridCol w:w="2556"/>
+        <w:gridCol w:w="2556"/>
+        <w:gridCol w:w="2556"/>
+      </w:tblGrid>
+      <w:tr>
+        <w:trPr>
+          <w:tblHeader/>
+        </w:trPr>
+        <w:tc>
+          <w:tcPr>
+            <w:tcW w:type="dxa" w:w="2556"/>
+          </w:tcPr>
+          <w:p>
+            <w:r>
+              <w:t>Criterion</w:t>
+            </w:r>
+          </w:p>
+        </w:tc>
+        <w:tc>
+          <w:tcPr>
+            <w:tcW w:type="dxa" w:w="2556"/>
+          </w:tcPr>
+          <w:p>
+            <w:r>
+              <w:t>Not yet</w:t>
+            </w:r>
+          </w:p>
+        </w:tc>
+        <w:tc>
+          <w:tcPr>
+            <w:tcW w:type="dxa" w:w="2556"/>
+          </w:tcPr>
+          <w:p>
+            <w:r>
+              <w:t>With support</w:t>
+            </w:r>
+          </w:p>
+        </w:tc>
+        <w:tc>
+          <w:tcPr>
+            <w:tcW w:type="dxa" w:w="2556"/>
+          </w:tcPr>
+          <w:p>
+            <w:r>
+              <w:t>Independent</w:t>
+            </w:r>
+          </w:p>
+        </w:tc>
+      </w:tr>
+      <w:tr>
+        <w:tc>
+          <w:tcPr>
+            <w:tcW w:type="dxa" w:w="2556"/>
+          </w:tcPr>
+          <w:p>
+            <w:r>
+              <w:t>Explanation</w:t>
+            </w:r>
+          </w:p>
+        </w:tc>
+        <w:tc>
+          <w:tcPr>
+            <w:tcW w:type="dxa" w:w="2556"/>
+          </w:tcPr>
+          <w:p>
+            <w:r>
+              <w:t>Names an answer without a deciding fact</w:t>
+            </w:r>
+          </w:p>
+        </w:tc>
+        <w:tc>
+          <w:tcPr>
+            <w:tcW w:type="dxa" w:w="2556"/>
+          </w:tcPr>
+          <w:p>
+            <w:r>
+              <w:t>Uses a hint to link fact and decision</w:t>
+            </w:r>
+          </w:p>
+        </w:tc>
+        <w:tc>
+          <w:tcPr>
+            <w:tcW w:type="dxa" w:w="2556"/>
+          </w:tcPr>
+          <w:p>
+            <w:r>
+              <w:t>Explains the deciding fact in own words</w:t>
+            </w:r>
+          </w:p>
+        </w:tc>
+      </w:tr>
+      <w:tr>
+        <w:tc>
+          <w:tcPr>
+            <w:tcW w:type="dxa" w:w="2556"/>
+          </w:tcPr>
+          <w:p>
+            <w:r>
+              <w:t>Trace or test</w:t>
+            </w:r>
+          </w:p>
+        </w:tc>
+        <w:tc>
+          <w:tcPr>
+            <w:tcW w:type="dxa" w:w="2556"/>
+          </w:tcPr>
+          <w:p>
+            <w:r>
+              <w:t>Cannot connect input and result</w:t>
+            </w:r>
+          </w:p>
+        </w:tc>
+        <w:tc>
+          <w:tcPr>
+            <w:tcW w:type="dxa" w:w="2556"/>
+          </w:tcPr>
+          <w:p>
+            <w:r>
+              <w:t>Completes steps with prompts</w:t>
+            </w:r>
+          </w:p>
+        </w:tc>
+        <w:tc>
+          <w:tcPr>
+            <w:tcW w:type="dxa" w:w="2556"/>
+          </w:tcPr>
+          <w:p>
+            <w:r>
+              <w:t>Traces or tests a changed case accurately</w:t>
+            </w:r>
+          </w:p>
+        </w:tc>
+      </w:tr>
+      <w:tr>
+        <w:tc>
+          <w:tcPr>
+            <w:tcW w:type="dxa" w:w="2556"/>
+          </w:tcPr>
+          <w:p>
+            <w:r>
+              <w:t>Limits and revision</w:t>
+            </w:r>
+          </w:p>
+        </w:tc>
+        <w:tc>
+          <w:tcPr>
+            <w:tcW w:type="dxa" w:w="2556"/>
+          </w:tcPr>
+          <w:p>
+            <w:r>
+              <w:t>Claims more than evidence supports</w:t>
+            </w:r>
+          </w:p>
+        </w:tc>
+        <w:tc>
+          <w:tcPr>
+            <w:tcW w:type="dxa" w:w="2556"/>
+          </w:tcPr>
+          <w:p>
+            <w:r>
+              <w:t>Names a limit after a prompt</w:t>
+            </w:r>
+          </w:p>
+        </w:tc>
+        <w:tc>
+          <w:tcPr>
+            <w:tcW w:type="dxa" w:w="2556"/>
+          </w:tcPr>
+          <w:p>
+            <w:r>
+              <w:t>States a defensible limit and useful next test</w:t>
+            </w:r>
+          </w:p>
+        </w:tc>
+      </w:tr>
+    </w:tbl>
+    <w:p>
+      <w:r>
+        <w:t>Project checkpoint: Prepare the demonstration. Gather reproducible instructions, evidence, access checks and remaining limitations.</w:t>
+      </w:r>
+    </w:p>
+    <w:p>
+      <w:r>
+        <w:t>Use the weekly teacher answer for topic-specific reasoning. A saved progress tick is an activity record; judge mastery from the learner’s explanation and evidence.</w:t>
+      </w:r>
+    </w:p>
     <w:sectPr>
       <w:pgSz w:w="12240" w:h="15840"/>
       <w:pgMar w:top="936" w:right="1008" w:bottom="936" w:left="1008" w:header="720" w:footer="720" w:gutter="0"/>

--- a/downloads/teacher/ai-3-week-30.docx
+++ b/downloads/teacher/ai-3-week-30.docx
@@ -3141,6 +3141,39 @@
         <w:t>Use the weekly teacher answer for topic-specific reasoning. A saved progress tick is an activity record; judge mastery from the learner’s explanation and evidence.</w:t>
       </w:r>
     </w:p>
+    <w:p>
+      <w:pPr>
+        <w:pStyle w:val="Heading1"/>
+      </w:pPr>
+      <w:r>
+        <w:t>08. Use feedback, labs and repair paths</w:t>
+      </w:r>
+    </w:p>
+    <w:p>
+      <w:r>
+        <w:t>Use the two formative questions as supported practice, not as independent mastery scores. Discuss the deciding evidence rather than accepting a guessed selection.</w:t>
+      </w:r>
+    </w:p>
+    <w:p>
+      <w:r>
+        <w:t>The feedback comes from the reviewed public worked case. Do not reveal the separately reserved independent teacher answer until the learner has attempted that case.</w:t>
+      </w:r>
+    </w:p>
+    <w:p>
+      <w:r>
+        <w:t>Ask students to predict before running code. Preserve errors and actual outputs; collect a changed test and an explanation. The branch-boundary and indexing lessons deliberately include failure cases.</w:t>
+      </w:r>
+    </w:p>
+    <w:p>
+      <w:r>
+        <w:t>Use the earlier worked-explanation links to address a specific missing building block, then return to the current question. Adapt this suggestion after observing the learner; it is not an automatic diagnosis.</w:t>
+      </w:r>
+    </w:p>
+    <w:p>
+      <w:r>
+        <w:t>Collect the completed-work portfolio as evidence. Record support separately from correctness, and assess explanation, trace/test and limitations. Progress ticks and quiz selections alone do not establish mastery.</w:t>
+      </w:r>
+    </w:p>
     <w:sectPr>
       <w:pgSz w:w="12240" w:h="15840"/>
       <w:pgMar w:top="936" w:right="1008" w:bottom="936" w:left="1008" w:header="720" w:footer="720" w:gutter="0"/>

--- a/downloads/teacher/ai-3-week-30.docx
+++ b/downloads/teacher/ai-3-week-30.docx
@@ -29,6 +29,11 @@
       </w:r>
     </w:p>
     <w:p>
+      <w:r>
+        <w:t>Prepare Bias and Representation: check the target, prerequisites, resources and adaptable teaching schedule.</w:t>
+      </w:r>
+    </w:p>
+    <w:p>
       <w:pPr>
         <w:pStyle w:val="Heading3"/>
       </w:pPr>
@@ -37,8 +42,38 @@
       </w:r>
     </w:p>
     <w:p>
-      <w:r>
-        <w:t>Primary target: Explain the mechanism and terminology of representation and bias evaluation</w:t>
+      <w:pPr>
+        <w:spacing w:line="336" w:lineRule="auto" w:after="180"/>
+      </w:pPr>
+      <w:r>
+        <w:rPr>
+          <w:b w:val="0"/>
+        </w:rPr>
+        <w:t xml:space="preserve">Primary target: Explain the </w:t>
+      </w:r>
+      <w:r>
+        <w:rPr>
+          <w:b/>
+        </w:rPr>
+        <w:t>mechanism</w:t>
+      </w:r>
+      <w:r>
+        <w:rPr>
+          <w:b w:val="0"/>
+        </w:rPr>
+        <w:t xml:space="preserve"> and terminology of </w:t>
+      </w:r>
+      <w:r>
+        <w:rPr>
+          <w:b/>
+        </w:rPr>
+        <w:t>representation</w:t>
+      </w:r>
+      <w:r>
+        <w:rPr>
+          <w:b w:val="0"/>
+        </w:rPr>
+        <w:t xml:space="preserve"> and bias evaluation</w:t>
       </w:r>
     </w:p>
     <w:tbl>
@@ -185,8 +220,37 @@
       </w:tr>
     </w:tbl>
     <w:p>
-      <w:r>
-        <w:t>This is a starting allocation of 135 minutes, not a validated duration. Preserve all named topics. Schedule extra time for connected examples, the full investigation, independent cases and project building. Repeated copies of a case share one recorded attempt; they are not new evidence.</w:t>
+      <w:pPr>
+        <w:spacing w:line="336" w:lineRule="auto" w:after="180"/>
+      </w:pPr>
+      <w:r>
+        <w:rPr>
+          <w:b w:val="0"/>
+        </w:rPr>
+        <w:t>This is a starting allocation of 135 minutes, not a validated duration. Preserve all named topics. Schedule extra time for connected examples, the full investigation, independent cases and project building.</w:t>
+      </w:r>
+    </w:p>
+    <w:p>
+      <w:pPr>
+        <w:spacing w:line="336" w:lineRule="auto" w:after="180"/>
+      </w:pPr>
+      <w:r>
+        <w:rPr>
+          <w:b w:val="0"/>
+        </w:rPr>
+        <w:t xml:space="preserve">Repeated copies of a case share one recorded attempt; they are not new </w:t>
+      </w:r>
+      <w:r>
+        <w:rPr>
+          <w:b/>
+        </w:rPr>
+        <w:t>evidence</w:t>
+      </w:r>
+      <w:r>
+        <w:rPr>
+          <w:b w:val="0"/>
+        </w:rPr>
+        <w:t>.</w:t>
       </w:r>
     </w:p>
     <w:p>
@@ -206,18 +270,70 @@
       </w:r>
     </w:p>
     <w:p>
-      <w:r>
+      <w:pPr>
+        <w:spacing w:line="336" w:lineRule="auto" w:after="180"/>
+      </w:pPr>
+      <w:r>
+        <w:rPr>
+          <w:b w:val="0"/>
+        </w:rPr>
         <w:t>Without opening the old lesson, explain one key idea from Copyright and Provenance. Give an example and a mistake that the idea helps you avoid.</w:t>
       </w:r>
     </w:p>
     <w:p>
-      <w:r>
-        <w:t>Look for: Explain the mechanism and terminology of copyright and permitted sources</w:t>
-      </w:r>
-    </w:p>
-    <w:p>
-      <w:r>
-        <w:t>Reference example, not the only acceptable wording: Teacher explanation: Permission to access a work and permission to redistribute or modify it are separate. Use a classroom licence ledger instead of assuming all online material is reusable. For this fictional policy, licence L permits classroom display with attribution but forbids public redistribution. Licence M permits adaptation and redistribution with attribution. Unknown permission means seek approval or choose a permitted alternative; this exercise is not a legal ruling.</w:t>
+      <w:pPr>
+        <w:spacing w:line="336" w:lineRule="auto" w:after="180"/>
+      </w:pPr>
+      <w:r>
+        <w:rPr>
+          <w:b w:val="0"/>
+        </w:rPr>
+        <w:t xml:space="preserve">Look for: Explain the </w:t>
+      </w:r>
+      <w:r>
+        <w:rPr>
+          <w:b/>
+        </w:rPr>
+        <w:t>mechanism</w:t>
+      </w:r>
+      <w:r>
+        <w:rPr>
+          <w:b w:val="0"/>
+        </w:rPr>
+        <w:t xml:space="preserve"> and terminology of copyright and permitted sources</w:t>
+      </w:r>
+    </w:p>
+    <w:p>
+      <w:pPr>
+        <w:spacing w:line="336" w:lineRule="auto" w:after="180"/>
+      </w:pPr>
+      <w:r>
+        <w:rPr>
+          <w:b w:val="0"/>
+        </w:rPr>
+        <w:t>Reference example, not the only acceptable wording: Teacher explanation: Permission to access a work and permission to redistribute or modify it are separate.</w:t>
+      </w:r>
+    </w:p>
+    <w:p>
+      <w:pPr>
+        <w:spacing w:line="336" w:lineRule="auto" w:after="180"/>
+      </w:pPr>
+      <w:r>
+        <w:rPr>
+          <w:b w:val="0"/>
+        </w:rPr>
+        <w:t>Use a classroom licence ledger instead of assuming all online material is reusable. For this fictional policy, licence L permits classroom display with attribution but forbids public redistribution.</w:t>
+      </w:r>
+    </w:p>
+    <w:p>
+      <w:pPr>
+        <w:spacing w:line="336" w:lineRule="auto" w:after="180"/>
+      </w:pPr>
+      <w:r>
+        <w:rPr>
+          <w:b w:val="0"/>
+        </w:rPr>
+        <w:t>Licence M permits adaptation and redistribution with attribution. Unknown permission means seek approval or choose a permitted alternative; this exercise is not a legal ruling.</w:t>
       </w:r>
     </w:p>
     <w:p>
@@ -229,18 +345,71 @@
       </w:r>
     </w:p>
     <w:p>
-      <w:r>
+      <w:pPr>
+        <w:spacing w:line="336" w:lineRule="auto" w:after="180"/>
+      </w:pPr>
+      <w:r>
+        <w:rPr>
+          <w:b w:val="0"/>
+        </w:rPr>
         <w:t>Without opening the old lesson, explain one key idea from Red Team the Product. Give an example and a mistake that the idea helps you avoid.</w:t>
       </w:r>
     </w:p>
     <w:p>
-      <w:r>
-        <w:t>Look for: Explain the mechanism and terminology of red team exercises</w:t>
-      </w:r>
-    </w:p>
-    <w:p>
-      <w:r>
-        <w:t>Reference example, not the only acceptable wording: Teacher explanation: Red-team exercises probe explicit failure boundaries in an authorised isolated fixture environment. Their purpose is evidence-based improvement. Use fictional records and allowed test routes. Define a target contract violation, record the exact case, observe action/data traces and preserve a reproducible report. Do not touch external systems.</w:t>
+      <w:pPr>
+        <w:spacing w:line="336" w:lineRule="auto" w:after="180"/>
+      </w:pPr>
+      <w:r>
+        <w:rPr>
+          <w:b w:val="0"/>
+        </w:rPr>
+        <w:t xml:space="preserve">Look for: Explain the </w:t>
+      </w:r>
+      <w:r>
+        <w:rPr>
+          <w:b/>
+        </w:rPr>
+        <w:t>mechanism</w:t>
+      </w:r>
+      <w:r>
+        <w:rPr>
+          <w:b w:val="0"/>
+        </w:rPr>
+        <w:t xml:space="preserve"> and terminology of red team exercises</w:t>
+      </w:r>
+    </w:p>
+    <w:p>
+      <w:pPr>
+        <w:spacing w:line="336" w:lineRule="auto" w:after="180"/>
+      </w:pPr>
+      <w:r>
+        <w:rPr>
+          <w:b w:val="0"/>
+        </w:rPr>
+        <w:t xml:space="preserve">Reference example, not the only acceptable wording: Teacher explanation: Red-team exercises probe explicit failure boundaries in an authorised isolated fixture environment. Their purpose is </w:t>
+      </w:r>
+      <w:r>
+        <w:rPr>
+          <w:b/>
+        </w:rPr>
+        <w:t>evidence</w:t>
+      </w:r>
+      <w:r>
+        <w:rPr>
+          <w:b w:val="0"/>
+        </w:rPr>
+        <w:t>-based improvement.</w:t>
+      </w:r>
+    </w:p>
+    <w:p>
+      <w:pPr>
+        <w:spacing w:line="336" w:lineRule="auto" w:after="180"/>
+      </w:pPr>
+      <w:r>
+        <w:rPr>
+          <w:b w:val="0"/>
+        </w:rPr>
+        <w:t>Use fictional records and allowed test routes. Define a target contract violation, record the exact case, observe action/data traces and preserve a reproducible report. Do not touch external systems.</w:t>
       </w:r>
     </w:p>
     <w:p>
@@ -252,22 +421,92 @@
       </w:r>
     </w:p>
     <w:p>
-      <w:r>
+      <w:pPr>
+        <w:spacing w:line="336" w:lineRule="auto" w:after="180"/>
+      </w:pPr>
+      <w:r>
+        <w:rPr>
+          <w:b w:val="0"/>
+        </w:rPr>
         <w:t>Without opening the old lesson, explain one key idea from Prototype a Grounded Assistant. Give an example and a mistake that the idea helps you avoid.</w:t>
       </w:r>
     </w:p>
     <w:p>
-      <w:r>
-        <w:t>Look for: Explain the mechanism and terminology of capstone grounded assistant</w:t>
-      </w:r>
-    </w:p>
-    <w:p>
-      <w:r>
-        <w:t>Reference example, not the only acceptable wording: Teacher explanation: Build the assistant as a sequence of testable stages: validate request, retrieve authorised evidence, decide answerability, draft, validate and return. Avoid merging all errors into one model score. A supported response requires current matching approval and register records. Any retrieval or validation failure gives needs_review with null claims. The classroom implementation performs no booking or external action.</w:t>
-      </w:r>
-    </w:p>
-    <w:p>
-      <w:r>
+      <w:pPr>
+        <w:spacing w:line="336" w:lineRule="auto" w:after="180"/>
+      </w:pPr>
+      <w:r>
+        <w:rPr>
+          <w:b w:val="0"/>
+        </w:rPr>
+        <w:t xml:space="preserve">Look for: Explain the </w:t>
+      </w:r>
+      <w:r>
+        <w:rPr>
+          <w:b/>
+        </w:rPr>
+        <w:t>mechanism</w:t>
+      </w:r>
+      <w:r>
+        <w:rPr>
+          <w:b w:val="0"/>
+        </w:rPr>
+        <w:t xml:space="preserve"> and terminology of capstone grounded assistant</w:t>
+      </w:r>
+    </w:p>
+    <w:p>
+      <w:pPr>
+        <w:spacing w:line="336" w:lineRule="auto" w:after="180"/>
+      </w:pPr>
+      <w:r>
+        <w:rPr>
+          <w:b w:val="0"/>
+        </w:rPr>
+        <w:t xml:space="preserve">Reference example, not the only acceptable wording: Teacher explanation: Build the assistant as a sequence of testable stages: validate request, retrieve authorised </w:t>
+      </w:r>
+      <w:r>
+        <w:rPr>
+          <w:b/>
+        </w:rPr>
+        <w:t>evidence</w:t>
+      </w:r>
+      <w:r>
+        <w:rPr>
+          <w:b w:val="0"/>
+        </w:rPr>
+        <w:t>, decide answerability, draft, validate and return.</w:t>
+      </w:r>
+    </w:p>
+    <w:p>
+      <w:pPr>
+        <w:spacing w:line="336" w:lineRule="auto" w:after="180"/>
+      </w:pPr>
+      <w:r>
+        <w:rPr>
+          <w:b w:val="0"/>
+        </w:rPr>
+        <w:t>Avoid merging all errors into one model score. A supported response requires current matching approval and register records. Any retrieval or validation failure gives needs_review with null claims.</w:t>
+      </w:r>
+    </w:p>
+    <w:p>
+      <w:pPr>
+        <w:spacing w:line="336" w:lineRule="auto" w:after="180"/>
+      </w:pPr>
+      <w:r>
+        <w:rPr>
+          <w:b w:val="0"/>
+        </w:rPr>
+        <w:t>The classroom implementation performs no booking or external action.</w:t>
+      </w:r>
+    </w:p>
+    <w:p>
+      <w:pPr>
+        <w:spacing w:line="336" w:lineRule="auto" w:after="180"/>
+      </w:pPr>
+      <w:r>
+        <w:rPr>
+          <w:b w:val="0"/>
+        </w:rPr>
         <w:t>Use the student module and workbook section with this exact week title. The worked case, independent question and answers below form one aligned lesson sequence.</w:t>
       </w:r>
     </w:p>
@@ -280,8 +519,26 @@
       </w:r>
     </w:p>
     <w:p>
-      <w:r>
-        <w:t>An illustration set always shows scientists in the same role and appearance. Define a review that examines representation without inferring personal identities from images.</w:t>
+      <w:pPr>
+        <w:spacing w:line="336" w:lineRule="auto" w:after="180"/>
+      </w:pPr>
+      <w:r>
+        <w:rPr>
+          <w:b w:val="0"/>
+        </w:rPr>
+        <w:t xml:space="preserve">An illustration set always shows scientists in the same role and appearance. Define a review that examines </w:t>
+      </w:r>
+      <w:r>
+        <w:rPr>
+          <w:b/>
+        </w:rPr>
+        <w:t>representation</w:t>
+      </w:r>
+      <w:r>
+        <w:rPr>
+          <w:b w:val="0"/>
+        </w:rPr>
+        <w:t xml:space="preserve"> without inferring personal identities from images.</w:t>
       </w:r>
     </w:p>
     <w:p>
@@ -293,8 +550,20 @@
       </w:r>
     </w:p>
     <w:p>
-      <w:r>
-        <w:t>Outputs should be tested for omission, stereotyping, and uneven quality.</w:t>
+      <w:pPr>
+        <w:spacing w:line="336" w:lineRule="auto" w:after="180"/>
+      </w:pPr>
+      <w:r>
+        <w:rPr>
+          <w:b/>
+        </w:rPr>
+        <w:t>Output</w:t>
+      </w:r>
+      <w:r>
+        <w:rPr>
+          <w:b w:val="0"/>
+        </w:rPr>
+        <w:t>s should be tested for omission, stereotyping, and uneven quality.</w:t>
       </w:r>
     </w:p>
     <w:tbl>
@@ -430,12 +699,38 @@
       </w:r>
     </w:p>
     <w:p>
-      <w:r>
+      <w:pPr>
+        <w:spacing w:line="336" w:lineRule="auto" w:after="180"/>
+      </w:pPr>
+      <w:r>
+        <w:rPr>
+          <w:b w:val="0"/>
+        </w:rPr>
         <w:t>Use the supplied scenario, student illustrations and blank paper. For numeric work, offer counters or a calculator after learners show the setup. Fictional records are supplied; personal data and paid accounts are unnecessary.</w:t>
       </w:r>
     </w:p>
     <w:p>
-      <w:r>
+      <w:pPr>
+        <w:pStyle w:val="Heading3"/>
+      </w:pPr>
+      <w:r>
+        <w:t>Alternative compact allocation</w:t>
+      </w:r>
+    </w:p>
+    <w:p>
+      <w:r>
+        <w:t>This compact option is not the full-week schedule. Use the main teaching cycle and allow extra sessions for the investigation, independent work and project.</w:t>
+      </w:r>
+    </w:p>
+    <w:p>
+      <w:pPr>
+        <w:spacing w:line="336" w:lineRule="auto" w:after="180"/>
+        <w:shd w:fill="F1F6F8"/>
+      </w:pPr>
+      <w:r>
+        <w:rPr>
+          <w:b w:val="0"/>
+        </w:rPr>
         <w:t>Allow 80 minutes: recall 8; explanation 12; worked demonstration 15; guided practice 20; independent assessment 15; project and reflection 10. Extend the lab into a second session when needed.</w:t>
       </w:r>
     </w:p>
@@ -448,8 +743,60 @@
       </w:r>
     </w:p>
     <w:p>
-      <w:r>
-        <w:t>Two 45-minute sessions. Bias evaluation tests defined outcomes across relevant conditions. Group averages can expose differences but cannot alone establish their cause or the correct remedy. Use the supplied constructed scenarios to make the mechanism inspectable. Collect W4 before sharing solutions. Students should name intermediate evidence and limitations; classroom pacing and learning effectiveness remain unvalidated.</w:t>
+      <w:pPr>
+        <w:spacing w:line="336" w:lineRule="auto" w:after="180"/>
+      </w:pPr>
+      <w:r>
+        <w:rPr>
+          <w:b w:val="0"/>
+        </w:rPr>
+        <w:t>Two 45-minute sessions. Bias evaluation tests defined outcomes across relevant conditions. Group averages can expose differences but cannot alone establish their cause or the correct remedy.</w:t>
+      </w:r>
+    </w:p>
+    <w:p>
+      <w:pPr>
+        <w:spacing w:line="336" w:lineRule="auto" w:after="180"/>
+      </w:pPr>
+      <w:r>
+        <w:rPr>
+          <w:b w:val="0"/>
+        </w:rPr>
+        <w:t xml:space="preserve">Use the supplied constructed scenarios to make the </w:t>
+      </w:r>
+      <w:r>
+        <w:rPr>
+          <w:b/>
+        </w:rPr>
+        <w:t>mechanism</w:t>
+      </w:r>
+      <w:r>
+        <w:rPr>
+          <w:b w:val="0"/>
+        </w:rPr>
+        <w:t xml:space="preserve"> inspectable. Collect W4 before sharing solutions.</w:t>
+      </w:r>
+    </w:p>
+    <w:p>
+      <w:pPr>
+        <w:spacing w:line="336" w:lineRule="auto" w:after="180"/>
+      </w:pPr>
+      <w:r>
+        <w:rPr>
+          <w:b w:val="0"/>
+        </w:rPr>
+        <w:t xml:space="preserve">Students should name intermediate </w:t>
+      </w:r>
+      <w:r>
+        <w:rPr>
+          <w:b/>
+        </w:rPr>
+        <w:t>evidence</w:t>
+      </w:r>
+      <w:r>
+        <w:rPr>
+          <w:b w:val="0"/>
+        </w:rPr>
+        <w:t xml:space="preserve"> and limitations; classroom pacing and learning effectiveness remain unvalidated.</w:t>
       </w:r>
     </w:p>
     <w:p>
@@ -461,22 +808,81 @@
       </w:r>
     </w:p>
     <w:p>
-      <w:r>
-        <w:t>A result depends on the inputs, procedure and conditions that produced it. Preserve data roles and distinguish observed outcomes from predictions or unmeasured conditions. If the prior concept cannot be explained, use a short retrieval activity before this chapter.</w:t>
-      </w:r>
-    </w:p>
-    <w:p>
-      <w:r>
+      <w:pPr>
+        <w:spacing w:line="336" w:lineRule="auto" w:after="180"/>
+      </w:pPr>
+      <w:r>
+        <w:rPr>
+          <w:b w:val="0"/>
+        </w:rPr>
+        <w:t xml:space="preserve">A result depends on the </w:t>
+      </w:r>
+      <w:r>
+        <w:rPr>
+          <w:b/>
+        </w:rPr>
+        <w:t>input</w:t>
+      </w:r>
+      <w:r>
+        <w:rPr>
+          <w:b w:val="0"/>
+        </w:rPr>
+        <w:t xml:space="preserve">s, procedure and conditions that produced it. Preserve data roles and distinguish observed outcomes from </w:t>
+      </w:r>
+      <w:r>
+        <w:rPr>
+          <w:b/>
+        </w:rPr>
+        <w:t>prediction</w:t>
+      </w:r>
+      <w:r>
+        <w:rPr>
+          <w:b w:val="0"/>
+        </w:rPr>
+        <w:t>s or unmeasured conditions.</w:t>
+      </w:r>
+    </w:p>
+    <w:p>
+      <w:pPr>
+        <w:spacing w:line="336" w:lineRule="auto" w:after="180"/>
+      </w:pPr>
+      <w:r>
+        <w:rPr>
+          <w:b w:val="0"/>
+        </w:rPr>
+        <w:t>If the prior concept cannot be explained, use a short retrieval activity before this chapter.</w:t>
+      </w:r>
+    </w:p>
+    <w:p>
+      <w:pPr>
+        <w:spacing w:line="336" w:lineRule="auto" w:after="180"/>
+      </w:pPr>
+      <w:r>
+        <w:rPr>
+          <w:b w:val="0"/>
+        </w:rPr>
         <w:t>Lesson and workbook; paper and pencil</w:t>
       </w:r>
     </w:p>
     <w:p>
-      <w:r>
+      <w:pPr>
+        <w:spacing w:line="336" w:lineRule="auto" w:after="180"/>
+      </w:pPr>
+      <w:r>
+        <w:rPr>
+          <w:b w:val="0"/>
+        </w:rPr>
         <w:t>Calculator and optional local Python 3 for arithmetic; no live API or private data</w:t>
       </w:r>
     </w:p>
     <w:p>
-      <w:r>
+      <w:pPr>
+        <w:spacing w:line="336" w:lineRule="auto" w:after="180"/>
+      </w:pPr>
+      <w:r>
+        <w:rPr>
+          <w:b w:val="0"/>
+        </w:rPr>
         <w:t>Prepare the fresh retry separately and withhold its solution until after collection</w:t>
       </w:r>
     </w:p>
@@ -489,12 +895,36 @@
       </w:r>
     </w:p>
     <w:p>
-      <w:r>
-        <w:t>By the end, I can explain bias and representation using a traced example and a stated limitation.</w:t>
-      </w:r>
-    </w:p>
-    <w:p>
-      <w:r>
+      <w:pPr>
+        <w:spacing w:line="336" w:lineRule="auto" w:after="180"/>
+      </w:pPr>
+      <w:r>
+        <w:rPr>
+          <w:b w:val="0"/>
+        </w:rPr>
+        <w:t xml:space="preserve">By the end, I can explain bias and </w:t>
+      </w:r>
+      <w:r>
+        <w:rPr>
+          <w:b/>
+        </w:rPr>
+        <w:t>representation</w:t>
+      </w:r>
+      <w:r>
+        <w:rPr>
+          <w:b w:val="0"/>
+        </w:rPr>
+        <w:t xml:space="preserve"> using a traced example and a stated limitation.</w:t>
+      </w:r>
+    </w:p>
+    <w:p>
+      <w:pPr>
+        <w:spacing w:line="336" w:lineRule="auto" w:after="180"/>
+      </w:pPr>
+      <w:r>
+        <w:rPr>
+          <w:b w:val="0"/>
+        </w:rPr>
         <w:t>This added worked case illustrates the week’s main idea. Retain all original and connected topics; schedule its practice within the teaching cycle.</w:t>
       </w:r>
     </w:p>
@@ -507,61 +937,215 @@
       </w:r>
     </w:p>
     <w:p>
+      <w:r>
+        <w:t>Model Bias and Representation using the supplied case, labelled mechanism and reasoning. Make the scope of each conclusion explicit.</w:t>
+      </w:r>
+    </w:p>
+    <w:p>
+      <w:pPr>
+        <w:spacing w:line="336" w:lineRule="auto" w:after="180"/>
+      </w:pPr>
+      <w:r>
+        <w:rPr>
+          <w:b/>
+        </w:rPr>
+        <w:t>Input</w:t>
+      </w:r>
+      <w:r>
+        <w:rPr>
+          <w:b w:val="0"/>
+        </w:rPr>
+        <w:t xml:space="preserve"> → </w:t>
+      </w:r>
+      <w:r>
+        <w:rPr>
+          <w:b/>
+        </w:rPr>
+        <w:t>Process</w:t>
+      </w:r>
+      <w:r>
+        <w:rPr>
+          <w:b w:val="0"/>
+        </w:rPr>
+        <w:t xml:space="preserve"> → </w:t>
+      </w:r>
+      <w:r>
+        <w:rPr>
+          <w:b/>
+        </w:rPr>
+        <w:t>Output</w:t>
+      </w:r>
+    </w:p>
+    <w:p>
+      <w:pPr>
+        <w:spacing w:line="336" w:lineRule="auto" w:after="180"/>
+      </w:pPr>
+      <w:r>
+        <w:rPr>
+          <w:b w:val="0"/>
+        </w:rPr>
+        <w:t>Trace the information. At each stage, ask what changed and how you could test it.</w:t>
+      </w:r>
+    </w:p>
+    <w:p>
+      <w:pPr>
+        <w:spacing w:line="336" w:lineRule="auto" w:after="180"/>
+      </w:pPr>
+      <w:r>
+        <w:rPr>
+          <w:b w:val="0"/>
+        </w:rPr>
+        <w:t>Which stage could fail even when the other two are correct? Explain:</w:t>
+      </w:r>
+    </w:p>
+    <w:p>
+      <w:pPr>
+        <w:spacing w:line="336" w:lineRule="auto" w:after="180"/>
+      </w:pPr>
+      <w:r>
+        <w:rPr>
+          <w:b w:val="0"/>
+        </w:rPr>
+        <w:t xml:space="preserve">Predict first. Then check each step. A correct answer without visible reasoning is incomplete </w:t>
+      </w:r>
+      <w:r>
+        <w:rPr>
+          <w:b/>
+        </w:rPr>
+        <w:t>evidence</w:t>
+      </w:r>
+      <w:r>
+        <w:rPr>
+          <w:b w:val="0"/>
+        </w:rPr>
+        <w:t>.</w:t>
+      </w:r>
+    </w:p>
+    <w:p>
+      <w:pPr>
+        <w:spacing w:line="336" w:lineRule="auto" w:after="180"/>
+        <w:shd w:fill="F4F9FC"/>
+      </w:pPr>
+      <w:r>
+        <w:rPr>
+          <w:b w:val="0"/>
+        </w:rPr>
+        <w:t>1. Generate comparable characters while changing one identity descriptor.</w:t>
+      </w:r>
+    </w:p>
+    <w:p>
+      <w:pPr>
+        <w:spacing w:line="336" w:lineRule="auto" w:after="180"/>
+        <w:shd w:fill="F4F9FC"/>
+      </w:pPr>
+      <w:r>
+        <w:rPr>
+          <w:b w:val="0"/>
+        </w:rPr>
+        <w:t xml:space="preserve">2. Count omissions, </w:t>
+      </w:r>
+      <w:r>
+        <w:rPr>
+          <w:b/>
+        </w:rPr>
+        <w:t>stereotype</w:t>
+      </w:r>
+      <w:r>
+        <w:rPr>
+          <w:b w:val="0"/>
+        </w:rPr>
+        <w:t>d roles, and quality differences.</w:t>
+      </w:r>
+    </w:p>
+    <w:p>
+      <w:pPr>
+        <w:spacing w:line="336" w:lineRule="auto" w:after="180"/>
+        <w:shd w:fill="F4F9FC"/>
+      </w:pPr>
+      <w:r>
+        <w:rPr>
+          <w:b w:val="0"/>
+        </w:rPr>
+        <w:t>3. A balanced count does not alone prove respectful depiction.</w:t>
+      </w:r>
+    </w:p>
+    <w:p>
+      <w:pPr>
+        <w:spacing w:line="336" w:lineRule="auto" w:after="180"/>
+        <w:shd w:fill="F4F9FC"/>
+      </w:pPr>
+      <w:r>
+        <w:rPr>
+          <w:b w:val="0"/>
+        </w:rPr>
+        <w:t xml:space="preserve">4. Repair prompt, data, filters, or use limits, then repeat the fixed </w:t>
+      </w:r>
+      <w:r>
+        <w:rPr>
+          <w:b/>
+        </w:rPr>
+        <w:t>audit</w:t>
+      </w:r>
+      <w:r>
+        <w:rPr>
+          <w:b w:val="0"/>
+        </w:rPr>
+        <w:t>.</w:t>
+      </w:r>
+    </w:p>
+    <w:p>
+      <w:pPr>
+        <w:spacing w:line="336" w:lineRule="auto" w:after="180"/>
+      </w:pPr>
+      <w:r>
+        <w:rPr>
+          <w:b w:val="0"/>
+        </w:rPr>
+        <w:t xml:space="preserve">Recalculate, retrace, or restate the reasoning in your own </w:t>
+      </w:r>
+      <w:r>
+        <w:rPr>
+          <w:b/>
+        </w:rPr>
+        <w:t>representation</w:t>
+      </w:r>
+      <w:r>
+        <w:rPr>
+          <w:b w:val="0"/>
+        </w:rPr>
+        <w:t>:</w:t>
+      </w:r>
+    </w:p>
+    <w:p>
+      <w:pPr>
+        <w:spacing w:line="336" w:lineRule="auto" w:after="180"/>
+        <w:shd w:fill="F5F1FB"/>
+      </w:pPr>
+      <w:r>
+        <w:rPr>
+          <w:b w:val="0"/>
+        </w:rPr>
+        <w:t xml:space="preserve">CHECK Did the </w:t>
+      </w:r>
+      <w:r>
+        <w:rPr>
+          <w:b/>
+        </w:rPr>
+        <w:t>evidence</w:t>
+      </w:r>
+      <w:r>
+        <w:rPr>
+          <w:b w:val="0"/>
+        </w:rPr>
+        <w:t xml:space="preserve"> answer the exact question? Did the total, path, or source record stay consistent?</w:t>
+      </w:r>
+    </w:p>
+    <w:p>
       <w:pPr>
         <w:pStyle w:val="Heading3"/>
       </w:pPr>
       <w:r>
-        <w:t>Explain the mechanism</w:t>
-      </w:r>
-    </w:p>
-    <w:p>
-      <w:r>
-        <w:t>Input → Process → Output</w:t>
-      </w:r>
-    </w:p>
-    <w:p>
-      <w:r>
-        <w:t>Trace the information. At each stage, ask what changed and how you could test it.</w:t>
-      </w:r>
-    </w:p>
-    <w:p>
-      <w:r>
-        <w:t>Which stage could fail even when the other two are correct? Explain:</w:t>
-      </w:r>
-    </w:p>
-    <w:p>
-      <w:r>
-        <w:t>Predict first. Then check each step. A correct answer without visible reasoning is incomplete evidence.</w:t>
-      </w:r>
-    </w:p>
-    <w:p>
-      <w:r>
-        <w:t>1. Generate comparable characters while changing one identity descriptor.</w:t>
-      </w:r>
-    </w:p>
-    <w:p>
-      <w:r>
-        <w:t>2. Count omissions, stereotyped roles, and quality differences.</w:t>
-      </w:r>
-    </w:p>
-    <w:p>
-      <w:r>
-        <w:t>3. A balanced count does not alone prove respectful depiction.</w:t>
-      </w:r>
-    </w:p>
-    <w:p>
-      <w:r>
-        <w:t>4. Repair prompt, data, filters, or use limits, then repeat the fixed audit.</w:t>
-      </w:r>
-    </w:p>
-    <w:p>
-      <w:r>
-        <w:t>Recalculate, retrace, or restate the reasoning in your own representation:</w:t>
-      </w:r>
-    </w:p>
-    <w:p>
-      <w:r>
-        <w:t>CHECK Did the evidence answer the exact question? Did the total, path, or source record stay consistent?</w:t>
+        <w:t>Concrete teaching case</w:t>
       </w:r>
     </w:p>
     <w:p>
@@ -569,58 +1153,217 @@
         <w:pStyle w:val="Heading3"/>
       </w:pPr>
       <w:r>
-        <w:t>Concrete teaching case</w:t>
-      </w:r>
-    </w:p>
-    <w:p>
-      <w:r>
+        <w:t>The teaching case</w:t>
+      </w:r>
+    </w:p>
+    <w:p>
+      <w:pPr>
+        <w:spacing w:line="336" w:lineRule="auto" w:after="180"/>
+        <w:shd w:fill="F1F6FC"/>
+      </w:pPr>
+      <w:r>
+        <w:rPr>
+          <w:b w:val="0"/>
+        </w:rPr>
         <w:t>Scientist images repeatedly show only one demographic group.</w:t>
       </w:r>
     </w:p>
     <w:p>
-      <w:r>
-        <w:t>Evaluate and improve representation.</w:t>
-      </w:r>
-    </w:p>
-    <w:p>
       <w:pPr>
         <w:pStyle w:val="Heading3"/>
       </w:pPr>
       <w:r>
+        <w:t>The teaching case</w:t>
+      </w:r>
+    </w:p>
+    <w:p>
+      <w:pPr>
+        <w:spacing w:line="336" w:lineRule="auto" w:after="180"/>
+        <w:shd w:fill="F1F6FC"/>
+      </w:pPr>
+      <w:r>
+        <w:rPr>
+          <w:b w:val="0"/>
+        </w:rPr>
+        <w:t xml:space="preserve">Evaluate and improve </w:t>
+      </w:r>
+      <w:r>
+        <w:rPr>
+          <w:b/>
+        </w:rPr>
+        <w:t>representation</w:t>
+      </w:r>
+      <w:r>
+        <w:rPr>
+          <w:b w:val="0"/>
+        </w:rPr>
+        <w:t>.</w:t>
+      </w:r>
+    </w:p>
+    <w:p>
+      <w:pPr>
+        <w:pStyle w:val="Heading3"/>
+      </w:pPr>
+      <w:r>
         <w:t>Exact explanation to model</w:t>
       </w:r>
     </w:p>
     <w:p>
-      <w:r>
-        <w:t>Review relevant representation criteria across outputs, revise inclusive requirements and retest. Appearance alone cannot establish absence of all bias.</w:t>
-      </w:r>
-    </w:p>
-    <w:p>
       <w:pPr>
         <w:pStyle w:val="Heading3"/>
       </w:pPr>
       <w:r>
+        <w:t>Why the result follows</w:t>
+      </w:r>
+    </w:p>
+    <w:p>
+      <w:pPr>
+        <w:spacing w:line="336" w:lineRule="auto" w:after="180"/>
+        <w:shd w:fill="F1F6FC"/>
+      </w:pPr>
+      <w:r>
+        <w:rPr>
+          <w:b w:val="0"/>
+        </w:rPr>
+        <w:t xml:space="preserve">Review relevant </w:t>
+      </w:r>
+      <w:r>
+        <w:rPr>
+          <w:b/>
+        </w:rPr>
+        <w:t>representation</w:t>
+      </w:r>
+      <w:r>
+        <w:rPr>
+          <w:b w:val="0"/>
+        </w:rPr>
+        <w:t xml:space="preserve"> criteria across </w:t>
+      </w:r>
+      <w:r>
+        <w:rPr>
+          <w:b/>
+        </w:rPr>
+        <w:t>output</w:t>
+      </w:r>
+      <w:r>
+        <w:rPr>
+          <w:b w:val="0"/>
+        </w:rPr>
+        <w:t>s, revise inclusive requirements and retest. Appearance alone cannot establish absence of all bias.</w:t>
+      </w:r>
+    </w:p>
+    <w:p>
+      <w:pPr>
+        <w:pStyle w:val="Heading3"/>
+      </w:pPr>
+      <w:r>
         <w:t>Explain the added worked example</w:t>
       </w:r>
     </w:p>
     <w:p>
-      <w:r>
+      <w:pPr>
+        <w:spacing w:line="336" w:lineRule="auto" w:after="180"/>
+      </w:pPr>
+      <w:r>
+        <w:rPr>
+          <w:b w:val="0"/>
+        </w:rPr>
         <w:t>Bias evaluation tests defined outcomes across relevant conditions. Group averages can expose differences but cannot alone establish their cause or the correct remedy.</w:t>
       </w:r>
     </w:p>
     <w:p>
-      <w:r>
-        <w:t>Begin by writing the question the procedure is intended to answer. Identify the information already supplied, the information it will produce and the information still missing. These are constructed classroom examples; they do not require live accounts, private records or an external service. Do not treat a plausible explanation as a measured outcome.</w:t>
-      </w:r>
-    </w:p>
-    <w:p>
-      <w:r>
+      <w:pPr>
+        <w:pStyle w:val="Heading3"/>
+      </w:pPr>
+      <w:r>
+        <w:t>Explain the added worked example · 1</w:t>
+      </w:r>
+    </w:p>
+    <w:p>
+      <w:pPr>
+        <w:spacing w:line="336" w:lineRule="auto" w:after="180"/>
+      </w:pPr>
+      <w:r>
+        <w:rPr>
+          <w:b w:val="0"/>
+        </w:rPr>
+        <w:t>Begin by writing the question the procedure is intended to answer. Identify the information already supplied, the information it will produce and the information still missing.</w:t>
+      </w:r>
+    </w:p>
+    <w:p>
+      <w:pPr>
+        <w:spacing w:line="336" w:lineRule="auto" w:after="180"/>
+      </w:pPr>
+      <w:r>
+        <w:rPr>
+          <w:b w:val="0"/>
+        </w:rPr>
+        <w:t>These are constructed classroom examples; they do not require live accounts, private records or an external service. Do not treat a plausible explanation as a measured outcome.</w:t>
+      </w:r>
+    </w:p>
+    <w:p>
+      <w:pPr>
+        <w:spacing w:line="336" w:lineRule="auto" w:after="180"/>
+      </w:pPr>
+      <w:r>
+        <w:rPr>
+          <w:b w:val="0"/>
+        </w:rPr>
         <w:t>Define the task, relevant groups, labels and denominators before comparing. Use fictional, non-identifying records. Evaluate quality and fallback outcomes separately; preserve sample sizes and unresolved explanations.</w:t>
       </w:r>
     </w:p>
     <w:p>
-      <w:r>
-        <w:t>Before applying the procedure, write its units, denominator or decision boundary where relevant. A partner should be able to repeat each step using the same inputs. If a required input is absent or violates the stated contract, record that condition explicitly instead of quietly replacing it with a convenient value.</w:t>
+      <w:pPr>
+        <w:pStyle w:val="Heading3"/>
+      </w:pPr>
+      <w:r>
+        <w:t>Explain the added worked example · 2</w:t>
+      </w:r>
+    </w:p>
+    <w:p>
+      <w:pPr>
+        <w:spacing w:line="336" w:lineRule="auto" w:after="180"/>
+      </w:pPr>
+      <w:r>
+        <w:rPr>
+          <w:b w:val="0"/>
+        </w:rPr>
+        <w:t xml:space="preserve">Before applying the procedure, write its units, denominator or decision boundary where relevant. A partner should be able to repeat each step using the same </w:t>
+      </w:r>
+      <w:r>
+        <w:rPr>
+          <w:b/>
+        </w:rPr>
+        <w:t>input</w:t>
+      </w:r>
+      <w:r>
+        <w:rPr>
+          <w:b w:val="0"/>
+        </w:rPr>
+        <w:t>s.</w:t>
+      </w:r>
+    </w:p>
+    <w:p>
+      <w:pPr>
+        <w:spacing w:line="336" w:lineRule="auto" w:after="180"/>
+      </w:pPr>
+      <w:r>
+        <w:rPr>
+          <w:b w:val="0"/>
+        </w:rPr>
+        <w:t xml:space="preserve">If a required </w:t>
+      </w:r>
+      <w:r>
+        <w:rPr>
+          <w:b/>
+        </w:rPr>
+        <w:t>input</w:t>
+      </w:r>
+      <w:r>
+        <w:rPr>
+          <w:b w:val="0"/>
+        </w:rPr>
+        <w:t xml:space="preserve"> is absent or violates the stated contract, record that condition explicitly instead of quietly replacing it with a convenient value.</w:t>
       </w:r>
     </w:p>
     <w:p>
@@ -742,23 +1485,149 @@
       </w:r>
     </w:p>
     <w:p>
-      <w:r>
-        <w:t>Use the complete worked example below before asking learners to complete W2. Reveal a small part, invite a prediction, then explain the deciding step. These teacher notes contain solutions; do not reveal the independent case answer during modelling.</w:t>
-      </w:r>
-    </w:p>
-    <w:p>
-      <w:r>
+      <w:pPr>
+        <w:spacing w:line="336" w:lineRule="auto" w:after="180"/>
+      </w:pPr>
+      <w:r>
+        <w:rPr>
+          <w:b w:val="0"/>
+        </w:rPr>
+        <w:t xml:space="preserve">Use the complete worked example below before asking learners to complete W2. Reveal a small part, invite a </w:t>
+      </w:r>
+      <w:r>
+        <w:rPr>
+          <w:b/>
+        </w:rPr>
+        <w:t>prediction</w:t>
+      </w:r>
+      <w:r>
+        <w:rPr>
+          <w:b w:val="0"/>
+        </w:rPr>
+        <w:t>, then explain the deciding step.</w:t>
+      </w:r>
+    </w:p>
+    <w:p>
+      <w:pPr>
+        <w:spacing w:line="336" w:lineRule="auto" w:after="180"/>
+      </w:pPr>
+      <w:r>
+        <w:rPr>
+          <w:b w:val="0"/>
+        </w:rPr>
+        <w:t>These teacher notes contain solutions; do not reveal the independent case answer during modelling.</w:t>
+      </w:r>
+    </w:p>
+    <w:p>
+      <w:pPr>
+        <w:spacing w:line="336" w:lineRule="auto" w:after="180"/>
+      </w:pPr>
+      <w:r>
+        <w:rPr>
+          <w:b w:val="0"/>
+        </w:rPr>
         <w:t>A grounded assistant supports 9 of 10 group-A cases and 6 of 10 group-B cases.</w:t>
       </w:r>
     </w:p>
     <w:p>
-      <w:r>
-        <w:t>Rates 90% and 60%; gap 30 percentage points. Investigate case mix, retrieval coverage and annotation rules before attributing cause.</w:t>
-      </w:r>
-    </w:p>
-    <w:p>
-      <w:r>
-        <w:t>Compare the intermediate evidence with the final statement. Explain why each number or decision follows from the stated inputs. The conclusion belongs to this scenario and procedure; changing the inputs, evaluation population or authority can change what it establishes. Retain the raw record so a later revision can be compared honestly.</w:t>
+      <w:pPr>
+        <w:spacing w:line="336" w:lineRule="auto" w:after="180"/>
+      </w:pPr>
+      <w:r>
+        <w:rPr>
+          <w:b w:val="0"/>
+        </w:rPr>
+        <w:t xml:space="preserve">Rates 90% and </w:t>
+      </w:r>
+      <w:r>
+        <w:rPr>
+          <w:b/>
+        </w:rPr>
+        <w:t>60%</w:t>
+      </w:r>
+      <w:r>
+        <w:rPr>
+          <w:b w:val="0"/>
+        </w:rPr>
+        <w:t xml:space="preserve">; gap 30 percentage points. Investigate </w:t>
+      </w:r>
+      <w:r>
+        <w:rPr>
+          <w:b/>
+        </w:rPr>
+        <w:t>case mix</w:t>
+      </w:r>
+      <w:r>
+        <w:rPr>
+          <w:b w:val="0"/>
+        </w:rPr>
+        <w:t>, retrieval coverage and annotation rules before attributing cause.</w:t>
+      </w:r>
+    </w:p>
+    <w:p>
+      <w:pPr>
+        <w:pStyle w:val="Heading3"/>
+      </w:pPr>
+      <w:r>
+        <w:t>Model the reasoning aloud · 3</w:t>
+      </w:r>
+    </w:p>
+    <w:p>
+      <w:pPr>
+        <w:spacing w:line="336" w:lineRule="auto" w:after="180"/>
+      </w:pPr>
+      <w:r>
+        <w:rPr>
+          <w:b w:val="0"/>
+        </w:rPr>
+        <w:t xml:space="preserve">Compare the intermediate </w:t>
+      </w:r>
+      <w:r>
+        <w:rPr>
+          <w:b/>
+        </w:rPr>
+        <w:t>evidence</w:t>
+      </w:r>
+      <w:r>
+        <w:rPr>
+          <w:b w:val="0"/>
+        </w:rPr>
+        <w:t xml:space="preserve"> with the final statement. Explain why each number or decision follows from the stated </w:t>
+      </w:r>
+      <w:r>
+        <w:rPr>
+          <w:b/>
+        </w:rPr>
+        <w:t>input</w:t>
+      </w:r>
+      <w:r>
+        <w:rPr>
+          <w:b w:val="0"/>
+        </w:rPr>
+        <w:t>s.</w:t>
+      </w:r>
+    </w:p>
+    <w:p>
+      <w:pPr>
+        <w:spacing w:line="336" w:lineRule="auto" w:after="180"/>
+      </w:pPr>
+      <w:r>
+        <w:rPr>
+          <w:b w:val="0"/>
+        </w:rPr>
+        <w:t xml:space="preserve">The conclusion belongs to this scenario and procedure; changing the </w:t>
+      </w:r>
+      <w:r>
+        <w:rPr>
+          <w:b/>
+        </w:rPr>
+        <w:t>input</w:t>
+      </w:r>
+      <w:r>
+        <w:rPr>
+          <w:b w:val="0"/>
+        </w:rPr>
+        <w:t>s, evaluation population or authority can change what it establishes. Retain the raw record so a later revision can be compared honestly.</w:t>
       </w:r>
     </w:p>
     <w:tbl>
@@ -864,8 +1733,26 @@
       </w:tr>
     </w:tbl>
     <w:p>
-      <w:r>
-        <w:t>Use the diagram and verbal explanation together. Ask learners to match a sentence to a specific visual step; do not assign learners fixed visual or auditory learning styles.</w:t>
+      <w:pPr>
+        <w:spacing w:line="336" w:lineRule="auto" w:after="180"/>
+      </w:pPr>
+      <w:r>
+        <w:rPr>
+          <w:b w:val="0"/>
+        </w:rPr>
+        <w:t xml:space="preserve">Use the diagram and verbal explanation together. Ask learners to match a sentence to a specific visual step; do not assign learners fixed visual or </w:t>
+      </w:r>
+      <w:r>
+        <w:rPr>
+          <w:b/>
+        </w:rPr>
+        <w:t>audit</w:t>
+      </w:r>
+      <w:r>
+        <w:rPr>
+          <w:b w:val="0"/>
+        </w:rPr>
+        <w:t>ory learning styles.</w:t>
       </w:r>
     </w:p>
     <w:p>
@@ -877,7 +1764,13 @@
       </w:r>
     </w:p>
     <w:p>
-      <w:r>
+      <w:pPr>
+        <w:spacing w:line="336" w:lineRule="auto" w:after="180"/>
+      </w:pPr>
+      <w:r>
+        <w:rPr>
+          <w:b w:val="0"/>
+        </w:rPr>
         <w:t>Compare study-answer support rates when groups have different numbers of questions.</w:t>
       </w:r>
     </w:p>
@@ -890,13 +1783,55 @@
       </w:r>
     </w:p>
     <w:p>
-      <w:r>
+      <w:pPr>
+        <w:pStyle w:val="Heading3"/>
+      </w:pPr>
+      <w:r>
+        <w:t>Supplied facts</w:t>
+      </w:r>
+    </w:p>
+    <w:p>
+      <w:pPr>
+        <w:spacing w:line="336" w:lineRule="auto" w:after="180"/>
+        <w:shd w:fill="F1F6FC"/>
+      </w:pPr>
+      <w:r>
+        <w:rPr>
+          <w:b w:val="0"/>
+        </w:rPr>
         <w:t>Group Birch has 6 supported answers in 8 cases; group Pine has 9 supported answers in 12 cases. Both groups use the same support rubric.</w:t>
       </w:r>
     </w:p>
     <w:p>
-      <w:r>
-        <w:t>All inputs and outcomes in this worked example are invented classroom data; no real model run is claimed.</w:t>
+      <w:pPr>
+        <w:pStyle w:val="Heading3"/>
+      </w:pPr>
+      <w:r>
+        <w:t>Supplied facts</w:t>
+      </w:r>
+    </w:p>
+    <w:p>
+      <w:pPr>
+        <w:spacing w:line="336" w:lineRule="auto" w:after="180"/>
+        <w:shd w:fill="F1F6FC"/>
+      </w:pPr>
+      <w:r>
+        <w:rPr>
+          <w:b w:val="0"/>
+        </w:rPr>
+        <w:t xml:space="preserve">All </w:t>
+      </w:r>
+      <w:r>
+        <w:rPr>
+          <w:b/>
+        </w:rPr>
+        <w:t>input</w:t>
+      </w:r>
+      <w:r>
+        <w:rPr>
+          <w:b w:val="0"/>
+        </w:rPr>
+        <w:t>s and outcomes in this worked example are invented classroom data; no real model run is claimed.</w:t>
       </w:r>
     </w:p>
     <w:p>
@@ -1059,20 +1994,74 @@
       </w:r>
     </w:p>
     <w:p>
-      <w:r>
-        <w:t>Read the picture in order. Check the two Birch and three Pine failures before deciding what revision each needs. The arrows show which recorded input or intermediate result each decision uses. Explain the deciding step aloud before checking the changed case; pointing to the final answer alone does not show how it follows.</w:t>
-      </w:r>
-    </w:p>
-    <w:p>
       <w:pPr>
         <w:pStyle w:val="Heading3"/>
       </w:pPr>
       <w:r>
+        <w:t>Why the result follows</w:t>
+      </w:r>
+    </w:p>
+    <w:p>
+      <w:pPr>
+        <w:spacing w:line="336" w:lineRule="auto" w:after="180"/>
+        <w:shd w:fill="F1F6FC"/>
+      </w:pPr>
+      <w:r>
+        <w:rPr>
+          <w:b w:val="0"/>
+        </w:rPr>
+        <w:t xml:space="preserve">Read the picture in order. Check the two Birch and three Pine failures before deciding what revision each needs. The arrows show which recorded </w:t>
+      </w:r>
+      <w:r>
+        <w:rPr>
+          <w:b/>
+        </w:rPr>
+        <w:t>input</w:t>
+      </w:r>
+      <w:r>
+        <w:rPr>
+          <w:b w:val="0"/>
+        </w:rPr>
+        <w:t xml:space="preserve"> or intermediate result each decision uses.</w:t>
+      </w:r>
+    </w:p>
+    <w:p>
+      <w:pPr>
+        <w:spacing w:line="336" w:lineRule="auto" w:after="180"/>
+        <w:shd w:fill="F1F6FC"/>
+      </w:pPr>
+      <w:r>
+        <w:rPr>
+          <w:b w:val="0"/>
+        </w:rPr>
+        <w:t>Explain the deciding step aloud before checking the changed case; pointing to the final answer alone does not show how it follows.</w:t>
+      </w:r>
+    </w:p>
+    <w:p>
+      <w:pPr>
+        <w:pStyle w:val="Heading3"/>
+      </w:pPr>
+      <w:r>
         <w:t>What this example does not establish</w:t>
       </w:r>
     </w:p>
     <w:p>
-      <w:r>
+      <w:pPr>
+        <w:pStyle w:val="Heading3"/>
+      </w:pPr>
+      <w:r>
+        <w:t>Keep the stated limit</w:t>
+      </w:r>
+    </w:p>
+    <w:p>
+      <w:pPr>
+        <w:spacing w:line="336" w:lineRule="auto" w:after="180"/>
+        <w:shd w:fill="FFF5E6"/>
+      </w:pPr>
+      <w:r>
+        <w:rPr>
+          <w:b w:val="0"/>
+        </w:rPr>
         <w:t>These groups are fictional; small samples and unmatched question difficulty limit conclusions about fairness.</w:t>
       </w:r>
     </w:p>
@@ -1085,17 +2074,68 @@
       </w:r>
     </w:p>
     <w:p>
-      <w:r>
+      <w:pPr>
+        <w:pStyle w:val="Heading3"/>
+      </w:pPr>
+      <w:r>
+        <w:t>Change one thing</w:t>
+      </w:r>
+    </w:p>
+    <w:p>
+      <w:pPr>
+        <w:spacing w:line="336" w:lineRule="auto" w:after="180"/>
+        <w:shd w:fill="F5F1FB"/>
+      </w:pPr>
+      <w:r>
+        <w:rPr>
+          <w:b w:val="0"/>
+        </w:rPr>
         <w:t>Change: Pine instead has 6 supported answers out of 12.</w:t>
       </w:r>
     </w:p>
     <w:p>
-      <w:r>
-        <w:t>Prediction: Pine is 50%, which is 25 percentage points below Birch.</w:t>
-      </w:r>
-    </w:p>
-    <w:p>
-      <w:r>
+      <w:pPr>
+        <w:pStyle w:val="Heading3"/>
+      </w:pPr>
+      <w:r>
+        <w:t>Predicted result</w:t>
+      </w:r>
+    </w:p>
+    <w:p>
+      <w:pPr>
+        <w:spacing w:line="336" w:lineRule="auto" w:after="180"/>
+        <w:shd w:fill="F1F6FC"/>
+      </w:pPr>
+      <w:r>
+        <w:rPr>
+          <w:b/>
+        </w:rPr>
+        <w:t>Prediction</w:t>
+      </w:r>
+      <w:r>
+        <w:rPr>
+          <w:b w:val="0"/>
+        </w:rPr>
+        <w:t>: Pine is 50%, which is 25 percentage points below Birch.</w:t>
+      </w:r>
+    </w:p>
+    <w:p>
+      <w:pPr>
+        <w:pStyle w:val="Heading3"/>
+      </w:pPr>
+      <w:r>
+        <w:t>Why the result follows</w:t>
+      </w:r>
+    </w:p>
+    <w:p>
+      <w:pPr>
+        <w:spacing w:line="336" w:lineRule="auto" w:after="180"/>
+        <w:shd w:fill="F1F6FC"/>
+      </w:pPr>
+      <w:r>
+        <w:rPr>
+          <w:b w:val="0"/>
+        </w:rPr>
         <w:t>Reason: Equal correct counts do not imply equal rates when denominators differ.</w:t>
       </w:r>
     </w:p>
@@ -1108,8 +2148,69 @@
       </w:r>
     </w:p>
     <w:p>
-      <w:r>
-        <w:t>Cover the result. Ask learners to name the inputs and predict the next step. Uncover one step, connect the icon to the actual procedure, and explain its evidence. Then change the supplied condition and compare. The picture is a representation; it does not document execution of a real AI model.</w:t>
+      <w:pPr>
+        <w:pStyle w:val="Heading3"/>
+      </w:pPr>
+      <w:r>
+        <w:t>Ask while showing the picture · 4</w:t>
+      </w:r>
+    </w:p>
+    <w:p>
+      <w:pPr>
+        <w:spacing w:line="336" w:lineRule="auto" w:after="180"/>
+      </w:pPr>
+      <w:r>
+        <w:rPr>
+          <w:b w:val="0"/>
+        </w:rPr>
+        <w:t xml:space="preserve">Cover the result. Ask learners to name the </w:t>
+      </w:r>
+      <w:r>
+        <w:rPr>
+          <w:b/>
+        </w:rPr>
+        <w:t>input</w:t>
+      </w:r>
+      <w:r>
+        <w:rPr>
+          <w:b w:val="0"/>
+        </w:rPr>
+        <w:t xml:space="preserve">s and predict the next step. Uncover one step, connect the icon to the actual procedure, and explain its </w:t>
+      </w:r>
+      <w:r>
+        <w:rPr>
+          <w:b/>
+        </w:rPr>
+        <w:t>evidence</w:t>
+      </w:r>
+      <w:r>
+        <w:rPr>
+          <w:b w:val="0"/>
+        </w:rPr>
+        <w:t>. Then change the supplied condition and compare.</w:t>
+      </w:r>
+    </w:p>
+    <w:p>
+      <w:pPr>
+        <w:spacing w:line="336" w:lineRule="auto" w:after="180"/>
+      </w:pPr>
+      <w:r>
+        <w:rPr>
+          <w:b w:val="0"/>
+        </w:rPr>
+        <w:t xml:space="preserve">The picture is a </w:t>
+      </w:r>
+      <w:r>
+        <w:rPr>
+          <w:b/>
+        </w:rPr>
+        <w:t>representation</w:t>
+      </w:r>
+      <w:r>
+        <w:rPr>
+          <w:b w:val="0"/>
+        </w:rPr>
+        <w:t>; it does not document execution of a real AI model.</w:t>
       </w:r>
     </w:p>
     <w:p>
@@ -1121,11 +2222,16 @@
       </w:r>
     </w:p>
     <w:p>
+      <w:r>
+        <w:t>Demonstrate Bias and Representation, reduce support deliberately and check individual reasoning before discussing answers.</w:t>
+      </w:r>
+    </w:p>
+    <w:p>
       <w:pPr>
         <w:pStyle w:val="Heading3"/>
       </w:pPr>
       <w:r>
-        <w:t>Demonstrate and guide practice</w:t>
+        <w:t>Board sequence</w:t>
       </w:r>
     </w:p>
     <w:p>
@@ -1133,26 +2239,126 @@
         <w:pStyle w:val="Heading3"/>
       </w:pPr>
       <w:r>
-        <w:t>Board sequence</w:t>
-      </w:r>
-    </w:p>
-    <w:p>
-      <w:r>
+        <w:t>1. Put the facts on the board</w:t>
+      </w:r>
+    </w:p>
+    <w:p>
+      <w:pPr>
+        <w:spacing w:line="336" w:lineRule="auto" w:after="180"/>
+        <w:shd w:fill="F4F9FC"/>
+      </w:pPr>
+      <w:r>
+        <w:rPr>
+          <w:b w:val="0"/>
+        </w:rPr>
         <w:t>Write the given facts: Scientist images repeatedly show only one demographic group.</w:t>
       </w:r>
     </w:p>
     <w:p>
-      <w:r>
-        <w:t>Write the question to explain: Evaluate and improve representation.</w:t>
-      </w:r>
-    </w:p>
-    <w:p>
-      <w:r>
-        <w:t>Reveal after predictions: Review relevant representation criteria across outputs, revise inclusive requirements and retest. Appearance alone cannot establish absence of all bias.</w:t>
-      </w:r>
-    </w:p>
-    <w:p>
-      <w:r>
+      <w:pPr>
+        <w:pStyle w:val="Heading3"/>
+      </w:pPr>
+      <w:r>
+        <w:t>2. State the decision to explain</w:t>
+      </w:r>
+    </w:p>
+    <w:p>
+      <w:pPr>
+        <w:spacing w:line="336" w:lineRule="auto" w:after="180"/>
+        <w:shd w:fill="F4F9FC"/>
+      </w:pPr>
+      <w:r>
+        <w:rPr>
+          <w:b w:val="0"/>
+        </w:rPr>
+        <w:t xml:space="preserve">Write the question to explain: Evaluate and improve </w:t>
+      </w:r>
+      <w:r>
+        <w:rPr>
+          <w:b/>
+        </w:rPr>
+        <w:t>representation</w:t>
+      </w:r>
+      <w:r>
+        <w:rPr>
+          <w:b w:val="0"/>
+        </w:rPr>
+        <w:t>.</w:t>
+      </w:r>
+    </w:p>
+    <w:p>
+      <w:pPr>
+        <w:pStyle w:val="Heading3"/>
+      </w:pPr>
+      <w:r>
+        <w:t>3. Reveal the worked reasoning</w:t>
+      </w:r>
+    </w:p>
+    <w:p>
+      <w:pPr>
+        <w:spacing w:line="336" w:lineRule="auto" w:after="180"/>
+        <w:shd w:fill="F1F6FC"/>
+      </w:pPr>
+      <w:r>
+        <w:rPr>
+          <w:b w:val="0"/>
+        </w:rPr>
+        <w:t xml:space="preserve">Reveal after </w:t>
+      </w:r>
+      <w:r>
+        <w:rPr>
+          <w:b/>
+        </w:rPr>
+        <w:t>prediction</w:t>
+      </w:r>
+      <w:r>
+        <w:rPr>
+          <w:b w:val="0"/>
+        </w:rPr>
+        <w:t xml:space="preserve">s: Review relevant </w:t>
+      </w:r>
+      <w:r>
+        <w:rPr>
+          <w:b/>
+        </w:rPr>
+        <w:t>representation</w:t>
+      </w:r>
+      <w:r>
+        <w:rPr>
+          <w:b w:val="0"/>
+        </w:rPr>
+        <w:t xml:space="preserve"> criteria across </w:t>
+      </w:r>
+      <w:r>
+        <w:rPr>
+          <w:b/>
+        </w:rPr>
+        <w:t>output</w:t>
+      </w:r>
+      <w:r>
+        <w:rPr>
+          <w:b w:val="0"/>
+        </w:rPr>
+        <w:t>s, revise inclusive requirements and retest. Appearance alone cannot establish absence of all bias.</w:t>
+      </w:r>
+    </w:p>
+    <w:p>
+      <w:pPr>
+        <w:pStyle w:val="Heading3"/>
+      </w:pPr>
+      <w:r>
+        <w:t>Hold back the independent task</w:t>
+      </w:r>
+    </w:p>
+    <w:p>
+      <w:pPr>
+        <w:spacing w:line="336" w:lineRule="auto" w:after="180"/>
+        <w:shd w:fill="F5F1FB"/>
+      </w:pPr>
+      <w:r>
+        <w:rPr>
+          <w:b w:val="0"/>
+        </w:rPr>
         <w:t>Keep for an independent attempt: An assistant is tested on six fluent requests but no requests with spelling errors. What gap does this leave, and how should the evaluation expand?</w:t>
       </w:r>
     </w:p>
@@ -1165,23 +2371,77 @@
       </w:r>
     </w:p>
     <w:p>
-      <w:r>
+      <w:pPr>
+        <w:pStyle w:val="Heading3"/>
+      </w:pPr>
+      <w:r>
+        <w:t>Ask the class</w:t>
+      </w:r>
+    </w:p>
+    <w:p>
+      <w:pPr>
+        <w:spacing w:line="336" w:lineRule="auto" w:after="180"/>
+        <w:shd w:fill="F5F1FB"/>
+      </w:pPr>
+      <w:r>
+        <w:rPr>
+          <w:b w:val="0"/>
+        </w:rPr>
         <w:t>Ask: Which facts are given, and which would we have to assume? Learners mark relevant details before discussing answers.</w:t>
       </w:r>
     </w:p>
     <w:p>
-      <w:r>
+      <w:pPr>
+        <w:pStyle w:val="Heading3"/>
+      </w:pPr>
+      <w:r>
+        <w:t>Language to model</w:t>
+      </w:r>
+    </w:p>
+    <w:p>
+      <w:pPr>
+        <w:spacing w:line="336" w:lineRule="auto" w:after="180"/>
+        <w:shd w:fill="F1F6F8"/>
+      </w:pPr>
+      <w:r>
+        <w:rPr>
+          <w:b w:val="0"/>
+        </w:rPr>
         <w:t>Say: Predict first. Show the rule, information path or calculation that would produce the result. A correct guess is not yet an explanation.</w:t>
       </w:r>
     </w:p>
     <w:p>
-      <w:r>
+      <w:pPr>
+        <w:spacing w:line="336" w:lineRule="auto" w:after="180"/>
+      </w:pPr>
+      <w:r>
+        <w:rPr>
+          <w:b w:val="0"/>
+        </w:rPr>
         <w:t>Reveal reasoning one step at a time. Explain why a tempting alternative fails. Write units and denominators for arithmetic, trace conditions for decisions, and identify supporting sources for claims.</w:t>
       </w:r>
     </w:p>
     <w:p>
-      <w:r>
-        <w:t>In pairs, one learner solves while the other checks evidence; exchange roles. Remove the worked answer before independent assessment.</w:t>
+      <w:pPr>
+        <w:spacing w:line="336" w:lineRule="auto" w:after="180"/>
+      </w:pPr>
+      <w:r>
+        <w:rPr>
+          <w:b w:val="0"/>
+        </w:rPr>
+        <w:t xml:space="preserve">In pairs, one learner solves while the other checks </w:t>
+      </w:r>
+      <w:r>
+        <w:rPr>
+          <w:b/>
+        </w:rPr>
+        <w:t>evidence</w:t>
+      </w:r>
+      <w:r>
+        <w:rPr>
+          <w:b w:val="0"/>
+        </w:rPr>
+        <w:t>; exchange roles. Remove the worked answer before independent assessment.</w:t>
       </w:r>
     </w:p>
     <w:p>
@@ -1193,8 +2453,96 @@
       </w:r>
     </w:p>
     <w:p>
-      <w:r>
-        <w:t>Guided: Rates 90% and 60%; gap 30 percentage points. Investigate case mix, retrieval coverage and annotation rules before attributing cause. Qualification: Group comparisons require task relevance and appropriate data governance; differences alone do not identify a causal mechanism. Exit: accept a concrete variation with its predicted outcome and a stated condition that would challenge the mechanism; reject a claim resting on unmeasured evidence.</w:t>
+      <w:pPr>
+        <w:spacing w:line="336" w:lineRule="auto" w:after="180"/>
+      </w:pPr>
+      <w:r>
+        <w:rPr>
+          <w:b w:val="0"/>
+        </w:rPr>
+        <w:t xml:space="preserve">Guided: Rates 90% and </w:t>
+      </w:r>
+      <w:r>
+        <w:rPr>
+          <w:b/>
+        </w:rPr>
+        <w:t>60%</w:t>
+      </w:r>
+      <w:r>
+        <w:rPr>
+          <w:b w:val="0"/>
+        </w:rPr>
+        <w:t xml:space="preserve">; gap 30 percentage points. Investigate </w:t>
+      </w:r>
+      <w:r>
+        <w:rPr>
+          <w:b/>
+        </w:rPr>
+        <w:t>case mix</w:t>
+      </w:r>
+      <w:r>
+        <w:rPr>
+          <w:b w:val="0"/>
+        </w:rPr>
+        <w:t>, retrieval coverage and annotation rules before attributing cause.</w:t>
+      </w:r>
+    </w:p>
+    <w:p>
+      <w:pPr>
+        <w:spacing w:line="336" w:lineRule="auto" w:after="180"/>
+      </w:pPr>
+      <w:r>
+        <w:rPr>
+          <w:b w:val="0"/>
+        </w:rPr>
+        <w:t xml:space="preserve">Qualification: Group comparisons require task relevance and appropriate data governance; differences alone do not identify a causal </w:t>
+      </w:r>
+      <w:r>
+        <w:rPr>
+          <w:b/>
+        </w:rPr>
+        <w:t>mechanism</w:t>
+      </w:r>
+      <w:r>
+        <w:rPr>
+          <w:b w:val="0"/>
+        </w:rPr>
+        <w:t>.</w:t>
+      </w:r>
+    </w:p>
+    <w:p>
+      <w:pPr>
+        <w:spacing w:line="336" w:lineRule="auto" w:after="180"/>
+      </w:pPr>
+      <w:r>
+        <w:rPr>
+          <w:b w:val="0"/>
+        </w:rPr>
+        <w:t xml:space="preserve">Exit: accept a concrete variation with its predicted outcome and a stated condition that would challenge the </w:t>
+      </w:r>
+      <w:r>
+        <w:rPr>
+          <w:b/>
+        </w:rPr>
+        <w:t>mechanism</w:t>
+      </w:r>
+      <w:r>
+        <w:rPr>
+          <w:b w:val="0"/>
+        </w:rPr>
+        <w:t xml:space="preserve">; reject a claim resting on unmeasured </w:t>
+      </w:r>
+      <w:r>
+        <w:rPr>
+          <w:b/>
+        </w:rPr>
+        <w:t>evidence</w:t>
+      </w:r>
+      <w:r>
+        <w:rPr>
+          <w:b w:val="0"/>
+        </w:rPr>
+        <w:t>.</w:t>
       </w:r>
     </w:p>
     <w:p>
@@ -1426,41 +2774,143 @@
       </w:r>
     </w:p>
     <w:p>
-      <w:r>
+      <w:pPr>
+        <w:pStyle w:val="Heading3"/>
+      </w:pPr>
+      <w:r>
+        <w:t>Completion practice</w:t>
+      </w:r>
+    </w:p>
+    <w:p>
+      <w:pPr>
+        <w:spacing w:line="336" w:lineRule="auto" w:after="180"/>
+        <w:shd w:fill="F5F1FB"/>
+      </w:pPr>
+      <w:r>
+        <w:rPr>
+          <w:b w:val="0"/>
+        </w:rPr>
         <w:t>Completion task: A grounded assistant supports 9 of 10 group-A cases and 6 of 10 group-B cases. Show the intermediate steps and give the conclusion with its scope.</w:t>
       </w:r>
     </w:p>
     <w:p>
-      <w:r>
-        <w:t>Teacher check: Teacher explanation: Rates 90% and 60%; gap 30 percentage points. Investigate case mix, retrieval coverage and annotation rules before attributing cause.</w:t>
-      </w:r>
-    </w:p>
-    <w:p>
-      <w:r>
-        <w:t>Start by identifying the given inputs together. Leave the intermediate steps blank. If needed, model one step, then withdraw that help on the next step. Move to a full trace only when the partial trace is understood. For partners, alternate explainer and checker; collect a response from every learner before discussion.</w:t>
-      </w:r>
-    </w:p>
-    <w:p>
       <w:pPr>
         <w:pStyle w:val="Heading3"/>
       </w:pPr>
       <w:r>
+        <w:t>Reasoning to listen for</w:t>
+      </w:r>
+    </w:p>
+    <w:p>
+      <w:pPr>
+        <w:spacing w:line="336" w:lineRule="auto" w:after="180"/>
+        <w:shd w:fill="F1F6FC"/>
+      </w:pPr>
+      <w:r>
+        <w:rPr>
+          <w:b w:val="0"/>
+        </w:rPr>
+        <w:t xml:space="preserve">Teacher check: Teacher explanation: Rates 90% and </w:t>
+      </w:r>
+      <w:r>
+        <w:rPr>
+          <w:b/>
+        </w:rPr>
+        <w:t>60%</w:t>
+      </w:r>
+      <w:r>
+        <w:rPr>
+          <w:b w:val="0"/>
+        </w:rPr>
+        <w:t xml:space="preserve">; gap 30 percentage points. Investigate </w:t>
+      </w:r>
+      <w:r>
+        <w:rPr>
+          <w:b/>
+        </w:rPr>
+        <w:t>case mix</w:t>
+      </w:r>
+      <w:r>
+        <w:rPr>
+          <w:b w:val="0"/>
+        </w:rPr>
+        <w:t>, retrieval coverage and annotation rules before attributing cause.</w:t>
+      </w:r>
+    </w:p>
+    <w:p>
+      <w:pPr>
+        <w:spacing w:line="336" w:lineRule="auto" w:after="180"/>
+      </w:pPr>
+      <w:r>
+        <w:rPr>
+          <w:b w:val="0"/>
+        </w:rPr>
+        <w:t xml:space="preserve">Start by identifying the given </w:t>
+      </w:r>
+      <w:r>
+        <w:rPr>
+          <w:b/>
+        </w:rPr>
+        <w:t>input</w:t>
+      </w:r>
+      <w:r>
+        <w:rPr>
+          <w:b w:val="0"/>
+        </w:rPr>
+        <w:t>s together. Leave the intermediate steps blank. If needed, model one step, then withdraw that help on the next step. Move to a full trace only when the partial trace is understood.</w:t>
+      </w:r>
+    </w:p>
+    <w:p>
+      <w:pPr>
+        <w:spacing w:line="336" w:lineRule="auto" w:after="180"/>
+      </w:pPr>
+      <w:r>
+        <w:rPr>
+          <w:b w:val="0"/>
+        </w:rPr>
+        <w:t>For partners, alternate explainer and checker; collect a response from every learner before discussion.</w:t>
+      </w:r>
+    </w:p>
+    <w:p>
+      <w:pPr>
+        <w:pStyle w:val="Heading3"/>
+      </w:pPr>
+      <w:r>
         <w:t>Individual reasoning check</w:t>
       </w:r>
     </w:p>
     <w:p>
-      <w:r>
-        <w:t>Use the worked case for Representation and bias evaluation. Proposed explanation: “The worked result establishes every future case”. Decide whether this explanation is supported. Point to the step or supplied fact that decides; explain your repair if needed.</w:t>
-      </w:r>
-    </w:p>
-    <w:p>
-      <w:r>
-        <w:t>Expected correction: Group comparisons require task relevance and appropriate data governance; differences alone do not identify a causal mechanism.</w:t>
-      </w:r>
-    </w:p>
-    <w:p>
-      <w:r>
-        <w:t>Collect explanations, not only yes/no votes. If a misunderstanding is common, re-model the relevant step for the class. If it affects a few learners, give a short targeted group explanation while others solve a more demanding variation.</w:t>
+      <w:pPr>
+        <w:spacing w:line="336" w:lineRule="auto" w:after="180"/>
+      </w:pPr>
+      <w:r>
+        <w:rPr>
+          <w:b w:val="0"/>
+        </w:rPr>
+        <w:t xml:space="preserve">Use the worked case for </w:t>
+      </w:r>
+      <w:r>
+        <w:rPr>
+          <w:b/>
+        </w:rPr>
+        <w:t>Representation</w:t>
+      </w:r>
+      <w:r>
+        <w:rPr>
+          <w:b w:val="0"/>
+        </w:rPr>
+        <w:t xml:space="preserve"> and bias evaluation. Proposed explanation: “The worked result establishes every future case”. Decide whether this explanation is supported.</w:t>
+      </w:r>
+    </w:p>
+    <w:p>
+      <w:pPr>
+        <w:spacing w:line="336" w:lineRule="auto" w:after="180"/>
+      </w:pPr>
+      <w:r>
+        <w:rPr>
+          <w:b w:val="0"/>
+        </w:rPr>
+        <w:t>Point to the step or supplied fact that decides; explain your repair if needed.</w:t>
       </w:r>
     </w:p>
     <w:p>
@@ -1468,12 +2918,84 @@
         <w:pStyle w:val="Heading3"/>
       </w:pPr>
       <w:r>
+        <w:t>Expected repair</w:t>
+      </w:r>
+    </w:p>
+    <w:p>
+      <w:pPr>
+        <w:spacing w:line="336" w:lineRule="auto" w:after="180"/>
+        <w:shd w:fill="F1F6FC"/>
+      </w:pPr>
+      <w:r>
+        <w:rPr>
+          <w:b w:val="0"/>
+        </w:rPr>
+        <w:t xml:space="preserve">Expected correction: Group comparisons require task relevance and appropriate data governance; differences alone do not identify a causal </w:t>
+      </w:r>
+      <w:r>
+        <w:rPr>
+          <w:b/>
+        </w:rPr>
+        <w:t>mechanism</w:t>
+      </w:r>
+      <w:r>
+        <w:rPr>
+          <w:b w:val="0"/>
+        </w:rPr>
+        <w:t>.</w:t>
+      </w:r>
+    </w:p>
+    <w:p>
+      <w:pPr>
+        <w:spacing w:line="336" w:lineRule="auto" w:after="180"/>
+      </w:pPr>
+      <w:r>
+        <w:rPr>
+          <w:b w:val="0"/>
+        </w:rPr>
+        <w:t>Collect explanations, not only yes/no votes. If a misunderstanding is common, re-model the relevant step for the class.</w:t>
+      </w:r>
+    </w:p>
+    <w:p>
+      <w:pPr>
+        <w:spacing w:line="336" w:lineRule="auto" w:after="180"/>
+      </w:pPr>
+      <w:r>
+        <w:rPr>
+          <w:b w:val="0"/>
+        </w:rPr>
+        <w:t>If it affects a few learners, give a short targeted group explanation while others solve a more demanding variation.</w:t>
+      </w:r>
+    </w:p>
+    <w:p>
+      <w:pPr>
+        <w:pStyle w:val="Heading3"/>
+      </w:pPr>
+      <w:r>
         <w:t>Pictorial practice question</w:t>
       </w:r>
     </w:p>
     <w:p>
-      <w:r>
-        <w:t>Explain why comparing six correct answers in each group would mislead. Point to the relevant step in the picture, then write the changed result and the rule or evidence that supports it.</w:t>
+      <w:pPr>
+        <w:spacing w:line="336" w:lineRule="auto" w:after="180"/>
+      </w:pPr>
+      <w:r>
+        <w:rPr>
+          <w:b w:val="0"/>
+        </w:rPr>
+        <w:t xml:space="preserve">Explain why comparing six correct answers in each group would mislead. Point to the relevant step in the picture, then write the changed result and the rule or </w:t>
+      </w:r>
+      <w:r>
+        <w:rPr>
+          <w:b/>
+        </w:rPr>
+        <w:t>evidence</w:t>
+      </w:r>
+      <w:r>
+        <w:rPr>
+          <w:b w:val="0"/>
+        </w:rPr>
+        <w:t xml:space="preserve"> that supports it.</w:t>
       </w:r>
     </w:p>
     <w:p>
@@ -1485,18 +3007,71 @@
       </w:r>
     </w:p>
     <w:p>
-      <w:r>
-        <w:t>Birch has 6/8=75%; changed Pine has 6/12=50%. Counts must be paired with the number of opportunities. Changed-case check: Pine is 50%, which is 25 percentage points below Birch. Equal correct counts do not imply equal rates when denominators differ.</w:t>
-      </w:r>
-    </w:p>
-    <w:p>
-      <w:r>
+      <w:pPr>
+        <w:spacing w:line="336" w:lineRule="auto" w:after="180"/>
+      </w:pPr>
+      <w:r>
+        <w:rPr>
+          <w:b w:val="0"/>
+        </w:rPr>
+        <w:t>Birch has 6/8=75%; changed Pine has 6/12=50%. Counts must be paired with the number of opportunities. Changed-case check: Pine is 50%, which is 25 percentage points below Birch.</w:t>
+      </w:r>
+    </w:p>
+    <w:p>
+      <w:pPr>
+        <w:spacing w:line="336" w:lineRule="auto" w:after="180"/>
+      </w:pPr>
+      <w:r>
+        <w:rPr>
+          <w:b w:val="0"/>
+        </w:rPr>
+        <w:t>Equal correct counts do not imply equal rates when denominators differ.</w:t>
+      </w:r>
+    </w:p>
+    <w:p>
+      <w:pPr>
+        <w:spacing w:line="336" w:lineRule="auto" w:after="180"/>
+      </w:pPr>
+      <w:r>
+        <w:rPr>
+          <w:b w:val="0"/>
+        </w:rPr>
         <w:t>Changed-case reasoning: Pine is 50%, which is 25 percentage points below Birch. Equal correct counts do not imply equal rates when denominators differ.</w:t>
       </w:r>
     </w:p>
     <w:p>
-      <w:r>
-        <w:t>Collect each learner’s explanation before discussion. Use the first missing connection between input, deciding step and result to choose support. This question is worked-case practice, not fresh mastery evidence.</w:t>
+      <w:pPr>
+        <w:spacing w:line="336" w:lineRule="auto" w:after="180"/>
+      </w:pPr>
+      <w:r>
+        <w:rPr>
+          <w:b w:val="0"/>
+        </w:rPr>
+        <w:t xml:space="preserve">Collect each learner’s explanation before discussion. Use the first missing connection between </w:t>
+      </w:r>
+      <w:r>
+        <w:rPr>
+          <w:b/>
+        </w:rPr>
+        <w:t>input</w:t>
+      </w:r>
+      <w:r>
+        <w:rPr>
+          <w:b w:val="0"/>
+        </w:rPr>
+        <w:t xml:space="preserve">, deciding step and result to choose support. This question is worked-case practice, not fresh mastery </w:t>
+      </w:r>
+      <w:r>
+        <w:rPr>
+          <w:b/>
+        </w:rPr>
+        <w:t>evidence</w:t>
+      </w:r>
+      <w:r>
+        <w:rPr>
+          <w:b w:val="0"/>
+        </w:rPr>
+        <w:t>.</w:t>
       </w:r>
     </w:p>
     <w:p>
@@ -1508,54 +3083,117 @@
       </w:r>
     </w:p>
     <w:p>
+      <w:r>
+        <w:t>Run the Bias and Representation investigation and use the first unsupported step to choose a teaching response.</w:t>
+      </w:r>
+    </w:p>
+    <w:p>
+      <w:pPr>
+        <w:spacing w:line="336" w:lineRule="auto" w:after="180"/>
+      </w:pPr>
+      <w:r>
+        <w:rPr>
+          <w:b w:val="0"/>
+        </w:rPr>
+        <w:t>Words You Can Use to Reason</w:t>
+      </w:r>
+    </w:p>
+    <w:p>
+      <w:pPr>
+        <w:spacing w:line="336" w:lineRule="auto" w:after="180"/>
+      </w:pPr>
+      <w:r>
+        <w:rPr>
+          <w:b w:val="0"/>
+        </w:rPr>
+        <w:t>A definition matters when you can recognize the idea, use it, and contrast it with a near-miss.</w:t>
+      </w:r>
+    </w:p>
+    <w:p>
+      <w:pPr>
+        <w:spacing w:line="336" w:lineRule="auto" w:after="180"/>
+      </w:pPr>
+      <w:r>
+        <w:rPr>
+          <w:b w:val="0"/>
+        </w:rPr>
+        <w:t>Predict → Test → Record → Explain</w:t>
+      </w:r>
+    </w:p>
+    <w:p>
+      <w:pPr>
+        <w:spacing w:line="336" w:lineRule="auto" w:after="180"/>
+      </w:pPr>
+      <w:r>
+        <w:rPr>
+          <w:b w:val="0"/>
+        </w:rPr>
+        <w:t>Keep expected and actual results separate. Surprises are useful data when recorded honestly.</w:t>
+      </w:r>
+    </w:p>
+    <w:p>
+      <w:pPr>
+        <w:spacing w:line="336" w:lineRule="auto" w:after="180"/>
+      </w:pPr>
+      <w:r>
+        <w:rPr>
+          <w:b w:val="0"/>
+        </w:rPr>
+        <w:t xml:space="preserve">Create paired prompts, score quality and </w:t>
+      </w:r>
+      <w:r>
+        <w:rPr>
+          <w:b/>
+        </w:rPr>
+        <w:t>stereotype</w:t>
+      </w:r>
+      <w:r>
+        <w:rPr>
+          <w:b w:val="0"/>
+        </w:rPr>
+        <w:t>s, compare patterns, and propose one controlled mitigation with retest.</w:t>
+      </w:r>
+    </w:p>
+    <w:p>
+      <w:pPr>
+        <w:spacing w:line="336" w:lineRule="auto" w:after="180"/>
+        <w:shd w:fill="F5F1FB"/>
+      </w:pPr>
+      <w:r>
+        <w:rPr>
+          <w:b w:val="0"/>
+        </w:rPr>
+        <w:t>What did the hardest test teach you that the normal test did not?</w:t>
+      </w:r>
+    </w:p>
+    <w:p>
       <w:pPr>
         <w:pStyle w:val="Heading3"/>
       </w:pPr>
       <w:r>
-        <w:t>Run the weekly evidence lab</w:t>
-      </w:r>
-    </w:p>
-    <w:p>
-      <w:r>
-        <w:t>Words You Can Use to Reason</w:t>
-      </w:r>
-    </w:p>
-    <w:p>
-      <w:r>
-        <w:t>A definition matters when you can recognize the idea, use it, and contrast it with a near-miss.</w:t>
-      </w:r>
-    </w:p>
-    <w:p>
-      <w:r>
-        <w:t>Predict → Test → Record → Explain</w:t>
-      </w:r>
-    </w:p>
-    <w:p>
-      <w:r>
-        <w:t>Keep expected and actual results separate. Surprises are useful data when recorded honestly.</w:t>
-      </w:r>
-    </w:p>
-    <w:p>
-      <w:r>
-        <w:t>Create paired prompts, score quality and stereotypes, compare patterns, and propose one controlled mitigation with retest.</w:t>
-      </w:r>
-    </w:p>
-    <w:p>
-      <w:r>
-        <w:t>What did the hardest test teach you that the normal test did not?</w:t>
-      </w:r>
-    </w:p>
-    <w:p>
-      <w:pPr>
-        <w:pStyle w:val="Heading3"/>
-      </w:pPr>
-      <w:r>
         <w:t>Make the lab runnable</w:t>
       </w:r>
     </w:p>
     <w:p>
-      <w:r>
-        <w:t>Use the concrete case as the shared normal case and the independent question as a second case. Each pair creates a boundary or missing-information case and predicts its result before testing. Keep the expected result separate from an observed mistake.</w:t>
+      <w:pPr>
+        <w:spacing w:line="336" w:lineRule="auto" w:after="180"/>
+      </w:pPr>
+      <w:r>
+        <w:rPr>
+          <w:b w:val="0"/>
+        </w:rPr>
+        <w:t>Use the concrete case as the shared normal case and the independent question as a second case. Each pair creates a boundary or missing-information case and predicts its result before testing.</w:t>
+      </w:r>
+    </w:p>
+    <w:p>
+      <w:pPr>
+        <w:spacing w:line="336" w:lineRule="auto" w:after="180"/>
+      </w:pPr>
+      <w:r>
+        <w:rPr>
+          <w:b w:val="0"/>
+        </w:rPr>
+        <w:t>Keep the expected result separate from an observed mistake.</w:t>
       </w:r>
     </w:p>
     <w:tbl>
@@ -1713,8 +3351,25 @@
       </w:r>
     </w:p>
     <w:p>
-      <w:r>
-        <w:t>For guessing, return to given facts and request a trace. For vocabulary without application, use one example and one non-example. For arithmetic errors, check the setup before the calculation. Finish with a different uncoached case before recording mastery.</w:t>
+      <w:pPr>
+        <w:spacing w:line="336" w:lineRule="auto" w:after="180"/>
+      </w:pPr>
+      <w:r>
+        <w:rPr>
+          <w:b w:val="0"/>
+        </w:rPr>
+        <w:t>For guessing, return to given facts and request a trace. For vocabulary without application, use one example and one non-example. For arithmetic errors, check the setup before the calculation.</w:t>
+      </w:r>
+    </w:p>
+    <w:p>
+      <w:pPr>
+        <w:spacing w:line="336" w:lineRule="auto" w:after="180"/>
+      </w:pPr>
+      <w:r>
+        <w:rPr>
+          <w:b w:val="0"/>
+        </w:rPr>
+        <w:t>Finish with a different uncoached case before recording mastery.</w:t>
       </w:r>
     </w:p>
     <w:p>
@@ -1726,18 +3381,84 @@
       </w:r>
     </w:p>
     <w:p>
-      <w:r>
-        <w:t>The worked result establishes every future case: Group comparisons require task relevance and appropriate data governance; differences alone do not identify a causal mechanism.</w:t>
-      </w:r>
-    </w:p>
-    <w:p>
-      <w:r>
-        <w:t>A missing input may be replaced without recording the change: A replacement changes the evidence or contract. Record the change and its justification; do not silently turn unknown into a measured value.</w:t>
-      </w:r>
-    </w:p>
-    <w:p>
-      <w:r>
-        <w:t>Repeating an assessed case is new independent evidence: A replay checks consistency. An example used for feedback or revision cannot later be described as untouched final evaluation.</w:t>
+      <w:pPr>
+        <w:spacing w:line="336" w:lineRule="auto" w:after="180"/>
+      </w:pPr>
+      <w:r>
+        <w:rPr>
+          <w:b w:val="0"/>
+        </w:rPr>
+        <w:t xml:space="preserve">The worked result establishes every future case: Group comparisons require task relevance and appropriate data governance; differences alone do not identify a causal </w:t>
+      </w:r>
+      <w:r>
+        <w:rPr>
+          <w:b/>
+        </w:rPr>
+        <w:t>mechanism</w:t>
+      </w:r>
+      <w:r>
+        <w:rPr>
+          <w:b w:val="0"/>
+        </w:rPr>
+        <w:t>.</w:t>
+      </w:r>
+    </w:p>
+    <w:p>
+      <w:pPr>
+        <w:spacing w:line="336" w:lineRule="auto" w:after="180"/>
+      </w:pPr>
+      <w:r>
+        <w:rPr>
+          <w:b w:val="0"/>
+        </w:rPr>
+        <w:t xml:space="preserve">A missing </w:t>
+      </w:r>
+      <w:r>
+        <w:rPr>
+          <w:b/>
+        </w:rPr>
+        <w:t>input</w:t>
+      </w:r>
+      <w:r>
+        <w:rPr>
+          <w:b w:val="0"/>
+        </w:rPr>
+        <w:t xml:space="preserve"> may be replaced without recording the change: A replacement changes the </w:t>
+      </w:r>
+      <w:r>
+        <w:rPr>
+          <w:b/>
+        </w:rPr>
+        <w:t>evidence</w:t>
+      </w:r>
+      <w:r>
+        <w:rPr>
+          <w:b w:val="0"/>
+        </w:rPr>
+        <w:t xml:space="preserve"> or contract. Record the change and its justification; do not silently turn unknown into a measured value.</w:t>
+      </w:r>
+    </w:p>
+    <w:p>
+      <w:pPr>
+        <w:spacing w:line="336" w:lineRule="auto" w:after="180"/>
+      </w:pPr>
+      <w:r>
+        <w:rPr>
+          <w:b w:val="0"/>
+        </w:rPr>
+        <w:t xml:space="preserve">Repeating an assessed case is new independent </w:t>
+      </w:r>
+      <w:r>
+        <w:rPr>
+          <w:b/>
+        </w:rPr>
+        <w:t>evidence</w:t>
+      </w:r>
+      <w:r>
+        <w:rPr>
+          <w:b w:val="0"/>
+        </w:rPr>
+        <w:t>: A replay checks consistency. An example used for feedback or revision cannot later be described as untouched final evaluation.</w:t>
       </w:r>
     </w:p>
     <w:p>
@@ -1895,8 +3616,25 @@
       </w:tr>
     </w:tbl>
     <w:p>
-      <w:r>
-        <w:t>Offer an oral explanation, drawing, enlarged visual or fewer examples when that removes a reading/writing barrier. Keep the same reasoning goal. Stretch secure learners by changing a boundary or assumption and asking them to defend the effect, not simply by assigning more of the same questions.</w:t>
+      <w:pPr>
+        <w:spacing w:line="336" w:lineRule="auto" w:after="180"/>
+      </w:pPr>
+      <w:r>
+        <w:rPr>
+          <w:b w:val="0"/>
+        </w:rPr>
+        <w:t>Offer an oral explanation, drawing, enlarged visual or fewer examples when that removes a reading/writing barrier. Keep the same reasoning goal.</w:t>
+      </w:r>
+    </w:p>
+    <w:p>
+      <w:pPr>
+        <w:spacing w:line="336" w:lineRule="auto" w:after="180"/>
+      </w:pPr>
+      <w:r>
+        <w:rPr>
+          <w:b w:val="0"/>
+        </w:rPr>
+        <w:t>Stretch secure learners by changing a boundary or assumption and asking them to defend the effect, not simply by assigning more of the same questions.</w:t>
       </w:r>
     </w:p>
     <w:p>
@@ -1908,11 +3646,16 @@
       </w:r>
     </w:p>
     <w:p>
+      <w:r>
+        <w:t>Use the Bias and Representation questions, teacher keys and criteria after the relevant attempts. Previously discussed cases are practice; protect the separately selected independent task.</w:t>
+      </w:r>
+    </w:p>
+    <w:p>
       <w:pPr>
         <w:pStyle w:val="Heading3"/>
       </w:pPr>
       <w:r>
-        <w:t>Assess and explain the answers</w:t>
+        <w:t>Worked case answer</w:t>
       </w:r>
     </w:p>
     <w:p>
@@ -1920,12 +3663,43 @@
         <w:pStyle w:val="Heading3"/>
       </w:pPr>
       <w:r>
-        <w:t>Worked case answer</w:t>
-      </w:r>
-    </w:p>
-    <w:p>
-      <w:r>
-        <w:t>Review relevant representation criteria across outputs, revise inclusive requirements and retest. Appearance alone cannot establish absence of all bias.</w:t>
+        <w:t>Teacher key · Worked case answer</w:t>
+      </w:r>
+    </w:p>
+    <w:p>
+      <w:pPr>
+        <w:spacing w:line="336" w:lineRule="auto" w:after="180"/>
+        <w:shd w:fill="F1F6FC"/>
+      </w:pPr>
+      <w:r>
+        <w:rPr>
+          <w:b w:val="0"/>
+        </w:rPr>
+        <w:t xml:space="preserve">Review relevant </w:t>
+      </w:r>
+      <w:r>
+        <w:rPr>
+          <w:b/>
+        </w:rPr>
+        <w:t>representation</w:t>
+      </w:r>
+      <w:r>
+        <w:rPr>
+          <w:b w:val="0"/>
+        </w:rPr>
+        <w:t xml:space="preserve"> criteria across </w:t>
+      </w:r>
+      <w:r>
+        <w:rPr>
+          <w:b/>
+        </w:rPr>
+        <w:t>output</w:t>
+      </w:r>
+      <w:r>
+        <w:rPr>
+          <w:b w:val="0"/>
+        </w:rPr>
+        <w:t>s, revise inclusive requirements and retest. Appearance alone cannot establish absence of all bias.</w:t>
       </w:r>
     </w:p>
     <w:p>
@@ -1937,7 +3711,22 @@
       </w:r>
     </w:p>
     <w:p>
-      <w:r>
+      <w:pPr>
+        <w:pStyle w:val="Heading3"/>
+      </w:pPr>
+      <w:r>
+        <w:t>Independent question · withhold the key</w:t>
+      </w:r>
+    </w:p>
+    <w:p>
+      <w:pPr>
+        <w:spacing w:line="336" w:lineRule="auto" w:after="180"/>
+        <w:shd w:fill="F5F1FB"/>
+      </w:pPr>
+      <w:r>
+        <w:rPr>
+          <w:b w:val="0"/>
+        </w:rPr>
         <w:t>An assistant is tested on six fluent requests but no requests with spelling errors. What gap does this leave, and how should the evaluation expand?</w:t>
       </w:r>
     </w:p>
@@ -1950,8 +3739,35 @@
       </w:r>
     </w:p>
     <w:p>
-      <w:r>
-        <w:t>It cannot support claims about performance on spelling-error requests. Add representative examples and compare outcomes, without treating spelling as evidence of ability.</w:t>
+      <w:pPr>
+        <w:pStyle w:val="Heading3"/>
+      </w:pPr>
+      <w:r>
+        <w:t>Teacher key · Expected independent answer</w:t>
+      </w:r>
+    </w:p>
+    <w:p>
+      <w:pPr>
+        <w:spacing w:line="336" w:lineRule="auto" w:after="180"/>
+        <w:shd w:fill="F1F6FC"/>
+      </w:pPr>
+      <w:r>
+        <w:rPr>
+          <w:b w:val="0"/>
+        </w:rPr>
+        <w:t xml:space="preserve">It cannot support claims about performance on spelling-error requests. Add representative examples and compare outcomes, without treating spelling as </w:t>
+      </w:r>
+      <w:r>
+        <w:rPr>
+          <w:b/>
+        </w:rPr>
+        <w:t>evidence</w:t>
+      </w:r>
+      <w:r>
+        <w:rPr>
+          <w:b w:val="0"/>
+        </w:rPr>
+        <w:t xml:space="preserve"> of ability.</w:t>
       </w:r>
     </w:p>
     <w:p>
@@ -2189,8 +4005,25 @@
       </w:tr>
     </w:tbl>
     <w:p>
-      <w:r>
-        <w:t>Use 6/8 as a classroom checkpoint, with 2 required for both Result and Reasoning. This is a proposed teaching rule, not a validated certification threshold. Do not count a coached answer as independent mastery; correct unsafe or unsupported claims regardless of total.</w:t>
+      <w:pPr>
+        <w:spacing w:line="336" w:lineRule="auto" w:after="180"/>
+      </w:pPr>
+      <w:r>
+        <w:rPr>
+          <w:b w:val="0"/>
+        </w:rPr>
+        <w:t>Use 6/8 as a classroom checkpoint, with 2 required for both Result and Reasoning. This is a proposed teaching rule, not a validated certification threshold.</w:t>
+      </w:r>
+    </w:p>
+    <w:p>
+      <w:pPr>
+        <w:spacing w:line="336" w:lineRule="auto" w:after="180"/>
+      </w:pPr>
+      <w:r>
+        <w:rPr>
+          <w:b w:val="0"/>
+        </w:rPr>
+        <w:t>Do not count a coached answer as independent mastery; correct unsafe or unsupported claims regardless of total.</w:t>
       </w:r>
     </w:p>
     <w:p>
@@ -2202,8 +4035,26 @@
       </w:r>
     </w:p>
     <w:p>
-      <w:r>
-        <w:t>Ask the learner to find the evidence that challenges this claim: “Strong results for one language style prove equal performance for all learners.” Keep the first attempt and an uncoached retry separate.</w:t>
+      <w:pPr>
+        <w:spacing w:line="336" w:lineRule="auto" w:after="180"/>
+      </w:pPr>
+      <w:r>
+        <w:rPr>
+          <w:b w:val="0"/>
+        </w:rPr>
+        <w:t xml:space="preserve">Ask the learner to find the </w:t>
+      </w:r>
+      <w:r>
+        <w:rPr>
+          <w:b/>
+        </w:rPr>
+        <w:t>evidence</w:t>
+      </w:r>
+      <w:r>
+        <w:rPr>
+          <w:b w:val="0"/>
+        </w:rPr>
+        <w:t xml:space="preserve"> that challenges this claim: “Strong results for one language style prove equal performance for all learners.” Keep the first attempt and an uncoached retry separate.</w:t>
       </w:r>
     </w:p>
     <w:p>
@@ -2215,15 +4066,66 @@
       </w:r>
     </w:p>
     <w:p>
-      <w:r>
-        <w:t>Review varied roles, activities and stated representation goals across outputs, avoiding assumptions about hidden identities. Revise requirements and retest. Visual variety alone does not prove absence of all bias; discuss who may still be missing and why.</w:t>
-      </w:r>
-    </w:p>
-    <w:p>
       <w:pPr>
         <w:pStyle w:val="Heading3"/>
       </w:pPr>
       <w:r>
+        <w:t>Teacher key · Original transfer answer</w:t>
+      </w:r>
+    </w:p>
+    <w:p>
+      <w:pPr>
+        <w:spacing w:line="336" w:lineRule="auto" w:after="180"/>
+        <w:shd w:fill="F1F6FC"/>
+      </w:pPr>
+      <w:r>
+        <w:rPr>
+          <w:b w:val="0"/>
+        </w:rPr>
+        <w:t xml:space="preserve">Review varied roles, activities and stated </w:t>
+      </w:r>
+      <w:r>
+        <w:rPr>
+          <w:b/>
+        </w:rPr>
+        <w:t>representation</w:t>
+      </w:r>
+      <w:r>
+        <w:rPr>
+          <w:b w:val="0"/>
+        </w:rPr>
+        <w:t xml:space="preserve"> goals across </w:t>
+      </w:r>
+      <w:r>
+        <w:rPr>
+          <w:b/>
+        </w:rPr>
+        <w:t>output</w:t>
+      </w:r>
+      <w:r>
+        <w:rPr>
+          <w:b w:val="0"/>
+        </w:rPr>
+        <w:t>s, avoiding assumptions about hidden identities. Revise requirements and retest.</w:t>
+      </w:r>
+    </w:p>
+    <w:p>
+      <w:pPr>
+        <w:spacing w:line="336" w:lineRule="auto" w:after="180"/>
+        <w:shd w:fill="F1F6FC"/>
+      </w:pPr>
+      <w:r>
+        <w:rPr>
+          <w:b w:val="0"/>
+        </w:rPr>
+        <w:t>Visual variety alone does not prove absence of all bias; discuss who may still be missing and why.</w:t>
+      </w:r>
+    </w:p>
+    <w:p>
+      <w:pPr>
+        <w:pStyle w:val="Heading3"/>
+      </w:pPr>
+      <w:r>
         <w:t>Explanations for the additional workbook examples</w:t>
       </w:r>
     </w:p>
@@ -2236,97 +4138,502 @@
       </w:r>
     </w:p>
     <w:p>
-      <w:r>
-        <w:t>Explain the weekly mechanism in your own words. Use the worked scenario to name its input, decision rule and output.</w:t>
-      </w:r>
-    </w:p>
-    <w:p>
-      <w:r>
-        <w:t>Teacher explanation: Bias evaluation tests defined outcomes across relevant conditions. Group averages can expose differences but cannot alone establish their cause or the correct remedy. Define the task, relevant groups, labels and denominators before comparing. Use fictional, non-identifying records. Evaluate quality and fallback outcomes separately; preserve sample sizes and unresolved explanations.</w:t>
-      </w:r>
-    </w:p>
-    <w:p>
       <w:pPr>
         <w:pStyle w:val="Heading3"/>
       </w:pPr>
       <w:r>
+        <w:t>Workbook question · W1</w:t>
+      </w:r>
+    </w:p>
+    <w:p>
+      <w:pPr>
+        <w:spacing w:line="336" w:lineRule="auto" w:after="180"/>
+        <w:shd w:fill="F5F1FB"/>
+      </w:pPr>
+      <w:r>
+        <w:rPr>
+          <w:b w:val="0"/>
+        </w:rPr>
+        <w:t xml:space="preserve">Explain the weekly </w:t>
+      </w:r>
+      <w:r>
+        <w:rPr>
+          <w:b/>
+        </w:rPr>
+        <w:t>mechanism</w:t>
+      </w:r>
+      <w:r>
+        <w:rPr>
+          <w:b w:val="0"/>
+        </w:rPr>
+        <w:t xml:space="preserve"> in your own words. Use the worked scenario to name its </w:t>
+      </w:r>
+      <w:r>
+        <w:rPr>
+          <w:b/>
+        </w:rPr>
+        <w:t>input</w:t>
+      </w:r>
+      <w:r>
+        <w:rPr>
+          <w:b w:val="0"/>
+        </w:rPr>
+        <w:t xml:space="preserve">, decision rule and </w:t>
+      </w:r>
+      <w:r>
+        <w:rPr>
+          <w:b/>
+        </w:rPr>
+        <w:t>output</w:t>
+      </w:r>
+      <w:r>
+        <w:rPr>
+          <w:b w:val="0"/>
+        </w:rPr>
+        <w:t>.</w:t>
+      </w:r>
+    </w:p>
+    <w:p>
+      <w:pPr>
+        <w:pStyle w:val="Heading3"/>
+      </w:pPr>
+      <w:r>
+        <w:t>Teacher reasoning · W1</w:t>
+      </w:r>
+    </w:p>
+    <w:p>
+      <w:pPr>
+        <w:spacing w:line="336" w:lineRule="auto" w:after="180"/>
+        <w:shd w:fill="F1F6FC"/>
+      </w:pPr>
+      <w:r>
+        <w:rPr>
+          <w:b w:val="0"/>
+        </w:rPr>
+        <w:t>Teacher explanation: Bias evaluation tests defined outcomes across relevant conditions. Group averages can expose differences but cannot alone establish their cause or the correct remedy.</w:t>
+      </w:r>
+    </w:p>
+    <w:p>
+      <w:pPr>
+        <w:spacing w:line="336" w:lineRule="auto" w:after="180"/>
+        <w:shd w:fill="F1F6FC"/>
+      </w:pPr>
+      <w:r>
+        <w:rPr>
+          <w:b w:val="0"/>
+        </w:rPr>
+        <w:t>Define the task, relevant groups, labels and denominators before comparing. Use fictional, non-identifying records. Evaluate quality and fallback outcomes separately; preserve sample sizes and unresolved explanations.</w:t>
+      </w:r>
+    </w:p>
+    <w:p>
+      <w:pPr>
+        <w:pStyle w:val="Heading3"/>
+      </w:pPr>
+      <w:r>
         <w:t>W2 Trace the worked case</w:t>
       </w:r>
     </w:p>
     <w:p>
-      <w:r>
+      <w:pPr>
+        <w:pStyle w:val="Heading3"/>
+      </w:pPr>
+      <w:r>
+        <w:t>Workbook question · W2</w:t>
+      </w:r>
+    </w:p>
+    <w:p>
+      <w:pPr>
+        <w:spacing w:line="336" w:lineRule="auto" w:after="180"/>
+        <w:shd w:fill="F5F1FB"/>
+      </w:pPr>
+      <w:r>
+        <w:rPr>
+          <w:b w:val="0"/>
+        </w:rPr>
         <w:t>A grounded assistant supports 9 of 10 group-A cases and 6 of 10 group-B cases. Show the intermediate steps and give the conclusion with its scope.</w:t>
       </w:r>
     </w:p>
     <w:p>
-      <w:r>
-        <w:t>Teacher explanation: Rates 90% and 60%; gap 30 percentage points. Investigate case mix, retrieval coverage and annotation rules before attributing cause.</w:t>
-      </w:r>
-    </w:p>
-    <w:p>
       <w:pPr>
         <w:pStyle w:val="Heading3"/>
       </w:pPr>
       <w:r>
+        <w:t>Teacher reasoning · W2</w:t>
+      </w:r>
+    </w:p>
+    <w:p>
+      <w:pPr>
+        <w:spacing w:line="336" w:lineRule="auto" w:after="180"/>
+        <w:shd w:fill="F1F6FC"/>
+      </w:pPr>
+      <w:r>
+        <w:rPr>
+          <w:b w:val="0"/>
+        </w:rPr>
+        <w:t xml:space="preserve">Teacher explanation: Rates 90% and </w:t>
+      </w:r>
+      <w:r>
+        <w:rPr>
+          <w:b/>
+        </w:rPr>
+        <w:t>60%</w:t>
+      </w:r>
+      <w:r>
+        <w:rPr>
+          <w:b w:val="0"/>
+        </w:rPr>
+        <w:t xml:space="preserve">; gap 30 percentage points. Investigate </w:t>
+      </w:r>
+      <w:r>
+        <w:rPr>
+          <w:b/>
+        </w:rPr>
+        <w:t>case mix</w:t>
+      </w:r>
+      <w:r>
+        <w:rPr>
+          <w:b w:val="0"/>
+        </w:rPr>
+        <w:t>, retrieval coverage and annotation rules before attributing cause.</w:t>
+      </w:r>
+    </w:p>
+    <w:p>
+      <w:pPr>
+        <w:pStyle w:val="Heading3"/>
+      </w:pPr>
+      <w:r>
         <w:t>W3 Audit the limit</w:t>
       </w:r>
     </w:p>
     <w:p>
-      <w:r>
-        <w:t>A report omits this qualification: Group comparisons require task relevance and appropriate data governance; differences alone do not identify a causal mechanism. Explain how omitting it could change a reader's interpretation, and write an accurate replacement.</w:t>
-      </w:r>
-    </w:p>
-    <w:p>
-      <w:r>
-        <w:t>Teacher explanation: Group comparisons require task relevance and appropriate data governance; differences alone do not identify a causal mechanism. State the observed result separately from the unverified or out-of-scope claim; preserve the original evidence rather than inventing a missing fact.</w:t>
-      </w:r>
-    </w:p>
-    <w:p>
       <w:pPr>
         <w:pStyle w:val="Heading3"/>
       </w:pPr>
       <w:r>
+        <w:t>Workbook question · W3</w:t>
+      </w:r>
+    </w:p>
+    <w:p>
+      <w:pPr>
+        <w:spacing w:line="336" w:lineRule="auto" w:after="180"/>
+        <w:shd w:fill="F5F1FB"/>
+      </w:pPr>
+      <w:r>
+        <w:rPr>
+          <w:b w:val="0"/>
+        </w:rPr>
+        <w:t xml:space="preserve">A report omits this qualification: Group comparisons require task relevance and appropriate data governance; differences alone do not identify a causal </w:t>
+      </w:r>
+      <w:r>
+        <w:rPr>
+          <w:b/>
+        </w:rPr>
+        <w:t>mechanism</w:t>
+      </w:r>
+      <w:r>
+        <w:rPr>
+          <w:b w:val="0"/>
+        </w:rPr>
+        <w:t>.</w:t>
+      </w:r>
+    </w:p>
+    <w:p>
+      <w:pPr>
+        <w:spacing w:line="336" w:lineRule="auto" w:after="180"/>
+        <w:shd w:fill="F5F1FB"/>
+      </w:pPr>
+      <w:r>
+        <w:rPr>
+          <w:b w:val="0"/>
+        </w:rPr>
+        <w:t>Explain how omitting it could change a reader's interpretation, and write an accurate replacement.</w:t>
+      </w:r>
+    </w:p>
+    <w:p>
+      <w:pPr>
+        <w:pStyle w:val="Heading3"/>
+      </w:pPr>
+      <w:r>
+        <w:t>Teacher reasoning · W3</w:t>
+      </w:r>
+    </w:p>
+    <w:p>
+      <w:pPr>
+        <w:spacing w:line="336" w:lineRule="auto" w:after="180"/>
+        <w:shd w:fill="F1F6FC"/>
+      </w:pPr>
+      <w:r>
+        <w:rPr>
+          <w:b w:val="0"/>
+        </w:rPr>
+        <w:t xml:space="preserve">Teacher explanation: Group comparisons require task relevance and appropriate data governance; differences alone do not identify a causal </w:t>
+      </w:r>
+      <w:r>
+        <w:rPr>
+          <w:b/>
+        </w:rPr>
+        <w:t>mechanism</w:t>
+      </w:r>
+      <w:r>
+        <w:rPr>
+          <w:b w:val="0"/>
+        </w:rPr>
+        <w:t>.</w:t>
+      </w:r>
+    </w:p>
+    <w:p>
+      <w:pPr>
+        <w:spacing w:line="336" w:lineRule="auto" w:after="180"/>
+        <w:shd w:fill="F1F6FC"/>
+      </w:pPr>
+      <w:r>
+        <w:rPr>
+          <w:b w:val="0"/>
+        </w:rPr>
+        <w:t xml:space="preserve">State the observed result separately from the unverified or out-of-scope claim; preserve the original </w:t>
+      </w:r>
+      <w:r>
+        <w:rPr>
+          <w:b/>
+        </w:rPr>
+        <w:t>evidence</w:t>
+      </w:r>
+      <w:r>
+        <w:rPr>
+          <w:b w:val="0"/>
+        </w:rPr>
+        <w:t xml:space="preserve"> rather than inventing a missing fact.</w:t>
+      </w:r>
+    </w:p>
+    <w:p>
+      <w:pPr>
+        <w:pStyle w:val="Heading3"/>
+      </w:pPr>
+      <w:r>
         <w:t>W4 Apply a new case independently</w:t>
       </w:r>
     </w:p>
     <w:p>
-      <w:r>
+      <w:pPr>
+        <w:pStyle w:val="Heading3"/>
+      </w:pPr>
+      <w:r>
+        <w:t>Workbook question · W4</w:t>
+      </w:r>
+    </w:p>
+    <w:p>
+      <w:pPr>
+        <w:spacing w:line="336" w:lineRule="auto" w:after="180"/>
+        <w:shd w:fill="F5F1FB"/>
+      </w:pPr>
+      <w:r>
+        <w:rPr>
+          <w:b w:val="0"/>
+        </w:rPr>
         <w:t>Group C has 8 supported answers out of 10; D has 9 out of 15. Compute rates and difference; explain why raw correct totals mislead.</w:t>
       </w:r>
     </w:p>
     <w:p>
-      <w:r>
-        <w:t>Teacher explanation: C=80%, D=60%; gap 20 percentage points. D has more supported answers in count but lower rate. No causal explanation follows from the counts.</w:t>
-      </w:r>
-    </w:p>
-    <w:p>
       <w:pPr>
         <w:pStyle w:val="Heading3"/>
       </w:pPr>
       <w:r>
+        <w:t>Teacher reasoning · W4</w:t>
+      </w:r>
+    </w:p>
+    <w:p>
+      <w:pPr>
+        <w:spacing w:line="336" w:lineRule="auto" w:after="180"/>
+        <w:shd w:fill="F1F6FC"/>
+      </w:pPr>
+      <w:r>
+        <w:rPr>
+          <w:b w:val="0"/>
+        </w:rPr>
+        <w:t>Teacher explanation: C=</w:t>
+      </w:r>
+      <w:r>
+        <w:rPr>
+          <w:b/>
+        </w:rPr>
+        <w:t>80%</w:t>
+      </w:r>
+      <w:r>
+        <w:rPr>
+          <w:b w:val="0"/>
+        </w:rPr>
+        <w:t>, D=</w:t>
+      </w:r>
+      <w:r>
+        <w:rPr>
+          <w:b/>
+        </w:rPr>
+        <w:t>60%</w:t>
+      </w:r>
+      <w:r>
+        <w:rPr>
+          <w:b w:val="0"/>
+        </w:rPr>
+        <w:t>; gap 20 percentage points. D has more supported answers in count but lower rate. No causal explanation follows from the counts.</w:t>
+      </w:r>
+    </w:p>
+    <w:p>
+      <w:pPr>
+        <w:pStyle w:val="Heading3"/>
+      </w:pPr>
+      <w:r>
         <w:t>W5 Design a revealing follow-up</w:t>
       </w:r>
     </w:p>
     <w:p>
-      <w:r>
-        <w:t>For the worked scenario, propose one additional case that could reveal a failure, describe its expected outcome before running it, and explain what would need to remain fixed for a fair comparison. Do not reuse W4 as a new final test after receiving feedback.</w:t>
-      </w:r>
-    </w:p>
-    <w:p>
-      <w:r>
-        <w:t>Teacher explanation: Accept a concrete variant of the worked input or a missing/conflicting/boundary condition, with an expectation derived from the declared procedure. Require preserved settings, original outputs and data roles. Group comparisons require task relevance and appropriate data governance; differences alone do not identify a causal mechanism. The new case should test this particular mechanism rather than merely restate the original result.</w:t>
-      </w:r>
-    </w:p>
-    <w:p>
       <w:pPr>
         <w:pStyle w:val="Heading3"/>
       </w:pPr>
       <w:r>
+        <w:t>Workbook question · W5</w:t>
+      </w:r>
+    </w:p>
+    <w:p>
+      <w:pPr>
+        <w:spacing w:line="336" w:lineRule="auto" w:after="180"/>
+        <w:shd w:fill="F5F1FB"/>
+      </w:pPr>
+      <w:r>
+        <w:rPr>
+          <w:b w:val="0"/>
+        </w:rPr>
+        <w:t>For the worked scenario, propose one additional case that could reveal a failure, describe its expected outcome before running it, and explain what would need to remain fixed for a fair comparison.</w:t>
+      </w:r>
+    </w:p>
+    <w:p>
+      <w:pPr>
+        <w:spacing w:line="336" w:lineRule="auto" w:after="180"/>
+        <w:shd w:fill="F5F1FB"/>
+      </w:pPr>
+      <w:r>
+        <w:rPr>
+          <w:b w:val="0"/>
+        </w:rPr>
+        <w:t>Do not reuse W4 as a new final test after receiving feedback.</w:t>
+      </w:r>
+    </w:p>
+    <w:p>
+      <w:pPr>
+        <w:pStyle w:val="Heading3"/>
+      </w:pPr>
+      <w:r>
+        <w:t>Teacher reasoning · W5</w:t>
+      </w:r>
+    </w:p>
+    <w:p>
+      <w:pPr>
+        <w:spacing w:line="336" w:lineRule="auto" w:after="180"/>
+        <w:shd w:fill="F1F6FC"/>
+      </w:pPr>
+      <w:r>
+        <w:rPr>
+          <w:b w:val="0"/>
+        </w:rPr>
+        <w:t xml:space="preserve">Teacher explanation: Accept a concrete variant of the worked </w:t>
+      </w:r>
+      <w:r>
+        <w:rPr>
+          <w:b/>
+        </w:rPr>
+        <w:t>input</w:t>
+      </w:r>
+      <w:r>
+        <w:rPr>
+          <w:b w:val="0"/>
+        </w:rPr>
+        <w:t xml:space="preserve"> or a missing/conflicting/boundary condition, with an expectation derived from the declared procedure.</w:t>
+      </w:r>
+    </w:p>
+    <w:p>
+      <w:pPr>
+        <w:spacing w:line="336" w:lineRule="auto" w:after="180"/>
+        <w:shd w:fill="F1F6FC"/>
+      </w:pPr>
+      <w:r>
+        <w:rPr>
+          <w:b w:val="0"/>
+        </w:rPr>
+        <w:t xml:space="preserve">Require preserved settings, original </w:t>
+      </w:r>
+      <w:r>
+        <w:rPr>
+          <w:b/>
+        </w:rPr>
+        <w:t>output</w:t>
+      </w:r>
+      <w:r>
+        <w:rPr>
+          <w:b w:val="0"/>
+        </w:rPr>
+        <w:t xml:space="preserve">s and data roles. Group comparisons require task relevance and appropriate data governance; differences alone do not identify a causal </w:t>
+      </w:r>
+      <w:r>
+        <w:rPr>
+          <w:b/>
+        </w:rPr>
+        <w:t>mechanism</w:t>
+      </w:r>
+      <w:r>
+        <w:rPr>
+          <w:b w:val="0"/>
+        </w:rPr>
+        <w:t>.</w:t>
+      </w:r>
+    </w:p>
+    <w:p>
+      <w:pPr>
+        <w:spacing w:line="336" w:lineRule="auto" w:after="180"/>
+        <w:shd w:fill="F1F6FC"/>
+      </w:pPr>
+      <w:r>
+        <w:rPr>
+          <w:b w:val="0"/>
+        </w:rPr>
+        <w:t xml:space="preserve">The new case should test this particular </w:t>
+      </w:r>
+      <w:r>
+        <w:rPr>
+          <w:b/>
+        </w:rPr>
+        <w:t>mechanism</w:t>
+      </w:r>
+      <w:r>
+        <w:rPr>
+          <w:b w:val="0"/>
+        </w:rPr>
+        <w:t xml:space="preserve"> rather than merely restate the original result.</w:t>
+      </w:r>
+    </w:p>
+    <w:p>
+      <w:pPr>
+        <w:pStyle w:val="Heading3"/>
+      </w:pPr>
+      <w:r>
         <w:t>Assess independent transfer</w:t>
       </w:r>
     </w:p>
     <w:p>
-      <w:r>
+      <w:pPr>
+        <w:pStyle w:val="Heading3"/>
+      </w:pPr>
+      <w:r>
+        <w:t>Independent question · withhold the key</w:t>
+      </w:r>
+    </w:p>
+    <w:p>
+      <w:pPr>
+        <w:spacing w:line="336" w:lineRule="auto" w:after="180"/>
+        <w:shd w:fill="F5F1FB"/>
+      </w:pPr>
+      <w:r>
+        <w:rPr>
+          <w:b w:val="0"/>
+        </w:rPr>
         <w:t>Selected case: Group C has 8 supported answers out of 10; D has 9 out of 15. Compute rates and difference; explain why raw correct totals mislead.</w:t>
       </w:r>
     </w:p>
@@ -2339,8 +4646,47 @@
       </w:r>
     </w:p>
     <w:p>
-      <w:r>
-        <w:t>Teacher explanation: C=80%, D=60%; gap 20 percentage points. D has more supported answers in count but lower rate. No causal explanation follows from the counts.</w:t>
+      <w:pPr>
+        <w:pStyle w:val="Heading3"/>
+      </w:pPr>
+      <w:r>
+        <w:t>Teacher key · Selected case answer</w:t>
+      </w:r>
+    </w:p>
+    <w:p>
+      <w:pPr>
+        <w:spacing w:line="336" w:lineRule="auto" w:after="180"/>
+        <w:shd w:fill="F1F6FC"/>
+      </w:pPr>
+      <w:r>
+        <w:rPr>
+          <w:b w:val="0"/>
+        </w:rPr>
+        <w:t>Teacher explanation: C=</w:t>
+      </w:r>
+      <w:r>
+        <w:rPr>
+          <w:b/>
+        </w:rPr>
+        <w:t>80%</w:t>
+      </w:r>
+      <w:r>
+        <w:rPr>
+          <w:b w:val="0"/>
+        </w:rPr>
+        <w:t>, D=</w:t>
+      </w:r>
+      <w:r>
+        <w:rPr>
+          <w:b/>
+        </w:rPr>
+        <w:t>60%</w:t>
+      </w:r>
+      <w:r>
+        <w:rPr>
+          <w:b w:val="0"/>
+        </w:rPr>
+        <w:t>; gap 20 percentage points. D has more supported answers in count but lower rate. No causal explanation follows from the counts.</w:t>
       </w:r>
     </w:p>
     <w:tbl>
@@ -2446,21 +4792,77 @@
       </w:tr>
     </w:tbl>
     <w:p>
-      <w:r>
-        <w:t>Record each dimension as not yet, with support, or independent. Accept a valid alternative procedure with a defensible trace. Do not penalise an honestly recorded model failure if the learner correctly explains its evidence and limits.</w:t>
-      </w:r>
-    </w:p>
-    <w:p>
       <w:pPr>
         <w:pStyle w:val="Heading3"/>
       </w:pPr>
       <w:r>
+        <w:t>Teacher key · Selected case answer</w:t>
+      </w:r>
+    </w:p>
+    <w:p>
+      <w:pPr>
+        <w:spacing w:line="336" w:lineRule="auto" w:after="180"/>
+        <w:shd w:fill="F1F6FC"/>
+      </w:pPr>
+      <w:r>
+        <w:rPr>
+          <w:b w:val="0"/>
+        </w:rPr>
+        <w:t>Record each dimension as not yet, with support, or independent. Accept a valid alternative procedure with a defensible trace.</w:t>
+      </w:r>
+    </w:p>
+    <w:p>
+      <w:pPr>
+        <w:spacing w:line="336" w:lineRule="auto" w:after="180"/>
+        <w:shd w:fill="F1F6FC"/>
+      </w:pPr>
+      <w:r>
+        <w:rPr>
+          <w:b w:val="0"/>
+        </w:rPr>
+        <w:t xml:space="preserve">Do not penalise an honestly recorded model failure if the learner correctly explains its </w:t>
+      </w:r>
+      <w:r>
+        <w:rPr>
+          <w:b/>
+        </w:rPr>
+        <w:t>evidence</w:t>
+      </w:r>
+      <w:r>
+        <w:rPr>
+          <w:b w:val="0"/>
+        </w:rPr>
+        <w:t xml:space="preserve"> and limits.</w:t>
+      </w:r>
+    </w:p>
+    <w:p>
+      <w:pPr>
+        <w:pStyle w:val="Heading3"/>
+      </w:pPr>
+      <w:r>
         <w:t>Feedback that the learner uses</w:t>
       </w:r>
     </w:p>
     <w:p>
-      <w:r>
-        <w:t>Name the earliest unsupported step and give one action to repair it. Have the learner make that repair now and explain why. Then assess the relevant skill on a fresh, fully specified case. Confirm it was not previously practised with feedback; solve and check the new case before assigning it. A follow-up design prompt is a starting brief, not automatically an equivalent test.</w:t>
+      <w:pPr>
+        <w:spacing w:line="336" w:lineRule="auto" w:after="180"/>
+      </w:pPr>
+      <w:r>
+        <w:rPr>
+          <w:b w:val="0"/>
+        </w:rPr>
+        <w:t>Name the earliest unsupported step and give one action to repair it. Have the learner make that repair now and explain why. Then assess the relevant skill on a fresh, fully specified case.</w:t>
+      </w:r>
+    </w:p>
+    <w:p>
+      <w:pPr>
+        <w:spacing w:line="336" w:lineRule="auto" w:after="180"/>
+      </w:pPr>
+      <w:r>
+        <w:rPr>
+          <w:b w:val="0"/>
+        </w:rPr>
+        <w:t>Confirm it was not previously practised with feedback; solve and check the new case before assigning it. A follow-up design prompt is a starting brief, not automatically an equivalent test.</w:t>
       </w:r>
     </w:p>
     <w:p>
@@ -2472,11 +4874,68 @@
       </w:r>
     </w:p>
     <w:p>
+      <w:r>
+        <w:t>Connect Bias and Representation to Verified Study Buddy, adapt support and plan a later changed-case check.</w:t>
+      </w:r>
+    </w:p>
+    <w:p>
       <w:pPr>
         <w:pStyle w:val="Heading3"/>
       </w:pPr>
       <w:r>
-        <w:t>Connect and extend learning</w:t>
+        <w:t>Verified Study Buddy</w:t>
+      </w:r>
+    </w:p>
+    <w:p>
+      <w:pPr>
+        <w:spacing w:line="336" w:lineRule="auto" w:after="180"/>
+      </w:pPr>
+      <w:r>
+        <w:rPr>
+          <w:b/>
+        </w:rPr>
+        <w:t>Audit</w:t>
+      </w:r>
+      <w:r>
+        <w:rPr>
+          <w:b w:val="0"/>
+        </w:rPr>
+        <w:t xml:space="preserve"> answer quality across reading levels, languages, names, and accessibility needs.</w:t>
+      </w:r>
+    </w:p>
+    <w:p>
+      <w:pPr>
+        <w:spacing w:line="336" w:lineRule="auto" w:after="180"/>
+      </w:pPr>
+      <w:r>
+        <w:rPr>
+          <w:b w:val="0"/>
+        </w:rPr>
+        <w:t xml:space="preserve">Keep the decision, </w:t>
+      </w:r>
+      <w:r>
+        <w:rPr>
+          <w:b/>
+        </w:rPr>
+        <w:t>input</w:t>
+      </w:r>
+      <w:r>
+        <w:rPr>
+          <w:b w:val="0"/>
+        </w:rPr>
+        <w:t xml:space="preserve">, result, explanation and remaining limitation in the project </w:t>
+      </w:r>
+      <w:r>
+        <w:rPr>
+          <w:b/>
+        </w:rPr>
+        <w:t>evidence</w:t>
+      </w:r>
+      <w:r>
+        <w:rPr>
+          <w:b w:val="0"/>
+        </w:rPr>
+        <w:t xml:space="preserve"> record. Retrieve this record next week rather than restarting the project.</w:t>
       </w:r>
     </w:p>
     <w:p>
@@ -2484,17 +4943,54 @@
         <w:pStyle w:val="Heading3"/>
       </w:pPr>
       <w:r>
-        <w:t>Verified Study Buddy</w:t>
-      </w:r>
-    </w:p>
-    <w:p>
-      <w:r>
-        <w:t>Audit answer quality across reading levels, languages, names, and accessibility needs.</w:t>
-      </w:r>
-    </w:p>
-    <w:p>
-      <w:r>
-        <w:t>Keep the decision, input, result, explanation and remaining limitation in the project evidence record. Retrieve this record next week rather than restarting the project.</w:t>
+        <w:t>Support and stretch</w:t>
+      </w:r>
+    </w:p>
+    <w:p>
+      <w:pPr>
+        <w:spacing w:line="336" w:lineRule="auto" w:after="180"/>
+      </w:pPr>
+      <w:r>
+        <w:rPr>
+          <w:b w:val="0"/>
+        </w:rPr>
+        <w:t xml:space="preserve">Provide one short approved passage; separate instruction, </w:t>
+      </w:r>
+      <w:r>
+        <w:rPr>
+          <w:b/>
+        </w:rPr>
+        <w:t>input</w:t>
+      </w:r>
+      <w:r>
+        <w:rPr>
+          <w:b w:val="0"/>
+        </w:rPr>
+        <w:t xml:space="preserve">, </w:t>
+      </w:r>
+      <w:r>
+        <w:rPr>
+          <w:b/>
+        </w:rPr>
+        <w:t>output</w:t>
+      </w:r>
+      <w:r>
+        <w:rPr>
+          <w:b w:val="0"/>
+        </w:rPr>
+        <w:t xml:space="preserve"> and </w:t>
+      </w:r>
+      <w:r>
+        <w:rPr>
+          <w:b/>
+        </w:rPr>
+        <w:t>evidence</w:t>
+      </w:r>
+      <w:r>
+        <w:rPr>
+          <w:b w:val="0"/>
+        </w:rPr>
+        <w:t>. Stretch: introduce an unsupported claim or conflicting source and validate claim by claim with a fallback.</w:t>
       </w:r>
     </w:p>
     <w:p>
@@ -2502,12 +4998,30 @@
         <w:pStyle w:val="Heading3"/>
       </w:pPr>
       <w:r>
-        <w:t>Support and stretch</w:t>
-      </w:r>
-    </w:p>
-    <w:p>
-      <w:r>
-        <w:t>Provide one short approved passage; separate instruction, input, output and evidence. Stretch: introduce an unsupported claim or conflicting source and validate claim by claim with a fallback.</w:t>
+        <w:t>Exit reflection</w:t>
+      </w:r>
+    </w:p>
+    <w:p>
+      <w:pPr>
+        <w:spacing w:line="336" w:lineRule="auto" w:after="180"/>
+      </w:pPr>
+      <w:r>
+        <w:rPr>
+          <w:b w:val="0"/>
+        </w:rPr>
+        <w:t xml:space="preserve">Ask for one decision the learner can now justify and one situation requiring more </w:t>
+      </w:r>
+      <w:r>
+        <w:rPr>
+          <w:b/>
+        </w:rPr>
+        <w:t>evidence</w:t>
+      </w:r>
+      <w:r>
+        <w:rPr>
+          <w:b w:val="0"/>
+        </w:rPr>
+        <w:t xml:space="preserve"> or human review. Confidence ratings are separate from correct independent performance.</w:t>
       </w:r>
     </w:p>
     <w:p>
@@ -2515,12 +5029,30 @@
         <w:pStyle w:val="Heading3"/>
       </w:pPr>
       <w:r>
-        <w:t>Exit reflection</w:t>
-      </w:r>
-    </w:p>
-    <w:p>
-      <w:r>
-        <w:t>Ask for one decision the learner can now justify and one situation requiring more evidence or human review. Confidence ratings are separate from correct independent performance.</w:t>
+        <w:t>Bridge to the next week</w:t>
+      </w:r>
+    </w:p>
+    <w:p>
+      <w:pPr>
+        <w:spacing w:line="336" w:lineRule="auto" w:after="180"/>
+      </w:pPr>
+      <w:r>
+        <w:rPr>
+          <w:b w:val="0"/>
+        </w:rPr>
+        <w:t xml:space="preserve">Next: Week 31: Safety Boundaries. Retrieve today’s </w:t>
+      </w:r>
+      <w:r>
+        <w:rPr>
+          <w:b/>
+        </w:rPr>
+        <w:t>evidence</w:t>
+      </w:r>
+      <w:r>
+        <w:rPr>
+          <w:b w:val="0"/>
+        </w:rPr>
+        <w:t xml:space="preserve"> and identify what carries forward and what is new.</w:t>
       </w:r>
     </w:p>
     <w:p>
@@ -2528,12 +5060,157 @@
         <w:pStyle w:val="Heading3"/>
       </w:pPr>
       <w:r>
-        <w:t>Bridge to the next week</w:t>
-      </w:r>
-    </w:p>
-    <w:p>
-      <w:r>
-        <w:t>Next: Week 31: Safety Boundaries. Retrieve today’s evidence and identify what carries forward and what is new.</w:t>
+        <w:t>Support and fresh reassessment</w:t>
+      </w:r>
+    </w:p>
+    <w:p>
+      <w:pPr>
+        <w:spacing w:line="336" w:lineRule="auto" w:after="180"/>
+      </w:pPr>
+      <w:r>
+        <w:rPr>
+          <w:b w:val="0"/>
+        </w:rPr>
+        <w:t xml:space="preserve">Provide an </w:t>
+      </w:r>
+      <w:r>
+        <w:rPr>
+          <w:b/>
+        </w:rPr>
+        <w:t>input</w:t>
+      </w:r>
+      <w:r>
+        <w:rPr>
+          <w:b w:val="0"/>
+        </w:rPr>
+        <w:t>/procedure/result/limit frame and a calculator when needed. Ask students to identify the first step before completing the whole trace.</w:t>
+      </w:r>
+    </w:p>
+    <w:p>
+      <w:pPr>
+        <w:spacing w:line="336" w:lineRule="auto" w:after="180"/>
+      </w:pPr>
+      <w:r>
+        <w:rPr>
+          <w:b w:val="0"/>
+        </w:rPr>
+        <w:t xml:space="preserve">Extension: compare two concrete variants of this </w:t>
+      </w:r>
+      <w:r>
+        <w:rPr>
+          <w:b/>
+        </w:rPr>
+        <w:t>mechanism</w:t>
+      </w:r>
+      <w:r>
+        <w:rPr>
+          <w:b w:val="0"/>
+        </w:rPr>
+        <w:t xml:space="preserve"> while holding unrelated conditions fixed; report both successful and unsuccessful outcomes.</w:t>
+      </w:r>
+    </w:p>
+    <w:p>
+      <w:pPr>
+        <w:spacing w:line="336" w:lineRule="auto" w:after="180"/>
+      </w:pPr>
+      <w:r>
+        <w:rPr>
+          <w:b w:val="0"/>
+        </w:rPr>
+        <w:t>W4: C=</w:t>
+      </w:r>
+      <w:r>
+        <w:rPr>
+          <w:b/>
+        </w:rPr>
+        <w:t>80%</w:t>
+      </w:r>
+      <w:r>
+        <w:rPr>
+          <w:b w:val="0"/>
+        </w:rPr>
+        <w:t>, D=</w:t>
+      </w:r>
+      <w:r>
+        <w:rPr>
+          <w:b/>
+        </w:rPr>
+        <w:t>60%</w:t>
+      </w:r>
+      <w:r>
+        <w:rPr>
+          <w:b w:val="0"/>
+        </w:rPr>
+        <w:t>; gap 20 percentage points. D has more supported answers in count but lower rate. No causal explanation follows from the counts. Require intermediate reasoning and the stated scope.</w:t>
+      </w:r>
+    </w:p>
+    <w:p>
+      <w:pPr>
+        <w:spacing w:line="336" w:lineRule="auto" w:after="180"/>
+      </w:pPr>
+      <w:r>
+        <w:rPr>
+          <w:b w:val="0"/>
+        </w:rPr>
+        <w:t xml:space="preserve">Fresh retry: Group E=12/15, F=7/10. Expected reasoning: </w:t>
+      </w:r>
+      <w:r>
+        <w:rPr>
+          <w:b/>
+        </w:rPr>
+        <w:t>80%</w:t>
+      </w:r>
+      <w:r>
+        <w:rPr>
+          <w:b w:val="0"/>
+        </w:rPr>
+        <w:t xml:space="preserve"> versus </w:t>
+      </w:r>
+      <w:r>
+        <w:rPr>
+          <w:b/>
+        </w:rPr>
+        <w:t>70%</w:t>
+      </w:r>
+      <w:r>
+        <w:rPr>
+          <w:b w:val="0"/>
+        </w:rPr>
+        <w:t>, gap 10 percentage points; small constructed samples and possible case differences limit conclusions.</w:t>
+      </w:r>
+    </w:p>
+    <w:p>
+      <w:pPr>
+        <w:spacing w:line="336" w:lineRule="auto" w:after="180"/>
+      </w:pPr>
+      <w:r>
+        <w:rPr>
+          <w:b w:val="0"/>
+        </w:rPr>
+        <w:t>If students need support, record it and reassess with another new case rather than awarding independence to a copied answer.</w:t>
+      </w:r>
+    </w:p>
+    <w:p>
+      <w:pPr>
+        <w:spacing w:line="336" w:lineRule="auto" w:after="180"/>
+      </w:pPr>
+      <w:r>
+        <w:rPr>
+          <w:b w:val="0"/>
+        </w:rPr>
+        <w:t xml:space="preserve">Next connection: Human review and consequential use. Preserve the current case record and retrieve its </w:t>
+      </w:r>
+      <w:r>
+        <w:rPr>
+          <w:b/>
+        </w:rPr>
+        <w:t>evidence</w:t>
+      </w:r>
+      <w:r>
+        <w:rPr>
+          <w:b w:val="0"/>
+        </w:rPr>
+        <w:t xml:space="preserve"> boundary before moving on.</w:t>
       </w:r>
     </w:p>
     <w:p>
@@ -2541,40 +5218,40 @@
         <w:pStyle w:val="Heading3"/>
       </w:pPr>
       <w:r>
-        <w:t>Support and fresh reassessment</w:t>
-      </w:r>
-    </w:p>
-    <w:p>
-      <w:r>
-        <w:t>Provide an input/procedure/result/limit frame and a calculator when needed. Ask students to identify the first step before completing the whole trace. Extension: compare two concrete variants of this mechanism while holding unrelated conditions fixed; report both successful and unsuccessful outcomes.</w:t>
-      </w:r>
-    </w:p>
-    <w:p>
-      <w:r>
-        <w:t>W4: C=80%, D=60%; gap 20 percentage points. D has more supported answers in count but lower rate. No causal explanation follows from the counts. Require intermediate reasoning and the stated scope. Fresh retry: Group E=12/15, F=7/10. Expected reasoning: 80% versus 70%, gap 10 percentage points; small constructed samples and possible case differences limit conclusions. If students need support, record it and reassess with another new case rather than awarding independence to a copied answer.</w:t>
-      </w:r>
-    </w:p>
-    <w:p>
-      <w:r>
-        <w:t>Next connection: Human review and consequential use. Preserve the current case record and retrieve its evidence boundary before moving on.</w:t>
-      </w:r>
-    </w:p>
-    <w:p>
-      <w:pPr>
-        <w:pStyle w:val="Heading3"/>
-      </w:pPr>
-      <w:r>
         <w:t>Plan the delayed return</w:t>
       </w:r>
     </w:p>
     <w:p>
-      <w:r>
+      <w:pPr>
+        <w:spacing w:line="336" w:lineRule="auto" w:after="180"/>
+      </w:pPr>
+      <w:r>
+        <w:rPr>
+          <w:b w:val="0"/>
+        </w:rPr>
         <w:t>Suggested return points in this level: ai-3/31, ai-3/33, ai-3/36. Use actual classroom dates, adjusting for holidays and gaps. One, three and six teaching weeks are scheduling choices, not a claimed optimal spacing.</w:t>
       </w:r>
     </w:p>
     <w:p>
-      <w:r>
-        <w:t>At a delayed check, ask for the idea from memory and a changed application. Compare with the earlier independent response and record support used. For a new level, revisit the previous capstone before checking the new prerequisites.</w:t>
+      <w:pPr>
+        <w:spacing w:line="336" w:lineRule="auto" w:after="180"/>
+      </w:pPr>
+      <w:r>
+        <w:rPr>
+          <w:b w:val="0"/>
+        </w:rPr>
+        <w:t>At a delayed check, ask for the idea from memory and a changed application. Compare with the earlier independent response and record support used.</w:t>
+      </w:r>
+    </w:p>
+    <w:p>
+      <w:pPr>
+        <w:spacing w:line="336" w:lineRule="auto" w:after="180"/>
+      </w:pPr>
+      <w:r>
+        <w:rPr>
+          <w:b w:val="0"/>
+        </w:rPr>
+        <w:t>For a new level, revisit the previous capstone before checking the new prerequisites.</w:t>
       </w:r>
     </w:p>
     <w:tbl>
@@ -2734,8 +5411,26 @@
       </w:tr>
     </w:tbl>
     <w:p>
-      <w:r>
-        <w:t>Use the evidence to choose reteaching or the next step. A completed page, confidence rating or attractive project does not by itself demonstrate understanding.</w:t>
+      <w:pPr>
+        <w:spacing w:line="336" w:lineRule="auto" w:after="180"/>
+      </w:pPr>
+      <w:r>
+        <w:rPr>
+          <w:b w:val="0"/>
+        </w:rPr>
+        <w:t xml:space="preserve">Use the </w:t>
+      </w:r>
+      <w:r>
+        <w:rPr>
+          <w:b/>
+        </w:rPr>
+        <w:t>evidence</w:t>
+      </w:r>
+      <w:r>
+        <w:rPr>
+          <w:b w:val="0"/>
+        </w:rPr>
+        <w:t xml:space="preserve"> to choose reteaching or the next step. A completed page, confidence rating or attractive project does not by itself demonstrate understanding.</w:t>
       </w:r>
     </w:p>
     <w:p>
@@ -2747,8 +5442,37 @@
       </w:r>
     </w:p>
     <w:p>
-      <w:r>
-        <w:t>For your Verified Study Buddy, save the input, procedure, observed result and limitation of this check. Label this worked example as practice; use a different, previously unreviewed case when checking independent understanding.</w:t>
+      <w:pPr>
+        <w:spacing w:line="336" w:lineRule="auto" w:after="180"/>
+      </w:pPr>
+      <w:r>
+        <w:rPr>
+          <w:b w:val="0"/>
+        </w:rPr>
+        <w:t xml:space="preserve">For your Verified Study Buddy, save the </w:t>
+      </w:r>
+      <w:r>
+        <w:rPr>
+          <w:b/>
+        </w:rPr>
+        <w:t>input</w:t>
+      </w:r>
+      <w:r>
+        <w:rPr>
+          <w:b w:val="0"/>
+        </w:rPr>
+        <w:t>, procedure, observed result and limitation of this check.</w:t>
+      </w:r>
+    </w:p>
+    <w:p>
+      <w:pPr>
+        <w:spacing w:line="336" w:lineRule="auto" w:after="180"/>
+      </w:pPr>
+      <w:r>
+        <w:rPr>
+          <w:b w:val="0"/>
+        </w:rPr>
+        <w:t>Label this worked example as practice; use a different, previously unreviewed case when checking independent understanding.</w:t>
       </w:r>
     </w:p>
     <w:p>
@@ -2761,12 +5485,74 @@
     </w:p>
     <w:p>
       <w:r>
-        <w:t>Teaching target: Explain the mechanism and terminology of representation and bias evaluation</w:t>
-      </w:r>
-    </w:p>
-    <w:p>
-      <w:r>
-        <w:t>Prepare the labelled worked-case picture, the matching workbook, fictional input cards and a place for individual responses. No paid AI account is required for the paper reasoning activities.</w:t>
+        <w:t>Use this preparation summary alongside the detailed Bias and Representation lesson; it is a checklist rather than a replacement for the full sequence.</w:t>
+      </w:r>
+    </w:p>
+    <w:p>
+      <w:pPr>
+        <w:pStyle w:val="Heading3"/>
+      </w:pPr>
+      <w:r>
+        <w:t>Teaching target</w:t>
+      </w:r>
+    </w:p>
+    <w:p>
+      <w:pPr>
+        <w:spacing w:line="336" w:lineRule="auto" w:after="180"/>
+        <w:shd w:fill="EDF7F3"/>
+      </w:pPr>
+      <w:r>
+        <w:rPr>
+          <w:b w:val="0"/>
+        </w:rPr>
+        <w:t xml:space="preserve">Teaching target: Explain the </w:t>
+      </w:r>
+      <w:r>
+        <w:rPr>
+          <w:b/>
+        </w:rPr>
+        <w:t>mechanism</w:t>
+      </w:r>
+      <w:r>
+        <w:rPr>
+          <w:b w:val="0"/>
+        </w:rPr>
+        <w:t xml:space="preserve"> and terminology of </w:t>
+      </w:r>
+      <w:r>
+        <w:rPr>
+          <w:b/>
+        </w:rPr>
+        <w:t>representation</w:t>
+      </w:r>
+      <w:r>
+        <w:rPr>
+          <w:b w:val="0"/>
+        </w:rPr>
+        <w:t xml:space="preserve"> and bias evaluation</w:t>
+      </w:r>
+    </w:p>
+    <w:p>
+      <w:pPr>
+        <w:spacing w:line="336" w:lineRule="auto" w:after="180"/>
+      </w:pPr>
+      <w:r>
+        <w:rPr>
+          <w:b w:val="0"/>
+        </w:rPr>
+        <w:t xml:space="preserve">Prepare the labelled worked-case picture, the matching workbook, fictional </w:t>
+      </w:r>
+      <w:r>
+        <w:rPr>
+          <w:b/>
+        </w:rPr>
+        <w:t>input</w:t>
+      </w:r>
+      <w:r>
+        <w:rPr>
+          <w:b w:val="0"/>
+        </w:rPr>
+        <w:t xml:space="preserve"> cards and a place for individual responses. No paid AI account is required for the paper reasoning activities.</w:t>
       </w:r>
     </w:p>
     <w:tbl>
@@ -2913,37 +5699,219 @@
       </w:tr>
     </w:tbl>
     <w:p>
-      <w:r>
+      <w:pPr>
+        <w:spacing w:line="336" w:lineRule="auto" w:after="180"/>
+      </w:pPr>
+      <w:r>
+        <w:rPr>
+          <w:b w:val="0"/>
+        </w:rPr>
         <w:t>Before class, solve the supported practice: A grounded assistant supports 9 of 10 group-A cases and 6 of 10 group-B cases. Show the intermediate steps and give the conclusion with its scope.</w:t>
       </w:r>
     </w:p>
     <w:p>
-      <w:r>
-        <w:t>Reasoned practice answer: Teacher explanation: Rates 90% and 60%; gap 30 percentage points. Investigate case mix, retrieval coverage and annotation rules before attributing cause.</w:t>
-      </w:r>
-    </w:p>
-    <w:p>
-      <w:r>
-        <w:t>Check every learner before discussion: Use the worked case for Representation and bias evaluation. Proposed explanation: “The worked result establishes every future case”. Decide whether this explanation is supported. Point to the step or supplied fact that decides; explain your repair if needed.</w:t>
-      </w:r>
-    </w:p>
-    <w:p>
-      <w:r>
-        <w:t>Misconception repair: Group comparisons require task relevance and appropriate data governance; differences alone do not identify a causal mechanism.</w:t>
-      </w:r>
-    </w:p>
-    <w:p>
-      <w:r>
-        <w:t>Support: read the exact case aloud, enlarge the labelled picture, supply input cards and model only the first deciding step. Accept a spoken explanation or drawing; retain the reasoning goal.</w:t>
-      </w:r>
-    </w:p>
-    <w:p>
-      <w:r>
-        <w:t>Extension: Pine instead has 6 supported answers out of 12. Require a prediction and a reason before comparing. Expected result: Pine is 50%, which is 25 percentage points below Birch. Reason: Equal correct counts do not imply equal rates when denominators differ.</w:t>
-      </w:r>
-    </w:p>
-    <w:p>
-      <w:r>
+      <w:pPr>
+        <w:pStyle w:val="Heading3"/>
+      </w:pPr>
+      <w:r>
+        <w:t>Supported practice answer</w:t>
+      </w:r>
+    </w:p>
+    <w:p>
+      <w:pPr>
+        <w:spacing w:line="336" w:lineRule="auto" w:after="180"/>
+        <w:shd w:fill="F1F6FC"/>
+      </w:pPr>
+      <w:r>
+        <w:rPr>
+          <w:b w:val="0"/>
+        </w:rPr>
+        <w:t xml:space="preserve">Reasoned practice answer: Teacher explanation: Rates 90% and </w:t>
+      </w:r>
+      <w:r>
+        <w:rPr>
+          <w:b/>
+        </w:rPr>
+        <w:t>60%</w:t>
+      </w:r>
+      <w:r>
+        <w:rPr>
+          <w:b w:val="0"/>
+        </w:rPr>
+        <w:t xml:space="preserve">; gap 30 percentage points. Investigate </w:t>
+      </w:r>
+      <w:r>
+        <w:rPr>
+          <w:b/>
+        </w:rPr>
+        <w:t>case mix</w:t>
+      </w:r>
+      <w:r>
+        <w:rPr>
+          <w:b w:val="0"/>
+        </w:rPr>
+        <w:t>, retrieval coverage and annotation rules before attributing cause.</w:t>
+      </w:r>
+    </w:p>
+    <w:p>
+      <w:pPr>
+        <w:spacing w:line="336" w:lineRule="auto" w:after="180"/>
+      </w:pPr>
+      <w:r>
+        <w:rPr>
+          <w:b w:val="0"/>
+        </w:rPr>
+        <w:t xml:space="preserve">Check every learner before discussion: Use the worked case for </w:t>
+      </w:r>
+      <w:r>
+        <w:rPr>
+          <w:b/>
+        </w:rPr>
+        <w:t>Representation</w:t>
+      </w:r>
+      <w:r>
+        <w:rPr>
+          <w:b w:val="0"/>
+        </w:rPr>
+        <w:t xml:space="preserve"> and bias evaluation. Proposed explanation: “The worked result establishes every future case”. Decide whether this explanation is supported.</w:t>
+      </w:r>
+    </w:p>
+    <w:p>
+      <w:pPr>
+        <w:spacing w:line="336" w:lineRule="auto" w:after="180"/>
+      </w:pPr>
+      <w:r>
+        <w:rPr>
+          <w:b w:val="0"/>
+        </w:rPr>
+        <w:t>Point to the step or supplied fact that decides; explain your repair if needed.</w:t>
+      </w:r>
+    </w:p>
+    <w:p>
+      <w:pPr>
+        <w:pStyle w:val="Heading3"/>
+      </w:pPr>
+      <w:r>
+        <w:t>Repair the misconception</w:t>
+      </w:r>
+    </w:p>
+    <w:p>
+      <w:pPr>
+        <w:spacing w:line="336" w:lineRule="auto" w:after="180"/>
+        <w:shd w:fill="FFF5E6"/>
+      </w:pPr>
+      <w:r>
+        <w:rPr>
+          <w:b w:val="0"/>
+        </w:rPr>
+        <w:t xml:space="preserve">Misconception repair: Group comparisons require task relevance and appropriate data governance; differences alone do not identify a causal </w:t>
+      </w:r>
+      <w:r>
+        <w:rPr>
+          <w:b/>
+        </w:rPr>
+        <w:t>mechanism</w:t>
+      </w:r>
+      <w:r>
+        <w:rPr>
+          <w:b w:val="0"/>
+        </w:rPr>
+        <w:t>.</w:t>
+      </w:r>
+    </w:p>
+    <w:p>
+      <w:pPr>
+        <w:pStyle w:val="Heading3"/>
+      </w:pPr>
+      <w:r>
+        <w:t>Support without giving away the answer</w:t>
+      </w:r>
+    </w:p>
+    <w:p>
+      <w:pPr>
+        <w:spacing w:line="336" w:lineRule="auto" w:after="180"/>
+        <w:shd w:fill="F1F6F8"/>
+      </w:pPr>
+      <w:r>
+        <w:rPr>
+          <w:b w:val="0"/>
+        </w:rPr>
+        <w:t xml:space="preserve">Support: read the exact case aloud, enlarge the labelled picture, supply </w:t>
+      </w:r>
+      <w:r>
+        <w:rPr>
+          <w:b/>
+        </w:rPr>
+        <w:t>input</w:t>
+      </w:r>
+      <w:r>
+        <w:rPr>
+          <w:b w:val="0"/>
+        </w:rPr>
+        <w:t xml:space="preserve"> cards and model only the first deciding step. Accept a spoken explanation or drawing; retain the reasoning goal.</w:t>
+      </w:r>
+    </w:p>
+    <w:p>
+      <w:pPr>
+        <w:pStyle w:val="Heading3"/>
+      </w:pPr>
+      <w:r>
+        <w:t>Extend the reasoning</w:t>
+      </w:r>
+    </w:p>
+    <w:p>
+      <w:pPr>
+        <w:spacing w:line="336" w:lineRule="auto" w:after="180"/>
+        <w:shd w:fill="F5F1FB"/>
+      </w:pPr>
+      <w:r>
+        <w:rPr>
+          <w:b w:val="0"/>
+        </w:rPr>
+        <w:t xml:space="preserve">Extension: Pine instead has 6 supported answers out of 12. Require a </w:t>
+      </w:r>
+      <w:r>
+        <w:rPr>
+          <w:b/>
+        </w:rPr>
+        <w:t>prediction</w:t>
+      </w:r>
+      <w:r>
+        <w:rPr>
+          <w:b w:val="0"/>
+        </w:rPr>
+        <w:t xml:space="preserve"> and a reason before comparing. Expected result: Pine is 50%, which is 25 percentage points below Birch.</w:t>
+      </w:r>
+    </w:p>
+    <w:p>
+      <w:pPr>
+        <w:spacing w:line="336" w:lineRule="auto" w:after="180"/>
+        <w:shd w:fill="F5F1FB"/>
+      </w:pPr>
+      <w:r>
+        <w:rPr>
+          <w:b w:val="0"/>
+        </w:rPr>
+        <w:t>Reason: Equal correct counts do not imply equal rates when denominators differ.</w:t>
+      </w:r>
+    </w:p>
+    <w:p>
+      <w:pPr>
+        <w:pStyle w:val="Heading3"/>
+      </w:pPr>
+      <w:r>
+        <w:t>Protect the independent attempt</w:t>
+      </w:r>
+    </w:p>
+    <w:p>
+      <w:pPr>
+        <w:spacing w:line="336" w:lineRule="auto" w:after="180"/>
+        <w:shd w:fill="FFF5E6"/>
+      </w:pPr>
+      <w:r>
+        <w:rPr>
+          <w:b w:val="0"/>
+        </w:rPr>
         <w:t>Independent assessment: withhold the reserved answer until the learner has attempted the new case. Record support separately from correctness.</w:t>
       </w:r>
     </w:p>
@@ -3132,13 +6100,58 @@
       </w:tr>
     </w:tbl>
     <w:p>
-      <w:r>
-        <w:t>Project checkpoint: Prepare the demonstration. Gather reproducible instructions, evidence, access checks and remaining limitations.</w:t>
-      </w:r>
-    </w:p>
-    <w:p>
-      <w:r>
-        <w:t>Use the weekly teacher answer for topic-specific reasoning. A saved progress tick is an activity record; judge mastery from the learner’s explanation and evidence.</w:t>
+      <w:pPr>
+        <w:pStyle w:val="Heading3"/>
+      </w:pPr>
+      <w:r>
+        <w:t>Project checkpoint</w:t>
+      </w:r>
+    </w:p>
+    <w:p>
+      <w:pPr>
+        <w:spacing w:line="336" w:lineRule="auto" w:after="180"/>
+        <w:shd w:fill="EDF7F3"/>
+      </w:pPr>
+      <w:r>
+        <w:rPr>
+          <w:b w:val="0"/>
+        </w:rPr>
+        <w:t xml:space="preserve">Project checkpoint: Prepare the demonstration. Gather reproducible instructions, </w:t>
+      </w:r>
+      <w:r>
+        <w:rPr>
+          <w:b/>
+        </w:rPr>
+        <w:t>evidence</w:t>
+      </w:r>
+      <w:r>
+        <w:rPr>
+          <w:b w:val="0"/>
+        </w:rPr>
+        <w:t>, access checks and remaining limitations.</w:t>
+      </w:r>
+    </w:p>
+    <w:p>
+      <w:pPr>
+        <w:spacing w:line="336" w:lineRule="auto" w:after="180"/>
+      </w:pPr>
+      <w:r>
+        <w:rPr>
+          <w:b w:val="0"/>
+        </w:rPr>
+        <w:t xml:space="preserve">Use the weekly teacher answer for topic-specific reasoning. A saved progress tick is an activity record; judge mastery from the learner’s explanation and </w:t>
+      </w:r>
+      <w:r>
+        <w:rPr>
+          <w:b/>
+        </w:rPr>
+        <w:t>evidence</w:t>
+      </w:r>
+      <w:r>
+        <w:rPr>
+          <w:b w:val="0"/>
+        </w:rPr>
+        <w:t>.</w:t>
       </w:r>
     </w:p>
     <w:p>
@@ -3151,27 +6164,967 @@
     </w:p>
     <w:p>
       <w:r>
-        <w:t>Use the two formative questions as supported practice, not as independent mastery scores. Discuss the deciding evidence rather than accepting a guessed selection.</w:t>
-      </w:r>
-    </w:p>
-    <w:p>
-      <w:r>
+        <w:t>Use feedback, earlier review and portfolios purposefully. Apply the coding routine only when this lesson has an executable lab.</w:t>
+      </w:r>
+    </w:p>
+    <w:p>
+      <w:pPr>
+        <w:spacing w:line="336" w:lineRule="auto" w:after="180"/>
+      </w:pPr>
+      <w:r>
+        <w:rPr>
+          <w:b w:val="0"/>
+        </w:rPr>
+        <w:t xml:space="preserve">Use the two formative questions as supported practice, not as independent mastery scores. Discuss the deciding </w:t>
+      </w:r>
+      <w:r>
+        <w:rPr>
+          <w:b/>
+        </w:rPr>
+        <w:t>evidence</w:t>
+      </w:r>
+      <w:r>
+        <w:rPr>
+          <w:b w:val="0"/>
+        </w:rPr>
+        <w:t xml:space="preserve"> rather than accepting a guessed selection.</w:t>
+      </w:r>
+    </w:p>
+    <w:p>
+      <w:pPr>
+        <w:spacing w:line="336" w:lineRule="auto" w:after="180"/>
+      </w:pPr>
+      <w:r>
+        <w:rPr>
+          <w:b w:val="0"/>
+        </w:rPr>
         <w:t>The feedback comes from the reviewed public worked case. Do not reveal the separately reserved independent teacher answer until the learner has attempted that case.</w:t>
       </w:r>
     </w:p>
     <w:p>
-      <w:r>
-        <w:t>Ask students to predict before running code. Preserve errors and actual outputs; collect a changed test and an explanation. The branch-boundary and indexing lessons deliberately include failure cases.</w:t>
-      </w:r>
-    </w:p>
-    <w:p>
-      <w:r>
+      <w:pPr>
+        <w:pStyle w:val="Heading3"/>
+      </w:pPr>
+      <w:r>
+        <w:t>For later coding lessons</w:t>
+      </w:r>
+    </w:p>
+    <w:p>
+      <w:r>
+        <w:t>This week has no code block. Use this routine when a later lesson includes an executable lab.</w:t>
+      </w:r>
+    </w:p>
+    <w:p>
+      <w:pPr>
+        <w:spacing w:line="336" w:lineRule="auto" w:after="180"/>
+        <w:shd w:fill="F1F6F8"/>
+      </w:pPr>
+      <w:r>
+        <w:rPr>
+          <w:b w:val="0"/>
+        </w:rPr>
+        <w:t xml:space="preserve">Ask students to predict before running code. Preserve errors and actual </w:t>
+      </w:r>
+      <w:r>
+        <w:rPr>
+          <w:b/>
+        </w:rPr>
+        <w:t>output</w:t>
+      </w:r>
+      <w:r>
+        <w:rPr>
+          <w:b w:val="0"/>
+        </w:rPr>
+        <w:t>s; collect a changed test and an explanation. The branch-boundary and indexing lessons deliberately include failure cases.</w:t>
+      </w:r>
+    </w:p>
+    <w:p>
+      <w:pPr>
+        <w:spacing w:line="336" w:lineRule="auto" w:after="180"/>
+      </w:pPr>
+      <w:r>
+        <w:rPr>
+          <w:b w:val="0"/>
+        </w:rPr>
         <w:t>Use the earlier worked-explanation links to address a specific missing building block, then return to the current question. Adapt this suggestion after observing the learner; it is not an automatic diagnosis.</w:t>
       </w:r>
     </w:p>
     <w:p>
-      <w:r>
-        <w:t>Collect the completed-work portfolio as evidence. Record support separately from correctness, and assess explanation, trace/test and limitations. Progress ticks and quiz selections alone do not establish mastery.</w:t>
+      <w:pPr>
+        <w:spacing w:line="336" w:lineRule="auto" w:after="180"/>
+      </w:pPr>
+      <w:r>
+        <w:rPr>
+          <w:b w:val="0"/>
+        </w:rPr>
+        <w:t xml:space="preserve">Collect the completed-work portfolio as </w:t>
+      </w:r>
+      <w:r>
+        <w:rPr>
+          <w:b/>
+        </w:rPr>
+        <w:t>evidence</w:t>
+      </w:r>
+      <w:r>
+        <w:rPr>
+          <w:b w:val="0"/>
+        </w:rPr>
+        <w:t>. Record support separately from correctness, and assess explanation, trace/test and limitations. Progress ticks and quiz selections alone do not establish mastery.</w:t>
+      </w:r>
+    </w:p>
+    <w:p>
+      <w:pPr>
+        <w:pStyle w:val="Heading1"/>
+      </w:pPr>
+      <w:r>
+        <w:t>09. Visual concept journey</w:t>
+      </w:r>
+    </w:p>
+    <w:p>
+      <w:r>
+        <w:t>Show one Bias and Representation graphic at a time, request a prediction and discuss its trace before the independent assessment.</w:t>
+      </w:r>
+    </w:p>
+    <w:p>
+      <w:pPr>
+        <w:spacing w:line="336" w:lineRule="auto" w:after="180"/>
+      </w:pPr>
+      <w:r>
+        <w:rPr>
+          <w:b w:val="0"/>
+        </w:rPr>
+        <w:t xml:space="preserve">Use one picture at a time. Hide a worked result before asking for a </w:t>
+      </w:r>
+      <w:r>
+        <w:rPr>
+          <w:b/>
+        </w:rPr>
+        <w:t>prediction</w:t>
+      </w:r>
+      <w:r>
+        <w:rPr>
+          <w:b w:val="0"/>
+        </w:rPr>
+        <w:t>, then reveal it for feedback. These are supported teaching cases; retain the separate independent assessment for a fresh first attempt.</w:t>
+      </w:r>
+    </w:p>
+    <w:p>
+      <w:pPr>
+        <w:pStyle w:val="Heading3"/>
+      </w:pPr>
+      <w:r>
+        <w:t>01. Bias and Representation: the case</w:t>
+      </w:r>
+    </w:p>
+    <w:p>
+      <w:r>
+        <w:drawing>
+          <wp:inline xmlns:a="http://schemas.openxmlformats.org/drawingml/2006/main" xmlns:pic="http://schemas.openxmlformats.org/drawingml/2006/picture">
+            <wp:extent cx="5486400" cy="3142488"/>
+            <wp:docPr id="2" name="Picture 2" descr="Compare study-answer support rates when groups have different numbers of questions. Supplied facts: Group Birch has 6 supported answers in 8 cases; group Pine has 9 supported answers in 12 cases. Both groups use the same support rubric. All inputs and outcomes in this worked example are invented classroom data; no real model run is claimed."/>
+            <wp:cNvGraphicFramePr>
+              <a:graphicFrameLocks noChangeAspect="1"/>
+            </wp:cNvGraphicFramePr>
+            <a:graphic>
+              <a:graphicData uri="http://schemas.openxmlformats.org/drawingml/2006/picture">
+                <pic:pic>
+                  <pic:nvPicPr>
+                    <pic:cNvPr id="0" name="academy-story-ai-3-30-01.png"/>
+                    <pic:cNvPicPr/>
+                  </pic:nvPicPr>
+                  <pic:blipFill>
+                    <a:blip r:embed="rId10"/>
+                    <a:stretch>
+                      <a:fillRect/>
+                    </a:stretch>
+                  </pic:blipFill>
+                  <pic:spPr>
+                    <a:xfrm>
+                      <a:off x="0" y="0"/>
+                      <a:ext cx="5486400" cy="3142488"/>
+                    </a:xfrm>
+                    <a:prstGeom prst="rect"/>
+                  </pic:spPr>
+                </pic:pic>
+              </a:graphicData>
+            </a:graphic>
+          </wp:inline>
+        </w:drawing>
+      </w:r>
+    </w:p>
+    <w:p>
+      <w:pPr>
+        <w:spacing w:line="336" w:lineRule="auto" w:after="180"/>
+      </w:pPr>
+      <w:r>
+        <w:rPr>
+          <w:b w:val="0"/>
+        </w:rPr>
+        <w:t>Compare study-answer support rates when groups have different numbers of questions. Supplied facts: Group Birch has 6 supported answers in 8 cases; group Pine has 9 supported answers in 12 cases.</w:t>
+      </w:r>
+    </w:p>
+    <w:p>
+      <w:pPr>
+        <w:spacing w:line="336" w:lineRule="auto" w:after="180"/>
+      </w:pPr>
+      <w:r>
+        <w:rPr>
+          <w:b w:val="0"/>
+        </w:rPr>
+        <w:t xml:space="preserve">Both groups use the same support rubric. All </w:t>
+      </w:r>
+      <w:r>
+        <w:rPr>
+          <w:b/>
+        </w:rPr>
+        <w:t>input</w:t>
+      </w:r>
+      <w:r>
+        <w:rPr>
+          <w:b w:val="0"/>
+        </w:rPr>
+        <w:t>s and outcomes in this worked example are invented classroom data; no real model run is claimed.</w:t>
+      </w:r>
+    </w:p>
+    <w:p>
+      <w:pPr>
+        <w:spacing w:line="336" w:lineRule="auto" w:after="180"/>
+        <w:shd w:fill="F5F1FB"/>
+      </w:pPr>
+      <w:r>
+        <w:rPr>
+          <w:b w:val="0"/>
+        </w:rPr>
+        <w:t>Point to the given fact that matters most. Explain why it matters.</w:t>
+      </w:r>
+    </w:p>
+    <w:p>
+      <w:pPr>
+        <w:pStyle w:val="Heading3"/>
+      </w:pPr>
+      <w:r>
+        <w:t>Discuss while showing the picture</w:t>
+      </w:r>
+    </w:p>
+    <w:p>
+      <w:pPr>
+        <w:spacing w:line="336" w:lineRule="auto" w:after="180"/>
+        <w:shd w:fill="F1F6F8"/>
+      </w:pPr>
+      <w:r>
+        <w:rPr>
+          <w:b w:val="0"/>
+        </w:rPr>
+        <w:t>Teacher prompt: Point to the given fact that matters most. Explain why it matters. Ask learners to describe one label or arrow in ordinary words. Use the adjacent transcript if the image is difficult to see.</w:t>
+      </w:r>
+    </w:p>
+    <w:p>
+      <w:pPr>
+        <w:pStyle w:val="Heading3"/>
+      </w:pPr>
+      <w:r>
+        <w:t>02. Follow the deciding steps</w:t>
+      </w:r>
+    </w:p>
+    <w:p>
+      <w:r>
+        <w:drawing>
+          <wp:inline xmlns:a="http://schemas.openxmlformats.org/drawingml/2006/main" xmlns:pic="http://schemas.openxmlformats.org/drawingml/2006/picture">
+            <wp:extent cx="5486400" cy="3493008"/>
+            <wp:docPr id="3" name="Picture 3" descr="Keep denominators: Birch: 6/8. Pine: 9/12. → Compare rates: Both support rates are 75%; Pine has more correct answers because it has more cases. → Inspect errors: Check the two Birch and three Pine failures before deciding what revision each needs."/>
+            <wp:cNvGraphicFramePr>
+              <a:graphicFrameLocks noChangeAspect="1"/>
+            </wp:cNvGraphicFramePr>
+            <a:graphic>
+              <a:graphicData uri="http://schemas.openxmlformats.org/drawingml/2006/picture">
+                <pic:pic>
+                  <pic:nvPicPr>
+                    <pic:cNvPr id="0" name="academy-story-ai-3-30-02.png"/>
+                    <pic:cNvPicPr/>
+                  </pic:nvPicPr>
+                  <pic:blipFill>
+                    <a:blip r:embed="rId11"/>
+                    <a:stretch>
+                      <a:fillRect/>
+                    </a:stretch>
+                  </pic:blipFill>
+                  <pic:spPr>
+                    <a:xfrm>
+                      <a:off x="0" y="0"/>
+                      <a:ext cx="5486400" cy="3493008"/>
+                    </a:xfrm>
+                    <a:prstGeom prst="rect"/>
+                  </pic:spPr>
+                </pic:pic>
+              </a:graphicData>
+            </a:graphic>
+          </wp:inline>
+        </w:drawing>
+      </w:r>
+    </w:p>
+    <w:p>
+      <w:pPr>
+        <w:spacing w:line="336" w:lineRule="auto" w:after="180"/>
+      </w:pPr>
+      <w:r>
+        <w:rPr>
+          <w:b w:val="0"/>
+        </w:rPr>
+        <w:t>Keep denominators: Birch: 6/8.</w:t>
+      </w:r>
+    </w:p>
+    <w:p>
+      <w:pPr>
+        <w:spacing w:line="336" w:lineRule="auto" w:after="180"/>
+      </w:pPr>
+      <w:r>
+        <w:rPr>
+          <w:b w:val="0"/>
+        </w:rPr>
+        <w:t>Pine: 9/12. → Compare rates: Both support rates are 75%; Pine has more correct answers because it has more cases. → Inspect errors: Check the two Birch and three Pine failures before deciding what revision each needs.</w:t>
+      </w:r>
+    </w:p>
+    <w:p>
+      <w:pPr>
+        <w:spacing w:line="336" w:lineRule="auto" w:after="180"/>
+        <w:shd w:fill="F5F1FB"/>
+      </w:pPr>
+      <w:r>
+        <w:rPr>
+          <w:b w:val="0"/>
+        </w:rPr>
+        <w:t xml:space="preserve">Point to each numbered stage and explain which recorded </w:t>
+      </w:r>
+      <w:r>
+        <w:rPr>
+          <w:b/>
+        </w:rPr>
+        <w:t>input</w:t>
+      </w:r>
+      <w:r>
+        <w:rPr>
+          <w:b w:val="0"/>
+        </w:rPr>
+        <w:t xml:space="preserve"> it uses.</w:t>
+      </w:r>
+    </w:p>
+    <w:p>
+      <w:pPr>
+        <w:pStyle w:val="Heading3"/>
+      </w:pPr>
+      <w:r>
+        <w:t>Discuss while showing the picture</w:t>
+      </w:r>
+    </w:p>
+    <w:p>
+      <w:pPr>
+        <w:spacing w:line="336" w:lineRule="auto" w:after="180"/>
+        <w:shd w:fill="F1F6F8"/>
+      </w:pPr>
+      <w:r>
+        <w:rPr>
+          <w:b w:val="0"/>
+        </w:rPr>
+        <w:t xml:space="preserve">Teacher prompt: Point to each numbered stage and explain which recorded </w:t>
+      </w:r>
+      <w:r>
+        <w:rPr>
+          <w:b/>
+        </w:rPr>
+        <w:t>input</w:t>
+      </w:r>
+      <w:r>
+        <w:rPr>
+          <w:b w:val="0"/>
+        </w:rPr>
+        <w:t xml:space="preserve"> it uses. Ask learners to describe one label or arrow in ordinary words. Use the adjacent transcript if the image is difficult to see.</w:t>
+      </w:r>
+    </w:p>
+    <w:p>
+      <w:pPr>
+        <w:pStyle w:val="Heading3"/>
+      </w:pPr>
+      <w:r>
+        <w:t>03. Representation and bias evaluation — evidence trace</w:t>
+      </w:r>
+    </w:p>
+    <w:p>
+      <w:r>
+        <w:drawing>
+          <wp:inline xmlns:a="http://schemas.openxmlformats.org/drawingml/2006/main" xmlns:pic="http://schemas.openxmlformats.org/drawingml/2006/picture">
+            <wp:extent cx="5486400" cy="3297936"/>
+            <wp:docPr id="4" name="Picture 4" descr="Representation and bias evaluation — evidence trace. A grounded assistant supports 9 of 10 group-A cases and 6 of 10 group-B cases. | Define the task, relevant groups, labels and denominators before comparing. Use fictional, non-identifying records. Evaluate quality and fallback outcomes separately; preserve sample sizes and unresolved explanations. | Rates 90% and 60%; gap 30 percentage points. Investigate case mix, retrieval coverage and annotation rules before attributing cause."/>
+            <wp:cNvGraphicFramePr>
+              <a:graphicFrameLocks noChangeAspect="1"/>
+            </wp:cNvGraphicFramePr>
+            <a:graphic>
+              <a:graphicData uri="http://schemas.openxmlformats.org/drawingml/2006/picture">
+                <pic:pic>
+                  <pic:nvPicPr>
+                    <pic:cNvPr id="0" name="academy-story-ai-3-30-03.png"/>
+                    <pic:cNvPicPr/>
+                  </pic:nvPicPr>
+                  <pic:blipFill>
+                    <a:blip r:embed="rId12"/>
+                    <a:stretch>
+                      <a:fillRect/>
+                    </a:stretch>
+                  </pic:blipFill>
+                  <pic:spPr>
+                    <a:xfrm>
+                      <a:off x="0" y="0"/>
+                      <a:ext cx="5486400" cy="3297936"/>
+                    </a:xfrm>
+                    <a:prstGeom prst="rect"/>
+                  </pic:spPr>
+                </pic:pic>
+              </a:graphicData>
+            </a:graphic>
+          </wp:inline>
+        </w:drawing>
+      </w:r>
+    </w:p>
+    <w:p>
+      <w:pPr>
+        <w:spacing w:line="336" w:lineRule="auto" w:after="180"/>
+      </w:pPr>
+      <w:r>
+        <w:rPr>
+          <w:b/>
+        </w:rPr>
+        <w:t>Representation</w:t>
+      </w:r>
+      <w:r>
+        <w:rPr>
+          <w:b w:val="0"/>
+        </w:rPr>
+        <w:t xml:space="preserve"> and bias evaluation — </w:t>
+      </w:r>
+      <w:r>
+        <w:rPr>
+          <w:b/>
+        </w:rPr>
+        <w:t>evidence</w:t>
+      </w:r>
+      <w:r>
+        <w:rPr>
+          <w:b w:val="0"/>
+        </w:rPr>
+        <w:t xml:space="preserve"> trace. A grounded assistant supports 9 of 10 group-A cases and 6 of 10 group-B cases. | Define the task, relevant groups, labels and denominators before comparing.</w:t>
+      </w:r>
+    </w:p>
+    <w:p>
+      <w:pPr>
+        <w:spacing w:line="336" w:lineRule="auto" w:after="180"/>
+      </w:pPr>
+      <w:r>
+        <w:rPr>
+          <w:b w:val="0"/>
+        </w:rPr>
+        <w:t xml:space="preserve">Use fictional, non-identifying records. Evaluate quality and fallback outcomes separately; preserve sample sizes and unresolved explanations. | Rates 90% and </w:t>
+      </w:r>
+      <w:r>
+        <w:rPr>
+          <w:b/>
+        </w:rPr>
+        <w:t>60%</w:t>
+      </w:r>
+      <w:r>
+        <w:rPr>
+          <w:b w:val="0"/>
+        </w:rPr>
+        <w:t>; gap 30 percentage points.</w:t>
+      </w:r>
+    </w:p>
+    <w:p>
+      <w:pPr>
+        <w:spacing w:line="336" w:lineRule="auto" w:after="180"/>
+      </w:pPr>
+      <w:r>
+        <w:rPr>
+          <w:b w:val="0"/>
+        </w:rPr>
+        <w:t xml:space="preserve">Investigate </w:t>
+      </w:r>
+      <w:r>
+        <w:rPr>
+          <w:b/>
+        </w:rPr>
+        <w:t>case mix</w:t>
+      </w:r>
+      <w:r>
+        <w:rPr>
+          <w:b w:val="0"/>
+        </w:rPr>
+        <w:t>, retrieval coverage and annotation rules before attributing cause.</w:t>
+      </w:r>
+    </w:p>
+    <w:p>
+      <w:pPr>
+        <w:spacing w:line="336" w:lineRule="auto" w:after="180"/>
+        <w:shd w:fill="F5F1FB"/>
+      </w:pPr>
+      <w:r>
+        <w:rPr>
+          <w:b w:val="0"/>
+        </w:rPr>
+        <w:t>Read the labels and values. Explain the relationship the model shows.</w:t>
+      </w:r>
+    </w:p>
+    <w:p>
+      <w:pPr>
+        <w:pStyle w:val="Heading3"/>
+      </w:pPr>
+      <w:r>
+        <w:t>Discuss while showing the picture</w:t>
+      </w:r>
+    </w:p>
+    <w:p>
+      <w:pPr>
+        <w:spacing w:line="336" w:lineRule="auto" w:after="180"/>
+        <w:shd w:fill="F1F6F8"/>
+      </w:pPr>
+      <w:r>
+        <w:rPr>
+          <w:b w:val="0"/>
+        </w:rPr>
+        <w:t>Teacher prompt: Read the labels and values. Explain the relationship the model shows. Ask learners to describe one label or arrow in ordinary words. Use the adjacent transcript if the image is difficult to see.</w:t>
+      </w:r>
+    </w:p>
+    <w:p>
+      <w:pPr>
+        <w:pStyle w:val="Heading3"/>
+      </w:pPr>
+      <w:r>
+        <w:t>04. Change one thing. Trace what follows.</w:t>
+      </w:r>
+    </w:p>
+    <w:p>
+      <w:r>
+        <w:drawing>
+          <wp:inline xmlns:a="http://schemas.openxmlformats.org/drawingml/2006/main" xmlns:pic="http://schemas.openxmlformats.org/drawingml/2006/picture">
+            <wp:extent cx="5486400" cy="3026664"/>
+            <wp:docPr id="5" name="Picture 5" descr="Original case: Check the two Birch and three Pine failures before deciding what revision each needs. Changed condition: Pine instead has 6 supported answers out of 12. Expected result: Pine is 50%, which is 25 percentage points below Birch. Reason: Equal correct counts do not imply equal rates when denominators differ."/>
+            <wp:cNvGraphicFramePr>
+              <a:graphicFrameLocks noChangeAspect="1"/>
+            </wp:cNvGraphicFramePr>
+            <a:graphic>
+              <a:graphicData uri="http://schemas.openxmlformats.org/drawingml/2006/picture">
+                <pic:pic>
+                  <pic:nvPicPr>
+                    <pic:cNvPr id="0" name="academy-story-ai-3-30-04.png"/>
+                    <pic:cNvPicPr/>
+                  </pic:nvPicPr>
+                  <pic:blipFill>
+                    <a:blip r:embed="rId13"/>
+                    <a:stretch>
+                      <a:fillRect/>
+                    </a:stretch>
+                  </pic:blipFill>
+                  <pic:spPr>
+                    <a:xfrm>
+                      <a:off x="0" y="0"/>
+                      <a:ext cx="5486400" cy="3026664"/>
+                    </a:xfrm>
+                    <a:prstGeom prst="rect"/>
+                  </pic:spPr>
+                </pic:pic>
+              </a:graphicData>
+            </a:graphic>
+          </wp:inline>
+        </w:drawing>
+      </w:r>
+    </w:p>
+    <w:p>
+      <w:pPr>
+        <w:spacing w:line="336" w:lineRule="auto" w:after="180"/>
+      </w:pPr>
+      <w:r>
+        <w:rPr>
+          <w:b w:val="0"/>
+        </w:rPr>
+        <w:t>Original case: Check the two Birch and three Pine failures before deciding what revision each needs. Changed condition: Pine instead has 6 supported answers out of 12.</w:t>
+      </w:r>
+    </w:p>
+    <w:p>
+      <w:pPr>
+        <w:spacing w:line="336" w:lineRule="auto" w:after="180"/>
+      </w:pPr>
+      <w:r>
+        <w:rPr>
+          <w:b w:val="0"/>
+        </w:rPr>
+        <w:t>Expected result: Pine is 50%, which is 25 percentage points below Birch. Reason: Equal correct counts do not imply equal rates when denominators differ.</w:t>
+      </w:r>
+    </w:p>
+    <w:p>
+      <w:pPr>
+        <w:spacing w:line="336" w:lineRule="auto" w:after="180"/>
+        <w:shd w:fill="F5F1FB"/>
+      </w:pPr>
+      <w:r>
+        <w:rPr>
+          <w:b w:val="0"/>
+        </w:rPr>
+        <w:t>Predict before checking the worked changed-case result. Name what changed and what the supplied facts allow you to conclude.</w:t>
+      </w:r>
+    </w:p>
+    <w:p>
+      <w:pPr>
+        <w:pStyle w:val="Heading3"/>
+      </w:pPr>
+      <w:r>
+        <w:t>Discuss while showing the picture</w:t>
+      </w:r>
+    </w:p>
+    <w:p>
+      <w:pPr>
+        <w:spacing w:line="336" w:lineRule="auto" w:after="180"/>
+        <w:shd w:fill="F1F6F8"/>
+      </w:pPr>
+      <w:r>
+        <w:rPr>
+          <w:b w:val="0"/>
+        </w:rPr>
+        <w:t>Teacher prompt: Predict before checking the worked changed-case result. Name what changed and what the supplied facts allow you to conclude. Ask learners to describe one label or arrow in ordinary words.</w:t>
+      </w:r>
+    </w:p>
+    <w:p>
+      <w:pPr>
+        <w:spacing w:line="336" w:lineRule="auto" w:after="180"/>
+        <w:shd w:fill="F1F6F8"/>
+      </w:pPr>
+      <w:r>
+        <w:rPr>
+          <w:b w:val="0"/>
+        </w:rPr>
+        <w:t>Use the adjacent transcript if the image is difficult to see. Changed-case reasoning: Equal correct counts do not imply equal rates when denominators differ.</w:t>
+      </w:r>
+    </w:p>
+    <w:p>
+      <w:pPr>
+        <w:pStyle w:val="Heading3"/>
+      </w:pPr>
+      <w:r>
+        <w:t>05. Connect the explanation to its limit</w:t>
+      </w:r>
+    </w:p>
+    <w:p>
+      <w:r>
+        <w:drawing>
+          <wp:inline xmlns:a="http://schemas.openxmlformats.org/drawingml/2006/main" xmlns:pic="http://schemas.openxmlformats.org/drawingml/2006/picture">
+            <wp:extent cx="5486400" cy="2834640"/>
+            <wp:docPr id="6" name="Picture 6" descr="Read the picture in order. Check the two Birch and three Pine failures before deciding what revision each needs. The arrows show which recorded input or intermediate result each decision uses. Explain the deciding step aloud before checking the changed case; pointing to the final answer alone does not show how it follows. Limit: These groups are fictional; small samples and unmatched question difficulty limit conclusions about fairness."/>
+            <wp:cNvGraphicFramePr>
+              <a:graphicFrameLocks noChangeAspect="1"/>
+            </wp:cNvGraphicFramePr>
+            <a:graphic>
+              <a:graphicData uri="http://schemas.openxmlformats.org/drawingml/2006/picture">
+                <pic:pic>
+                  <pic:nvPicPr>
+                    <pic:cNvPr id="0" name="academy-story-ai-3-30-05.png"/>
+                    <pic:cNvPicPr/>
+                  </pic:nvPicPr>
+                  <pic:blipFill>
+                    <a:blip r:embed="rId14"/>
+                    <a:stretch>
+                      <a:fillRect/>
+                    </a:stretch>
+                  </pic:blipFill>
+                  <pic:spPr>
+                    <a:xfrm>
+                      <a:off x="0" y="0"/>
+                      <a:ext cx="5486400" cy="2834640"/>
+                    </a:xfrm>
+                    <a:prstGeom prst="rect"/>
+                  </pic:spPr>
+                </pic:pic>
+              </a:graphicData>
+            </a:graphic>
+          </wp:inline>
+        </w:drawing>
+      </w:r>
+    </w:p>
+    <w:p>
+      <w:pPr>
+        <w:spacing w:line="336" w:lineRule="auto" w:after="180"/>
+      </w:pPr>
+      <w:r>
+        <w:rPr>
+          <w:b w:val="0"/>
+        </w:rPr>
+        <w:t xml:space="preserve">Read the picture in order. Check the two Birch and three Pine failures before deciding what revision each needs. The arrows show which recorded </w:t>
+      </w:r>
+      <w:r>
+        <w:rPr>
+          <w:b/>
+        </w:rPr>
+        <w:t>input</w:t>
+      </w:r>
+      <w:r>
+        <w:rPr>
+          <w:b w:val="0"/>
+        </w:rPr>
+        <w:t xml:space="preserve"> or intermediate result each decision uses.</w:t>
+      </w:r>
+    </w:p>
+    <w:p>
+      <w:pPr>
+        <w:spacing w:line="336" w:lineRule="auto" w:after="180"/>
+      </w:pPr>
+      <w:r>
+        <w:rPr>
+          <w:b w:val="0"/>
+        </w:rPr>
+        <w:t>Explain the deciding step aloud before checking the changed case; pointing to the final answer alone does not show how it follows.</w:t>
+      </w:r>
+    </w:p>
+    <w:p>
+      <w:pPr>
+        <w:spacing w:line="336" w:lineRule="auto" w:after="180"/>
+      </w:pPr>
+      <w:r>
+        <w:rPr>
+          <w:b w:val="0"/>
+        </w:rPr>
+        <w:t>Limit: These groups are fictional; small samples and unmatched question difficulty limit conclusions about fairness.</w:t>
+      </w:r>
+    </w:p>
+    <w:p>
+      <w:pPr>
+        <w:spacing w:line="336" w:lineRule="auto" w:after="180"/>
+        <w:shd w:fill="F5F1FB"/>
+      </w:pPr>
+      <w:r>
+        <w:rPr>
+          <w:b w:val="0"/>
+        </w:rPr>
+        <w:t>Explain the case, then point to a limit on the claim.</w:t>
+      </w:r>
+    </w:p>
+    <w:p>
+      <w:pPr>
+        <w:pStyle w:val="Heading3"/>
+      </w:pPr>
+      <w:r>
+        <w:t>Discuss while showing the picture</w:t>
+      </w:r>
+    </w:p>
+    <w:p>
+      <w:pPr>
+        <w:spacing w:line="336" w:lineRule="auto" w:after="180"/>
+        <w:shd w:fill="F1F6F8"/>
+      </w:pPr>
+      <w:r>
+        <w:rPr>
+          <w:b w:val="0"/>
+        </w:rPr>
+        <w:t>Teacher prompt: Explain the case, then point to a limit on the claim. Ask learners to describe one label or arrow in ordinary words. Use the adjacent transcript if the image is difficult to see.</w:t>
+      </w:r>
+    </w:p>
+    <w:p>
+      <w:pPr>
+        <w:spacing w:line="336" w:lineRule="auto" w:after="180"/>
+        <w:shd w:fill="F1F6F8"/>
+      </w:pPr>
+      <w:r>
+        <w:rPr>
+          <w:b w:val="0"/>
+        </w:rPr>
+        <w:t>Keep the stated scope: These groups are fictional; small samples and unmatched question difficulty limit conclusions about fairness.</w:t>
+      </w:r>
+    </w:p>
+    <w:p>
+      <w:pPr>
+        <w:pStyle w:val="Heading3"/>
+      </w:pPr>
+      <w:r>
+        <w:t>06. Make the idea visible in your project</w:t>
+      </w:r>
+    </w:p>
+    <w:p>
+      <w:r>
+        <w:drawing>
+          <wp:inline xmlns:a="http://schemas.openxmlformats.org/drawingml/2006/main" xmlns:pic="http://schemas.openxmlformats.org/drawingml/2006/picture">
+            <wp:extent cx="5486400" cy="3681984"/>
+            <wp:docPr id="7" name="Picture 7" descr="For your Verified Study Buddy, save the input, procedure, observed result and limitation of this check. Label this worked example as practice; use a different, previously unreviewed case when checking independent understanding. Draw your input, deciding step, result and limit. Supported question: Explain why comparing six correct answers in each group would mislead. Point to the relevant step in the picture, then write the changed result and the rule or evidence that supports it."/>
+            <wp:cNvGraphicFramePr>
+              <a:graphicFrameLocks noChangeAspect="1"/>
+            </wp:cNvGraphicFramePr>
+            <a:graphic>
+              <a:graphicData uri="http://schemas.openxmlformats.org/drawingml/2006/picture">
+                <pic:pic>
+                  <pic:nvPicPr>
+                    <pic:cNvPr id="0" name="academy-story-ai-3-30-06.png"/>
+                    <pic:cNvPicPr/>
+                  </pic:nvPicPr>
+                  <pic:blipFill>
+                    <a:blip r:embed="rId15"/>
+                    <a:stretch>
+                      <a:fillRect/>
+                    </a:stretch>
+                  </pic:blipFill>
+                  <pic:spPr>
+                    <a:xfrm>
+                      <a:off x="0" y="0"/>
+                      <a:ext cx="5486400" cy="3681984"/>
+                    </a:xfrm>
+                    <a:prstGeom prst="rect"/>
+                  </pic:spPr>
+                </pic:pic>
+              </a:graphicData>
+            </a:graphic>
+          </wp:inline>
+        </w:drawing>
+      </w:r>
+    </w:p>
+    <w:p>
+      <w:pPr>
+        <w:spacing w:line="336" w:lineRule="auto" w:after="180"/>
+      </w:pPr>
+      <w:r>
+        <w:rPr>
+          <w:b w:val="0"/>
+        </w:rPr>
+        <w:t xml:space="preserve">For your Verified Study Buddy, save the </w:t>
+      </w:r>
+      <w:r>
+        <w:rPr>
+          <w:b/>
+        </w:rPr>
+        <w:t>input</w:t>
+      </w:r>
+      <w:r>
+        <w:rPr>
+          <w:b w:val="0"/>
+        </w:rPr>
+        <w:t>, procedure, observed result and limitation of this check.</w:t>
+      </w:r>
+    </w:p>
+    <w:p>
+      <w:pPr>
+        <w:spacing w:line="336" w:lineRule="auto" w:after="180"/>
+      </w:pPr>
+      <w:r>
+        <w:rPr>
+          <w:b w:val="0"/>
+        </w:rPr>
+        <w:t xml:space="preserve">Label this worked example as practice; use a different, previously unreviewed case when checking independent understanding. Draw your </w:t>
+      </w:r>
+      <w:r>
+        <w:rPr>
+          <w:b/>
+        </w:rPr>
+        <w:t>input</w:t>
+      </w:r>
+      <w:r>
+        <w:rPr>
+          <w:b w:val="0"/>
+        </w:rPr>
+        <w:t>, deciding step, result and limit.</w:t>
+      </w:r>
+    </w:p>
+    <w:p>
+      <w:pPr>
+        <w:spacing w:line="336" w:lineRule="auto" w:after="180"/>
+      </w:pPr>
+      <w:r>
+        <w:rPr>
+          <w:b w:val="0"/>
+        </w:rPr>
+        <w:t xml:space="preserve">Supported question: Explain why comparing six correct answers in each group would mislead. Point to the relevant step in the picture, then write the changed result and the rule or </w:t>
+      </w:r>
+      <w:r>
+        <w:rPr>
+          <w:b/>
+        </w:rPr>
+        <w:t>evidence</w:t>
+      </w:r>
+      <w:r>
+        <w:rPr>
+          <w:b w:val="0"/>
+        </w:rPr>
+        <w:t xml:space="preserve"> that supports it.</w:t>
+      </w:r>
+    </w:p>
+    <w:p>
+      <w:pPr>
+        <w:spacing w:line="336" w:lineRule="auto" w:after="180"/>
+        <w:shd w:fill="F5F1FB"/>
+      </w:pPr>
+      <w:r>
+        <w:rPr>
+          <w:b w:val="0"/>
+        </w:rPr>
+        <w:t xml:space="preserve">Draw your project trace and justify the deciding step using </w:t>
+      </w:r>
+      <w:r>
+        <w:rPr>
+          <w:b/>
+        </w:rPr>
+        <w:t>evidence</w:t>
+      </w:r>
+      <w:r>
+        <w:rPr>
+          <w:b w:val="0"/>
+        </w:rPr>
+        <w:t>.</w:t>
+      </w:r>
+    </w:p>
+    <w:p>
+      <w:pPr>
+        <w:pStyle w:val="Heading3"/>
+      </w:pPr>
+      <w:r>
+        <w:t>Discuss while showing the picture</w:t>
+      </w:r>
+    </w:p>
+    <w:p>
+      <w:pPr>
+        <w:spacing w:line="336" w:lineRule="auto" w:after="180"/>
+        <w:shd w:fill="F1F6F8"/>
+      </w:pPr>
+      <w:r>
+        <w:rPr>
+          <w:b w:val="0"/>
+        </w:rPr>
+        <w:t xml:space="preserve">Teacher prompt: Draw your project trace and justify the deciding step using </w:t>
+      </w:r>
+      <w:r>
+        <w:rPr>
+          <w:b/>
+        </w:rPr>
+        <w:t>evidence</w:t>
+      </w:r>
+      <w:r>
+        <w:rPr>
+          <w:b w:val="0"/>
+        </w:rPr>
+        <w:t>. Ask learners to describe one label or arrow in ordinary words. Use the adjacent transcript if the image is difficult to see.</w:t>
+      </w:r>
+    </w:p>
+    <w:p>
+      <w:pPr>
+        <w:spacing w:line="336" w:lineRule="auto" w:after="180"/>
+        <w:shd w:fill="F1F6F8"/>
+      </w:pPr>
+      <w:r>
+        <w:rPr>
+          <w:b w:val="0"/>
+        </w:rPr>
+        <w:t>Supported practice key: Birch has 6/8=75%; changed Pine has 6/12=50%. Counts must be paired with the number of opportunities. Changed-case check: Pine is 50%, which is 25 percentage points below Birch.</w:t>
+      </w:r>
+    </w:p>
+    <w:p>
+      <w:pPr>
+        <w:spacing w:line="336" w:lineRule="auto" w:after="180"/>
+        <w:shd w:fill="F1F6F8"/>
+      </w:pPr>
+      <w:r>
+        <w:rPr>
+          <w:b w:val="0"/>
+        </w:rPr>
+        <w:t>Equal correct counts do not imply equal rates when denominators differ.</w:t>
       </w:r>
     </w:p>
     <w:sectPr>

--- a/downloads/teacher/ai-3-week-30.docx
+++ b/downloads/teacher/ai-3-week-30.docx
@@ -213,7 +213,7 @@
           </w:tcPr>
           <w:p>
             <w:r>
-              <w:t>Sections 9 and 11–14. Give extra time to finish the full task set; use Section 15 when the week includes a coding lab.</w:t>
+              <w:t>Use “Run the investigation”, “Connect your project”, “Show what you know”, “Study a complete case” and “Try a new case independently”. Give extra time for the full task set. If this week has a coding lab, use its named section; section numbers can change when extra explanations are included.</w:t>
             </w:r>
           </w:p>
         </w:tc>
@@ -5692,7 +5692,7 @@
           </w:tcPr>
           <w:p>
             <w:r>
-              <w:t>Sections 9 and 11–14. Give extra time to finish the full task set; use Section 15 when the week includes a coding lab.</w:t>
+              <w:t>Use “Run the investigation”, “Connect your project”, “Show what you know”, “Study a complete case” and “Try a new case independently”. Give extra time for the full task set. If this week has a coding lab, use its named section; section numbers can change when extra explanations are included.</w:t>
             </w:r>
           </w:p>
         </w:tc>

--- a/downloads/teacher/ai-3-week-30.docx
+++ b/downloads/teacher/ai-3-week-30.docx
@@ -25,20 +25,38 @@
         <w:pStyle w:val="Heading1"/>
       </w:pPr>
       <w:r>
-        <w:t>01. Bias and Representation</w:t>
-      </w:r>
-    </w:p>
-    <w:p>
-      <w:r>
-        <w:t>Prepare Bias and Representation: check the target, prerequisites, resources and adaptable teaching schedule.</w:t>
-      </w:r>
-    </w:p>
-    <w:p>
-      <w:pPr>
-        <w:pStyle w:val="Heading3"/>
-      </w:pPr>
-      <w:r>
-        <w:t>Teach the learning cycle</w:t>
+        <w:t>Teach bounded comparisons and explicit representation evidence.</w:t>
+      </w:r>
+    </w:p>
+    <w:p>
+      <w:r>
+        <w:t>Supply non-identifying fixtures, preserve group sizes and assess a fresh rate comparison.</w:t>
+      </w:r>
+    </w:p>
+    <w:p>
+      <w:r>
+        <w:t>Ask what the labels mean, which task failed and what evidence would be needed for a causal or fairness conclusion.</w:t>
+      </w:r>
+    </w:p>
+    <w:p>
+      <w:pPr>
+        <w:pStyle w:val="Heading1"/>
+      </w:pPr>
+      <w:r>
+        <w:t>01. Prepare this connected week</w:t>
+      </w:r>
+    </w:p>
+    <w:p>
+      <w:r>
+        <w:t>Use one main plan and keep practice separate from the independent first attempt.</w:t>
+      </w:r>
+    </w:p>
+    <w:p>
+      <w:pPr>
+        <w:pStyle w:val="Heading2"/>
+      </w:pPr>
+      <w:r>
+        <w:t>Learning goal and precision</w:t>
       </w:r>
     </w:p>
     <w:p>
@@ -74,6 +92,134 @@
           <w:b w:val="0"/>
         </w:rPr>
         <w:t xml:space="preserve"> and bias evaluation</w:t>
+      </w:r>
+    </w:p>
+    <w:p>
+      <w:pPr>
+        <w:spacing w:line="336" w:lineRule="auto" w:after="180"/>
+      </w:pPr>
+      <w:r>
+        <w:rPr>
+          <w:b w:val="0"/>
+        </w:rPr>
+        <w:t>Two 45-minute sessions. Bias evaluation tests defined outcomes across relevant conditions. Group averages can expose differences but cannot alone establish their cause or the correct remedy.</w:t>
+      </w:r>
+    </w:p>
+    <w:p>
+      <w:pPr>
+        <w:spacing w:line="336" w:lineRule="auto" w:after="180"/>
+      </w:pPr>
+      <w:r>
+        <w:rPr>
+          <w:b w:val="0"/>
+        </w:rPr>
+        <w:t xml:space="preserve">Use the supplied constructed scenarios to make the </w:t>
+      </w:r>
+      <w:r>
+        <w:rPr>
+          <w:b/>
+        </w:rPr>
+        <w:t>mechanism</w:t>
+      </w:r>
+      <w:r>
+        <w:rPr>
+          <w:b w:val="0"/>
+        </w:rPr>
+        <w:t xml:space="preserve"> inspectable. Collect W4 before sharing solutions.</w:t>
+      </w:r>
+    </w:p>
+    <w:p>
+      <w:pPr>
+        <w:spacing w:line="336" w:lineRule="auto" w:after="180"/>
+      </w:pPr>
+      <w:r>
+        <w:rPr>
+          <w:b w:val="0"/>
+        </w:rPr>
+        <w:t xml:space="preserve">Students should name intermediate </w:t>
+      </w:r>
+      <w:r>
+        <w:rPr>
+          <w:b/>
+        </w:rPr>
+        <w:t>evidence</w:t>
+      </w:r>
+      <w:r>
+        <w:rPr>
+          <w:b w:val="0"/>
+        </w:rPr>
+        <w:t xml:space="preserve"> and limitations; classroom pacing and learning effectiveness remain unvalidated.</w:t>
+      </w:r>
+    </w:p>
+    <w:p>
+      <w:pPr>
+        <w:spacing w:line="336" w:lineRule="auto" w:after="180"/>
+      </w:pPr>
+      <w:r>
+        <w:rPr>
+          <w:b w:val="0"/>
+        </w:rPr>
+        <w:t xml:space="preserve">By the end, I can explain bias and </w:t>
+      </w:r>
+      <w:r>
+        <w:rPr>
+          <w:b/>
+        </w:rPr>
+        <w:t>representation</w:t>
+      </w:r>
+      <w:r>
+        <w:rPr>
+          <w:b w:val="0"/>
+        </w:rPr>
+        <w:t xml:space="preserve"> using a traced example and a stated limitation.</w:t>
+      </w:r>
+    </w:p>
+    <w:p>
+      <w:pPr>
+        <w:pStyle w:val="Heading2"/>
+      </w:pPr>
+      <w:r>
+        <w:t>What to prepare</w:t>
+      </w:r>
+    </w:p>
+    <w:p>
+      <w:pPr>
+        <w:pStyle w:val="ListBullet"/>
+      </w:pPr>
+      <w:r>
+        <w:t>Use the supplied scenario, student illustrations and blank paper. For numeric work, offer counters or a calculator after learners show the setup. Fictional records are supplied; personal data and paid accounts are unnecessary.</w:t>
+      </w:r>
+    </w:p>
+    <w:p>
+      <w:pPr>
+        <w:pStyle w:val="ListBullet"/>
+      </w:pPr>
+      <w:r>
+        <w:t>Lesson and workbook; paper and pencil</w:t>
+      </w:r>
+    </w:p>
+    <w:p>
+      <w:pPr>
+        <w:pStyle w:val="ListBullet"/>
+      </w:pPr>
+      <w:r>
+        <w:t>Calculator and optional local Python 3 for arithmetic; no live API or private data</w:t>
+      </w:r>
+    </w:p>
+    <w:p>
+      <w:pPr>
+        <w:pStyle w:val="ListBullet"/>
+      </w:pPr>
+      <w:r>
+        <w:t>Prepare the fresh retry separately and withhold its solution until after collection</w:t>
+      </w:r>
+    </w:p>
+    <w:p>
+      <w:pPr>
+        <w:pStyle w:val="Heading2"/>
+      </w:pPr>
+      <w:r>
+        <w:t>Main teaching plan</w:t>
       </w:r>
     </w:p>
     <w:tbl>
@@ -255,9 +401,293 @@
     </w:p>
     <w:p>
       <w:pPr>
+        <w:pStyle w:val="Heading2"/>
+      </w:pPr>
+      <w:r>
+        <w:t>Opening retrieval and readiness</w:t>
+      </w:r>
+    </w:p>
+    <w:p>
+      <w:pPr>
+        <w:spacing w:line="336" w:lineRule="auto" w:after="180"/>
+      </w:pPr>
+      <w:r>
+        <w:rPr>
+          <w:b w:val="0"/>
+        </w:rPr>
+        <w:t>Without opening the old lesson, explain one key idea from Copyright and Provenance. Give an example and a mistake that the idea helps you avoid.</w:t>
+      </w:r>
+    </w:p>
+    <w:p>
+      <w:pPr>
+        <w:spacing w:line="336" w:lineRule="auto" w:after="180"/>
+      </w:pPr>
+      <w:r>
+        <w:rPr>
+          <w:b w:val="0"/>
+        </w:rPr>
+        <w:t xml:space="preserve">Look for: Explain the </w:t>
+      </w:r>
+      <w:r>
+        <w:rPr>
+          <w:b/>
+        </w:rPr>
+        <w:t>mechanism</w:t>
+      </w:r>
+      <w:r>
+        <w:rPr>
+          <w:b w:val="0"/>
+        </w:rPr>
+        <w:t xml:space="preserve"> and terminology of copyright and permitted sources</w:t>
+      </w:r>
+    </w:p>
+    <w:p>
+      <w:pPr>
+        <w:spacing w:line="336" w:lineRule="auto" w:after="180"/>
+      </w:pPr>
+      <w:r>
+        <w:rPr>
+          <w:b w:val="0"/>
+        </w:rPr>
+        <w:t>Reference example, not the only acceptable wording: Teacher explanation: Permission to access a work and permission to redistribute or modify it are separate.</w:t>
+      </w:r>
+    </w:p>
+    <w:p>
+      <w:pPr>
+        <w:spacing w:line="336" w:lineRule="auto" w:after="180"/>
+      </w:pPr>
+      <w:r>
+        <w:rPr>
+          <w:b w:val="0"/>
+        </w:rPr>
+        <w:t>Use a classroom licence ledger instead of assuming all online material is reusable. For this fictional policy, licence L permits classroom display with attribution but forbids public redistribution.</w:t>
+      </w:r>
+    </w:p>
+    <w:p>
+      <w:pPr>
+        <w:spacing w:line="336" w:lineRule="auto" w:after="180"/>
+      </w:pPr>
+      <w:r>
+        <w:rPr>
+          <w:b w:val="0"/>
+        </w:rPr>
+        <w:t>Licence M permits adaptation and redistribution with attribution. Unknown permission means seek approval or choose a permitted alternative; this exercise is not a legal ruling.</w:t>
+      </w:r>
+    </w:p>
+    <w:p>
+      <w:pPr>
+        <w:spacing w:line="336" w:lineRule="auto" w:after="180"/>
+      </w:pPr>
+      <w:r>
+        <w:rPr>
+          <w:b w:val="0"/>
+        </w:rPr>
+        <w:t>Without opening the old lesson, explain one key idea from Red Team the Product. Give an example and a mistake that the idea helps you avoid.</w:t>
+      </w:r>
+    </w:p>
+    <w:p>
+      <w:pPr>
+        <w:spacing w:line="336" w:lineRule="auto" w:after="180"/>
+      </w:pPr>
+      <w:r>
+        <w:rPr>
+          <w:b w:val="0"/>
+        </w:rPr>
+        <w:t xml:space="preserve">Look for: Explain the </w:t>
+      </w:r>
+      <w:r>
+        <w:rPr>
+          <w:b/>
+        </w:rPr>
+        <w:t>mechanism</w:t>
+      </w:r>
+      <w:r>
+        <w:rPr>
+          <w:b w:val="0"/>
+        </w:rPr>
+        <w:t xml:space="preserve"> and terminology of red team exercises</w:t>
+      </w:r>
+    </w:p>
+    <w:p>
+      <w:pPr>
+        <w:spacing w:line="336" w:lineRule="auto" w:after="180"/>
+      </w:pPr>
+      <w:r>
+        <w:rPr>
+          <w:b w:val="0"/>
+        </w:rPr>
+        <w:t xml:space="preserve">Reference example, not the only acceptable wording: Teacher explanation: Red-team exercises probe explicit failure boundaries in an authorised isolated fixture environment. Their purpose is </w:t>
+      </w:r>
+      <w:r>
+        <w:rPr>
+          <w:b/>
+        </w:rPr>
+        <w:t>evidence</w:t>
+      </w:r>
+      <w:r>
+        <w:rPr>
+          <w:b w:val="0"/>
+        </w:rPr>
+        <w:t>-based improvement.</w:t>
+      </w:r>
+    </w:p>
+    <w:p>
+      <w:pPr>
+        <w:spacing w:line="336" w:lineRule="auto" w:after="180"/>
+      </w:pPr>
+      <w:r>
+        <w:rPr>
+          <w:b w:val="0"/>
+        </w:rPr>
+        <w:t>Use fictional records and allowed test routes. Define a target contract violation, record the exact case, observe action/data traces and preserve a reproducible report. Do not touch external systems.</w:t>
+      </w:r>
+    </w:p>
+    <w:p>
+      <w:pPr>
+        <w:spacing w:line="336" w:lineRule="auto" w:after="180"/>
+      </w:pPr>
+      <w:r>
+        <w:rPr>
+          <w:b w:val="0"/>
+        </w:rPr>
+        <w:t>Without opening the old lesson, explain one key idea from Prototype a Grounded Assistant. Give an example and a mistake that the idea helps you avoid.</w:t>
+      </w:r>
+    </w:p>
+    <w:p>
+      <w:pPr>
+        <w:spacing w:line="336" w:lineRule="auto" w:after="180"/>
+      </w:pPr>
+      <w:r>
+        <w:rPr>
+          <w:b w:val="0"/>
+        </w:rPr>
+        <w:t xml:space="preserve">Look for: Explain the </w:t>
+      </w:r>
+      <w:r>
+        <w:rPr>
+          <w:b/>
+        </w:rPr>
+        <w:t>mechanism</w:t>
+      </w:r>
+      <w:r>
+        <w:rPr>
+          <w:b w:val="0"/>
+        </w:rPr>
+        <w:t xml:space="preserve"> and terminology of capstone grounded assistant</w:t>
+      </w:r>
+    </w:p>
+    <w:p>
+      <w:pPr>
+        <w:spacing w:line="336" w:lineRule="auto" w:after="180"/>
+      </w:pPr>
+      <w:r>
+        <w:rPr>
+          <w:b w:val="0"/>
+        </w:rPr>
+        <w:t xml:space="preserve">Reference example, not the only acceptable wording: Teacher explanation: Build the assistant as a sequence of testable stages: validate request, retrieve authorised </w:t>
+      </w:r>
+      <w:r>
+        <w:rPr>
+          <w:b/>
+        </w:rPr>
+        <w:t>evidence</w:t>
+      </w:r>
+      <w:r>
+        <w:rPr>
+          <w:b w:val="0"/>
+        </w:rPr>
+        <w:t>, decide answerability, draft, validate and return.</w:t>
+      </w:r>
+    </w:p>
+    <w:p>
+      <w:pPr>
+        <w:spacing w:line="336" w:lineRule="auto" w:after="180"/>
+      </w:pPr>
+      <w:r>
+        <w:rPr>
+          <w:b w:val="0"/>
+        </w:rPr>
+        <w:t>Avoid merging all errors into one model score. A supported response requires current matching approval and register records. Any retrieval or validation failure gives needs_review with null claims.</w:t>
+      </w:r>
+    </w:p>
+    <w:p>
+      <w:pPr>
+        <w:spacing w:line="336" w:lineRule="auto" w:after="180"/>
+      </w:pPr>
+      <w:r>
+        <w:rPr>
+          <w:b w:val="0"/>
+        </w:rPr>
+        <w:t>The classroom implementation performs no booking or external action.</w:t>
+      </w:r>
+    </w:p>
+    <w:p>
+      <w:pPr>
+        <w:spacing w:line="336" w:lineRule="auto" w:after="180"/>
+      </w:pPr>
+      <w:r>
+        <w:rPr>
+          <w:b w:val="0"/>
+        </w:rPr>
+        <w:t xml:space="preserve">A result depends on the </w:t>
+      </w:r>
+      <w:r>
+        <w:rPr>
+          <w:b/>
+        </w:rPr>
+        <w:t>input</w:t>
+      </w:r>
+      <w:r>
+        <w:rPr>
+          <w:b w:val="0"/>
+        </w:rPr>
+        <w:t xml:space="preserve">s, procedure and conditions that produced it. Preserve data roles and distinguish observed outcomes from </w:t>
+      </w:r>
+      <w:r>
+        <w:rPr>
+          <w:b/>
+        </w:rPr>
+        <w:t>prediction</w:t>
+      </w:r>
+      <w:r>
+        <w:rPr>
+          <w:b w:val="0"/>
+        </w:rPr>
+        <w:t>s or unmeasured conditions.</w:t>
+      </w:r>
+    </w:p>
+    <w:p>
+      <w:pPr>
+        <w:spacing w:line="336" w:lineRule="auto" w:after="180"/>
+      </w:pPr>
+      <w:r>
+        <w:rPr>
+          <w:b w:val="0"/>
+        </w:rPr>
+        <w:t>If the prior concept cannot be explained, use a short retrieval activity before this chapter.</w:t>
+      </w:r>
+    </w:p>
+    <w:p>
+      <w:pPr>
+        <w:pStyle w:val="Heading2"/>
+      </w:pPr>
+      <w:r>
+        <w:t>Earlier wording, alternatives and picture transcripts · reference / check after trying</w:t>
+      </w:r>
+    </w:p>
+    <w:p>
+      <w:pPr>
         <w:pStyle w:val="Heading3"/>
       </w:pPr>
       <w:r>
+        <w:t>Teach the learning cycle</w:t>
+      </w:r>
+    </w:p>
+    <w:p>
+      <w:pPr>
+        <w:pStyle w:val="Heading3"/>
+      </w:pPr>
+      <w:r>
         <w:t>Retrieval answer guidance</w:t>
       </w:r>
     </w:p>
@@ -271,73 +701,6 @@
     </w:p>
     <w:p>
       <w:pPr>
-        <w:spacing w:line="336" w:lineRule="auto" w:after="180"/>
-      </w:pPr>
-      <w:r>
-        <w:rPr>
-          <w:b w:val="0"/>
-        </w:rPr>
-        <w:t>Without opening the old lesson, explain one key idea from Copyright and Provenance. Give an example and a mistake that the idea helps you avoid.</w:t>
-      </w:r>
-    </w:p>
-    <w:p>
-      <w:pPr>
-        <w:spacing w:line="336" w:lineRule="auto" w:after="180"/>
-      </w:pPr>
-      <w:r>
-        <w:rPr>
-          <w:b w:val="0"/>
-        </w:rPr>
-        <w:t xml:space="preserve">Look for: Explain the </w:t>
-      </w:r>
-      <w:r>
-        <w:rPr>
-          <w:b/>
-        </w:rPr>
-        <w:t>mechanism</w:t>
-      </w:r>
-      <w:r>
-        <w:rPr>
-          <w:b w:val="0"/>
-        </w:rPr>
-        <w:t xml:space="preserve"> and terminology of copyright and permitted sources</w:t>
-      </w:r>
-    </w:p>
-    <w:p>
-      <w:pPr>
-        <w:spacing w:line="336" w:lineRule="auto" w:after="180"/>
-      </w:pPr>
-      <w:r>
-        <w:rPr>
-          <w:b w:val="0"/>
-        </w:rPr>
-        <w:t>Reference example, not the only acceptable wording: Teacher explanation: Permission to access a work and permission to redistribute or modify it are separate.</w:t>
-      </w:r>
-    </w:p>
-    <w:p>
-      <w:pPr>
-        <w:spacing w:line="336" w:lineRule="auto" w:after="180"/>
-      </w:pPr>
-      <w:r>
-        <w:rPr>
-          <w:b w:val="0"/>
-        </w:rPr>
-        <w:t>Use a classroom licence ledger instead of assuming all online material is reusable. For this fictional policy, licence L permits classroom display with attribution but forbids public redistribution.</w:t>
-      </w:r>
-    </w:p>
-    <w:p>
-      <w:pPr>
-        <w:spacing w:line="336" w:lineRule="auto" w:after="180"/>
-      </w:pPr>
-      <w:r>
-        <w:rPr>
-          <w:b w:val="0"/>
-        </w:rPr>
-        <w:t>Licence M permits adaptation and redistribution with attribution. Unknown permission means seek approval or choose a permitted alternative; this exercise is not a legal ruling.</w:t>
-      </w:r>
-    </w:p>
-    <w:p>
-      <w:pPr>
         <w:pStyle w:val="Heading3"/>
       </w:pPr>
       <w:r>
@@ -346,157 +709,10 @@
     </w:p>
     <w:p>
       <w:pPr>
-        <w:spacing w:line="336" w:lineRule="auto" w:after="180"/>
-      </w:pPr>
-      <w:r>
-        <w:rPr>
-          <w:b w:val="0"/>
-        </w:rPr>
-        <w:t>Without opening the old lesson, explain one key idea from Red Team the Product. Give an example and a mistake that the idea helps you avoid.</w:t>
-      </w:r>
-    </w:p>
-    <w:p>
-      <w:pPr>
-        <w:spacing w:line="336" w:lineRule="auto" w:after="180"/>
-      </w:pPr>
-      <w:r>
-        <w:rPr>
-          <w:b w:val="0"/>
-        </w:rPr>
-        <w:t xml:space="preserve">Look for: Explain the </w:t>
-      </w:r>
-      <w:r>
-        <w:rPr>
-          <w:b/>
-        </w:rPr>
-        <w:t>mechanism</w:t>
-      </w:r>
-      <w:r>
-        <w:rPr>
-          <w:b w:val="0"/>
-        </w:rPr>
-        <w:t xml:space="preserve"> and terminology of red team exercises</w:t>
-      </w:r>
-    </w:p>
-    <w:p>
-      <w:pPr>
-        <w:spacing w:line="336" w:lineRule="auto" w:after="180"/>
-      </w:pPr>
-      <w:r>
-        <w:rPr>
-          <w:b w:val="0"/>
-        </w:rPr>
-        <w:t xml:space="preserve">Reference example, not the only acceptable wording: Teacher explanation: Red-team exercises probe explicit failure boundaries in an authorised isolated fixture environment. Their purpose is </w:t>
-      </w:r>
-      <w:r>
-        <w:rPr>
-          <w:b/>
-        </w:rPr>
-        <w:t>evidence</w:t>
-      </w:r>
-      <w:r>
-        <w:rPr>
-          <w:b w:val="0"/>
-        </w:rPr>
-        <w:t>-based improvement.</w:t>
-      </w:r>
-    </w:p>
-    <w:p>
-      <w:pPr>
-        <w:spacing w:line="336" w:lineRule="auto" w:after="180"/>
-      </w:pPr>
-      <w:r>
-        <w:rPr>
-          <w:b w:val="0"/>
-        </w:rPr>
-        <w:t>Use fictional records and allowed test routes. Define a target contract violation, record the exact case, observe action/data traces and preserve a reproducible report. Do not touch external systems.</w:t>
-      </w:r>
-    </w:p>
-    <w:p>
-      <w:pPr>
         <w:pStyle w:val="Heading3"/>
       </w:pPr>
       <w:r>
         <w:t>Prototype a Grounded Assistant</w:t>
-      </w:r>
-    </w:p>
-    <w:p>
-      <w:pPr>
-        <w:spacing w:line="336" w:lineRule="auto" w:after="180"/>
-      </w:pPr>
-      <w:r>
-        <w:rPr>
-          <w:b w:val="0"/>
-        </w:rPr>
-        <w:t>Without opening the old lesson, explain one key idea from Prototype a Grounded Assistant. Give an example and a mistake that the idea helps you avoid.</w:t>
-      </w:r>
-    </w:p>
-    <w:p>
-      <w:pPr>
-        <w:spacing w:line="336" w:lineRule="auto" w:after="180"/>
-      </w:pPr>
-      <w:r>
-        <w:rPr>
-          <w:b w:val="0"/>
-        </w:rPr>
-        <w:t xml:space="preserve">Look for: Explain the </w:t>
-      </w:r>
-      <w:r>
-        <w:rPr>
-          <w:b/>
-        </w:rPr>
-        <w:t>mechanism</w:t>
-      </w:r>
-      <w:r>
-        <w:rPr>
-          <w:b w:val="0"/>
-        </w:rPr>
-        <w:t xml:space="preserve"> and terminology of capstone grounded assistant</w:t>
-      </w:r>
-    </w:p>
-    <w:p>
-      <w:pPr>
-        <w:spacing w:line="336" w:lineRule="auto" w:after="180"/>
-      </w:pPr>
-      <w:r>
-        <w:rPr>
-          <w:b w:val="0"/>
-        </w:rPr>
-        <w:t xml:space="preserve">Reference example, not the only acceptable wording: Teacher explanation: Build the assistant as a sequence of testable stages: validate request, retrieve authorised </w:t>
-      </w:r>
-      <w:r>
-        <w:rPr>
-          <w:b/>
-        </w:rPr>
-        <w:t>evidence</w:t>
-      </w:r>
-      <w:r>
-        <w:rPr>
-          <w:b w:val="0"/>
-        </w:rPr>
-        <w:t>, decide answerability, draft, validate and return.</w:t>
-      </w:r>
-    </w:p>
-    <w:p>
-      <w:pPr>
-        <w:spacing w:line="336" w:lineRule="auto" w:after="180"/>
-      </w:pPr>
-      <w:r>
-        <w:rPr>
-          <w:b w:val="0"/>
-        </w:rPr>
-        <w:t>Avoid merging all errors into one model score. A supported response requires current matching approval and register records. Any retrieval or validation failure gives needs_review with null claims.</w:t>
-      </w:r>
-    </w:p>
-    <w:p>
-      <w:pPr>
-        <w:spacing w:line="336" w:lineRule="auto" w:after="180"/>
-      </w:pPr>
-      <w:r>
-        <w:rPr>
-          <w:b w:val="0"/>
-        </w:rPr>
-        <w:t>The classroom implementation performs no booking or external action.</w:t>
       </w:r>
     </w:p>
     <w:p>
@@ -699,6 +915,11 @@
       </w:r>
     </w:p>
     <w:p>
+      <w:r>
+        <w:t>This compact option is not the full-week schedule. Use the main teaching cycle and allow extra sessions for the investigation, independent work and project.</w:t>
+      </w:r>
+    </w:p>
+    <w:p>
       <w:pPr>
         <w:spacing w:line="336" w:lineRule="auto" w:after="180"/>
       </w:pPr>
@@ -706,7 +927,7 @@
         <w:rPr>
           <w:b w:val="0"/>
         </w:rPr>
-        <w:t>Use the supplied scenario, student illustrations and blank paper. For numeric work, offer counters or a calculator after learners show the setup. Fictional records are supplied; personal data and paid accounts are unnecessary.</w:t>
+        <w:t>Allow 80 minutes: recall 8; explanation 12; worked demonstration 15; guided practice 20; independent assessment 15; project and reflection 10. Extend the lab into a second session when needed.</w:t>
       </w:r>
     </w:p>
     <w:p>
@@ -714,24 +935,429 @@
         <w:pStyle w:val="Heading3"/>
       </w:pPr>
       <w:r>
-        <w:t>Alternative compact allocation</w:t>
-      </w:r>
-    </w:p>
-    <w:p>
-      <w:r>
-        <w:t>This compact option is not the full-week schedule. Use the main teaching cycle and allow extra sessions for the investigation, independent work and project.</w:t>
+        <w:t>Preparation for the connected explanation</w:t>
+      </w:r>
+    </w:p>
+    <w:p>
+      <w:pPr>
+        <w:pStyle w:val="Heading3"/>
+      </w:pPr>
+      <w:r>
+        <w:t>Readiness answer</w:t>
+      </w:r>
+    </w:p>
+    <w:p>
+      <w:pPr>
+        <w:pStyle w:val="Heading3"/>
+      </w:pPr>
+      <w:r>
+        <w:t>End goal for the pictorial case</w:t>
       </w:r>
     </w:p>
     <w:p>
       <w:pPr>
         <w:spacing w:line="336" w:lineRule="auto" w:after="180"/>
-        <w:shd w:fill="F1F6F8"/>
-      </w:pPr>
-      <w:r>
-        <w:rPr>
-          <w:b w:val="0"/>
-        </w:rPr>
-        <w:t>Allow 80 minutes: recall 8; explanation 12; worked demonstration 15; guided practice 20; independent assessment 15; project and reflection 10. Extend the lab into a second session when needed.</w:t>
+      </w:pPr>
+      <w:r>
+        <w:rPr>
+          <w:b w:val="0"/>
+        </w:rPr>
+        <w:t>This added worked case illustrates the week’s main idea. Retain all original and connected topics; schedule its practice within the teaching cycle.</w:t>
+      </w:r>
+    </w:p>
+    <w:p>
+      <w:pPr>
+        <w:pStyle w:val="Heading1"/>
+      </w:pPr>
+      <w:r>
+        <w:t>02. Teach representation, task quality and denominators together</w:t>
+      </w:r>
+    </w:p>
+    <w:p>
+      <w:r>
+        <w:t>Do not infer demographic identity or causation from arbitrary case labels.</w:t>
+      </w:r>
+    </w:p>
+    <w:p>
+      <w:pPr>
+        <w:pStyle w:val="Heading2"/>
+      </w:pPr>
+      <w:r>
+        <w:t>Read the audit contract</w:t>
+      </w:r>
+    </w:p>
+    <w:tbl>
+      <w:tblPr>
+        <w:tblStyle w:val="LightShading-Accent1"/>
+        <w:tblW w:type="auto" w:w="0"/>
+        <w:tblLook w:firstColumn="1" w:firstRow="1" w:lastColumn="0" w:lastRow="0" w:noHBand="0" w:noVBand="1" w:val="04A0"/>
+      </w:tblPr>
+      <w:tblGrid>
+        <w:gridCol w:w="5112"/>
+        <w:gridCol w:w="5112"/>
+      </w:tblGrid>
+      <w:tr>
+        <w:trPr>
+          <w:tblHeader/>
+        </w:trPr>
+        <w:tc>
+          <w:tcPr>
+            <w:tcW w:type="dxa" w:w="5112"/>
+          </w:tcPr>
+          <w:p>
+            <w:r>
+              <w:t>Audit question</w:t>
+            </w:r>
+          </w:p>
+        </w:tc>
+        <w:tc>
+          <w:tcPr>
+            <w:tcW w:type="dxa" w:w="5112"/>
+          </w:tcPr>
+          <w:p>
+            <w:r>
+              <w:t>What to preserve</w:t>
+            </w:r>
+          </w:p>
+        </w:tc>
+      </w:tr>
+      <w:tr>
+        <w:tc>
+          <w:tcPr>
+            <w:tcW w:type="dxa" w:w="5112"/>
+          </w:tcPr>
+          <w:p>
+            <w:r>
+              <w:t>Task and outcome</w:t>
+            </w:r>
+          </w:p>
+        </w:tc>
+        <w:tc>
+          <w:tcPr>
+            <w:tcW w:type="dxa" w:w="5112"/>
+          </w:tcPr>
+          <w:p>
+            <w:r>
+              <w:t>What counts as supported, useful or complete for this question?</w:t>
+            </w:r>
+          </w:p>
+        </w:tc>
+      </w:tr>
+      <w:tr>
+        <w:tc>
+          <w:tcPr>
+            <w:tcW w:type="dxa" w:w="5112"/>
+          </w:tcPr>
+          <w:p>
+            <w:r>
+              <w:t>Groups or conditions</w:t>
+            </w:r>
+          </w:p>
+        </w:tc>
+        <w:tc>
+          <w:tcPr>
+            <w:tcW w:type="dxa" w:w="5112"/>
+          </w:tcPr>
+          <w:p>
+            <w:r>
+              <w:t>Why are these labels relevant; what do they actually mean?</w:t>
+            </w:r>
+          </w:p>
+        </w:tc>
+      </w:tr>
+      <w:tr>
+        <w:tc>
+          <w:tcPr>
+            <w:tcW w:type="dxa" w:w="5112"/>
+          </w:tcPr>
+          <w:p>
+            <w:r>
+              <w:t>Denominators</w:t>
+            </w:r>
+          </w:p>
+        </w:tc>
+        <w:tc>
+          <w:tcPr>
+            <w:tcW w:type="dxa" w:w="5112"/>
+          </w:tcPr>
+          <w:p>
+            <w:r>
+              <w:t>How many cases in each group and how many pass?</w:t>
+            </w:r>
+          </w:p>
+        </w:tc>
+      </w:tr>
+      <w:tr>
+        <w:tc>
+          <w:tcPr>
+            <w:tcW w:type="dxa" w:w="5112"/>
+          </w:tcPr>
+          <w:p>
+            <w:r>
+              <w:t>Error types</w:t>
+            </w:r>
+          </w:p>
+        </w:tc>
+        <w:tc>
+          <w:tcPr>
+            <w:tcW w:type="dxa" w:w="5112"/>
+          </w:tcPr>
+          <w:p>
+            <w:r>
+              <w:t>Which exact claims, omissions or fallbacks failed?</w:t>
+            </w:r>
+          </w:p>
+        </w:tc>
+      </w:tr>
+      <w:tr>
+        <w:tc>
+          <w:tcPr>
+            <w:tcW w:type="dxa" w:w="5112"/>
+          </w:tcPr>
+          <w:p>
+            <w:r>
+              <w:t>Case comparability</w:t>
+            </w:r>
+          </w:p>
+        </w:tc>
+        <w:tc>
+          <w:tcPr>
+            <w:tcW w:type="dxa" w:w="5112"/>
+          </w:tcPr>
+          <w:p>
+            <w:r>
+              <w:t>Difficulty, source coverage, prompt wording and annotation rules</w:t>
+            </w:r>
+          </w:p>
+        </w:tc>
+      </w:tr>
+      <w:tr>
+        <w:tc>
+          <w:tcPr>
+            <w:tcW w:type="dxa" w:w="5112"/>
+          </w:tcPr>
+          <w:p>
+            <w:r>
+              <w:t>Bounded conclusion</w:t>
+            </w:r>
+          </w:p>
+        </w:tc>
+        <w:tc>
+          <w:tcPr>
+            <w:tcW w:type="dxa" w:w="5112"/>
+          </w:tcPr>
+          <w:p>
+            <w:r>
+              <w:t>Observed difference or missing coverage; no invented causal story</w:t>
+            </w:r>
+          </w:p>
+        </w:tc>
+      </w:tr>
+      <w:tr>
+        <w:tc>
+          <w:tcPr>
+            <w:tcW w:type="dxa" w:w="5112"/>
+          </w:tcPr>
+          <w:p>
+            <w:r>
+              <w:t>Proposed revision</w:t>
+            </w:r>
+          </w:p>
+        </w:tc>
+        <w:tc>
+          <w:tcPr>
+            <w:tcW w:type="dxa" w:w="5112"/>
+          </w:tcPr>
+          <w:p>
+            <w:r>
+              <w:t>One controlled change and a fresh matched retest plan, not an invented improvement</w:t>
+            </w:r>
+          </w:p>
+        </w:tc>
+      </w:tr>
+    </w:tbl>
+    <w:p>
+      <w:pPr>
+        <w:spacing w:line="336" w:lineRule="auto" w:after="180"/>
+      </w:pPr>
+      <w:r>
+        <w:rPr>
+          <w:b w:val="0"/>
+        </w:rPr>
+        <w:t>Bias evaluation tests defined outcomes across relevant conditions. Group averages can expose differences but cannot alone establish their cause or the correct remedy.</w:t>
+      </w:r>
+    </w:p>
+    <w:p>
+      <w:pPr>
+        <w:spacing w:line="336" w:lineRule="auto" w:after="180"/>
+      </w:pPr>
+      <w:r>
+        <w:rPr>
+          <w:b w:val="0"/>
+        </w:rPr>
+        <w:t>Define the task, relevant groups, labels and denominators before comparing. Use fictional, non-identifying records. Evaluate quality and fallback outcomes separately; preserve sample sizes and unresolved explanations.</w:t>
+      </w:r>
+    </w:p>
+    <w:p>
+      <w:pPr>
+        <w:pStyle w:val="Heading2"/>
+      </w:pPr>
+      <w:r>
+        <w:t>Trace separate A/B support rates</w:t>
+      </w:r>
+    </w:p>
+    <w:p>
+      <w:pPr>
+        <w:spacing w:line="336" w:lineRule="auto" w:after="180"/>
+      </w:pPr>
+      <w:r>
+        <w:rPr>
+          <w:b w:val="0"/>
+        </w:rPr>
+        <w:t>A grounded assistant supports 9 of 10 group-A cases and 6 of 10 group-B cases.</w:t>
+      </w:r>
+    </w:p>
+    <w:p>
+      <w:pPr>
+        <w:spacing w:line="336" w:lineRule="auto" w:after="180"/>
+      </w:pPr>
+      <w:r>
+        <w:rPr>
+          <w:b w:val="0"/>
+        </w:rPr>
+        <w:t xml:space="preserve">Rates 90% and </w:t>
+      </w:r>
+      <w:r>
+        <w:rPr>
+          <w:b/>
+        </w:rPr>
+        <w:t>60%</w:t>
+      </w:r>
+      <w:r>
+        <w:rPr>
+          <w:b w:val="0"/>
+        </w:rPr>
+        <w:t xml:space="preserve">; gap 30 percentage points. Investigate </w:t>
+      </w:r>
+      <w:r>
+        <w:rPr>
+          <w:b/>
+        </w:rPr>
+        <w:t>case mix</w:t>
+      </w:r>
+      <w:r>
+        <w:rPr>
+          <w:b w:val="0"/>
+        </w:rPr>
+        <w:t>, retrieval coverage and annotation rules before attributing cause.</w:t>
+      </w:r>
+    </w:p>
+    <w:p>
+      <w:pPr>
+        <w:pStyle w:val="Heading2"/>
+      </w:pPr>
+      <w:r>
+        <w:t>Read the Birch/Pine record</w:t>
+      </w:r>
+    </w:p>
+    <w:p>
+      <w:pPr>
+        <w:spacing w:line="336" w:lineRule="auto" w:after="180"/>
+      </w:pPr>
+      <w:r>
+        <w:rPr>
+          <w:b w:val="0"/>
+        </w:rPr>
+        <w:t>Compare study-answer support rates when groups have different numbers of questions.</w:t>
+      </w:r>
+    </w:p>
+    <w:p>
+      <w:pPr>
+        <w:spacing w:line="336" w:lineRule="auto" w:after="180"/>
+      </w:pPr>
+      <w:r>
+        <w:rPr>
+          <w:b w:val="0"/>
+        </w:rPr>
+        <w:t>Group Birch has 6 supported answers in 8 cases; group Pine has 9 supported answers in 12 cases. Both groups use the same support rubric.</w:t>
+      </w:r>
+    </w:p>
+    <w:p>
+      <w:pPr>
+        <w:spacing w:line="336" w:lineRule="auto" w:after="180"/>
+      </w:pPr>
+      <w:r>
+        <w:rPr>
+          <w:b w:val="0"/>
+        </w:rPr>
+        <w:t xml:space="preserve">All </w:t>
+      </w:r>
+      <w:r>
+        <w:rPr>
+          <w:b/>
+        </w:rPr>
+        <w:t>input</w:t>
+      </w:r>
+      <w:r>
+        <w:rPr>
+          <w:b w:val="0"/>
+        </w:rPr>
+        <w:t>s and outcomes in this worked example are invented classroom data; no real model run is claimed.</w:t>
+      </w:r>
+    </w:p>
+    <w:p>
+      <w:pPr>
+        <w:spacing w:line="336" w:lineRule="auto" w:after="180"/>
+      </w:pPr>
+      <w:r>
+        <w:rPr>
+          <w:b w:val="0"/>
+        </w:rPr>
+        <w:t>Birch and Pine are arbitrary fictional case-group labels, not demographic descriptions. Birch 6/8 and Pine 9/12 both equal 75%; failures are 2 and 3. Changed Pine 6/12 is 50%, 25 percentage points below Birch. A percentage-point gap subtracts rates: 75%-50%=25 points; it is not the same as a relative percent change. No source coverage, difficulty matching or causal mechanism is supplied.</w:t>
+      </w:r>
+    </w:p>
+    <w:p>
+      <w:pPr>
+        <w:pStyle w:val="Heading2"/>
+      </w:pPr>
+      <w:r>
+        <w:t>Trace equal rates and different failure counts</w:t>
+      </w:r>
+    </w:p>
+    <w:p>
+      <w:r>
+        <w:drawing>
+          <wp:inline xmlns:a="http://schemas.openxmlformats.org/drawingml/2006/main" xmlns:pic="http://schemas.openxmlformats.org/drawingml/2006/picture">
+            <wp:extent cx="5486400" cy="3493008"/>
+            <wp:docPr id="1" name="Picture 1" descr="Keep denominators: Birch: 6/8. Pine: 9/12. → Compare rates: Both support rates are 75%; Pine has more correct answers because it has more cases. → Inspect errors: Check the two Birch and three Pine failures before deciding what revision each needs."/>
+            <wp:cNvGraphicFramePr>
+              <a:graphicFrameLocks noChangeAspect="1"/>
+            </wp:cNvGraphicFramePr>
+            <a:graphic>
+              <a:graphicData uri="http://schemas.openxmlformats.org/drawingml/2006/picture">
+                <pic:pic>
+                  <pic:nvPicPr>
+                    <pic:cNvPr id="0" name="academy-story-ai-3-30-02.png"/>
+                    <pic:cNvPicPr/>
+                  </pic:nvPicPr>
+                  <pic:blipFill>
+                    <a:blip r:embed="rId9"/>
+                    <a:stretch>
+                      <a:fillRect/>
+                    </a:stretch>
+                  </pic:blipFill>
+                  <pic:spPr>
+                    <a:xfrm>
+                      <a:off x="0" y="0"/>
+                      <a:ext cx="5486400" cy="3493008"/>
+                    </a:xfrm>
+                    <a:prstGeom prst="rect"/>
+                  </pic:spPr>
+                </pic:pic>
+              </a:graphicData>
+            </a:graphic>
+          </wp:inline>
+        </w:drawing>
       </w:r>
     </w:p>
     <w:p>
@@ -739,7 +1365,114 @@
         <w:pStyle w:val="Heading3"/>
       </w:pPr>
       <w:r>
-        <w:t>Preparation for the connected explanation</w:t>
+        <w:t>Read the picture one step at a time</w:t>
+      </w:r>
+    </w:p>
+    <w:tbl>
+      <w:tblPr>
+        <w:tblStyle w:val="LightShading-Accent1"/>
+        <w:tblW w:type="auto" w:w="0"/>
+        <w:tblLook w:firstColumn="1" w:firstRow="1" w:lastColumn="0" w:lastRow="0" w:noHBand="0" w:noVBand="1" w:val="04A0"/>
+      </w:tblPr>
+      <w:tblGrid>
+        <w:gridCol w:w="5112"/>
+        <w:gridCol w:w="5112"/>
+      </w:tblGrid>
+      <w:tr>
+        <w:trPr>
+          <w:tblHeader/>
+        </w:trPr>
+        <w:tc>
+          <w:tcPr>
+            <w:tcW w:type="dxa" w:w="5112"/>
+          </w:tcPr>
+          <w:p>
+            <w:r>
+              <w:t>Step</w:t>
+            </w:r>
+          </w:p>
+        </w:tc>
+        <w:tc>
+          <w:tcPr>
+            <w:tcW w:type="dxa" w:w="5112"/>
+          </w:tcPr>
+          <w:p>
+            <w:r>
+              <w:t>What happens and why</w:t>
+            </w:r>
+          </w:p>
+        </w:tc>
+      </w:tr>
+      <w:tr>
+        <w:tc>
+          <w:tcPr>
+            <w:tcW w:type="dxa" w:w="5112"/>
+          </w:tcPr>
+          <w:p>
+            <w:r>
+              <w:t>1. Keep denominators</w:t>
+            </w:r>
+          </w:p>
+        </w:tc>
+        <w:tc>
+          <w:tcPr>
+            <w:tcW w:type="dxa" w:w="5112"/>
+          </w:tcPr>
+          <w:p>
+            <w:r>
+              <w:t>Birch: 6/8. Pine: 9/12.</w:t>
+            </w:r>
+          </w:p>
+        </w:tc>
+      </w:tr>
+      <w:tr>
+        <w:tc>
+          <w:tcPr>
+            <w:tcW w:type="dxa" w:w="5112"/>
+          </w:tcPr>
+          <w:p>
+            <w:r>
+              <w:t>2. Compare rates</w:t>
+            </w:r>
+          </w:p>
+        </w:tc>
+        <w:tc>
+          <w:tcPr>
+            <w:tcW w:type="dxa" w:w="5112"/>
+          </w:tcPr>
+          <w:p>
+            <w:r>
+              <w:t>Both support rates are 75%; Pine has more correct answers because it has more cases.</w:t>
+            </w:r>
+          </w:p>
+        </w:tc>
+      </w:tr>
+      <w:tr>
+        <w:tc>
+          <w:tcPr>
+            <w:tcW w:type="dxa" w:w="5112"/>
+          </w:tcPr>
+          <w:p>
+            <w:r>
+              <w:t>3. Inspect errors</w:t>
+            </w:r>
+          </w:p>
+        </w:tc>
+        <w:tc>
+          <w:tcPr>
+            <w:tcW w:type="dxa" w:w="5112"/>
+          </w:tcPr>
+          <w:p>
+            <w:r>
+              <w:t>Check the two Birch and three Pine failures before deciding what revision each needs.</w:t>
+            </w:r>
+          </w:p>
+        </w:tc>
+      </w:tr>
+    </w:tbl>
+    <w:p>
+      <w:r>
+        <w:t>Match each pictured step to the supplied facts. This is a worked teaching case, not an independent assessment.</w:t>
       </w:r>
     </w:p>
     <w:p>
@@ -750,7 +1483,19 @@
         <w:rPr>
           <w:b w:val="0"/>
         </w:rPr>
-        <w:t>Two 45-minute sessions. Bias evaluation tests defined outcomes across relevant conditions. Group averages can expose differences but cannot alone establish their cause or the correct remedy.</w:t>
+        <w:t xml:space="preserve">Read the picture in order. Check the two Birch and three Pine failures before deciding what revision each needs. The arrows show which recorded </w:t>
+      </w:r>
+      <w:r>
+        <w:rPr>
+          <w:b/>
+        </w:rPr>
+        <w:t>input</w:t>
+      </w:r>
+      <w:r>
+        <w:rPr>
+          <w:b w:val="0"/>
+        </w:rPr>
+        <w:t xml:space="preserve"> or intermediate result each decision uses.</w:t>
       </w:r>
     </w:p>
     <w:p>
@@ -761,19 +1506,43 @@
         <w:rPr>
           <w:b w:val="0"/>
         </w:rPr>
-        <w:t xml:space="preserve">Use the supplied constructed scenarios to make the </w:t>
-      </w:r>
+        <w:t>Explain the deciding step aloud before checking the changed case; pointing to the final answer alone does not show how it follows.</w:t>
+      </w:r>
+    </w:p>
+    <w:p>
+      <w:pPr>
+        <w:pStyle w:val="Heading2"/>
+      </w:pPr>
+      <w:r>
+        <w:t>Predict the changed Pine rate</w:t>
+      </w:r>
+    </w:p>
+    <w:p>
+      <w:pPr>
+        <w:spacing w:line="336" w:lineRule="auto" w:after="180"/>
+      </w:pPr>
+      <w:r>
+        <w:rPr>
+          <w:b w:val="0"/>
+        </w:rPr>
+        <w:t>Change: Pine instead has 6 supported answers out of 12.</w:t>
+      </w:r>
+    </w:p>
+    <w:p>
+      <w:pPr>
+        <w:spacing w:line="336" w:lineRule="auto" w:after="180"/>
+      </w:pPr>
       <w:r>
         <w:rPr>
           <w:b/>
         </w:rPr>
-        <w:t>mechanism</w:t>
-      </w:r>
-      <w:r>
-        <w:rPr>
-          <w:b w:val="0"/>
-        </w:rPr>
-        <w:t xml:space="preserve"> inspectable. Collect W4 before sharing solutions.</w:t>
+        <w:t>Prediction</w:t>
+      </w:r>
+      <w:r>
+        <w:rPr>
+          <w:b w:val="0"/>
+        </w:rPr>
+        <w:t>: Pine is 50%, which is 25 percentage points below Birch.</w:t>
       </w:r>
     </w:p>
     <w:p>
@@ -784,19 +1553,374 @@
         <w:rPr>
           <w:b w:val="0"/>
         </w:rPr>
-        <w:t xml:space="preserve">Students should name intermediate </w:t>
+        <w:t>Reason: Equal correct counts do not imply equal rates when denominators differ.</w:t>
+      </w:r>
+    </w:p>
+    <w:p>
+      <w:pPr>
+        <w:pStyle w:val="Heading2"/>
+      </w:pPr>
+      <w:r>
+        <w:t>State comparability and generalisation limits</w:t>
+      </w:r>
+    </w:p>
+    <w:p>
+      <w:pPr>
+        <w:spacing w:line="336" w:lineRule="auto" w:after="180"/>
+      </w:pPr>
+      <w:r>
+        <w:rPr>
+          <w:b w:val="0"/>
+        </w:rPr>
+        <w:t>These groups are fictional; small samples and unmatched question difficulty limit conclusions about fairness.</w:t>
+      </w:r>
+    </w:p>
+    <w:p>
+      <w:pPr>
+        <w:spacing w:line="336" w:lineRule="auto" w:after="180"/>
+      </w:pPr>
+      <w:r>
+        <w:rPr>
+          <w:b w:val="0"/>
+        </w:rPr>
+        <w:t xml:space="preserve">Cover the result. Ask learners to name the </w:t>
       </w:r>
       <w:r>
         <w:rPr>
           <w:b/>
         </w:rPr>
+        <w:t>input</w:t>
+      </w:r>
+      <w:r>
+        <w:rPr>
+          <w:b w:val="0"/>
+        </w:rPr>
+        <w:t xml:space="preserve">s and predict the next step. Uncover one step, connect the icon to the actual procedure, and explain its </w:t>
+      </w:r>
+      <w:r>
+        <w:rPr>
+          <w:b/>
+        </w:rPr>
         <w:t>evidence</w:t>
       </w:r>
       <w:r>
         <w:rPr>
           <w:b w:val="0"/>
         </w:rPr>
-        <w:t xml:space="preserve"> and limitations; classroom pacing and learning effectiveness remain unvalidated.</w:t>
+        <w:t>. Then change the supplied condition and compare.</w:t>
+      </w:r>
+    </w:p>
+    <w:p>
+      <w:pPr>
+        <w:spacing w:line="336" w:lineRule="auto" w:after="180"/>
+      </w:pPr>
+      <w:r>
+        <w:rPr>
+          <w:b w:val="0"/>
+        </w:rPr>
+        <w:t xml:space="preserve">The picture is a </w:t>
+      </w:r>
+      <w:r>
+        <w:rPr>
+          <w:b/>
+        </w:rPr>
+        <w:t>representation</w:t>
+      </w:r>
+      <w:r>
+        <w:rPr>
+          <w:b w:val="0"/>
+        </w:rPr>
+        <w:t>; it does not document execution of a real AI model.</w:t>
+      </w:r>
+    </w:p>
+    <w:p>
+      <w:pPr>
+        <w:pStyle w:val="Heading2"/>
+      </w:pPr>
+      <w:r>
+        <w:t>Additional discussion · Representation requires declared criteria · reference / check after trying</w:t>
+      </w:r>
+    </w:p>
+    <w:p>
+      <w:pPr>
+        <w:spacing w:line="336" w:lineRule="auto" w:after="180"/>
+      </w:pPr>
+      <w:r>
+        <w:rPr>
+          <w:b w:val="0"/>
+        </w:rPr>
+        <w:t>Scientist images repeatedly show only one demographic group.</w:t>
+      </w:r>
+    </w:p>
+    <w:p>
+      <w:pPr>
+        <w:spacing w:line="336" w:lineRule="auto" w:after="180"/>
+      </w:pPr>
+      <w:r>
+        <w:rPr>
+          <w:b w:val="0"/>
+        </w:rPr>
+        <w:t xml:space="preserve">Evaluate and improve </w:t>
+      </w:r>
+      <w:r>
+        <w:rPr>
+          <w:b/>
+        </w:rPr>
+        <w:t>representation</w:t>
+      </w:r>
+      <w:r>
+        <w:rPr>
+          <w:b w:val="0"/>
+        </w:rPr>
+        <w:t>.</w:t>
+      </w:r>
+    </w:p>
+    <w:p>
+      <w:pPr>
+        <w:spacing w:line="336" w:lineRule="auto" w:after="180"/>
+      </w:pPr>
+      <w:r>
+        <w:rPr>
+          <w:b w:val="0"/>
+        </w:rPr>
+        <w:t xml:space="preserve">Review relevant </w:t>
+      </w:r>
+      <w:r>
+        <w:rPr>
+          <w:b/>
+        </w:rPr>
+        <w:t>representation</w:t>
+      </w:r>
+      <w:r>
+        <w:rPr>
+          <w:b w:val="0"/>
+        </w:rPr>
+        <w:t xml:space="preserve"> criteria across </w:t>
+      </w:r>
+      <w:r>
+        <w:rPr>
+          <w:b/>
+        </w:rPr>
+        <w:t>output</w:t>
+      </w:r>
+      <w:r>
+        <w:rPr>
+          <w:b w:val="0"/>
+        </w:rPr>
+        <w:t>s, revise inclusive requirements and retest. Appearance alone cannot establish absence of all bias.</w:t>
+      </w:r>
+    </w:p>
+    <w:p>
+      <w:pPr>
+        <w:pStyle w:val="Heading2"/>
+      </w:pPr>
+      <w:r>
+        <w:t>Earlier wording, alternatives and picture transcripts · reference / check after trying</w:t>
+      </w:r>
+    </w:p>
+    <w:p>
+      <w:pPr>
+        <w:spacing w:line="336" w:lineRule="auto" w:after="180"/>
+      </w:pPr>
+      <w:r>
+        <w:rPr>
+          <w:b w:val="0"/>
+        </w:rPr>
+        <w:t>Explain the mechanism</w:t>
+      </w:r>
+    </w:p>
+    <w:p>
+      <w:pPr>
+        <w:spacing w:line="336" w:lineRule="auto" w:after="180"/>
+      </w:pPr>
+      <w:r>
+        <w:rPr>
+          <w:b/>
+        </w:rPr>
+        <w:t>Input</w:t>
+      </w:r>
+      <w:r>
+        <w:rPr>
+          <w:b w:val="0"/>
+        </w:rPr>
+        <w:t xml:space="preserve"> → </w:t>
+      </w:r>
+      <w:r>
+        <w:rPr>
+          <w:b/>
+        </w:rPr>
+        <w:t>Process</w:t>
+      </w:r>
+      <w:r>
+        <w:rPr>
+          <w:b w:val="0"/>
+        </w:rPr>
+        <w:t xml:space="preserve"> → </w:t>
+      </w:r>
+      <w:r>
+        <w:rPr>
+          <w:b/>
+        </w:rPr>
+        <w:t>Output</w:t>
+      </w:r>
+    </w:p>
+    <w:p>
+      <w:pPr>
+        <w:spacing w:line="336" w:lineRule="auto" w:after="180"/>
+      </w:pPr>
+      <w:r>
+        <w:rPr>
+          <w:b w:val="0"/>
+        </w:rPr>
+        <w:t>Trace the information. At each stage, ask what changed and how you could test it.</w:t>
+      </w:r>
+    </w:p>
+    <w:p>
+      <w:pPr>
+        <w:spacing w:line="336" w:lineRule="auto" w:after="180"/>
+      </w:pPr>
+      <w:r>
+        <w:rPr>
+          <w:b w:val="0"/>
+        </w:rPr>
+        <w:t>Which stage could fail even when the other two are correct? Explain:</w:t>
+      </w:r>
+    </w:p>
+    <w:p>
+      <w:pPr>
+        <w:spacing w:line="336" w:lineRule="auto" w:after="180"/>
+      </w:pPr>
+      <w:r>
+        <w:rPr>
+          <w:b w:val="0"/>
+        </w:rPr>
+        <w:t xml:space="preserve">Predict first. Then check each step. A correct answer without visible reasoning is incomplete </w:t>
+      </w:r>
+      <w:r>
+        <w:rPr>
+          <w:b/>
+        </w:rPr>
+        <w:t>evidence</w:t>
+      </w:r>
+      <w:r>
+        <w:rPr>
+          <w:b w:val="0"/>
+        </w:rPr>
+        <w:t>.</w:t>
+      </w:r>
+    </w:p>
+    <w:p>
+      <w:pPr>
+        <w:spacing w:line="336" w:lineRule="auto" w:after="180"/>
+      </w:pPr>
+      <w:r>
+        <w:rPr>
+          <w:b w:val="0"/>
+        </w:rPr>
+        <w:t>1. Generate comparable characters while changing one identity descriptor.</w:t>
+      </w:r>
+    </w:p>
+    <w:p>
+      <w:pPr>
+        <w:spacing w:line="336" w:lineRule="auto" w:after="180"/>
+      </w:pPr>
+      <w:r>
+        <w:rPr>
+          <w:b w:val="0"/>
+        </w:rPr>
+        <w:t xml:space="preserve">2. Count omissions, </w:t>
+      </w:r>
+      <w:r>
+        <w:rPr>
+          <w:b/>
+        </w:rPr>
+        <w:t>stereotype</w:t>
+      </w:r>
+      <w:r>
+        <w:rPr>
+          <w:b w:val="0"/>
+        </w:rPr>
+        <w:t>d roles, and quality differences.</w:t>
+      </w:r>
+    </w:p>
+    <w:p>
+      <w:pPr>
+        <w:spacing w:line="336" w:lineRule="auto" w:after="180"/>
+      </w:pPr>
+      <w:r>
+        <w:rPr>
+          <w:b w:val="0"/>
+        </w:rPr>
+        <w:t>3. A balanced count does not alone prove respectful depiction.</w:t>
+      </w:r>
+    </w:p>
+    <w:p>
+      <w:pPr>
+        <w:spacing w:line="336" w:lineRule="auto" w:after="180"/>
+      </w:pPr>
+      <w:r>
+        <w:rPr>
+          <w:b w:val="0"/>
+        </w:rPr>
+        <w:t xml:space="preserve">4. Repair prompt, data, filters, or use limits, then repeat the fixed </w:t>
+      </w:r>
+      <w:r>
+        <w:rPr>
+          <w:b/>
+        </w:rPr>
+        <w:t>audit</w:t>
+      </w:r>
+      <w:r>
+        <w:rPr>
+          <w:b w:val="0"/>
+        </w:rPr>
+        <w:t>.</w:t>
+      </w:r>
+    </w:p>
+    <w:p>
+      <w:pPr>
+        <w:spacing w:line="336" w:lineRule="auto" w:after="180"/>
+      </w:pPr>
+      <w:r>
+        <w:rPr>
+          <w:b w:val="0"/>
+        </w:rPr>
+        <w:t xml:space="preserve">Recalculate, retrace, or restate the reasoning in your own </w:t>
+      </w:r>
+      <w:r>
+        <w:rPr>
+          <w:b/>
+        </w:rPr>
+        <w:t>representation</w:t>
+      </w:r>
+      <w:r>
+        <w:rPr>
+          <w:b w:val="0"/>
+        </w:rPr>
+        <w:t>:</w:t>
+      </w:r>
+    </w:p>
+    <w:p>
+      <w:pPr>
+        <w:spacing w:line="336" w:lineRule="auto" w:after="180"/>
+      </w:pPr>
+      <w:r>
+        <w:rPr>
+          <w:b w:val="0"/>
+        </w:rPr>
+        <w:t xml:space="preserve">CHECK Did the </w:t>
+      </w:r>
+      <w:r>
+        <w:rPr>
+          <w:b/>
+        </w:rPr>
+        <w:t>evidence</w:t>
+      </w:r>
+      <w:r>
+        <w:rPr>
+          <w:b w:val="0"/>
+        </w:rPr>
+        <w:t xml:space="preserve"> answer the exact question? Did the total, path, or source record stay consistent?</w:t>
       </w:r>
     </w:p>
     <w:p>
@@ -804,7 +1928,23 @@
         <w:pStyle w:val="Heading3"/>
       </w:pPr>
       <w:r>
-        <w:t>Readiness answer</w:t>
+        <w:t>Concrete teaching case</w:t>
+      </w:r>
+    </w:p>
+    <w:p>
+      <w:pPr>
+        <w:pStyle w:val="Heading3"/>
+      </w:pPr>
+      <w:r>
+        <w:t>Exact explanation to model</w:t>
+      </w:r>
+    </w:p>
+    <w:p>
+      <w:pPr>
+        <w:pStyle w:val="Heading3"/>
+      </w:pPr>
+      <w:r>
+        <w:t>Explain the added worked example</w:t>
       </w:r>
     </w:p>
     <w:p>
@@ -815,31 +1955,7 @@
         <w:rPr>
           <w:b w:val="0"/>
         </w:rPr>
-        <w:t xml:space="preserve">A result depends on the </w:t>
-      </w:r>
-      <w:r>
-        <w:rPr>
-          <w:b/>
-        </w:rPr>
-        <w:t>input</w:t>
-      </w:r>
-      <w:r>
-        <w:rPr>
-          <w:b w:val="0"/>
-        </w:rPr>
-        <w:t xml:space="preserve">s, procedure and conditions that produced it. Preserve data roles and distinguish observed outcomes from </w:t>
-      </w:r>
-      <w:r>
-        <w:rPr>
-          <w:b/>
-        </w:rPr>
-        <w:t>prediction</w:t>
-      </w:r>
-      <w:r>
-        <w:rPr>
-          <w:b w:val="0"/>
-        </w:rPr>
-        <w:t>s or unmeasured conditions.</w:t>
+        <w:t>Begin by writing the question the procedure is intended to answer. Identify the information already supplied, the information it will produce and the information still missing.</w:t>
       </w:r>
     </w:p>
     <w:p>
@@ -850,474 +1966,7 @@
         <w:rPr>
           <w:b w:val="0"/>
         </w:rPr>
-        <w:t>If the prior concept cannot be explained, use a short retrieval activity before this chapter.</w:t>
-      </w:r>
-    </w:p>
-    <w:p>
-      <w:pPr>
-        <w:spacing w:line="336" w:lineRule="auto" w:after="180"/>
-      </w:pPr>
-      <w:r>
-        <w:rPr>
-          <w:b w:val="0"/>
-        </w:rPr>
-        <w:t>Lesson and workbook; paper and pencil</w:t>
-      </w:r>
-    </w:p>
-    <w:p>
-      <w:pPr>
-        <w:spacing w:line="336" w:lineRule="auto" w:after="180"/>
-      </w:pPr>
-      <w:r>
-        <w:rPr>
-          <w:b w:val="0"/>
-        </w:rPr>
-        <w:t>Calculator and optional local Python 3 for arithmetic; no live API or private data</w:t>
-      </w:r>
-    </w:p>
-    <w:p>
-      <w:pPr>
-        <w:spacing w:line="336" w:lineRule="auto" w:after="180"/>
-      </w:pPr>
-      <w:r>
-        <w:rPr>
-          <w:b w:val="0"/>
-        </w:rPr>
-        <w:t>Prepare the fresh retry separately and withhold its solution until after collection</w:t>
-      </w:r>
-    </w:p>
-    <w:p>
-      <w:pPr>
-        <w:pStyle w:val="Heading3"/>
-      </w:pPr>
-      <w:r>
-        <w:t>End goal for the pictorial case</w:t>
-      </w:r>
-    </w:p>
-    <w:p>
-      <w:pPr>
-        <w:spacing w:line="336" w:lineRule="auto" w:after="180"/>
-      </w:pPr>
-      <w:r>
-        <w:rPr>
-          <w:b w:val="0"/>
-        </w:rPr>
-        <w:t xml:space="preserve">By the end, I can explain bias and </w:t>
-      </w:r>
-      <w:r>
-        <w:rPr>
-          <w:b/>
-        </w:rPr>
-        <w:t>representation</w:t>
-      </w:r>
-      <w:r>
-        <w:rPr>
-          <w:b w:val="0"/>
-        </w:rPr>
-        <w:t xml:space="preserve"> using a traced example and a stated limitation.</w:t>
-      </w:r>
-    </w:p>
-    <w:p>
-      <w:pPr>
-        <w:spacing w:line="336" w:lineRule="auto" w:after="180"/>
-      </w:pPr>
-      <w:r>
-        <w:rPr>
-          <w:b w:val="0"/>
-        </w:rPr>
-        <w:t>This added worked case illustrates the week’s main idea. Retain all original and connected topics; schedule its practice within the teaching cycle.</w:t>
-      </w:r>
-    </w:p>
-    <w:p>
-      <w:pPr>
-        <w:pStyle w:val="Heading1"/>
-      </w:pPr>
-      <w:r>
-        <w:t>02. Explain the mechanism</w:t>
-      </w:r>
-    </w:p>
-    <w:p>
-      <w:r>
-        <w:t>Model Bias and Representation using the supplied case, labelled mechanism and reasoning. Make the scope of each conclusion explicit.</w:t>
-      </w:r>
-    </w:p>
-    <w:p>
-      <w:pPr>
-        <w:spacing w:line="336" w:lineRule="auto" w:after="180"/>
-      </w:pPr>
-      <w:r>
-        <w:rPr>
-          <w:b/>
-        </w:rPr>
-        <w:t>Input</w:t>
-      </w:r>
-      <w:r>
-        <w:rPr>
-          <w:b w:val="0"/>
-        </w:rPr>
-        <w:t xml:space="preserve"> → </w:t>
-      </w:r>
-      <w:r>
-        <w:rPr>
-          <w:b/>
-        </w:rPr>
-        <w:t>Process</w:t>
-      </w:r>
-      <w:r>
-        <w:rPr>
-          <w:b w:val="0"/>
-        </w:rPr>
-        <w:t xml:space="preserve"> → </w:t>
-      </w:r>
-      <w:r>
-        <w:rPr>
-          <w:b/>
-        </w:rPr>
-        <w:t>Output</w:t>
-      </w:r>
-    </w:p>
-    <w:p>
-      <w:pPr>
-        <w:spacing w:line="336" w:lineRule="auto" w:after="180"/>
-      </w:pPr>
-      <w:r>
-        <w:rPr>
-          <w:b w:val="0"/>
-        </w:rPr>
-        <w:t>Trace the information. At each stage, ask what changed and how you could test it.</w:t>
-      </w:r>
-    </w:p>
-    <w:p>
-      <w:pPr>
-        <w:spacing w:line="336" w:lineRule="auto" w:after="180"/>
-      </w:pPr>
-      <w:r>
-        <w:rPr>
-          <w:b w:val="0"/>
-        </w:rPr>
-        <w:t>Which stage could fail even when the other two are correct? Explain:</w:t>
-      </w:r>
-    </w:p>
-    <w:p>
-      <w:pPr>
-        <w:spacing w:line="336" w:lineRule="auto" w:after="180"/>
-      </w:pPr>
-      <w:r>
-        <w:rPr>
-          <w:b w:val="0"/>
-        </w:rPr>
-        <w:t xml:space="preserve">Predict first. Then check each step. A correct answer without visible reasoning is incomplete </w:t>
-      </w:r>
-      <w:r>
-        <w:rPr>
-          <w:b/>
-        </w:rPr>
-        <w:t>evidence</w:t>
-      </w:r>
-      <w:r>
-        <w:rPr>
-          <w:b w:val="0"/>
-        </w:rPr>
-        <w:t>.</w:t>
-      </w:r>
-    </w:p>
-    <w:p>
-      <w:pPr>
-        <w:spacing w:line="336" w:lineRule="auto" w:after="180"/>
-        <w:shd w:fill="F4F9FC"/>
-      </w:pPr>
-      <w:r>
-        <w:rPr>
-          <w:b w:val="0"/>
-        </w:rPr>
-        <w:t>1. Generate comparable characters while changing one identity descriptor.</w:t>
-      </w:r>
-    </w:p>
-    <w:p>
-      <w:pPr>
-        <w:spacing w:line="336" w:lineRule="auto" w:after="180"/>
-        <w:shd w:fill="F4F9FC"/>
-      </w:pPr>
-      <w:r>
-        <w:rPr>
-          <w:b w:val="0"/>
-        </w:rPr>
-        <w:t xml:space="preserve">2. Count omissions, </w:t>
-      </w:r>
-      <w:r>
-        <w:rPr>
-          <w:b/>
-        </w:rPr>
-        <w:t>stereotype</w:t>
-      </w:r>
-      <w:r>
-        <w:rPr>
-          <w:b w:val="0"/>
-        </w:rPr>
-        <w:t>d roles, and quality differences.</w:t>
-      </w:r>
-    </w:p>
-    <w:p>
-      <w:pPr>
-        <w:spacing w:line="336" w:lineRule="auto" w:after="180"/>
-        <w:shd w:fill="F4F9FC"/>
-      </w:pPr>
-      <w:r>
-        <w:rPr>
-          <w:b w:val="0"/>
-        </w:rPr>
-        <w:t>3. A balanced count does not alone prove respectful depiction.</w:t>
-      </w:r>
-    </w:p>
-    <w:p>
-      <w:pPr>
-        <w:spacing w:line="336" w:lineRule="auto" w:after="180"/>
-        <w:shd w:fill="F4F9FC"/>
-      </w:pPr>
-      <w:r>
-        <w:rPr>
-          <w:b w:val="0"/>
-        </w:rPr>
-        <w:t xml:space="preserve">4. Repair prompt, data, filters, or use limits, then repeat the fixed </w:t>
-      </w:r>
-      <w:r>
-        <w:rPr>
-          <w:b/>
-        </w:rPr>
-        <w:t>audit</w:t>
-      </w:r>
-      <w:r>
-        <w:rPr>
-          <w:b w:val="0"/>
-        </w:rPr>
-        <w:t>.</w:t>
-      </w:r>
-    </w:p>
-    <w:p>
-      <w:pPr>
-        <w:spacing w:line="336" w:lineRule="auto" w:after="180"/>
-      </w:pPr>
-      <w:r>
-        <w:rPr>
-          <w:b w:val="0"/>
-        </w:rPr>
-        <w:t xml:space="preserve">Recalculate, retrace, or restate the reasoning in your own </w:t>
-      </w:r>
-      <w:r>
-        <w:rPr>
-          <w:b/>
-        </w:rPr>
-        <w:t>representation</w:t>
-      </w:r>
-      <w:r>
-        <w:rPr>
-          <w:b w:val="0"/>
-        </w:rPr>
-        <w:t>:</w:t>
-      </w:r>
-    </w:p>
-    <w:p>
-      <w:pPr>
-        <w:spacing w:line="336" w:lineRule="auto" w:after="180"/>
-        <w:shd w:fill="F5F1FB"/>
-      </w:pPr>
-      <w:r>
-        <w:rPr>
-          <w:b w:val="0"/>
-        </w:rPr>
-        <w:t xml:space="preserve">CHECK Did the </w:t>
-      </w:r>
-      <w:r>
-        <w:rPr>
-          <w:b/>
-        </w:rPr>
-        <w:t>evidence</w:t>
-      </w:r>
-      <w:r>
-        <w:rPr>
-          <w:b w:val="0"/>
-        </w:rPr>
-        <w:t xml:space="preserve"> answer the exact question? Did the total, path, or source record stay consistent?</w:t>
-      </w:r>
-    </w:p>
-    <w:p>
-      <w:pPr>
-        <w:pStyle w:val="Heading3"/>
-      </w:pPr>
-      <w:r>
-        <w:t>Concrete teaching case</w:t>
-      </w:r>
-    </w:p>
-    <w:p>
-      <w:pPr>
-        <w:pStyle w:val="Heading3"/>
-      </w:pPr>
-      <w:r>
-        <w:t>The teaching case</w:t>
-      </w:r>
-    </w:p>
-    <w:p>
-      <w:pPr>
-        <w:spacing w:line="336" w:lineRule="auto" w:after="180"/>
-        <w:shd w:fill="F1F6FC"/>
-      </w:pPr>
-      <w:r>
-        <w:rPr>
-          <w:b w:val="0"/>
-        </w:rPr>
-        <w:t>Scientist images repeatedly show only one demographic group.</w:t>
-      </w:r>
-    </w:p>
-    <w:p>
-      <w:pPr>
-        <w:pStyle w:val="Heading3"/>
-      </w:pPr>
-      <w:r>
-        <w:t>The teaching case</w:t>
-      </w:r>
-    </w:p>
-    <w:p>
-      <w:pPr>
-        <w:spacing w:line="336" w:lineRule="auto" w:after="180"/>
-        <w:shd w:fill="F1F6FC"/>
-      </w:pPr>
-      <w:r>
-        <w:rPr>
-          <w:b w:val="0"/>
-        </w:rPr>
-        <w:t xml:space="preserve">Evaluate and improve </w:t>
-      </w:r>
-      <w:r>
-        <w:rPr>
-          <w:b/>
-        </w:rPr>
-        <w:t>representation</w:t>
-      </w:r>
-      <w:r>
-        <w:rPr>
-          <w:b w:val="0"/>
-        </w:rPr>
-        <w:t>.</w:t>
-      </w:r>
-    </w:p>
-    <w:p>
-      <w:pPr>
-        <w:pStyle w:val="Heading3"/>
-      </w:pPr>
-      <w:r>
-        <w:t>Exact explanation to model</w:t>
-      </w:r>
-    </w:p>
-    <w:p>
-      <w:pPr>
-        <w:pStyle w:val="Heading3"/>
-      </w:pPr>
-      <w:r>
-        <w:t>Why the result follows</w:t>
-      </w:r>
-    </w:p>
-    <w:p>
-      <w:pPr>
-        <w:spacing w:line="336" w:lineRule="auto" w:after="180"/>
-        <w:shd w:fill="F1F6FC"/>
-      </w:pPr>
-      <w:r>
-        <w:rPr>
-          <w:b w:val="0"/>
-        </w:rPr>
-        <w:t xml:space="preserve">Review relevant </w:t>
-      </w:r>
-      <w:r>
-        <w:rPr>
-          <w:b/>
-        </w:rPr>
-        <w:t>representation</w:t>
-      </w:r>
-      <w:r>
-        <w:rPr>
-          <w:b w:val="0"/>
-        </w:rPr>
-        <w:t xml:space="preserve"> criteria across </w:t>
-      </w:r>
-      <w:r>
-        <w:rPr>
-          <w:b/>
-        </w:rPr>
-        <w:t>output</w:t>
-      </w:r>
-      <w:r>
-        <w:rPr>
-          <w:b w:val="0"/>
-        </w:rPr>
-        <w:t>s, revise inclusive requirements and retest. Appearance alone cannot establish absence of all bias.</w:t>
-      </w:r>
-    </w:p>
-    <w:p>
-      <w:pPr>
-        <w:pStyle w:val="Heading3"/>
-      </w:pPr>
-      <w:r>
-        <w:t>Explain the added worked example</w:t>
-      </w:r>
-    </w:p>
-    <w:p>
-      <w:pPr>
-        <w:spacing w:line="336" w:lineRule="auto" w:after="180"/>
-      </w:pPr>
-      <w:r>
-        <w:rPr>
-          <w:b w:val="0"/>
-        </w:rPr>
-        <w:t>Bias evaluation tests defined outcomes across relevant conditions. Group averages can expose differences but cannot alone establish their cause or the correct remedy.</w:t>
-      </w:r>
-    </w:p>
-    <w:p>
-      <w:pPr>
-        <w:pStyle w:val="Heading3"/>
-      </w:pPr>
-      <w:r>
-        <w:t>Explain the added worked example · 1</w:t>
-      </w:r>
-    </w:p>
-    <w:p>
-      <w:pPr>
-        <w:spacing w:line="336" w:lineRule="auto" w:after="180"/>
-      </w:pPr>
-      <w:r>
-        <w:rPr>
-          <w:b w:val="0"/>
-        </w:rPr>
-        <w:t>Begin by writing the question the procedure is intended to answer. Identify the information already supplied, the information it will produce and the information still missing.</w:t>
-      </w:r>
-    </w:p>
-    <w:p>
-      <w:pPr>
-        <w:spacing w:line="336" w:lineRule="auto" w:after="180"/>
-      </w:pPr>
-      <w:r>
-        <w:rPr>
-          <w:b w:val="0"/>
-        </w:rPr>
         <w:t>These are constructed classroom examples; they do not require live accounts, private records or an external service. Do not treat a plausible explanation as a measured outcome.</w:t>
-      </w:r>
-    </w:p>
-    <w:p>
-      <w:pPr>
-        <w:spacing w:line="336" w:lineRule="auto" w:after="180"/>
-      </w:pPr>
-      <w:r>
-        <w:rPr>
-          <w:b w:val="0"/>
-        </w:rPr>
-        <w:t>Define the task, relevant groups, labels and denominators before comparing. Use fictional, non-identifying records. Evaluate quality and fallback outcomes separately; preserve sample sizes and unresolved explanations.</w:t>
-      </w:r>
-    </w:p>
-    <w:p>
-      <w:pPr>
-        <w:pStyle w:val="Heading3"/>
-      </w:pPr>
-      <w:r>
-        <w:t>Explain the added worked example · 2</w:t>
       </w:r>
     </w:p>
     <w:p>
@@ -1526,60 +2175,6 @@
         <w:rPr>
           <w:b w:val="0"/>
         </w:rPr>
-        <w:t>A grounded assistant supports 9 of 10 group-A cases and 6 of 10 group-B cases.</w:t>
-      </w:r>
-    </w:p>
-    <w:p>
-      <w:pPr>
-        <w:spacing w:line="336" w:lineRule="auto" w:after="180"/>
-      </w:pPr>
-      <w:r>
-        <w:rPr>
-          <w:b w:val="0"/>
-        </w:rPr>
-        <w:t xml:space="preserve">Rates 90% and </w:t>
-      </w:r>
-      <w:r>
-        <w:rPr>
-          <w:b/>
-        </w:rPr>
-        <w:t>60%</w:t>
-      </w:r>
-      <w:r>
-        <w:rPr>
-          <w:b w:val="0"/>
-        </w:rPr>
-        <w:t xml:space="preserve">; gap 30 percentage points. Investigate </w:t>
-      </w:r>
-      <w:r>
-        <w:rPr>
-          <w:b/>
-        </w:rPr>
-        <w:t>case mix</w:t>
-      </w:r>
-      <w:r>
-        <w:rPr>
-          <w:b w:val="0"/>
-        </w:rPr>
-        <w:t>, retrieval coverage and annotation rules before attributing cause.</w:t>
-      </w:r>
-    </w:p>
-    <w:p>
-      <w:pPr>
-        <w:pStyle w:val="Heading3"/>
-      </w:pPr>
-      <w:r>
-        <w:t>Model the reasoning aloud · 3</w:t>
-      </w:r>
-    </w:p>
-    <w:p>
-      <w:pPr>
-        <w:spacing w:line="336" w:lineRule="auto" w:after="180"/>
-      </w:pPr>
-      <w:r>
-        <w:rPr>
-          <w:b w:val="0"/>
-        </w:rPr>
         <w:t xml:space="preserve">Compare the intermediate </w:t>
       </w:r>
       <w:r>
@@ -1765,73 +2360,10 @@
     </w:p>
     <w:p>
       <w:pPr>
-        <w:spacing w:line="336" w:lineRule="auto" w:after="180"/>
-      </w:pPr>
-      <w:r>
-        <w:rPr>
-          <w:b w:val="0"/>
-        </w:rPr>
-        <w:t>Compare study-answer support rates when groups have different numbers of questions.</w:t>
-      </w:r>
-    </w:p>
-    <w:p>
-      <w:pPr>
         <w:pStyle w:val="Heading3"/>
       </w:pPr>
       <w:r>
         <w:t>The facts we will use</w:t>
-      </w:r>
-    </w:p>
-    <w:p>
-      <w:pPr>
-        <w:pStyle w:val="Heading3"/>
-      </w:pPr>
-      <w:r>
-        <w:t>Supplied facts</w:t>
-      </w:r>
-    </w:p>
-    <w:p>
-      <w:pPr>
-        <w:spacing w:line="336" w:lineRule="auto" w:after="180"/>
-        <w:shd w:fill="F1F6FC"/>
-      </w:pPr>
-      <w:r>
-        <w:rPr>
-          <w:b w:val="0"/>
-        </w:rPr>
-        <w:t>Group Birch has 6 supported answers in 8 cases; group Pine has 9 supported answers in 12 cases. Both groups use the same support rubric.</w:t>
-      </w:r>
-    </w:p>
-    <w:p>
-      <w:pPr>
-        <w:pStyle w:val="Heading3"/>
-      </w:pPr>
-      <w:r>
-        <w:t>Supplied facts</w:t>
-      </w:r>
-    </w:p>
-    <w:p>
-      <w:pPr>
-        <w:spacing w:line="336" w:lineRule="auto" w:after="180"/>
-        <w:shd w:fill="F1F6FC"/>
-      </w:pPr>
-      <w:r>
-        <w:rPr>
-          <w:b w:val="0"/>
-        </w:rPr>
-        <w:t xml:space="preserve">All </w:t>
-      </w:r>
-      <w:r>
-        <w:rPr>
-          <w:b/>
-        </w:rPr>
-        <w:t>input</w:t>
-      </w:r>
-      <w:r>
-        <w:rPr>
-          <w:b w:val="0"/>
-        </w:rPr>
-        <w:t>s and outcomes in this worked example are invented classroom data; no real model run is claimed.</w:t>
       </w:r>
     </w:p>
     <w:p>
@@ -1839,7 +2371,7 @@
         <w:drawing>
           <wp:inline xmlns:a="http://schemas.openxmlformats.org/drawingml/2006/main" xmlns:pic="http://schemas.openxmlformats.org/drawingml/2006/picture">
             <wp:extent cx="5486400" cy="5225143"/>
-            <wp:docPr id="1" name="Picture 1" descr="Bias and Representation. Keep denominators: Birch: 6/8. Pine: 9/12.. Compare rates: Both support rates are 75%; Pine has more correct answers because it has more cases.. Inspect errors: Check the two Birch and three Pine failures before deciding what revision each needs."/>
+            <wp:docPr id="2" name="Picture 2" descr="Bias and Representation. Keep denominators: Birch: 6/8. Pine: 9/12.. Compare rates: Both support rates are 75%; Pine has more correct answers because it has more cases.. Inspect errors: Check the two Birch and three Pine failures before deciding what revision each needs."/>
             <wp:cNvGraphicFramePr>
               <a:graphicFrameLocks noChangeAspect="1"/>
             </wp:cNvGraphicFramePr>
@@ -1851,7 +2383,7 @@
                     <pic:cNvPicPr/>
                   </pic:nvPicPr>
                   <pic:blipFill>
-                    <a:blip r:embed="rId9"/>
+                    <a:blip r:embed="rId10"/>
                     <a:stretch>
                       <a:fillRect/>
                     </a:stretch>
@@ -1875,114 +2407,7 @@
         <w:pStyle w:val="Heading3"/>
       </w:pPr>
       <w:r>
-        <w:t>Read the picture one step at a time</w:t>
-      </w:r>
-    </w:p>
-    <w:tbl>
-      <w:tblPr>
-        <w:tblStyle w:val="LightShading-Accent1"/>
-        <w:tblW w:type="auto" w:w="0"/>
-        <w:tblLook w:firstColumn="1" w:firstRow="1" w:lastColumn="0" w:lastRow="0" w:noHBand="0" w:noVBand="1" w:val="04A0"/>
-      </w:tblPr>
-      <w:tblGrid>
-        <w:gridCol w:w="5112"/>
-        <w:gridCol w:w="5112"/>
-      </w:tblGrid>
-      <w:tr>
-        <w:trPr>
-          <w:tblHeader/>
-        </w:trPr>
-        <w:tc>
-          <w:tcPr>
-            <w:tcW w:type="dxa" w:w="5112"/>
-          </w:tcPr>
-          <w:p>
-            <w:r>
-              <w:t>Step</w:t>
-            </w:r>
-          </w:p>
-        </w:tc>
-        <w:tc>
-          <w:tcPr>
-            <w:tcW w:type="dxa" w:w="5112"/>
-          </w:tcPr>
-          <w:p>
-            <w:r>
-              <w:t>What happens and why</w:t>
-            </w:r>
-          </w:p>
-        </w:tc>
-      </w:tr>
-      <w:tr>
-        <w:tc>
-          <w:tcPr>
-            <w:tcW w:type="dxa" w:w="5112"/>
-          </w:tcPr>
-          <w:p>
-            <w:r>
-              <w:t>1. Keep denominators</w:t>
-            </w:r>
-          </w:p>
-        </w:tc>
-        <w:tc>
-          <w:tcPr>
-            <w:tcW w:type="dxa" w:w="5112"/>
-          </w:tcPr>
-          <w:p>
-            <w:r>
-              <w:t>Birch: 6/8. Pine: 9/12.</w:t>
-            </w:r>
-          </w:p>
-        </w:tc>
-      </w:tr>
-      <w:tr>
-        <w:tc>
-          <w:tcPr>
-            <w:tcW w:type="dxa" w:w="5112"/>
-          </w:tcPr>
-          <w:p>
-            <w:r>
-              <w:t>2. Compare rates</w:t>
-            </w:r>
-          </w:p>
-        </w:tc>
-        <w:tc>
-          <w:tcPr>
-            <w:tcW w:type="dxa" w:w="5112"/>
-          </w:tcPr>
-          <w:p>
-            <w:r>
-              <w:t>Both support rates are 75%; Pine has more correct answers because it has more cases.</w:t>
-            </w:r>
-          </w:p>
-        </w:tc>
-      </w:tr>
-      <w:tr>
-        <w:tc>
-          <w:tcPr>
-            <w:tcW w:type="dxa" w:w="5112"/>
-          </w:tcPr>
-          <w:p>
-            <w:r>
-              <w:t>3. Inspect errors</w:t>
-            </w:r>
-          </w:p>
-        </w:tc>
-        <w:tc>
-          <w:tcPr>
-            <w:tcW w:type="dxa" w:w="5112"/>
-          </w:tcPr>
-          <w:p>
-            <w:r>
-              <w:t>Check the two Birch and three Pine failures before deciding what revision each needs.</w:t>
-            </w:r>
-          </w:p>
-        </w:tc>
-      </w:tr>
-    </w:tbl>
-    <w:p>
-      <w:r>
-        <w:t>Match each pictured step to the supplied facts. This is a worked teaching case, not an independent assessment.</w:t>
+        <w:t>Why this result follows</w:t>
       </w:r>
     </w:p>
     <w:p>
@@ -1990,7 +2415,7 @@
         <w:pStyle w:val="Heading3"/>
       </w:pPr>
       <w:r>
-        <w:t>Why this result follows</w:t>
+        <w:t>What this example does not establish</w:t>
       </w:r>
     </w:p>
     <w:p>
@@ -1998,43 +2423,361 @@
         <w:pStyle w:val="Heading3"/>
       </w:pPr>
       <w:r>
-        <w:t>Why the result follows</w:t>
+        <w:t>Change one thing in the pictured case</w:t>
+      </w:r>
+    </w:p>
+    <w:p>
+      <w:pPr>
+        <w:pStyle w:val="Heading3"/>
+      </w:pPr>
+      <w:r>
+        <w:t>Ask while showing the picture</w:t>
+      </w:r>
+    </w:p>
+    <w:p>
+      <w:pPr>
+        <w:pStyle w:val="Heading1"/>
+      </w:pPr>
+      <w:r>
+        <w:t>03. Guide the explanation, then remove help</w:t>
+      </w:r>
+    </w:p>
+    <w:p>
+      <w:r>
+        <w:t>Collect each learner’s reasoning before showing feedback.</w:t>
+      </w:r>
+    </w:p>
+    <w:p>
+      <w:pPr>
+        <w:pStyle w:val="Heading2"/>
+      </w:pPr>
+      <w:r>
+        <w:t>Main completion prompt</w:t>
       </w:r>
     </w:p>
     <w:p>
       <w:pPr>
         <w:spacing w:line="336" w:lineRule="auto" w:after="180"/>
-        <w:shd w:fill="F1F6FC"/>
-      </w:pPr>
-      <w:r>
-        <w:rPr>
-          <w:b w:val="0"/>
-        </w:rPr>
-        <w:t xml:space="preserve">Read the picture in order. Check the two Birch and three Pine failures before deciding what revision each needs. The arrows show which recorded </w:t>
+      </w:pPr>
+      <w:r>
+        <w:rPr>
+          <w:b w:val="0"/>
+        </w:rPr>
+        <w:t>Completion task: A grounded assistant supports 9 of 10 group-A cases and 6 of 10 group-B cases. Show the intermediate steps and give the conclusion with its scope.</w:t>
+      </w:r>
+    </w:p>
+    <w:p>
+      <w:pPr>
+        <w:pStyle w:val="Heading2"/>
+      </w:pPr>
+      <w:r>
+        <w:t>Expected reasoning and fading help</w:t>
+      </w:r>
+    </w:p>
+    <w:p>
+      <w:pPr>
+        <w:spacing w:line="336" w:lineRule="auto" w:after="180"/>
+      </w:pPr>
+      <w:r>
+        <w:rPr>
+          <w:b w:val="0"/>
+        </w:rPr>
+        <w:t xml:space="preserve">Teacher check: Teacher explanation: Rates 90% and </w:t>
       </w:r>
       <w:r>
         <w:rPr>
           <w:b/>
         </w:rPr>
+        <w:t>60%</w:t>
+      </w:r>
+      <w:r>
+        <w:rPr>
+          <w:b w:val="0"/>
+        </w:rPr>
+        <w:t xml:space="preserve">; gap 30 percentage points. Investigate </w:t>
+      </w:r>
+      <w:r>
+        <w:rPr>
+          <w:b/>
+        </w:rPr>
+        <w:t>case mix</w:t>
+      </w:r>
+      <w:r>
+        <w:rPr>
+          <w:b w:val="0"/>
+        </w:rPr>
+        <w:t>, retrieval coverage and annotation rules before attributing cause.</w:t>
+      </w:r>
+    </w:p>
+    <w:p>
+      <w:pPr>
+        <w:spacing w:line="336" w:lineRule="auto" w:after="180"/>
+      </w:pPr>
+      <w:r>
+        <w:rPr>
+          <w:b w:val="0"/>
+        </w:rPr>
+        <w:t xml:space="preserve">Start by identifying the given </w:t>
+      </w:r>
+      <w:r>
+        <w:rPr>
+          <w:b/>
+        </w:rPr>
         <w:t>input</w:t>
       </w:r>
       <w:r>
         <w:rPr>
           <w:b w:val="0"/>
         </w:rPr>
-        <w:t xml:space="preserve"> or intermediate result each decision uses.</w:t>
+        <w:t>s together. Leave the intermediate steps blank. If needed, model one step, then withdraw that help on the next step. Move to a full trace only when the partial trace is understood.</w:t>
       </w:r>
     </w:p>
     <w:p>
       <w:pPr>
         <w:spacing w:line="336" w:lineRule="auto" w:after="180"/>
-        <w:shd w:fill="F1F6FC"/>
-      </w:pPr>
-      <w:r>
-        <w:rPr>
-          <w:b w:val="0"/>
-        </w:rPr>
-        <w:t>Explain the deciding step aloud before checking the changed case; pointing to the final answer alone does not show how it follows.</w:t>
+      </w:pPr>
+      <w:r>
+        <w:rPr>
+          <w:b w:val="0"/>
+        </w:rPr>
+        <w:t>For partners, alternate explainer and checker; collect a response from every learner before discussion.</w:t>
+      </w:r>
+    </w:p>
+    <w:p>
+      <w:pPr>
+        <w:pStyle w:val="Heading2"/>
+      </w:pPr>
+      <w:r>
+        <w:t>Individual misconception check</w:t>
+      </w:r>
+    </w:p>
+    <w:p>
+      <w:pPr>
+        <w:spacing w:line="336" w:lineRule="auto" w:after="180"/>
+      </w:pPr>
+      <w:r>
+        <w:rPr>
+          <w:b w:val="0"/>
+        </w:rPr>
+        <w:t xml:space="preserve">Use the worked case for </w:t>
+      </w:r>
+      <w:r>
+        <w:rPr>
+          <w:b/>
+        </w:rPr>
+        <w:t>Representation</w:t>
+      </w:r>
+      <w:r>
+        <w:rPr>
+          <w:b w:val="0"/>
+        </w:rPr>
+        <w:t xml:space="preserve"> and bias evaluation. Proposed explanation: “The worked result establishes every future case”. Decide whether this explanation is supported.</w:t>
+      </w:r>
+    </w:p>
+    <w:p>
+      <w:pPr>
+        <w:spacing w:line="336" w:lineRule="auto" w:after="180"/>
+      </w:pPr>
+      <w:r>
+        <w:rPr>
+          <w:b w:val="0"/>
+        </w:rPr>
+        <w:t>Point to the step or supplied fact that decides; explain your repair if needed.</w:t>
+      </w:r>
+    </w:p>
+    <w:p>
+      <w:pPr>
+        <w:spacing w:line="336" w:lineRule="auto" w:after="180"/>
+      </w:pPr>
+      <w:r>
+        <w:rPr>
+          <w:b w:val="0"/>
+        </w:rPr>
+        <w:t xml:space="preserve">Expected correction: Group comparisons require task relevance and appropriate data governance; differences alone do not identify a causal </w:t>
+      </w:r>
+      <w:r>
+        <w:rPr>
+          <w:b/>
+        </w:rPr>
+        <w:t>mechanism</w:t>
+      </w:r>
+      <w:r>
+        <w:rPr>
+          <w:b w:val="0"/>
+        </w:rPr>
+        <w:t>.</w:t>
+      </w:r>
+    </w:p>
+    <w:p>
+      <w:pPr>
+        <w:spacing w:line="336" w:lineRule="auto" w:after="180"/>
+      </w:pPr>
+      <w:r>
+        <w:rPr>
+          <w:b w:val="0"/>
+        </w:rPr>
+        <w:t>Collect explanations, not only yes/no votes. If a misunderstanding is common, re-model the relevant step for the class.</w:t>
+      </w:r>
+    </w:p>
+    <w:p>
+      <w:pPr>
+        <w:spacing w:line="336" w:lineRule="auto" w:after="180"/>
+      </w:pPr>
+      <w:r>
+        <w:rPr>
+          <w:b w:val="0"/>
+        </w:rPr>
+        <w:t>If it affects a few learners, give a short targeted group explanation while others solve a more demanding variation.</w:t>
+      </w:r>
+    </w:p>
+    <w:p>
+      <w:pPr>
+        <w:pStyle w:val="Heading2"/>
+      </w:pPr>
+      <w:r>
+        <w:t>Pictorial question and changed-case reasoning</w:t>
+      </w:r>
+    </w:p>
+    <w:p>
+      <w:pPr>
+        <w:spacing w:line="336" w:lineRule="auto" w:after="180"/>
+      </w:pPr>
+      <w:r>
+        <w:rPr>
+          <w:b w:val="0"/>
+        </w:rPr>
+        <w:t xml:space="preserve">Explain why comparing six correct answers in each group would mislead. Point to the relevant step in the picture, then write the changed result and the rule or </w:t>
+      </w:r>
+      <w:r>
+        <w:rPr>
+          <w:b/>
+        </w:rPr>
+        <w:t>evidence</w:t>
+      </w:r>
+      <w:r>
+        <w:rPr>
+          <w:b w:val="0"/>
+        </w:rPr>
+        <w:t xml:space="preserve"> that supports it.</w:t>
+      </w:r>
+    </w:p>
+    <w:p>
+      <w:pPr>
+        <w:spacing w:line="336" w:lineRule="auto" w:after="180"/>
+      </w:pPr>
+      <w:r>
+        <w:rPr>
+          <w:b w:val="0"/>
+        </w:rPr>
+        <w:t>Birch has 6/8=75%; changed Pine has 6/12=50%. Counts must be paired with the number of opportunities. Changed-case check: Pine is 50%, which is 25 percentage points below Birch.</w:t>
+      </w:r>
+    </w:p>
+    <w:p>
+      <w:pPr>
+        <w:spacing w:line="336" w:lineRule="auto" w:after="180"/>
+      </w:pPr>
+      <w:r>
+        <w:rPr>
+          <w:b w:val="0"/>
+        </w:rPr>
+        <w:t>Equal correct counts do not imply equal rates when denominators differ.</w:t>
+      </w:r>
+    </w:p>
+    <w:p>
+      <w:pPr>
+        <w:spacing w:line="336" w:lineRule="auto" w:after="180"/>
+      </w:pPr>
+      <w:r>
+        <w:rPr>
+          <w:b w:val="0"/>
+        </w:rPr>
+        <w:t>Changed-case reasoning: Pine is 50%, which is 25 percentage points below Birch. Equal correct counts do not imply equal rates when denominators differ.</w:t>
+      </w:r>
+    </w:p>
+    <w:p>
+      <w:pPr>
+        <w:spacing w:line="336" w:lineRule="auto" w:after="180"/>
+      </w:pPr>
+      <w:r>
+        <w:rPr>
+          <w:b w:val="0"/>
+        </w:rPr>
+        <w:t xml:space="preserve">Collect each learner’s explanation before discussion. Use the first missing connection between </w:t>
+      </w:r>
+      <w:r>
+        <w:rPr>
+          <w:b/>
+        </w:rPr>
+        <w:t>input</w:t>
+      </w:r>
+      <w:r>
+        <w:rPr>
+          <w:b w:val="0"/>
+        </w:rPr>
+        <w:t xml:space="preserve">, deciding step and result to choose support. This question is worked-case practice, not fresh mastery </w:t>
+      </w:r>
+      <w:r>
+        <w:rPr>
+          <w:b/>
+        </w:rPr>
+        <w:t>evidence</w:t>
+      </w:r>
+      <w:r>
+        <w:rPr>
+          <w:b w:val="0"/>
+        </w:rPr>
+        <w:t>.</w:t>
+      </w:r>
+    </w:p>
+    <w:p>
+      <w:pPr>
+        <w:pStyle w:val="Heading2"/>
+      </w:pPr>
+      <w:r>
+        <w:t>Keep each learner explaining</w:t>
+      </w:r>
+    </w:p>
+    <w:p>
+      <w:pPr>
+        <w:pStyle w:val="ListBullet"/>
+      </w:pPr>
+      <w:r>
+        <w:t>Ask: Which facts are given, and which would we have to assume? Learners mark relevant details before discussing answers.</w:t>
+      </w:r>
+    </w:p>
+    <w:p>
+      <w:pPr>
+        <w:pStyle w:val="ListBullet"/>
+      </w:pPr>
+      <w:r>
+        <w:t>Say: Predict first. Show the rule, information path or calculation that would produce the result. A correct guess is not yet an explanation.</w:t>
+      </w:r>
+    </w:p>
+    <w:p>
+      <w:pPr>
+        <w:pStyle w:val="ListBullet"/>
+      </w:pPr>
+      <w:r>
+        <w:t>In pairs, one learner solves while the other checks evidence; exchange roles. Remove the worked answer before independent assessment.</w:t>
+      </w:r>
+    </w:p>
+    <w:p>
+      <w:pPr>
+        <w:pStyle w:val="Heading2"/>
+      </w:pPr>
+      <w:r>
+        <w:t>Earlier wording, alternatives and picture transcripts · reference / check after trying</w:t>
+      </w:r>
+    </w:p>
+    <w:p>
+      <w:pPr>
+        <w:spacing w:line="336" w:lineRule="auto" w:after="180"/>
+      </w:pPr>
+      <w:r>
+        <w:rPr>
+          <w:b w:val="0"/>
+        </w:rPr>
+        <w:t>Demonstrate and guide practice</w:t>
       </w:r>
     </w:p>
     <w:p>
@@ -2042,7 +2785,99 @@
         <w:pStyle w:val="Heading3"/>
       </w:pPr>
       <w:r>
-        <w:t>What this example does not establish</w:t>
+        <w:t>Board sequence</w:t>
+      </w:r>
+    </w:p>
+    <w:p>
+      <w:pPr>
+        <w:spacing w:line="336" w:lineRule="auto" w:after="180"/>
+      </w:pPr>
+      <w:r>
+        <w:rPr>
+          <w:b w:val="0"/>
+        </w:rPr>
+        <w:t>Write the given facts: Scientist images repeatedly show only one demographic group.</w:t>
+      </w:r>
+    </w:p>
+    <w:p>
+      <w:pPr>
+        <w:spacing w:line="336" w:lineRule="auto" w:after="180"/>
+      </w:pPr>
+      <w:r>
+        <w:rPr>
+          <w:b w:val="0"/>
+        </w:rPr>
+        <w:t xml:space="preserve">Write the question to explain: Evaluate and improve </w:t>
+      </w:r>
+      <w:r>
+        <w:rPr>
+          <w:b/>
+        </w:rPr>
+        <w:t>representation</w:t>
+      </w:r>
+      <w:r>
+        <w:rPr>
+          <w:b w:val="0"/>
+        </w:rPr>
+        <w:t>.</w:t>
+      </w:r>
+    </w:p>
+    <w:p>
+      <w:pPr>
+        <w:spacing w:line="336" w:lineRule="auto" w:after="180"/>
+      </w:pPr>
+      <w:r>
+        <w:rPr>
+          <w:b w:val="0"/>
+        </w:rPr>
+        <w:t xml:space="preserve">Reveal after </w:t>
+      </w:r>
+      <w:r>
+        <w:rPr>
+          <w:b/>
+        </w:rPr>
+        <w:t>prediction</w:t>
+      </w:r>
+      <w:r>
+        <w:rPr>
+          <w:b w:val="0"/>
+        </w:rPr>
+        <w:t xml:space="preserve">s: Review relevant </w:t>
+      </w:r>
+      <w:r>
+        <w:rPr>
+          <w:b/>
+        </w:rPr>
+        <w:t>representation</w:t>
+      </w:r>
+      <w:r>
+        <w:rPr>
+          <w:b w:val="0"/>
+        </w:rPr>
+        <w:t xml:space="preserve"> criteria across </w:t>
+      </w:r>
+      <w:r>
+        <w:rPr>
+          <w:b/>
+        </w:rPr>
+        <w:t>output</w:t>
+      </w:r>
+      <w:r>
+        <w:rPr>
+          <w:b w:val="0"/>
+        </w:rPr>
+        <w:t>s, revise inclusive requirements and retest. Appearance alone cannot establish absence of all bias.</w:t>
+      </w:r>
+    </w:p>
+    <w:p>
+      <w:pPr>
+        <w:spacing w:line="336" w:lineRule="auto" w:after="180"/>
+      </w:pPr>
+      <w:r>
+        <w:rPr>
+          <w:b w:val="0"/>
+        </w:rPr>
+        <w:t>Use the earlier changed question as optional later practice. Reserve Compare the fresh unequal-size C/D groups independently for the first independent attempt before hints or feedback.</w:t>
       </w:r>
     </w:p>
     <w:p>
@@ -2050,398 +2885,18 @@
         <w:pStyle w:val="Heading3"/>
       </w:pPr>
       <w:r>
-        <w:t>Keep the stated limit</w:t>
+        <w:t>Classroom dialogue</w:t>
       </w:r>
     </w:p>
     <w:p>
       <w:pPr>
         <w:spacing w:line="336" w:lineRule="auto" w:after="180"/>
-        <w:shd w:fill="FFF5E6"/>
-      </w:pPr>
-      <w:r>
-        <w:rPr>
-          <w:b w:val="0"/>
-        </w:rPr>
-        <w:t>These groups are fictional; small samples and unmatched question difficulty limit conclusions about fairness.</w:t>
-      </w:r>
-    </w:p>
-    <w:p>
-      <w:pPr>
-        <w:pStyle w:val="Heading3"/>
-      </w:pPr>
-      <w:r>
-        <w:t>Change one thing in the pictured case</w:t>
-      </w:r>
-    </w:p>
-    <w:p>
-      <w:pPr>
-        <w:pStyle w:val="Heading3"/>
-      </w:pPr>
-      <w:r>
-        <w:t>Change one thing</w:t>
-      </w:r>
-    </w:p>
-    <w:p>
-      <w:pPr>
-        <w:spacing w:line="336" w:lineRule="auto" w:after="180"/>
-        <w:shd w:fill="F5F1FB"/>
-      </w:pPr>
-      <w:r>
-        <w:rPr>
-          <w:b w:val="0"/>
-        </w:rPr>
-        <w:t>Change: Pine instead has 6 supported answers out of 12.</w:t>
-      </w:r>
-    </w:p>
-    <w:p>
-      <w:pPr>
-        <w:pStyle w:val="Heading3"/>
-      </w:pPr>
-      <w:r>
-        <w:t>Predicted result</w:t>
-      </w:r>
-    </w:p>
-    <w:p>
-      <w:pPr>
-        <w:spacing w:line="336" w:lineRule="auto" w:after="180"/>
-        <w:shd w:fill="F1F6FC"/>
-      </w:pPr>
-      <w:r>
-        <w:rPr>
-          <w:b/>
-        </w:rPr>
-        <w:t>Prediction</w:t>
-      </w:r>
-      <w:r>
-        <w:rPr>
-          <w:b w:val="0"/>
-        </w:rPr>
-        <w:t>: Pine is 50%, which is 25 percentage points below Birch.</w:t>
-      </w:r>
-    </w:p>
-    <w:p>
-      <w:pPr>
-        <w:pStyle w:val="Heading3"/>
-      </w:pPr>
-      <w:r>
-        <w:t>Why the result follows</w:t>
-      </w:r>
-    </w:p>
-    <w:p>
-      <w:pPr>
-        <w:spacing w:line="336" w:lineRule="auto" w:after="180"/>
-        <w:shd w:fill="F1F6FC"/>
-      </w:pPr>
-      <w:r>
-        <w:rPr>
-          <w:b w:val="0"/>
-        </w:rPr>
-        <w:t>Reason: Equal correct counts do not imply equal rates when denominators differ.</w:t>
-      </w:r>
-    </w:p>
-    <w:p>
-      <w:pPr>
-        <w:pStyle w:val="Heading3"/>
-      </w:pPr>
-      <w:r>
-        <w:t>Ask while showing the picture</w:t>
-      </w:r>
-    </w:p>
-    <w:p>
-      <w:pPr>
-        <w:pStyle w:val="Heading3"/>
-      </w:pPr>
-      <w:r>
-        <w:t>Ask while showing the picture · 4</w:t>
-      </w:r>
-    </w:p>
-    <w:p>
-      <w:pPr>
-        <w:spacing w:line="336" w:lineRule="auto" w:after="180"/>
-      </w:pPr>
-      <w:r>
-        <w:rPr>
-          <w:b w:val="0"/>
-        </w:rPr>
-        <w:t xml:space="preserve">Cover the result. Ask learners to name the </w:t>
-      </w:r>
-      <w:r>
-        <w:rPr>
-          <w:b/>
-        </w:rPr>
-        <w:t>input</w:t>
-      </w:r>
-      <w:r>
-        <w:rPr>
-          <w:b w:val="0"/>
-        </w:rPr>
-        <w:t xml:space="preserve">s and predict the next step. Uncover one step, connect the icon to the actual procedure, and explain its </w:t>
-      </w:r>
-      <w:r>
-        <w:rPr>
-          <w:b/>
-        </w:rPr>
-        <w:t>evidence</w:t>
-      </w:r>
-      <w:r>
-        <w:rPr>
-          <w:b w:val="0"/>
-        </w:rPr>
-        <w:t>. Then change the supplied condition and compare.</w:t>
-      </w:r>
-    </w:p>
-    <w:p>
-      <w:pPr>
-        <w:spacing w:line="336" w:lineRule="auto" w:after="180"/>
-      </w:pPr>
-      <w:r>
-        <w:rPr>
-          <w:b w:val="0"/>
-        </w:rPr>
-        <w:t xml:space="preserve">The picture is a </w:t>
-      </w:r>
-      <w:r>
-        <w:rPr>
-          <w:b/>
-        </w:rPr>
-        <w:t>representation</w:t>
-      </w:r>
-      <w:r>
-        <w:rPr>
-          <w:b w:val="0"/>
-        </w:rPr>
-        <w:t>; it does not document execution of a real AI model.</w:t>
-      </w:r>
-    </w:p>
-    <w:p>
-      <w:pPr>
-        <w:pStyle w:val="Heading1"/>
-      </w:pPr>
-      <w:r>
-        <w:t>03. Demonstrate and guide practice</w:t>
-      </w:r>
-    </w:p>
-    <w:p>
-      <w:r>
-        <w:t>Demonstrate Bias and Representation, reduce support deliberately and check individual reasoning before discussing answers.</w:t>
-      </w:r>
-    </w:p>
-    <w:p>
-      <w:pPr>
-        <w:pStyle w:val="Heading3"/>
-      </w:pPr>
-      <w:r>
-        <w:t>Board sequence</w:t>
-      </w:r>
-    </w:p>
-    <w:p>
-      <w:pPr>
-        <w:pStyle w:val="Heading3"/>
-      </w:pPr>
-      <w:r>
-        <w:t>1. Put the facts on the board</w:t>
-      </w:r>
-    </w:p>
-    <w:p>
-      <w:pPr>
-        <w:spacing w:line="336" w:lineRule="auto" w:after="180"/>
-        <w:shd w:fill="F4F9FC"/>
-      </w:pPr>
-      <w:r>
-        <w:rPr>
-          <w:b w:val="0"/>
-        </w:rPr>
-        <w:t>Write the given facts: Scientist images repeatedly show only one demographic group.</w:t>
-      </w:r>
-    </w:p>
-    <w:p>
-      <w:pPr>
-        <w:pStyle w:val="Heading3"/>
-      </w:pPr>
-      <w:r>
-        <w:t>2. State the decision to explain</w:t>
-      </w:r>
-    </w:p>
-    <w:p>
-      <w:pPr>
-        <w:spacing w:line="336" w:lineRule="auto" w:after="180"/>
-        <w:shd w:fill="F4F9FC"/>
-      </w:pPr>
-      <w:r>
-        <w:rPr>
-          <w:b w:val="0"/>
-        </w:rPr>
-        <w:t xml:space="preserve">Write the question to explain: Evaluate and improve </w:t>
-      </w:r>
-      <w:r>
-        <w:rPr>
-          <w:b/>
-        </w:rPr>
-        <w:t>representation</w:t>
-      </w:r>
-      <w:r>
-        <w:rPr>
-          <w:b w:val="0"/>
-        </w:rPr>
-        <w:t>.</w:t>
-      </w:r>
-    </w:p>
-    <w:p>
-      <w:pPr>
-        <w:pStyle w:val="Heading3"/>
-      </w:pPr>
-      <w:r>
-        <w:t>3. Reveal the worked reasoning</w:t>
-      </w:r>
-    </w:p>
-    <w:p>
-      <w:pPr>
-        <w:spacing w:line="336" w:lineRule="auto" w:after="180"/>
-        <w:shd w:fill="F1F6FC"/>
-      </w:pPr>
-      <w:r>
-        <w:rPr>
-          <w:b w:val="0"/>
-        </w:rPr>
-        <w:t xml:space="preserve">Reveal after </w:t>
-      </w:r>
-      <w:r>
-        <w:rPr>
-          <w:b/>
-        </w:rPr>
-        <w:t>prediction</w:t>
-      </w:r>
-      <w:r>
-        <w:rPr>
-          <w:b w:val="0"/>
-        </w:rPr>
-        <w:t xml:space="preserve">s: Review relevant </w:t>
-      </w:r>
-      <w:r>
-        <w:rPr>
-          <w:b/>
-        </w:rPr>
-        <w:t>representation</w:t>
-      </w:r>
-      <w:r>
-        <w:rPr>
-          <w:b w:val="0"/>
-        </w:rPr>
-        <w:t xml:space="preserve"> criteria across </w:t>
-      </w:r>
-      <w:r>
-        <w:rPr>
-          <w:b/>
-        </w:rPr>
-        <w:t>output</w:t>
-      </w:r>
-      <w:r>
-        <w:rPr>
-          <w:b w:val="0"/>
-        </w:rPr>
-        <w:t>s, revise inclusive requirements and retest. Appearance alone cannot establish absence of all bias.</w:t>
-      </w:r>
-    </w:p>
-    <w:p>
-      <w:pPr>
-        <w:pStyle w:val="Heading3"/>
-      </w:pPr>
-      <w:r>
-        <w:t>Hold back the independent task</w:t>
-      </w:r>
-    </w:p>
-    <w:p>
-      <w:pPr>
-        <w:spacing w:line="336" w:lineRule="auto" w:after="180"/>
-        <w:shd w:fill="F5F1FB"/>
-      </w:pPr>
-      <w:r>
-        <w:rPr>
-          <w:b w:val="0"/>
-        </w:rPr>
-        <w:t>Keep for an independent attempt: An assistant is tested on six fluent requests but no requests with spelling errors. What gap does this leave, and how should the evaluation expand?</w:t>
-      </w:r>
-    </w:p>
-    <w:p>
-      <w:pPr>
-        <w:pStyle w:val="Heading3"/>
-      </w:pPr>
-      <w:r>
-        <w:t>Classroom dialogue</w:t>
-      </w:r>
-    </w:p>
-    <w:p>
-      <w:pPr>
-        <w:pStyle w:val="Heading3"/>
-      </w:pPr>
-      <w:r>
-        <w:t>Ask the class</w:t>
-      </w:r>
-    </w:p>
-    <w:p>
-      <w:pPr>
-        <w:spacing w:line="336" w:lineRule="auto" w:after="180"/>
-        <w:shd w:fill="F5F1FB"/>
-      </w:pPr>
-      <w:r>
-        <w:rPr>
-          <w:b w:val="0"/>
-        </w:rPr>
-        <w:t>Ask: Which facts are given, and which would we have to assume? Learners mark relevant details before discussing answers.</w:t>
-      </w:r>
-    </w:p>
-    <w:p>
-      <w:pPr>
-        <w:pStyle w:val="Heading3"/>
-      </w:pPr>
-      <w:r>
-        <w:t>Language to model</w:t>
-      </w:r>
-    </w:p>
-    <w:p>
-      <w:pPr>
-        <w:spacing w:line="336" w:lineRule="auto" w:after="180"/>
-        <w:shd w:fill="F1F6F8"/>
-      </w:pPr>
-      <w:r>
-        <w:rPr>
-          <w:b w:val="0"/>
-        </w:rPr>
-        <w:t>Say: Predict first. Show the rule, information path or calculation that would produce the result. A correct guess is not yet an explanation.</w:t>
-      </w:r>
-    </w:p>
-    <w:p>
-      <w:pPr>
-        <w:spacing w:line="336" w:lineRule="auto" w:after="180"/>
       </w:pPr>
       <w:r>
         <w:rPr>
           <w:b w:val="0"/>
         </w:rPr>
         <w:t>Reveal reasoning one step at a time. Explain why a tempting alternative fails. Write units and denominators for arithmetic, trace conditions for decisions, and identify supporting sources for claims.</w:t>
-      </w:r>
-    </w:p>
-    <w:p>
-      <w:pPr>
-        <w:spacing w:line="336" w:lineRule="auto" w:after="180"/>
-      </w:pPr>
-      <w:r>
-        <w:rPr>
-          <w:b w:val="0"/>
-        </w:rPr>
-        <w:t xml:space="preserve">In pairs, one learner solves while the other checks </w:t>
-      </w:r>
-      <w:r>
-        <w:rPr>
-          <w:b/>
-        </w:rPr>
-        <w:t>evidence</w:t>
-      </w:r>
-      <w:r>
-        <w:rPr>
-          <w:b w:val="0"/>
-        </w:rPr>
-        <w:t>; exchange roles. Remove the worked answer before independent assessment.</w:t>
       </w:r>
     </w:p>
     <w:p>
@@ -2778,422 +3233,103 @@
         <w:pStyle w:val="Heading3"/>
       </w:pPr>
       <w:r>
-        <w:t>Completion practice</w:t>
+        <w:t>Individual reasoning check</w:t>
+      </w:r>
+    </w:p>
+    <w:p>
+      <w:pPr>
+        <w:pStyle w:val="Heading3"/>
+      </w:pPr>
+      <w:r>
+        <w:t>Pictorial practice question</w:t>
+      </w:r>
+    </w:p>
+    <w:p>
+      <w:pPr>
+        <w:pStyle w:val="Heading3"/>
+      </w:pPr>
+      <w:r>
+        <w:t>Reasoned teacher answer</w:t>
+      </w:r>
+    </w:p>
+    <w:p>
+      <w:pPr>
+        <w:pStyle w:val="Heading1"/>
+      </w:pPr>
+      <w:r>
+        <w:t>04. Run the supplied investigation</w:t>
+      </w:r>
+    </w:p>
+    <w:p>
+      <w:r>
+        <w:t>Keep expected results, observed paper traces and remaining limits distinguishable.</w:t>
+      </w:r>
+    </w:p>
+    <w:p>
+      <w:pPr>
+        <w:pStyle w:val="Heading2"/>
+      </w:pPr>
+      <w:r>
+        <w:t>Supplied materials and answer guidance</w:t>
       </w:r>
     </w:p>
     <w:p>
       <w:pPr>
         <w:spacing w:line="336" w:lineRule="auto" w:after="180"/>
-        <w:shd w:fill="F5F1FB"/>
-      </w:pPr>
-      <w:r>
-        <w:rPr>
-          <w:b w:val="0"/>
-        </w:rPr>
-        <w:t>Completion task: A grounded assistant supports 9 of 10 group-A cases and 6 of 10 group-B cases. Show the intermediate steps and give the conclusion with its scope.</w:t>
-      </w:r>
-    </w:p>
-    <w:p>
-      <w:pPr>
-        <w:pStyle w:val="Heading3"/>
-      </w:pPr>
-      <w:r>
-        <w:t>Reasoning to listen for</w:t>
-      </w:r>
-    </w:p>
-    <w:p>
-      <w:pPr>
-        <w:spacing w:line="336" w:lineRule="auto" w:after="180"/>
-        <w:shd w:fill="F1F6FC"/>
-      </w:pPr>
-      <w:r>
-        <w:rPr>
-          <w:b w:val="0"/>
-        </w:rPr>
-        <w:t xml:space="preserve">Teacher check: Teacher explanation: Rates 90% and </w:t>
-      </w:r>
-      <w:r>
-        <w:rPr>
-          <w:b/>
-        </w:rPr>
-        <w:t>60%</w:t>
-      </w:r>
-      <w:r>
-        <w:rPr>
-          <w:b w:val="0"/>
-        </w:rPr>
-        <w:t xml:space="preserve">; gap 30 percentage points. Investigate </w:t>
-      </w:r>
-      <w:r>
-        <w:rPr>
-          <w:b/>
-        </w:rPr>
-        <w:t>case mix</w:t>
-      </w:r>
-      <w:r>
-        <w:rPr>
-          <w:b w:val="0"/>
-        </w:rPr>
-        <w:t>, retrieval coverage and annotation rules before attributing cause.</w:t>
-      </w:r>
-    </w:p>
-    <w:p>
-      <w:pPr>
-        <w:spacing w:line="336" w:lineRule="auto" w:after="180"/>
-      </w:pPr>
-      <w:r>
-        <w:rPr>
-          <w:b w:val="0"/>
-        </w:rPr>
-        <w:t xml:space="preserve">Start by identifying the given </w:t>
-      </w:r>
-      <w:r>
-        <w:rPr>
-          <w:b/>
-        </w:rPr>
-        <w:t>input</w:t>
-      </w:r>
-      <w:r>
-        <w:rPr>
-          <w:b w:val="0"/>
-        </w:rPr>
-        <w:t>s together. Leave the intermediate steps blank. If needed, model one step, then withdraw that help on the next step. Move to a full trace only when the partial trace is understood.</w:t>
-      </w:r>
-    </w:p>
-    <w:p>
-      <w:pPr>
-        <w:spacing w:line="336" w:lineRule="auto" w:after="180"/>
-      </w:pPr>
-      <w:r>
-        <w:rPr>
-          <w:b w:val="0"/>
-        </w:rPr>
-        <w:t>For partners, alternate explainer and checker; collect a response from every learner before discussion.</w:t>
-      </w:r>
-    </w:p>
-    <w:p>
-      <w:pPr>
-        <w:pStyle w:val="Heading3"/>
-      </w:pPr>
-      <w:r>
-        <w:t>Individual reasoning check</w:t>
-      </w:r>
-    </w:p>
-    <w:p>
-      <w:pPr>
-        <w:spacing w:line="336" w:lineRule="auto" w:after="180"/>
-      </w:pPr>
-      <w:r>
-        <w:rPr>
-          <w:b w:val="0"/>
-        </w:rPr>
-        <w:t xml:space="preserve">Use the worked case for </w:t>
-      </w:r>
-      <w:r>
-        <w:rPr>
-          <w:b/>
-        </w:rPr>
-        <w:t>Representation</w:t>
-      </w:r>
-      <w:r>
-        <w:rPr>
-          <w:b w:val="0"/>
-        </w:rPr>
-        <w:t xml:space="preserve"> and bias evaluation. Proposed explanation: “The worked result establishes every future case”. Decide whether this explanation is supported.</w:t>
-      </w:r>
-    </w:p>
-    <w:p>
-      <w:pPr>
-        <w:spacing w:line="336" w:lineRule="auto" w:after="180"/>
-      </w:pPr>
-      <w:r>
-        <w:rPr>
-          <w:b w:val="0"/>
-        </w:rPr>
-        <w:t>Point to the step or supplied fact that decides; explain your repair if needed.</w:t>
-      </w:r>
-    </w:p>
-    <w:p>
-      <w:pPr>
-        <w:pStyle w:val="Heading3"/>
-      </w:pPr>
-      <w:r>
-        <w:t>Expected repair</w:t>
-      </w:r>
-    </w:p>
-    <w:p>
-      <w:pPr>
-        <w:spacing w:line="336" w:lineRule="auto" w:after="180"/>
-        <w:shd w:fill="F1F6FC"/>
-      </w:pPr>
-      <w:r>
-        <w:rPr>
-          <w:b w:val="0"/>
-        </w:rPr>
-        <w:t xml:space="preserve">Expected correction: Group comparisons require task relevance and appropriate data governance; differences alone do not identify a causal </w:t>
-      </w:r>
-      <w:r>
-        <w:rPr>
-          <w:b/>
-        </w:rPr>
-        <w:t>mechanism</w:t>
-      </w:r>
-      <w:r>
-        <w:rPr>
-          <w:b w:val="0"/>
-        </w:rPr>
-        <w:t>.</w:t>
-      </w:r>
-    </w:p>
-    <w:p>
-      <w:pPr>
-        <w:spacing w:line="336" w:lineRule="auto" w:after="180"/>
-      </w:pPr>
-      <w:r>
-        <w:rPr>
-          <w:b w:val="0"/>
-        </w:rPr>
-        <w:t>Collect explanations, not only yes/no votes. If a misunderstanding is common, re-model the relevant step for the class.</w:t>
-      </w:r>
-    </w:p>
-    <w:p>
-      <w:pPr>
-        <w:spacing w:line="336" w:lineRule="auto" w:after="180"/>
-      </w:pPr>
-      <w:r>
-        <w:rPr>
-          <w:b w:val="0"/>
-        </w:rPr>
-        <w:t>If it affects a few learners, give a short targeted group explanation while others solve a more demanding variation.</w:t>
-      </w:r>
-    </w:p>
-    <w:p>
-      <w:pPr>
-        <w:pStyle w:val="Heading3"/>
-      </w:pPr>
-      <w:r>
-        <w:t>Pictorial practice question</w:t>
-      </w:r>
-    </w:p>
-    <w:p>
-      <w:pPr>
-        <w:spacing w:line="336" w:lineRule="auto" w:after="180"/>
-      </w:pPr>
-      <w:r>
-        <w:rPr>
-          <w:b w:val="0"/>
-        </w:rPr>
-        <w:t xml:space="preserve">Explain why comparing six correct answers in each group would mislead. Point to the relevant step in the picture, then write the changed result and the rule or </w:t>
-      </w:r>
-      <w:r>
-        <w:rPr>
-          <w:b/>
-        </w:rPr>
-        <w:t>evidence</w:t>
-      </w:r>
-      <w:r>
-        <w:rPr>
-          <w:b w:val="0"/>
-        </w:rPr>
-        <w:t xml:space="preserve"> that supports it.</w:t>
-      </w:r>
-    </w:p>
-    <w:p>
-      <w:pPr>
-        <w:pStyle w:val="Heading3"/>
-      </w:pPr>
-      <w:r>
-        <w:t>Reasoned teacher answer</w:t>
-      </w:r>
-    </w:p>
-    <w:p>
-      <w:pPr>
-        <w:spacing w:line="336" w:lineRule="auto" w:after="180"/>
-      </w:pPr>
-      <w:r>
-        <w:rPr>
-          <w:b w:val="0"/>
-        </w:rPr>
-        <w:t>Birch has 6/8=75%; changed Pine has 6/12=50%. Counts must be paired with the number of opportunities. Changed-case check: Pine is 50%, which is 25 percentage points below Birch.</w:t>
-      </w:r>
-    </w:p>
-    <w:p>
-      <w:pPr>
-        <w:spacing w:line="336" w:lineRule="auto" w:after="180"/>
-      </w:pPr>
-      <w:r>
-        <w:rPr>
-          <w:b w:val="0"/>
-        </w:rPr>
-        <w:t>Equal correct counts do not imply equal rates when denominators differ.</w:t>
-      </w:r>
-    </w:p>
-    <w:p>
-      <w:pPr>
-        <w:spacing w:line="336" w:lineRule="auto" w:after="180"/>
-      </w:pPr>
-      <w:r>
-        <w:rPr>
-          <w:b w:val="0"/>
-        </w:rPr>
-        <w:t>Changed-case reasoning: Pine is 50%, which is 25 percentage points below Birch. Equal correct counts do not imply equal rates when denominators differ.</w:t>
-      </w:r>
-    </w:p>
-    <w:p>
-      <w:pPr>
-        <w:spacing w:line="336" w:lineRule="auto" w:after="180"/>
-      </w:pPr>
-      <w:r>
-        <w:rPr>
-          <w:b w:val="0"/>
-        </w:rPr>
-        <w:t xml:space="preserve">Collect each learner’s explanation before discussion. Use the first missing connection between </w:t>
-      </w:r>
-      <w:r>
-        <w:rPr>
-          <w:b/>
-        </w:rPr>
-        <w:t>input</w:t>
-      </w:r>
-      <w:r>
-        <w:rPr>
-          <w:b w:val="0"/>
-        </w:rPr>
-        <w:t xml:space="preserve">, deciding step and result to choose support. This question is worked-case practice, not fresh mastery </w:t>
-      </w:r>
-      <w:r>
-        <w:rPr>
-          <w:b/>
-        </w:rPr>
-        <w:t>evidence</w:t>
-      </w:r>
-      <w:r>
-        <w:rPr>
-          <w:b w:val="0"/>
-        </w:rPr>
-        <w:t>.</w:t>
-      </w:r>
-    </w:p>
-    <w:p>
-      <w:pPr>
-        <w:pStyle w:val="Heading1"/>
-      </w:pPr>
-      <w:r>
-        <w:t>04. Run the weekly evidence lab</w:t>
-      </w:r>
-    </w:p>
-    <w:p>
-      <w:r>
-        <w:t>Run the Bias and Representation investigation and use the first unsupported step to choose a teaching response.</w:t>
-      </w:r>
-    </w:p>
-    <w:p>
-      <w:pPr>
-        <w:spacing w:line="336" w:lineRule="auto" w:after="180"/>
-      </w:pPr>
-      <w:r>
-        <w:rPr>
-          <w:b w:val="0"/>
-        </w:rPr>
-        <w:t>Words You Can Use to Reason</w:t>
-      </w:r>
-    </w:p>
-    <w:p>
-      <w:pPr>
-        <w:spacing w:line="336" w:lineRule="auto" w:after="180"/>
-      </w:pPr>
-      <w:r>
-        <w:rPr>
-          <w:b w:val="0"/>
-        </w:rPr>
-        <w:t>A definition matters when you can recognize the idea, use it, and contrast it with a near-miss.</w:t>
-      </w:r>
-    </w:p>
-    <w:p>
-      <w:pPr>
-        <w:spacing w:line="336" w:lineRule="auto" w:after="180"/>
-      </w:pPr>
-      <w:r>
-        <w:rPr>
-          <w:b w:val="0"/>
-        </w:rPr>
+      </w:pPr>
+      <w:r>
+        <w:rPr>
+          <w:b w:val="0"/>
+        </w:rPr>
+        <w:t>Birch/Pine base 75% each with 2 and 3 failures; revised Pine 50%, 25 percentage points below Birch. A/B W2 is 90%/60%, 30 points. Paired character cards each pass 2/3 task-fit checks, with different failures; no model tendency or causal gender effect is measured. Independent C 8/10=80%, D 9/15=60%, gap 20 points; higher raw successes in D do not imply higher rate. Preserve small-sample and case-match limits.</w:t>
+      </w:r>
+    </w:p>
+    <w:p>
+      <w:pPr>
+        <w:pStyle w:val="Heading2"/>
+      </w:pPr>
+      <w:r>
+        <w:t>Run and record</w:t>
+      </w:r>
+    </w:p>
+    <w:p>
+      <w:pPr>
+        <w:pStyle w:val="ListNumber"/>
+      </w:pPr>
+      <w:r>
         <w:t>Predict → Test → Record → Explain</w:t>
       </w:r>
     </w:p>
     <w:p>
       <w:pPr>
-        <w:spacing w:line="336" w:lineRule="auto" w:after="180"/>
-      </w:pPr>
-      <w:r>
-        <w:rPr>
-          <w:b w:val="0"/>
-        </w:rPr>
+        <w:pStyle w:val="ListNumber"/>
+      </w:pPr>
+      <w:r>
         <w:t>Keep expected and actual results separate. Surprises are useful data when recorded honestly.</w:t>
       </w:r>
     </w:p>
     <w:p>
       <w:pPr>
-        <w:spacing w:line="336" w:lineRule="auto" w:after="180"/>
-      </w:pPr>
-      <w:r>
-        <w:rPr>
-          <w:b w:val="0"/>
-        </w:rPr>
-        <w:t xml:space="preserve">Create paired prompts, score quality and </w:t>
-      </w:r>
-      <w:r>
-        <w:rPr>
-          <w:b/>
-        </w:rPr>
-        <w:t>stereotype</w:t>
-      </w:r>
-      <w:r>
-        <w:rPr>
-          <w:b w:val="0"/>
-        </w:rPr>
-        <w:t>s, compare patterns, and propose one controlled mitigation with retest.</w:t>
-      </w:r>
-    </w:p>
-    <w:p>
-      <w:pPr>
-        <w:spacing w:line="336" w:lineRule="auto" w:after="180"/>
-        <w:shd w:fill="F5F1FB"/>
-      </w:pPr>
-      <w:r>
-        <w:rPr>
-          <w:b w:val="0"/>
-        </w:rPr>
+        <w:pStyle w:val="ListNumber"/>
+      </w:pPr>
+      <w:r>
+        <w:t>Use the complete fictional Amal/Rowan paired-prompt fixture and six constructed outputs. Keep skills and task fixed, use only declared pronouns, judge role quality from exact text and preserve both failures. Plan a controlled revision without claiming a measured model tendency or improvement.</w:t>
+      </w:r>
+    </w:p>
+    <w:p>
+      <w:pPr>
+        <w:pStyle w:val="ListNumber"/>
+      </w:pPr>
+      <w:r>
         <w:t>What did the hardest test teach you that the normal test did not?</w:t>
       </w:r>
     </w:p>
     <w:p>
       <w:pPr>
-        <w:pStyle w:val="Heading3"/>
-      </w:pPr>
-      <w:r>
-        <w:t>Make the lab runnable</w:t>
-      </w:r>
-    </w:p>
-    <w:p>
-      <w:pPr>
-        <w:spacing w:line="336" w:lineRule="auto" w:after="180"/>
-      </w:pPr>
-      <w:r>
-        <w:rPr>
-          <w:b w:val="0"/>
-        </w:rPr>
-        <w:t>Use the concrete case as the shared normal case and the independent question as a second case. Each pair creates a boundary or missing-information case and predicts its result before testing.</w:t>
-      </w:r>
-    </w:p>
-    <w:p>
-      <w:pPr>
-        <w:spacing w:line="336" w:lineRule="auto" w:after="180"/>
-      </w:pPr>
-      <w:r>
-        <w:rPr>
-          <w:b w:val="0"/>
-        </w:rPr>
-        <w:t>Keep the expected result separate from an observed mistake.</w:t>
+        <w:pStyle w:val="Heading2"/>
+      </w:pPr>
+      <w:r>
+        <w:t>Keep an inspectable record</w:t>
       </w:r>
     </w:p>
     <w:tbl>
@@ -3344,10 +3480,10 @@
     </w:tbl>
     <w:p>
       <w:pPr>
-        <w:pStyle w:val="Heading3"/>
-      </w:pPr>
-      <w:r>
-        <w:t>Diagnose and reteach</w:t>
+        <w:pStyle w:val="Heading2"/>
+      </w:pPr>
+      <w:r>
+        <w:t>Diagnose the first misunderstanding</w:t>
       </w:r>
     </w:p>
     <w:p>
@@ -3358,7 +3494,19 @@
         <w:rPr>
           <w:b w:val="0"/>
         </w:rPr>
-        <w:t>For guessing, return to given facts and request a trace. For vocabulary without application, use one example and one non-example. For arithmetic errors, check the setup before the calculation.</w:t>
+        <w:t xml:space="preserve">The worked result establishes every future case: Group comparisons require task relevance and appropriate data governance; differences alone do not identify a causal </w:t>
+      </w:r>
+      <w:r>
+        <w:rPr>
+          <w:b/>
+        </w:rPr>
+        <w:t>mechanism</w:t>
+      </w:r>
+      <w:r>
+        <w:rPr>
+          <w:b w:val="0"/>
+        </w:rPr>
+        <w:t>.</w:t>
       </w:r>
     </w:p>
     <w:p>
@@ -3369,15 +3517,31 @@
         <w:rPr>
           <w:b w:val="0"/>
         </w:rPr>
-        <w:t>Finish with a different uncoached case before recording mastery.</w:t>
-      </w:r>
-    </w:p>
-    <w:p>
-      <w:pPr>
-        <w:pStyle w:val="Heading3"/>
-      </w:pPr>
-      <w:r>
-        <w:t>Address these additional misconceptions</w:t>
+        <w:t xml:space="preserve">A missing </w:t>
+      </w:r>
+      <w:r>
+        <w:rPr>
+          <w:b/>
+        </w:rPr>
+        <w:t>input</w:t>
+      </w:r>
+      <w:r>
+        <w:rPr>
+          <w:b w:val="0"/>
+        </w:rPr>
+        <w:t xml:space="preserve"> may be replaced without recording the change: A replacement changes the </w:t>
+      </w:r>
+      <w:r>
+        <w:rPr>
+          <w:b/>
+        </w:rPr>
+        <w:t>evidence</w:t>
+      </w:r>
+      <w:r>
+        <w:rPr>
+          <w:b w:val="0"/>
+        </w:rPr>
+        <w:t xml:space="preserve"> or contract. Record the change and its justification; do not silently turn unknown into a measured value.</w:t>
       </w:r>
     </w:p>
     <w:p>
@@ -3388,85 +3552,27 @@
         <w:rPr>
           <w:b w:val="0"/>
         </w:rPr>
-        <w:t xml:space="preserve">The worked result establishes every future case: Group comparisons require task relevance and appropriate data governance; differences alone do not identify a causal </w:t>
+        <w:t xml:space="preserve">Repeating an assessed case is new independent </w:t>
       </w:r>
       <w:r>
         <w:rPr>
           <w:b/>
         </w:rPr>
-        <w:t>mechanism</w:t>
-      </w:r>
-      <w:r>
-        <w:rPr>
-          <w:b w:val="0"/>
-        </w:rPr>
-        <w:t>.</w:t>
-      </w:r>
-    </w:p>
-    <w:p>
-      <w:pPr>
-        <w:spacing w:line="336" w:lineRule="auto" w:after="180"/>
-      </w:pPr>
-      <w:r>
-        <w:rPr>
-          <w:b w:val="0"/>
-        </w:rPr>
-        <w:t xml:space="preserve">A missing </w:t>
-      </w:r>
-      <w:r>
-        <w:rPr>
-          <w:b/>
-        </w:rPr>
-        <w:t>input</w:t>
-      </w:r>
-      <w:r>
-        <w:rPr>
-          <w:b w:val="0"/>
-        </w:rPr>
-        <w:t xml:space="preserve"> may be replaced without recording the change: A replacement changes the </w:t>
-      </w:r>
-      <w:r>
-        <w:rPr>
-          <w:b/>
-        </w:rPr>
         <w:t>evidence</w:t>
       </w:r>
       <w:r>
         <w:rPr>
           <w:b w:val="0"/>
         </w:rPr>
-        <w:t xml:space="preserve"> or contract. Record the change and its justification; do not silently turn unknown into a measured value.</w:t>
-      </w:r>
-    </w:p>
-    <w:p>
-      <w:pPr>
-        <w:spacing w:line="336" w:lineRule="auto" w:after="180"/>
-      </w:pPr>
-      <w:r>
-        <w:rPr>
-          <w:b w:val="0"/>
-        </w:rPr>
-        <w:t xml:space="preserve">Repeating an assessed case is new independent </w:t>
-      </w:r>
-      <w:r>
-        <w:rPr>
-          <w:b/>
-        </w:rPr>
-        <w:t>evidence</w:t>
-      </w:r>
-      <w:r>
-        <w:rPr>
-          <w:b w:val="0"/>
-        </w:rPr>
         <w:t>: A replay checks consistency. An example used for feedback or revision cannot later be described as untouched final evaluation.</w:t>
       </w:r>
     </w:p>
     <w:p>
       <w:pPr>
-        <w:pStyle w:val="Heading3"/>
-      </w:pPr>
-      <w:r>
-        <w:t>Match the support to the first error</w:t>
+        <w:pStyle w:val="Heading2"/>
+      </w:pPr>
+      <w:r>
+        <w:t>Choose support from the response</w:t>
       </w:r>
     </w:p>
     <w:tbl>
@@ -3639,15 +3745,698 @@
     </w:p>
     <w:p>
       <w:pPr>
+        <w:pStyle w:val="Heading2"/>
+      </w:pPr>
+      <w:r>
+        <w:t>Earlier wording, alternatives and picture transcripts · reference / check after trying</w:t>
+      </w:r>
+    </w:p>
+    <w:p>
+      <w:pPr>
+        <w:spacing w:line="336" w:lineRule="auto" w:after="180"/>
+      </w:pPr>
+      <w:r>
+        <w:rPr>
+          <w:b w:val="0"/>
+        </w:rPr>
+        <w:t>Run the weekly evidence lab</w:t>
+      </w:r>
+    </w:p>
+    <w:p>
+      <w:pPr>
+        <w:spacing w:line="336" w:lineRule="auto" w:after="180"/>
+      </w:pPr>
+      <w:r>
+        <w:rPr>
+          <w:b w:val="0"/>
+        </w:rPr>
+        <w:t>Words You Can Use to Reason</w:t>
+      </w:r>
+    </w:p>
+    <w:p>
+      <w:pPr>
+        <w:spacing w:line="336" w:lineRule="auto" w:after="180"/>
+      </w:pPr>
+      <w:r>
+        <w:rPr>
+          <w:b w:val="0"/>
+        </w:rPr>
+        <w:t>A definition matters when you can recognize the idea, use it, and contrast it with a near-miss.</w:t>
+      </w:r>
+    </w:p>
+    <w:p>
+      <w:pPr>
+        <w:pStyle w:val="Heading3"/>
+      </w:pPr>
+      <w:r>
+        <w:t>Make the lab runnable</w:t>
+      </w:r>
+    </w:p>
+    <w:p>
+      <w:pPr>
+        <w:spacing w:line="336" w:lineRule="auto" w:after="180"/>
+      </w:pPr>
+      <w:r>
+        <w:rPr>
+          <w:b w:val="0"/>
+        </w:rPr>
+        <w:t>Use the supplied investigation for shared practice. Keep predictions and observed paper-trace results separate. Reserve Compare the fresh unequal-size C/D groups independently for the individual first attempt before feedback; do not use the reserved case as a paired lab task.</w:t>
+      </w:r>
+    </w:p>
+    <w:p>
+      <w:pPr>
+        <w:pStyle w:val="Heading3"/>
+      </w:pPr>
+      <w:r>
+        <w:t>Diagnose and reteach</w:t>
+      </w:r>
+    </w:p>
+    <w:p>
+      <w:pPr>
+        <w:spacing w:line="336" w:lineRule="auto" w:after="180"/>
+      </w:pPr>
+      <w:r>
+        <w:rPr>
+          <w:b w:val="0"/>
+        </w:rPr>
+        <w:t>For guessing, return to given facts and request a trace. For vocabulary without application, use one example and one non-example. For arithmetic errors, check the setup before the calculation.</w:t>
+      </w:r>
+    </w:p>
+    <w:p>
+      <w:pPr>
+        <w:spacing w:line="336" w:lineRule="auto" w:after="180"/>
+      </w:pPr>
+      <w:r>
+        <w:rPr>
+          <w:b w:val="0"/>
+        </w:rPr>
+        <w:t>Finish with a different uncoached case before recording mastery.</w:t>
+      </w:r>
+    </w:p>
+    <w:p>
+      <w:pPr>
+        <w:pStyle w:val="Heading3"/>
+      </w:pPr>
+      <w:r>
+        <w:t>Address these additional misconceptions</w:t>
+      </w:r>
+    </w:p>
+    <w:p>
+      <w:pPr>
+        <w:pStyle w:val="Heading3"/>
+      </w:pPr>
+      <w:r>
+        <w:t>Match the support to the first error</w:t>
+      </w:r>
+    </w:p>
+    <w:p>
+      <w:pPr>
         <w:pStyle w:val="Heading1"/>
       </w:pPr>
       <w:r>
-        <w:t>05. Assess and explain the answers</w:t>
-      </w:r>
-    </w:p>
-    <w:p>
-      <w:r>
-        <w:t>Use the Bias and Representation questions, teacher keys and criteria after the relevant attempts. Previously discussed cases are practice; protect the separately selected independent task.</w:t>
+        <w:t>05. Assess the selected new case</w:t>
+      </w:r>
+    </w:p>
+    <w:p>
+      <w:r>
+        <w:t>Keep this key until after the first attempt; accept valid alternatives with defensible reasoning.</w:t>
+      </w:r>
+    </w:p>
+    <w:p>
+      <w:pPr>
+        <w:pStyle w:val="Heading2"/>
+      </w:pPr>
+      <w:r>
+        <w:t>Selected independent question and key</w:t>
+      </w:r>
+    </w:p>
+    <w:p>
+      <w:pPr>
+        <w:spacing w:line="336" w:lineRule="auto" w:after="180"/>
+      </w:pPr>
+      <w:r>
+        <w:rPr>
+          <w:b w:val="0"/>
+        </w:rPr>
+        <w:t>Selected case: Group C has 8 supported answers out of 10; D has 9 out of 15. Compute rates and difference; explain why raw correct totals mislead.</w:t>
+      </w:r>
+    </w:p>
+    <w:p>
+      <w:pPr>
+        <w:spacing w:line="336" w:lineRule="auto" w:after="180"/>
+      </w:pPr>
+      <w:r>
+        <w:rPr>
+          <w:b w:val="0"/>
+        </w:rPr>
+        <w:t>Teacher explanation: C=</w:t>
+      </w:r>
+      <w:r>
+        <w:rPr>
+          <w:b/>
+        </w:rPr>
+        <w:t>80%</w:t>
+      </w:r>
+      <w:r>
+        <w:rPr>
+          <w:b w:val="0"/>
+        </w:rPr>
+        <w:t>, D=</w:t>
+      </w:r>
+      <w:r>
+        <w:rPr>
+          <w:b/>
+        </w:rPr>
+        <w:t>60%</w:t>
+      </w:r>
+      <w:r>
+        <w:rPr>
+          <w:b w:val="0"/>
+        </w:rPr>
+        <w:t>; gap 20 percentage points. D has more supported answers in count but lower rate. No causal explanation follows from the counts.</w:t>
+      </w:r>
+    </w:p>
+    <w:p>
+      <w:pPr>
+        <w:pStyle w:val="Heading2"/>
+      </w:pPr>
+      <w:r>
+        <w:t>Judge explanation, trace and limits</w:t>
+      </w:r>
+    </w:p>
+    <w:tbl>
+      <w:tblPr>
+        <w:tblStyle w:val="LightShading-Accent1"/>
+        <w:tblW w:type="auto" w:w="0"/>
+        <w:tblLook w:firstColumn="1" w:firstRow="1" w:lastColumn="0" w:lastRow="0" w:noHBand="0" w:noVBand="1" w:val="04A0"/>
+      </w:tblPr>
+      <w:tblGrid>
+        <w:gridCol w:w="5112"/>
+        <w:gridCol w:w="5112"/>
+      </w:tblGrid>
+      <w:tr>
+        <w:trPr>
+          <w:tblHeader/>
+        </w:trPr>
+        <w:tc>
+          <w:tcPr>
+            <w:tcW w:type="dxa" w:w="5112"/>
+          </w:tcPr>
+          <w:p>
+            <w:r>
+              <w:t>Dimension</w:t>
+            </w:r>
+          </w:p>
+        </w:tc>
+        <w:tc>
+          <w:tcPr>
+            <w:tcW w:type="dxa" w:w="5112"/>
+          </w:tcPr>
+          <w:p>
+            <w:r>
+              <w:t>Evidence required</w:t>
+            </w:r>
+          </w:p>
+        </w:tc>
+      </w:tr>
+      <w:tr>
+        <w:tc>
+          <w:tcPr>
+            <w:tcW w:type="dxa" w:w="5112"/>
+          </w:tcPr>
+          <w:p>
+            <w:r>
+              <w:t>Explanation</w:t>
+            </w:r>
+          </w:p>
+        </w:tc>
+        <w:tc>
+          <w:tcPr>
+            <w:tcW w:type="dxa" w:w="5112"/>
+          </w:tcPr>
+          <w:p>
+            <w:r>
+              <w:t>Names the applicable idea or procedure and ties it to the supplied facts.</w:t>
+            </w:r>
+          </w:p>
+        </w:tc>
+      </w:tr>
+      <w:tr>
+        <w:tc>
+          <w:tcPr>
+            <w:tcW w:type="dxa" w:w="5112"/>
+          </w:tcPr>
+          <w:p>
+            <w:r>
+              <w:t>Trace and result</w:t>
+            </w:r>
+          </w:p>
+        </w:tc>
+        <w:tc>
+          <w:tcPr>
+            <w:tcW w:type="dxa" w:w="5112"/>
+          </w:tcPr>
+          <w:p>
+            <w:r>
+              <w:t>Preserves the given inputs and shows the relevant intermediate steps; distinguishes a prediction from an observed execution.</w:t>
+            </w:r>
+          </w:p>
+        </w:tc>
+      </w:tr>
+      <w:tr>
+        <w:tc>
+          <w:tcPr>
+            <w:tcW w:type="dxa" w:w="5112"/>
+          </w:tcPr>
+          <w:p>
+            <w:r>
+              <w:t>Limits</w:t>
+            </w:r>
+          </w:p>
+        </w:tc>
+        <w:tc>
+          <w:tcPr>
+            <w:tcW w:type="dxa" w:w="5112"/>
+          </w:tcPr>
+          <w:p>
+            <w:r>
+              <w:t>States the assumptions, missing evidence or conditions under which the result would change.</w:t>
+            </w:r>
+          </w:p>
+        </w:tc>
+      </w:tr>
+    </w:tbl>
+    <w:p>
+      <w:pPr>
+        <w:spacing w:line="336" w:lineRule="auto" w:after="180"/>
+      </w:pPr>
+      <w:r>
+        <w:rPr>
+          <w:b w:val="0"/>
+        </w:rPr>
+        <w:t>Record each dimension as not yet, with support, or independent. Accept a valid alternative procedure with a defensible trace.</w:t>
+      </w:r>
+    </w:p>
+    <w:p>
+      <w:pPr>
+        <w:spacing w:line="336" w:lineRule="auto" w:after="180"/>
+      </w:pPr>
+      <w:r>
+        <w:rPr>
+          <w:b w:val="0"/>
+        </w:rPr>
+        <w:t xml:space="preserve">Do not penalise an honestly recorded model failure if the learner correctly explains its </w:t>
+      </w:r>
+      <w:r>
+        <w:rPr>
+          <w:b/>
+        </w:rPr>
+        <w:t>evidence</w:t>
+      </w:r>
+      <w:r>
+        <w:rPr>
+          <w:b w:val="0"/>
+        </w:rPr>
+        <w:t xml:space="preserve"> and limits.</w:t>
+      </w:r>
+    </w:p>
+    <w:p>
+      <w:pPr>
+        <w:pStyle w:val="Heading2"/>
+      </w:pPr>
+      <w:r>
+        <w:t>Give one usable repair action</w:t>
+      </w:r>
+    </w:p>
+    <w:p>
+      <w:pPr>
+        <w:spacing w:line="336" w:lineRule="auto" w:after="180"/>
+      </w:pPr>
+      <w:r>
+        <w:rPr>
+          <w:b w:val="0"/>
+        </w:rPr>
+        <w:t>Name the earliest unsupported step and give one action to repair it. Have the learner make that repair now and explain why. Then assess the relevant skill on a fresh, fully specified case.</w:t>
+      </w:r>
+    </w:p>
+    <w:p>
+      <w:pPr>
+        <w:spacing w:line="336" w:lineRule="auto" w:after="180"/>
+      </w:pPr>
+      <w:r>
+        <w:rPr>
+          <w:b w:val="0"/>
+        </w:rPr>
+        <w:t>Confirm it was not previously practised with feedback; solve and check the new case before assigning it. A follow-up design prompt is a starting brief, not automatically an equivalent test.</w:t>
+      </w:r>
+    </w:p>
+    <w:p>
+      <w:pPr>
+        <w:pStyle w:val="Heading2"/>
+      </w:pPr>
+      <w:r>
+        <w:t>W1 Explain the mechanism</w:t>
+      </w:r>
+    </w:p>
+    <w:p>
+      <w:pPr>
+        <w:spacing w:line="336" w:lineRule="auto" w:after="180"/>
+      </w:pPr>
+      <w:r>
+        <w:rPr>
+          <w:b w:val="0"/>
+        </w:rPr>
+        <w:t xml:space="preserve">Explain the weekly </w:t>
+      </w:r>
+      <w:r>
+        <w:rPr>
+          <w:b/>
+        </w:rPr>
+        <w:t>mechanism</w:t>
+      </w:r>
+      <w:r>
+        <w:rPr>
+          <w:b w:val="0"/>
+        </w:rPr>
+        <w:t xml:space="preserve"> in your own words. Use the worked scenario to name its </w:t>
+      </w:r>
+      <w:r>
+        <w:rPr>
+          <w:b/>
+        </w:rPr>
+        <w:t>input</w:t>
+      </w:r>
+      <w:r>
+        <w:rPr>
+          <w:b w:val="0"/>
+        </w:rPr>
+        <w:t xml:space="preserve">, decision rule and </w:t>
+      </w:r>
+      <w:r>
+        <w:rPr>
+          <w:b/>
+        </w:rPr>
+        <w:t>output</w:t>
+      </w:r>
+      <w:r>
+        <w:rPr>
+          <w:b w:val="0"/>
+        </w:rPr>
+        <w:t>.</w:t>
+      </w:r>
+    </w:p>
+    <w:p>
+      <w:pPr>
+        <w:spacing w:line="336" w:lineRule="auto" w:after="180"/>
+      </w:pPr>
+      <w:r>
+        <w:rPr>
+          <w:b w:val="0"/>
+        </w:rPr>
+        <w:t>Teacher explanation: Bias evaluation tests defined outcomes across relevant conditions. Group averages can expose differences but cannot alone establish their cause or the correct remedy.</w:t>
+      </w:r>
+    </w:p>
+    <w:p>
+      <w:pPr>
+        <w:spacing w:line="336" w:lineRule="auto" w:after="180"/>
+      </w:pPr>
+      <w:r>
+        <w:rPr>
+          <w:b w:val="0"/>
+        </w:rPr>
+        <w:t>Define the task, relevant groups, labels and denominators before comparing. Use fictional, non-identifying records. Evaluate quality and fallback outcomes separately; preserve sample sizes and unresolved explanations.</w:t>
+      </w:r>
+    </w:p>
+    <w:p>
+      <w:pPr>
+        <w:pStyle w:val="Heading2"/>
+      </w:pPr>
+      <w:r>
+        <w:t>W2 Trace the worked case</w:t>
+      </w:r>
+    </w:p>
+    <w:p>
+      <w:pPr>
+        <w:spacing w:line="336" w:lineRule="auto" w:after="180"/>
+      </w:pPr>
+      <w:r>
+        <w:rPr>
+          <w:b w:val="0"/>
+        </w:rPr>
+        <w:t>A grounded assistant supports 9 of 10 group-A cases and 6 of 10 group-B cases. Show the intermediate steps and give the conclusion with its scope.</w:t>
+      </w:r>
+    </w:p>
+    <w:p>
+      <w:pPr>
+        <w:spacing w:line="336" w:lineRule="auto" w:after="180"/>
+      </w:pPr>
+      <w:r>
+        <w:rPr>
+          <w:b w:val="0"/>
+        </w:rPr>
+        <w:t xml:space="preserve">Teacher explanation: Rates 90% and </w:t>
+      </w:r>
+      <w:r>
+        <w:rPr>
+          <w:b/>
+        </w:rPr>
+        <w:t>60%</w:t>
+      </w:r>
+      <w:r>
+        <w:rPr>
+          <w:b w:val="0"/>
+        </w:rPr>
+        <w:t xml:space="preserve">; gap 30 percentage points. Investigate </w:t>
+      </w:r>
+      <w:r>
+        <w:rPr>
+          <w:b/>
+        </w:rPr>
+        <w:t>case mix</w:t>
+      </w:r>
+      <w:r>
+        <w:rPr>
+          <w:b w:val="0"/>
+        </w:rPr>
+        <w:t>, retrieval coverage and annotation rules before attributing cause.</w:t>
+      </w:r>
+    </w:p>
+    <w:p>
+      <w:pPr>
+        <w:pStyle w:val="Heading2"/>
+      </w:pPr>
+      <w:r>
+        <w:t>W3 Audit the limit</w:t>
+      </w:r>
+    </w:p>
+    <w:p>
+      <w:pPr>
+        <w:spacing w:line="336" w:lineRule="auto" w:after="180"/>
+      </w:pPr>
+      <w:r>
+        <w:rPr>
+          <w:b w:val="0"/>
+        </w:rPr>
+        <w:t xml:space="preserve">A report omits this qualification: Group comparisons require task relevance and appropriate data governance; differences alone do not identify a causal </w:t>
+      </w:r>
+      <w:r>
+        <w:rPr>
+          <w:b/>
+        </w:rPr>
+        <w:t>mechanism</w:t>
+      </w:r>
+      <w:r>
+        <w:rPr>
+          <w:b w:val="0"/>
+        </w:rPr>
+        <w:t>.</w:t>
+      </w:r>
+    </w:p>
+    <w:p>
+      <w:pPr>
+        <w:spacing w:line="336" w:lineRule="auto" w:after="180"/>
+      </w:pPr>
+      <w:r>
+        <w:rPr>
+          <w:b w:val="0"/>
+        </w:rPr>
+        <w:t>Explain how omitting it could change a reader's interpretation, and write an accurate replacement.</w:t>
+      </w:r>
+    </w:p>
+    <w:p>
+      <w:pPr>
+        <w:spacing w:line="336" w:lineRule="auto" w:after="180"/>
+      </w:pPr>
+      <w:r>
+        <w:rPr>
+          <w:b w:val="0"/>
+        </w:rPr>
+        <w:t xml:space="preserve">Teacher explanation: Group comparisons require task relevance and appropriate data governance; differences alone do not identify a causal </w:t>
+      </w:r>
+      <w:r>
+        <w:rPr>
+          <w:b/>
+        </w:rPr>
+        <w:t>mechanism</w:t>
+      </w:r>
+      <w:r>
+        <w:rPr>
+          <w:b w:val="0"/>
+        </w:rPr>
+        <w:t>.</w:t>
+      </w:r>
+    </w:p>
+    <w:p>
+      <w:pPr>
+        <w:spacing w:line="336" w:lineRule="auto" w:after="180"/>
+      </w:pPr>
+      <w:r>
+        <w:rPr>
+          <w:b w:val="0"/>
+        </w:rPr>
+        <w:t xml:space="preserve">State the observed result separately from the unverified or out-of-scope claim; preserve the original </w:t>
+      </w:r>
+      <w:r>
+        <w:rPr>
+          <w:b/>
+        </w:rPr>
+        <w:t>evidence</w:t>
+      </w:r>
+      <w:r>
+        <w:rPr>
+          <w:b w:val="0"/>
+        </w:rPr>
+        <w:t xml:space="preserve"> rather than inventing a missing fact.</w:t>
+      </w:r>
+    </w:p>
+    <w:p>
+      <w:pPr>
+        <w:pStyle w:val="Heading2"/>
+      </w:pPr>
+      <w:r>
+        <w:t>W5 Design a revealing follow-up</w:t>
+      </w:r>
+    </w:p>
+    <w:p>
+      <w:pPr>
+        <w:spacing w:line="336" w:lineRule="auto" w:after="180"/>
+      </w:pPr>
+      <w:r>
+        <w:rPr>
+          <w:b w:val="0"/>
+        </w:rPr>
+        <w:t>For the worked scenario, propose one additional case that could reveal a failure, describe its expected outcome before running it, and explain what would need to remain fixed for a fair comparison.</w:t>
+      </w:r>
+    </w:p>
+    <w:p>
+      <w:pPr>
+        <w:spacing w:line="336" w:lineRule="auto" w:after="180"/>
+      </w:pPr>
+      <w:r>
+        <w:rPr>
+          <w:b w:val="0"/>
+        </w:rPr>
+        <w:t>Do not reuse W4 as a new final test after receiving feedback.</w:t>
+      </w:r>
+    </w:p>
+    <w:p>
+      <w:pPr>
+        <w:spacing w:line="336" w:lineRule="auto" w:after="180"/>
+      </w:pPr>
+      <w:r>
+        <w:rPr>
+          <w:b w:val="0"/>
+        </w:rPr>
+        <w:t xml:space="preserve">Teacher explanation: Accept a concrete variant of the worked </w:t>
+      </w:r>
+      <w:r>
+        <w:rPr>
+          <w:b/>
+        </w:rPr>
+        <w:t>input</w:t>
+      </w:r>
+      <w:r>
+        <w:rPr>
+          <w:b w:val="0"/>
+        </w:rPr>
+        <w:t xml:space="preserve"> or a missing/conflicting/boundary condition, with an expectation derived from the declared procedure.</w:t>
+      </w:r>
+    </w:p>
+    <w:p>
+      <w:pPr>
+        <w:spacing w:line="336" w:lineRule="auto" w:after="180"/>
+      </w:pPr>
+      <w:r>
+        <w:rPr>
+          <w:b w:val="0"/>
+        </w:rPr>
+        <w:t xml:space="preserve">Require preserved settings, original </w:t>
+      </w:r>
+      <w:r>
+        <w:rPr>
+          <w:b/>
+        </w:rPr>
+        <w:t>output</w:t>
+      </w:r>
+      <w:r>
+        <w:rPr>
+          <w:b w:val="0"/>
+        </w:rPr>
+        <w:t xml:space="preserve">s and data roles. Group comparisons require task relevance and appropriate data governance; differences alone do not identify a causal </w:t>
+      </w:r>
+      <w:r>
+        <w:rPr>
+          <w:b/>
+        </w:rPr>
+        <w:t>mechanism</w:t>
+      </w:r>
+      <w:r>
+        <w:rPr>
+          <w:b w:val="0"/>
+        </w:rPr>
+        <w:t>.</w:t>
+      </w:r>
+    </w:p>
+    <w:p>
+      <w:pPr>
+        <w:spacing w:line="336" w:lineRule="auto" w:after="180"/>
+      </w:pPr>
+      <w:r>
+        <w:rPr>
+          <w:b w:val="0"/>
+        </w:rPr>
+        <w:t xml:space="preserve">The new case should test this particular </w:t>
+      </w:r>
+      <w:r>
+        <w:rPr>
+          <w:b/>
+        </w:rPr>
+        <w:t>mechanism</w:t>
+      </w:r>
+      <w:r>
+        <w:rPr>
+          <w:b w:val="0"/>
+        </w:rPr>
+        <w:t xml:space="preserve"> rather than merely restate the original result.</w:t>
+      </w:r>
+    </w:p>
+    <w:p>
+      <w:pPr>
+        <w:pStyle w:val="Heading2"/>
+      </w:pPr>
+      <w:r>
+        <w:t>Earlier wording, alternatives and picture transcripts · reference / check after trying</w:t>
+      </w:r>
+    </w:p>
+    <w:p>
+      <w:pPr>
+        <w:spacing w:line="336" w:lineRule="auto" w:after="180"/>
+      </w:pPr>
+      <w:r>
+        <w:rPr>
+          <w:b w:val="0"/>
+        </w:rPr>
+        <w:t>Assess and explain the answers</w:t>
       </w:r>
     </w:p>
     <w:p>
@@ -3660,46 +4449,56 @@
     </w:p>
     <w:p>
       <w:pPr>
+        <w:spacing w:line="336" w:lineRule="auto" w:after="180"/>
+      </w:pPr>
+      <w:r>
+        <w:rPr>
+          <w:b w:val="0"/>
+        </w:rPr>
+        <w:t xml:space="preserve">Review relevant </w:t>
+      </w:r>
+      <w:r>
+        <w:rPr>
+          <w:b/>
+        </w:rPr>
+        <w:t>representation</w:t>
+      </w:r>
+      <w:r>
+        <w:rPr>
+          <w:b w:val="0"/>
+        </w:rPr>
+        <w:t xml:space="preserve"> criteria across </w:t>
+      </w:r>
+      <w:r>
+        <w:rPr>
+          <w:b/>
+        </w:rPr>
+        <w:t>output</w:t>
+      </w:r>
+      <w:r>
+        <w:rPr>
+          <w:b w:val="0"/>
+        </w:rPr>
+        <w:t>s, revise inclusive requirements and retest. Appearance alone cannot establish absence of all bias.</w:t>
+      </w:r>
+    </w:p>
+    <w:p>
+      <w:pPr>
         <w:pStyle w:val="Heading3"/>
       </w:pPr>
       <w:r>
-        <w:t>Teacher key · Worked case answer</w:t>
+        <w:t>Additional transfer practice question</w:t>
       </w:r>
     </w:p>
     <w:p>
       <w:pPr>
         <w:spacing w:line="336" w:lineRule="auto" w:after="180"/>
-        <w:shd w:fill="F1F6FC"/>
-      </w:pPr>
-      <w:r>
-        <w:rPr>
-          <w:b w:val="0"/>
-        </w:rPr>
-        <w:t xml:space="preserve">Review relevant </w:t>
-      </w:r>
-      <w:r>
-        <w:rPr>
-          <w:b/>
-        </w:rPr>
-        <w:t>representation</w:t>
-      </w:r>
-      <w:r>
-        <w:rPr>
-          <w:b w:val="0"/>
-        </w:rPr>
-        <w:t xml:space="preserve"> criteria across </w:t>
-      </w:r>
-      <w:r>
-        <w:rPr>
-          <w:b/>
-        </w:rPr>
-        <w:t>output</w:t>
-      </w:r>
-      <w:r>
-        <w:rPr>
-          <w:b w:val="0"/>
-        </w:rPr>
-        <w:t>s, revise inclusive requirements and retest. Appearance alone cannot establish absence of all bias.</w:t>
+      </w:pPr>
+      <w:r>
+        <w:rPr>
+          <w:b w:val="0"/>
+        </w:rPr>
+        <w:t>An assistant is tested on six fluent requests but no requests with spelling errors. What gap does this leave, and how should the evaluation expand?</w:t>
       </w:r>
     </w:p>
     <w:p>
@@ -3707,49 +4506,12 @@
         <w:pStyle w:val="Heading3"/>
       </w:pPr>
       <w:r>
-        <w:t>Independent question</w:t>
-      </w:r>
-    </w:p>
-    <w:p>
-      <w:pPr>
-        <w:pStyle w:val="Heading3"/>
-      </w:pPr>
-      <w:r>
-        <w:t>Independent question · withhold the key</w:t>
+        <w:t>Reasoned practice answer</w:t>
       </w:r>
     </w:p>
     <w:p>
       <w:pPr>
         <w:spacing w:line="336" w:lineRule="auto" w:after="180"/>
-        <w:shd w:fill="F5F1FB"/>
-      </w:pPr>
-      <w:r>
-        <w:rPr>
-          <w:b w:val="0"/>
-        </w:rPr>
-        <w:t>An assistant is tested on six fluent requests but no requests with spelling errors. What gap does this leave, and how should the evaluation expand?</w:t>
-      </w:r>
-    </w:p>
-    <w:p>
-      <w:pPr>
-        <w:pStyle w:val="Heading3"/>
-      </w:pPr>
-      <w:r>
-        <w:t>Expected independent answer</w:t>
-      </w:r>
-    </w:p>
-    <w:p>
-      <w:pPr>
-        <w:pStyle w:val="Heading3"/>
-      </w:pPr>
-      <w:r>
-        <w:t>Teacher key · Expected independent answer</w:t>
-      </w:r>
-    </w:p>
-    <w:p>
-      <w:pPr>
-        <w:spacing w:line="336" w:lineRule="auto" w:after="180"/>
-        <w:shd w:fill="F1F6FC"/>
       </w:pPr>
       <w:r>
         <w:rPr>
@@ -4067,94 +4829,362 @@
     </w:p>
     <w:p>
       <w:pPr>
+        <w:spacing w:line="336" w:lineRule="auto" w:after="180"/>
+      </w:pPr>
+      <w:r>
+        <w:rPr>
+          <w:b w:val="0"/>
+        </w:rPr>
+        <w:t xml:space="preserve">Review varied roles, activities and stated </w:t>
+      </w:r>
+      <w:r>
+        <w:rPr>
+          <w:b/>
+        </w:rPr>
+        <w:t>representation</w:t>
+      </w:r>
+      <w:r>
+        <w:rPr>
+          <w:b w:val="0"/>
+        </w:rPr>
+        <w:t xml:space="preserve"> goals across </w:t>
+      </w:r>
+      <w:r>
+        <w:rPr>
+          <w:b/>
+        </w:rPr>
+        <w:t>output</w:t>
+      </w:r>
+      <w:r>
+        <w:rPr>
+          <w:b w:val="0"/>
+        </w:rPr>
+        <w:t>s, avoiding assumptions about hidden identities. Revise requirements and retest.</w:t>
+      </w:r>
+    </w:p>
+    <w:p>
+      <w:pPr>
+        <w:spacing w:line="336" w:lineRule="auto" w:after="180"/>
+      </w:pPr>
+      <w:r>
+        <w:rPr>
+          <w:b w:val="0"/>
+        </w:rPr>
+        <w:t>Visual variety alone does not prove absence of all bias; discuss who may still be missing and why.</w:t>
+      </w:r>
+    </w:p>
+    <w:p>
+      <w:pPr>
         <w:pStyle w:val="Heading3"/>
       </w:pPr>
       <w:r>
-        <w:t>Teacher key · Original transfer answer</w:t>
+        <w:t>Explanations for the additional workbook examples</w:t>
+      </w:r>
+    </w:p>
+    <w:p>
+      <w:pPr>
+        <w:pStyle w:val="Heading3"/>
+      </w:pPr>
+      <w:r>
+        <w:t>W1 Explain the mechanism</w:t>
+      </w:r>
+    </w:p>
+    <w:p>
+      <w:pPr>
+        <w:pStyle w:val="Heading3"/>
+      </w:pPr>
+      <w:r>
+        <w:t>W2 Trace the worked case</w:t>
+      </w:r>
+    </w:p>
+    <w:p>
+      <w:pPr>
+        <w:pStyle w:val="Heading3"/>
+      </w:pPr>
+      <w:r>
+        <w:t>W3 Audit the limit</w:t>
+      </w:r>
+    </w:p>
+    <w:p>
+      <w:pPr>
+        <w:pStyle w:val="Heading3"/>
+      </w:pPr>
+      <w:r>
+        <w:t>W4 Apply a new case independently</w:t>
       </w:r>
     </w:p>
     <w:p>
       <w:pPr>
         <w:spacing w:line="336" w:lineRule="auto" w:after="180"/>
-        <w:shd w:fill="F1F6FC"/>
-      </w:pPr>
-      <w:r>
-        <w:rPr>
-          <w:b w:val="0"/>
-        </w:rPr>
-        <w:t xml:space="preserve">Review varied roles, activities and stated </w:t>
+      </w:pPr>
+      <w:r>
+        <w:rPr>
+          <w:b w:val="0"/>
+        </w:rPr>
+        <w:t>Group C has 8 supported answers out of 10; D has 9 out of 15. Compute rates and difference; explain why raw correct totals mislead.</w:t>
+      </w:r>
+    </w:p>
+    <w:p>
+      <w:pPr>
+        <w:spacing w:line="336" w:lineRule="auto" w:after="180"/>
+      </w:pPr>
+      <w:r>
+        <w:rPr>
+          <w:b w:val="0"/>
+        </w:rPr>
+        <w:t>Teacher explanation: C=</w:t>
       </w:r>
       <w:r>
         <w:rPr>
           <w:b/>
         </w:rPr>
-        <w:t>representation</w:t>
-      </w:r>
-      <w:r>
-        <w:rPr>
-          <w:b w:val="0"/>
-        </w:rPr>
-        <w:t xml:space="preserve"> goals across </w:t>
+        <w:t>80%</w:t>
+      </w:r>
+      <w:r>
+        <w:rPr>
+          <w:b w:val="0"/>
+        </w:rPr>
+        <w:t>, D=</w:t>
       </w:r>
       <w:r>
         <w:rPr>
           <w:b/>
         </w:rPr>
+        <w:t>60%</w:t>
+      </w:r>
+      <w:r>
+        <w:rPr>
+          <w:b w:val="0"/>
+        </w:rPr>
+        <w:t>; gap 20 percentage points. D has more supported answers in count but lower rate. No causal explanation follows from the counts.</w:t>
+      </w:r>
+    </w:p>
+    <w:p>
+      <w:pPr>
+        <w:pStyle w:val="Heading3"/>
+      </w:pPr>
+      <w:r>
+        <w:t>W5 Design a revealing follow-up</w:t>
+      </w:r>
+    </w:p>
+    <w:p>
+      <w:pPr>
+        <w:pStyle w:val="Heading3"/>
+      </w:pPr>
+      <w:r>
+        <w:t>Assess independent transfer</w:t>
+      </w:r>
+    </w:p>
+    <w:p>
+      <w:pPr>
+        <w:pStyle w:val="Heading3"/>
+      </w:pPr>
+      <w:r>
+        <w:t>Selected case answer</w:t>
+      </w:r>
+    </w:p>
+    <w:p>
+      <w:pPr>
+        <w:pStyle w:val="Heading3"/>
+      </w:pPr>
+      <w:r>
+        <w:t>Feedback that the learner uses</w:t>
+      </w:r>
+    </w:p>
+    <w:p>
+      <w:pPr>
+        <w:pStyle w:val="Heading1"/>
+      </w:pPr>
+      <w:r>
+        <w:t>06. Connect, adapt and return</w:t>
+      </w:r>
+    </w:p>
+    <w:p>
+      <w:r>
+        <w:t>Retain the project evidence and revisit the reasoning on a changed case.</w:t>
+      </w:r>
+    </w:p>
+    <w:p>
+      <w:pPr>
+        <w:pStyle w:val="Heading2"/>
+      </w:pPr>
+      <w:r>
+        <w:t>Project evidence to keep</w:t>
+      </w:r>
+    </w:p>
+    <w:p>
+      <w:pPr>
+        <w:spacing w:line="336" w:lineRule="auto" w:after="180"/>
+      </w:pPr>
+      <w:r>
+        <w:rPr>
+          <w:b/>
+        </w:rPr>
+        <w:t>Audit</w:t>
+      </w:r>
+      <w:r>
+        <w:rPr>
+          <w:b w:val="0"/>
+        </w:rPr>
+        <w:t xml:space="preserve"> answer quality across reading levels, languages, names, and accessibility needs.</w:t>
+      </w:r>
+    </w:p>
+    <w:p>
+      <w:pPr>
+        <w:spacing w:line="336" w:lineRule="auto" w:after="180"/>
+      </w:pPr>
+      <w:r>
+        <w:rPr>
+          <w:b w:val="0"/>
+        </w:rPr>
+        <w:t xml:space="preserve">Keep the decision, </w:t>
+      </w:r>
+      <w:r>
+        <w:rPr>
+          <w:b/>
+        </w:rPr>
+        <w:t>input</w:t>
+      </w:r>
+      <w:r>
+        <w:rPr>
+          <w:b w:val="0"/>
+        </w:rPr>
+        <w:t xml:space="preserve">, result, explanation and remaining limitation in the project </w:t>
+      </w:r>
+      <w:r>
+        <w:rPr>
+          <w:b/>
+        </w:rPr>
+        <w:t>evidence</w:t>
+      </w:r>
+      <w:r>
+        <w:rPr>
+          <w:b w:val="0"/>
+        </w:rPr>
+        <w:t xml:space="preserve"> record. Retrieve this record next week rather than restarting the project.</w:t>
+      </w:r>
+    </w:p>
+    <w:p>
+      <w:pPr>
+        <w:spacing w:line="336" w:lineRule="auto" w:after="180"/>
+      </w:pPr>
+      <w:r>
+        <w:rPr>
+          <w:b w:val="0"/>
+        </w:rPr>
+        <w:t xml:space="preserve">For your Verified Study Buddy, save the </w:t>
+      </w:r>
+      <w:r>
+        <w:rPr>
+          <w:b/>
+        </w:rPr>
+        <w:t>input</w:t>
+      </w:r>
+      <w:r>
+        <w:rPr>
+          <w:b w:val="0"/>
+        </w:rPr>
+        <w:t>, procedure, observed result and limitation of this check.</w:t>
+      </w:r>
+    </w:p>
+    <w:p>
+      <w:pPr>
+        <w:spacing w:line="336" w:lineRule="auto" w:after="180"/>
+      </w:pPr>
+      <w:r>
+        <w:rPr>
+          <w:b w:val="0"/>
+        </w:rPr>
+        <w:t>Label this worked example as practice; use a different, previously unreviewed case when checking independent understanding.</w:t>
+      </w:r>
+    </w:p>
+    <w:p>
+      <w:pPr>
+        <w:pStyle w:val="Heading2"/>
+      </w:pPr>
+      <w:r>
+        <w:t>Support while preserving the reasoning goal</w:t>
+      </w:r>
+    </w:p>
+    <w:p>
+      <w:pPr>
+        <w:spacing w:line="336" w:lineRule="auto" w:after="180"/>
+      </w:pPr>
+      <w:r>
+        <w:rPr>
+          <w:b w:val="0"/>
+        </w:rPr>
+        <w:t xml:space="preserve">Provide one short approved passage; separate instruction, </w:t>
+      </w:r>
+      <w:r>
+        <w:rPr>
+          <w:b/>
+        </w:rPr>
+        <w:t>input</w:t>
+      </w:r>
+      <w:r>
+        <w:rPr>
+          <w:b w:val="0"/>
+        </w:rPr>
+        <w:t xml:space="preserve">, </w:t>
+      </w:r>
+      <w:r>
+        <w:rPr>
+          <w:b/>
+        </w:rPr>
         <w:t>output</w:t>
       </w:r>
       <w:r>
         <w:rPr>
           <w:b w:val="0"/>
         </w:rPr>
-        <w:t>s, avoiding assumptions about hidden identities. Revise requirements and retest.</w:t>
+        <w:t xml:space="preserve"> and </w:t>
+      </w:r>
+      <w:r>
+        <w:rPr>
+          <w:b/>
+        </w:rPr>
+        <w:t>evidence</w:t>
+      </w:r>
+      <w:r>
+        <w:rPr>
+          <w:b w:val="0"/>
+        </w:rPr>
+        <w:t>. Stretch: introduce an unsupported claim or conflicting source and validate claim by claim with a fallback.</w:t>
       </w:r>
     </w:p>
     <w:p>
       <w:pPr>
         <w:spacing w:line="336" w:lineRule="auto" w:after="180"/>
-        <w:shd w:fill="F1F6FC"/>
-      </w:pPr>
-      <w:r>
-        <w:rPr>
-          <w:b w:val="0"/>
-        </w:rPr>
-        <w:t>Visual variety alone does not prove absence of all bias; discuss who may still be missing and why.</w:t>
-      </w:r>
-    </w:p>
-    <w:p>
-      <w:pPr>
-        <w:pStyle w:val="Heading3"/>
-      </w:pPr>
-      <w:r>
-        <w:t>Explanations for the additional workbook examples</w:t>
-      </w:r>
-    </w:p>
-    <w:p>
-      <w:pPr>
-        <w:pStyle w:val="Heading3"/>
-      </w:pPr>
-      <w:r>
-        <w:t>W1 Explain the mechanism</w:t>
-      </w:r>
-    </w:p>
-    <w:p>
-      <w:pPr>
-        <w:pStyle w:val="Heading3"/>
-      </w:pPr>
-      <w:r>
-        <w:t>Workbook question · W1</w:t>
+      </w:pPr>
+      <w:r>
+        <w:rPr>
+          <w:b w:val="0"/>
+        </w:rPr>
+        <w:t xml:space="preserve">Provide an </w:t>
+      </w:r>
+      <w:r>
+        <w:rPr>
+          <w:b/>
+        </w:rPr>
+        <w:t>input</w:t>
+      </w:r>
+      <w:r>
+        <w:rPr>
+          <w:b w:val="0"/>
+        </w:rPr>
+        <w:t>/procedure/result/limit frame and a calculator when needed. Ask students to identify the first step before completing the whole trace.</w:t>
       </w:r>
     </w:p>
     <w:p>
       <w:pPr>
         <w:spacing w:line="336" w:lineRule="auto" w:after="180"/>
-        <w:shd w:fill="F5F1FB"/>
-      </w:pPr>
-      <w:r>
-        <w:rPr>
-          <w:b w:val="0"/>
-        </w:rPr>
-        <w:t xml:space="preserve">Explain the weekly </w:t>
+      </w:pPr>
+      <w:r>
+        <w:rPr>
+          <w:b w:val="0"/>
+        </w:rPr>
+        <w:t xml:space="preserve">Extension: compare two concrete variants of this </w:t>
       </w:r>
       <w:r>
         <w:rPr>
@@ -4166,1022 +5196,82 @@
         <w:rPr>
           <w:b w:val="0"/>
         </w:rPr>
-        <w:t xml:space="preserve"> in your own words. Use the worked scenario to name its </w:t>
+        <w:t xml:space="preserve"> while holding unrelated conditions fixed; report both successful and unsuccessful outcomes.</w:t>
+      </w:r>
+    </w:p>
+    <w:p>
+      <w:pPr>
+        <w:spacing w:line="336" w:lineRule="auto" w:after="180"/>
+      </w:pPr>
+      <w:r>
+        <w:rPr>
+          <w:b w:val="0"/>
+        </w:rPr>
+        <w:t>W4: C=</w:t>
       </w:r>
       <w:r>
         <w:rPr>
           <w:b/>
         </w:rPr>
-        <w:t>input</w:t>
-      </w:r>
-      <w:r>
-        <w:rPr>
-          <w:b w:val="0"/>
-        </w:rPr>
-        <w:t xml:space="preserve">, decision rule and </w:t>
+        <w:t>80%</w:t>
+      </w:r>
+      <w:r>
+        <w:rPr>
+          <w:b w:val="0"/>
+        </w:rPr>
+        <w:t>, D=</w:t>
       </w:r>
       <w:r>
         <w:rPr>
           <w:b/>
         </w:rPr>
-        <w:t>output</w:t>
-      </w:r>
-      <w:r>
-        <w:rPr>
-          <w:b w:val="0"/>
-        </w:rPr>
-        <w:t>.</w:t>
-      </w:r>
-    </w:p>
-    <w:p>
-      <w:pPr>
-        <w:pStyle w:val="Heading3"/>
-      </w:pPr>
-      <w:r>
-        <w:t>Teacher reasoning · W1</w:t>
+        <w:t>60%</w:t>
+      </w:r>
+      <w:r>
+        <w:rPr>
+          <w:b w:val="0"/>
+        </w:rPr>
+        <w:t>; gap 20 percentage points. D has more supported answers in count but lower rate. No causal explanation follows from the counts. Require intermediate reasoning and the stated scope.</w:t>
       </w:r>
     </w:p>
     <w:p>
       <w:pPr>
         <w:spacing w:line="336" w:lineRule="auto" w:after="180"/>
-        <w:shd w:fill="F1F6FC"/>
-      </w:pPr>
-      <w:r>
-        <w:rPr>
-          <w:b w:val="0"/>
-        </w:rPr>
-        <w:t>Teacher explanation: Bias evaluation tests defined outcomes across relevant conditions. Group averages can expose differences but cannot alone establish their cause or the correct remedy.</w:t>
+      </w:pPr>
+      <w:r>
+        <w:rPr>
+          <w:b w:val="0"/>
+        </w:rPr>
+        <w:t xml:space="preserve">Fresh retry: Group E=12/15, F=7/10. Expected reasoning: </w:t>
+      </w:r>
+      <w:r>
+        <w:rPr>
+          <w:b/>
+        </w:rPr>
+        <w:t>80%</w:t>
+      </w:r>
+      <w:r>
+        <w:rPr>
+          <w:b w:val="0"/>
+        </w:rPr>
+        <w:t xml:space="preserve"> versus </w:t>
+      </w:r>
+      <w:r>
+        <w:rPr>
+          <w:b/>
+        </w:rPr>
+        <w:t>70%</w:t>
+      </w:r>
+      <w:r>
+        <w:rPr>
+          <w:b w:val="0"/>
+        </w:rPr>
+        <w:t>, gap 10 percentage points; small constructed samples and possible case differences limit conclusions.</w:t>
       </w:r>
     </w:p>
     <w:p>
       <w:pPr>
         <w:spacing w:line="336" w:lineRule="auto" w:after="180"/>
-        <w:shd w:fill="F1F6FC"/>
-      </w:pPr>
-      <w:r>
-        <w:rPr>
-          <w:b w:val="0"/>
-        </w:rPr>
-        <w:t>Define the task, relevant groups, labels and denominators before comparing. Use fictional, non-identifying records. Evaluate quality and fallback outcomes separately; preserve sample sizes and unresolved explanations.</w:t>
-      </w:r>
-    </w:p>
-    <w:p>
-      <w:pPr>
-        <w:pStyle w:val="Heading3"/>
-      </w:pPr>
-      <w:r>
-        <w:t>W2 Trace the worked case</w:t>
-      </w:r>
-    </w:p>
-    <w:p>
-      <w:pPr>
-        <w:pStyle w:val="Heading3"/>
-      </w:pPr>
-      <w:r>
-        <w:t>Workbook question · W2</w:t>
-      </w:r>
-    </w:p>
-    <w:p>
-      <w:pPr>
-        <w:spacing w:line="336" w:lineRule="auto" w:after="180"/>
-        <w:shd w:fill="F5F1FB"/>
-      </w:pPr>
-      <w:r>
-        <w:rPr>
-          <w:b w:val="0"/>
-        </w:rPr>
-        <w:t>A grounded assistant supports 9 of 10 group-A cases and 6 of 10 group-B cases. Show the intermediate steps and give the conclusion with its scope.</w:t>
-      </w:r>
-    </w:p>
-    <w:p>
-      <w:pPr>
-        <w:pStyle w:val="Heading3"/>
-      </w:pPr>
-      <w:r>
-        <w:t>Teacher reasoning · W2</w:t>
-      </w:r>
-    </w:p>
-    <w:p>
-      <w:pPr>
-        <w:spacing w:line="336" w:lineRule="auto" w:after="180"/>
-        <w:shd w:fill="F1F6FC"/>
-      </w:pPr>
-      <w:r>
-        <w:rPr>
-          <w:b w:val="0"/>
-        </w:rPr>
-        <w:t xml:space="preserve">Teacher explanation: Rates 90% and </w:t>
-      </w:r>
-      <w:r>
-        <w:rPr>
-          <w:b/>
-        </w:rPr>
-        <w:t>60%</w:t>
-      </w:r>
-      <w:r>
-        <w:rPr>
-          <w:b w:val="0"/>
-        </w:rPr>
-        <w:t xml:space="preserve">; gap 30 percentage points. Investigate </w:t>
-      </w:r>
-      <w:r>
-        <w:rPr>
-          <w:b/>
-        </w:rPr>
-        <w:t>case mix</w:t>
-      </w:r>
-      <w:r>
-        <w:rPr>
-          <w:b w:val="0"/>
-        </w:rPr>
-        <w:t>, retrieval coverage and annotation rules before attributing cause.</w:t>
-      </w:r>
-    </w:p>
-    <w:p>
-      <w:pPr>
-        <w:pStyle w:val="Heading3"/>
-      </w:pPr>
-      <w:r>
-        <w:t>W3 Audit the limit</w:t>
-      </w:r>
-    </w:p>
-    <w:p>
-      <w:pPr>
-        <w:pStyle w:val="Heading3"/>
-      </w:pPr>
-      <w:r>
-        <w:t>Workbook question · W3</w:t>
-      </w:r>
-    </w:p>
-    <w:p>
-      <w:pPr>
-        <w:spacing w:line="336" w:lineRule="auto" w:after="180"/>
-        <w:shd w:fill="F5F1FB"/>
-      </w:pPr>
-      <w:r>
-        <w:rPr>
-          <w:b w:val="0"/>
-        </w:rPr>
-        <w:t xml:space="preserve">A report omits this qualification: Group comparisons require task relevance and appropriate data governance; differences alone do not identify a causal </w:t>
-      </w:r>
-      <w:r>
-        <w:rPr>
-          <w:b/>
-        </w:rPr>
-        <w:t>mechanism</w:t>
-      </w:r>
-      <w:r>
-        <w:rPr>
-          <w:b w:val="0"/>
-        </w:rPr>
-        <w:t>.</w:t>
-      </w:r>
-    </w:p>
-    <w:p>
-      <w:pPr>
-        <w:spacing w:line="336" w:lineRule="auto" w:after="180"/>
-        <w:shd w:fill="F5F1FB"/>
-      </w:pPr>
-      <w:r>
-        <w:rPr>
-          <w:b w:val="0"/>
-        </w:rPr>
-        <w:t>Explain how omitting it could change a reader's interpretation, and write an accurate replacement.</w:t>
-      </w:r>
-    </w:p>
-    <w:p>
-      <w:pPr>
-        <w:pStyle w:val="Heading3"/>
-      </w:pPr>
-      <w:r>
-        <w:t>Teacher reasoning · W3</w:t>
-      </w:r>
-    </w:p>
-    <w:p>
-      <w:pPr>
-        <w:spacing w:line="336" w:lineRule="auto" w:after="180"/>
-        <w:shd w:fill="F1F6FC"/>
-      </w:pPr>
-      <w:r>
-        <w:rPr>
-          <w:b w:val="0"/>
-        </w:rPr>
-        <w:t xml:space="preserve">Teacher explanation: Group comparisons require task relevance and appropriate data governance; differences alone do not identify a causal </w:t>
-      </w:r>
-      <w:r>
-        <w:rPr>
-          <w:b/>
-        </w:rPr>
-        <w:t>mechanism</w:t>
-      </w:r>
-      <w:r>
-        <w:rPr>
-          <w:b w:val="0"/>
-        </w:rPr>
-        <w:t>.</w:t>
-      </w:r>
-    </w:p>
-    <w:p>
-      <w:pPr>
-        <w:spacing w:line="336" w:lineRule="auto" w:after="180"/>
-        <w:shd w:fill="F1F6FC"/>
-      </w:pPr>
-      <w:r>
-        <w:rPr>
-          <w:b w:val="0"/>
-        </w:rPr>
-        <w:t xml:space="preserve">State the observed result separately from the unverified or out-of-scope claim; preserve the original </w:t>
-      </w:r>
-      <w:r>
-        <w:rPr>
-          <w:b/>
-        </w:rPr>
-        <w:t>evidence</w:t>
-      </w:r>
-      <w:r>
-        <w:rPr>
-          <w:b w:val="0"/>
-        </w:rPr>
-        <w:t xml:space="preserve"> rather than inventing a missing fact.</w:t>
-      </w:r>
-    </w:p>
-    <w:p>
-      <w:pPr>
-        <w:pStyle w:val="Heading3"/>
-      </w:pPr>
-      <w:r>
-        <w:t>W4 Apply a new case independently</w:t>
-      </w:r>
-    </w:p>
-    <w:p>
-      <w:pPr>
-        <w:pStyle w:val="Heading3"/>
-      </w:pPr>
-      <w:r>
-        <w:t>Workbook question · W4</w:t>
-      </w:r>
-    </w:p>
-    <w:p>
-      <w:pPr>
-        <w:spacing w:line="336" w:lineRule="auto" w:after="180"/>
-        <w:shd w:fill="F5F1FB"/>
-      </w:pPr>
-      <w:r>
-        <w:rPr>
-          <w:b w:val="0"/>
-        </w:rPr>
-        <w:t>Group C has 8 supported answers out of 10; D has 9 out of 15. Compute rates and difference; explain why raw correct totals mislead.</w:t>
-      </w:r>
-    </w:p>
-    <w:p>
-      <w:pPr>
-        <w:pStyle w:val="Heading3"/>
-      </w:pPr>
-      <w:r>
-        <w:t>Teacher reasoning · W4</w:t>
-      </w:r>
-    </w:p>
-    <w:p>
-      <w:pPr>
-        <w:spacing w:line="336" w:lineRule="auto" w:after="180"/>
-        <w:shd w:fill="F1F6FC"/>
-      </w:pPr>
-      <w:r>
-        <w:rPr>
-          <w:b w:val="0"/>
-        </w:rPr>
-        <w:t>Teacher explanation: C=</w:t>
-      </w:r>
-      <w:r>
-        <w:rPr>
-          <w:b/>
-        </w:rPr>
-        <w:t>80%</w:t>
-      </w:r>
-      <w:r>
-        <w:rPr>
-          <w:b w:val="0"/>
-        </w:rPr>
-        <w:t>, D=</w:t>
-      </w:r>
-      <w:r>
-        <w:rPr>
-          <w:b/>
-        </w:rPr>
-        <w:t>60%</w:t>
-      </w:r>
-      <w:r>
-        <w:rPr>
-          <w:b w:val="0"/>
-        </w:rPr>
-        <w:t>; gap 20 percentage points. D has more supported answers in count but lower rate. No causal explanation follows from the counts.</w:t>
-      </w:r>
-    </w:p>
-    <w:p>
-      <w:pPr>
-        <w:pStyle w:val="Heading3"/>
-      </w:pPr>
-      <w:r>
-        <w:t>W5 Design a revealing follow-up</w:t>
-      </w:r>
-    </w:p>
-    <w:p>
-      <w:pPr>
-        <w:pStyle w:val="Heading3"/>
-      </w:pPr>
-      <w:r>
-        <w:t>Workbook question · W5</w:t>
-      </w:r>
-    </w:p>
-    <w:p>
-      <w:pPr>
-        <w:spacing w:line="336" w:lineRule="auto" w:after="180"/>
-        <w:shd w:fill="F5F1FB"/>
-      </w:pPr>
-      <w:r>
-        <w:rPr>
-          <w:b w:val="0"/>
-        </w:rPr>
-        <w:t>For the worked scenario, propose one additional case that could reveal a failure, describe its expected outcome before running it, and explain what would need to remain fixed for a fair comparison.</w:t>
-      </w:r>
-    </w:p>
-    <w:p>
-      <w:pPr>
-        <w:spacing w:line="336" w:lineRule="auto" w:after="180"/>
-        <w:shd w:fill="F5F1FB"/>
-      </w:pPr>
-      <w:r>
-        <w:rPr>
-          <w:b w:val="0"/>
-        </w:rPr>
-        <w:t>Do not reuse W4 as a new final test after receiving feedback.</w:t>
-      </w:r>
-    </w:p>
-    <w:p>
-      <w:pPr>
-        <w:pStyle w:val="Heading3"/>
-      </w:pPr>
-      <w:r>
-        <w:t>Teacher reasoning · W5</w:t>
-      </w:r>
-    </w:p>
-    <w:p>
-      <w:pPr>
-        <w:spacing w:line="336" w:lineRule="auto" w:after="180"/>
-        <w:shd w:fill="F1F6FC"/>
-      </w:pPr>
-      <w:r>
-        <w:rPr>
-          <w:b w:val="0"/>
-        </w:rPr>
-        <w:t xml:space="preserve">Teacher explanation: Accept a concrete variant of the worked </w:t>
-      </w:r>
-      <w:r>
-        <w:rPr>
-          <w:b/>
-        </w:rPr>
-        <w:t>input</w:t>
-      </w:r>
-      <w:r>
-        <w:rPr>
-          <w:b w:val="0"/>
-        </w:rPr>
-        <w:t xml:space="preserve"> or a missing/conflicting/boundary condition, with an expectation derived from the declared procedure.</w:t>
-      </w:r>
-    </w:p>
-    <w:p>
-      <w:pPr>
-        <w:spacing w:line="336" w:lineRule="auto" w:after="180"/>
-        <w:shd w:fill="F1F6FC"/>
-      </w:pPr>
-      <w:r>
-        <w:rPr>
-          <w:b w:val="0"/>
-        </w:rPr>
-        <w:t xml:space="preserve">Require preserved settings, original </w:t>
-      </w:r>
-      <w:r>
-        <w:rPr>
-          <w:b/>
-        </w:rPr>
-        <w:t>output</w:t>
-      </w:r>
-      <w:r>
-        <w:rPr>
-          <w:b w:val="0"/>
-        </w:rPr>
-        <w:t xml:space="preserve">s and data roles. Group comparisons require task relevance and appropriate data governance; differences alone do not identify a causal </w:t>
-      </w:r>
-      <w:r>
-        <w:rPr>
-          <w:b/>
-        </w:rPr>
-        <w:t>mechanism</w:t>
-      </w:r>
-      <w:r>
-        <w:rPr>
-          <w:b w:val="0"/>
-        </w:rPr>
-        <w:t>.</w:t>
-      </w:r>
-    </w:p>
-    <w:p>
-      <w:pPr>
-        <w:spacing w:line="336" w:lineRule="auto" w:after="180"/>
-        <w:shd w:fill="F1F6FC"/>
-      </w:pPr>
-      <w:r>
-        <w:rPr>
-          <w:b w:val="0"/>
-        </w:rPr>
-        <w:t xml:space="preserve">The new case should test this particular </w:t>
-      </w:r>
-      <w:r>
-        <w:rPr>
-          <w:b/>
-        </w:rPr>
-        <w:t>mechanism</w:t>
-      </w:r>
-      <w:r>
-        <w:rPr>
-          <w:b w:val="0"/>
-        </w:rPr>
-        <w:t xml:space="preserve"> rather than merely restate the original result.</w:t>
-      </w:r>
-    </w:p>
-    <w:p>
-      <w:pPr>
-        <w:pStyle w:val="Heading3"/>
-      </w:pPr>
-      <w:r>
-        <w:t>Assess independent transfer</w:t>
-      </w:r>
-    </w:p>
-    <w:p>
-      <w:pPr>
-        <w:pStyle w:val="Heading3"/>
-      </w:pPr>
-      <w:r>
-        <w:t>Independent question · withhold the key</w:t>
-      </w:r>
-    </w:p>
-    <w:p>
-      <w:pPr>
-        <w:spacing w:line="336" w:lineRule="auto" w:after="180"/>
-        <w:shd w:fill="F5F1FB"/>
-      </w:pPr>
-      <w:r>
-        <w:rPr>
-          <w:b w:val="0"/>
-        </w:rPr>
-        <w:t>Selected case: Group C has 8 supported answers out of 10; D has 9 out of 15. Compute rates and difference; explain why raw correct totals mislead.</w:t>
-      </w:r>
-    </w:p>
-    <w:p>
-      <w:pPr>
-        <w:pStyle w:val="Heading3"/>
-      </w:pPr>
-      <w:r>
-        <w:t>Selected case answer</w:t>
-      </w:r>
-    </w:p>
-    <w:p>
-      <w:pPr>
-        <w:pStyle w:val="Heading3"/>
-      </w:pPr>
-      <w:r>
-        <w:t>Teacher key · Selected case answer</w:t>
-      </w:r>
-    </w:p>
-    <w:p>
-      <w:pPr>
-        <w:spacing w:line="336" w:lineRule="auto" w:after="180"/>
-        <w:shd w:fill="F1F6FC"/>
-      </w:pPr>
-      <w:r>
-        <w:rPr>
-          <w:b w:val="0"/>
-        </w:rPr>
-        <w:t>Teacher explanation: C=</w:t>
-      </w:r>
-      <w:r>
-        <w:rPr>
-          <w:b/>
-        </w:rPr>
-        <w:t>80%</w:t>
-      </w:r>
-      <w:r>
-        <w:rPr>
-          <w:b w:val="0"/>
-        </w:rPr>
-        <w:t>, D=</w:t>
-      </w:r>
-      <w:r>
-        <w:rPr>
-          <w:b/>
-        </w:rPr>
-        <w:t>60%</w:t>
-      </w:r>
-      <w:r>
-        <w:rPr>
-          <w:b w:val="0"/>
-        </w:rPr>
-        <w:t>; gap 20 percentage points. D has more supported answers in count but lower rate. No causal explanation follows from the counts.</w:t>
-      </w:r>
-    </w:p>
-    <w:tbl>
-      <w:tblPr>
-        <w:tblStyle w:val="LightShading-Accent1"/>
-        <w:tblW w:type="auto" w:w="0"/>
-        <w:tblLook w:firstColumn="1" w:firstRow="1" w:lastColumn="0" w:lastRow="0" w:noHBand="0" w:noVBand="1" w:val="04A0"/>
-      </w:tblPr>
-      <w:tblGrid>
-        <w:gridCol w:w="5112"/>
-        <w:gridCol w:w="5112"/>
-      </w:tblGrid>
-      <w:tr>
-        <w:trPr>
-          <w:tblHeader/>
-        </w:trPr>
-        <w:tc>
-          <w:tcPr>
-            <w:tcW w:type="dxa" w:w="5112"/>
-          </w:tcPr>
-          <w:p>
-            <w:r>
-              <w:t>Dimension</w:t>
-            </w:r>
-          </w:p>
-        </w:tc>
-        <w:tc>
-          <w:tcPr>
-            <w:tcW w:type="dxa" w:w="5112"/>
-          </w:tcPr>
-          <w:p>
-            <w:r>
-              <w:t>Evidence required</w:t>
-            </w:r>
-          </w:p>
-        </w:tc>
-      </w:tr>
-      <w:tr>
-        <w:tc>
-          <w:tcPr>
-            <w:tcW w:type="dxa" w:w="5112"/>
-          </w:tcPr>
-          <w:p>
-            <w:r>
-              <w:t>Explanation</w:t>
-            </w:r>
-          </w:p>
-        </w:tc>
-        <w:tc>
-          <w:tcPr>
-            <w:tcW w:type="dxa" w:w="5112"/>
-          </w:tcPr>
-          <w:p>
-            <w:r>
-              <w:t>Names the applicable idea or procedure and ties it to the supplied facts.</w:t>
-            </w:r>
-          </w:p>
-        </w:tc>
-      </w:tr>
-      <w:tr>
-        <w:tc>
-          <w:tcPr>
-            <w:tcW w:type="dxa" w:w="5112"/>
-          </w:tcPr>
-          <w:p>
-            <w:r>
-              <w:t>Trace and result</w:t>
-            </w:r>
-          </w:p>
-        </w:tc>
-        <w:tc>
-          <w:tcPr>
-            <w:tcW w:type="dxa" w:w="5112"/>
-          </w:tcPr>
-          <w:p>
-            <w:r>
-              <w:t>Preserves the given inputs and shows the relevant intermediate steps; distinguishes a prediction from an observed execution.</w:t>
-            </w:r>
-          </w:p>
-        </w:tc>
-      </w:tr>
-      <w:tr>
-        <w:tc>
-          <w:tcPr>
-            <w:tcW w:type="dxa" w:w="5112"/>
-          </w:tcPr>
-          <w:p>
-            <w:r>
-              <w:t>Limits</w:t>
-            </w:r>
-          </w:p>
-        </w:tc>
-        <w:tc>
-          <w:tcPr>
-            <w:tcW w:type="dxa" w:w="5112"/>
-          </w:tcPr>
-          <w:p>
-            <w:r>
-              <w:t>States the assumptions, missing evidence or conditions under which the result would change.</w:t>
-            </w:r>
-          </w:p>
-        </w:tc>
-      </w:tr>
-    </w:tbl>
-    <w:p>
-      <w:pPr>
-        <w:pStyle w:val="Heading3"/>
-      </w:pPr>
-      <w:r>
-        <w:t>Teacher key · Selected case answer</w:t>
-      </w:r>
-    </w:p>
-    <w:p>
-      <w:pPr>
-        <w:spacing w:line="336" w:lineRule="auto" w:after="180"/>
-        <w:shd w:fill="F1F6FC"/>
-      </w:pPr>
-      <w:r>
-        <w:rPr>
-          <w:b w:val="0"/>
-        </w:rPr>
-        <w:t>Record each dimension as not yet, with support, or independent. Accept a valid alternative procedure with a defensible trace.</w:t>
-      </w:r>
-    </w:p>
-    <w:p>
-      <w:pPr>
-        <w:spacing w:line="336" w:lineRule="auto" w:after="180"/>
-        <w:shd w:fill="F1F6FC"/>
-      </w:pPr>
-      <w:r>
-        <w:rPr>
-          <w:b w:val="0"/>
-        </w:rPr>
-        <w:t xml:space="preserve">Do not penalise an honestly recorded model failure if the learner correctly explains its </w:t>
-      </w:r>
-      <w:r>
-        <w:rPr>
-          <w:b/>
-        </w:rPr>
-        <w:t>evidence</w:t>
-      </w:r>
-      <w:r>
-        <w:rPr>
-          <w:b w:val="0"/>
-        </w:rPr>
-        <w:t xml:space="preserve"> and limits.</w:t>
-      </w:r>
-    </w:p>
-    <w:p>
-      <w:pPr>
-        <w:pStyle w:val="Heading3"/>
-      </w:pPr>
-      <w:r>
-        <w:t>Feedback that the learner uses</w:t>
-      </w:r>
-    </w:p>
-    <w:p>
-      <w:pPr>
-        <w:spacing w:line="336" w:lineRule="auto" w:after="180"/>
-      </w:pPr>
-      <w:r>
-        <w:rPr>
-          <w:b w:val="0"/>
-        </w:rPr>
-        <w:t>Name the earliest unsupported step and give one action to repair it. Have the learner make that repair now and explain why. Then assess the relevant skill on a fresh, fully specified case.</w:t>
-      </w:r>
-    </w:p>
-    <w:p>
-      <w:pPr>
-        <w:spacing w:line="336" w:lineRule="auto" w:after="180"/>
-      </w:pPr>
-      <w:r>
-        <w:rPr>
-          <w:b w:val="0"/>
-        </w:rPr>
-        <w:t>Confirm it was not previously practised with feedback; solve and check the new case before assigning it. A follow-up design prompt is a starting brief, not automatically an equivalent test.</w:t>
-      </w:r>
-    </w:p>
-    <w:p>
-      <w:pPr>
-        <w:pStyle w:val="Heading1"/>
-      </w:pPr>
-      <w:r>
-        <w:t>06. Connect and extend learning</w:t>
-      </w:r>
-    </w:p>
-    <w:p>
-      <w:r>
-        <w:t>Connect Bias and Representation to Verified Study Buddy, adapt support and plan a later changed-case check.</w:t>
-      </w:r>
-    </w:p>
-    <w:p>
-      <w:pPr>
-        <w:pStyle w:val="Heading3"/>
-      </w:pPr>
-      <w:r>
-        <w:t>Verified Study Buddy</w:t>
-      </w:r>
-    </w:p>
-    <w:p>
-      <w:pPr>
-        <w:spacing w:line="336" w:lineRule="auto" w:after="180"/>
-      </w:pPr>
-      <w:r>
-        <w:rPr>
-          <w:b/>
-        </w:rPr>
-        <w:t>Audit</w:t>
-      </w:r>
-      <w:r>
-        <w:rPr>
-          <w:b w:val="0"/>
-        </w:rPr>
-        <w:t xml:space="preserve"> answer quality across reading levels, languages, names, and accessibility needs.</w:t>
-      </w:r>
-    </w:p>
-    <w:p>
-      <w:pPr>
-        <w:spacing w:line="336" w:lineRule="auto" w:after="180"/>
-      </w:pPr>
-      <w:r>
-        <w:rPr>
-          <w:b w:val="0"/>
-        </w:rPr>
-        <w:t xml:space="preserve">Keep the decision, </w:t>
-      </w:r>
-      <w:r>
-        <w:rPr>
-          <w:b/>
-        </w:rPr>
-        <w:t>input</w:t>
-      </w:r>
-      <w:r>
-        <w:rPr>
-          <w:b w:val="0"/>
-        </w:rPr>
-        <w:t xml:space="preserve">, result, explanation and remaining limitation in the project </w:t>
-      </w:r>
-      <w:r>
-        <w:rPr>
-          <w:b/>
-        </w:rPr>
-        <w:t>evidence</w:t>
-      </w:r>
-      <w:r>
-        <w:rPr>
-          <w:b w:val="0"/>
-        </w:rPr>
-        <w:t xml:space="preserve"> record. Retrieve this record next week rather than restarting the project.</w:t>
-      </w:r>
-    </w:p>
-    <w:p>
-      <w:pPr>
-        <w:pStyle w:val="Heading3"/>
-      </w:pPr>
-      <w:r>
-        <w:t>Support and stretch</w:t>
-      </w:r>
-    </w:p>
-    <w:p>
-      <w:pPr>
-        <w:spacing w:line="336" w:lineRule="auto" w:after="180"/>
-      </w:pPr>
-      <w:r>
-        <w:rPr>
-          <w:b w:val="0"/>
-        </w:rPr>
-        <w:t xml:space="preserve">Provide one short approved passage; separate instruction, </w:t>
-      </w:r>
-      <w:r>
-        <w:rPr>
-          <w:b/>
-        </w:rPr>
-        <w:t>input</w:t>
-      </w:r>
-      <w:r>
-        <w:rPr>
-          <w:b w:val="0"/>
-        </w:rPr>
-        <w:t xml:space="preserve">, </w:t>
-      </w:r>
-      <w:r>
-        <w:rPr>
-          <w:b/>
-        </w:rPr>
-        <w:t>output</w:t>
-      </w:r>
-      <w:r>
-        <w:rPr>
-          <w:b w:val="0"/>
-        </w:rPr>
-        <w:t xml:space="preserve"> and </w:t>
-      </w:r>
-      <w:r>
-        <w:rPr>
-          <w:b/>
-        </w:rPr>
-        <w:t>evidence</w:t>
-      </w:r>
-      <w:r>
-        <w:rPr>
-          <w:b w:val="0"/>
-        </w:rPr>
-        <w:t>. Stretch: introduce an unsupported claim or conflicting source and validate claim by claim with a fallback.</w:t>
-      </w:r>
-    </w:p>
-    <w:p>
-      <w:pPr>
-        <w:pStyle w:val="Heading3"/>
-      </w:pPr>
-      <w:r>
-        <w:t>Exit reflection</w:t>
-      </w:r>
-    </w:p>
-    <w:p>
-      <w:pPr>
-        <w:spacing w:line="336" w:lineRule="auto" w:after="180"/>
-      </w:pPr>
-      <w:r>
-        <w:rPr>
-          <w:b w:val="0"/>
-        </w:rPr>
-        <w:t xml:space="preserve">Ask for one decision the learner can now justify and one situation requiring more </w:t>
-      </w:r>
-      <w:r>
-        <w:rPr>
-          <w:b/>
-        </w:rPr>
-        <w:t>evidence</w:t>
-      </w:r>
-      <w:r>
-        <w:rPr>
-          <w:b w:val="0"/>
-        </w:rPr>
-        <w:t xml:space="preserve"> or human review. Confidence ratings are separate from correct independent performance.</w:t>
-      </w:r>
-    </w:p>
-    <w:p>
-      <w:pPr>
-        <w:pStyle w:val="Heading3"/>
-      </w:pPr>
-      <w:r>
-        <w:t>Bridge to the next week</w:t>
-      </w:r>
-    </w:p>
-    <w:p>
-      <w:pPr>
-        <w:spacing w:line="336" w:lineRule="auto" w:after="180"/>
-      </w:pPr>
-      <w:r>
-        <w:rPr>
-          <w:b w:val="0"/>
-        </w:rPr>
-        <w:t xml:space="preserve">Next: Week 31: Safety Boundaries. Retrieve today’s </w:t>
-      </w:r>
-      <w:r>
-        <w:rPr>
-          <w:b/>
-        </w:rPr>
-        <w:t>evidence</w:t>
-      </w:r>
-      <w:r>
-        <w:rPr>
-          <w:b w:val="0"/>
-        </w:rPr>
-        <w:t xml:space="preserve"> and identify what carries forward and what is new.</w:t>
-      </w:r>
-    </w:p>
-    <w:p>
-      <w:pPr>
-        <w:pStyle w:val="Heading3"/>
-      </w:pPr>
-      <w:r>
-        <w:t>Support and fresh reassessment</w:t>
-      </w:r>
-    </w:p>
-    <w:p>
-      <w:pPr>
-        <w:spacing w:line="336" w:lineRule="auto" w:after="180"/>
-      </w:pPr>
-      <w:r>
-        <w:rPr>
-          <w:b w:val="0"/>
-        </w:rPr>
-        <w:t xml:space="preserve">Provide an </w:t>
-      </w:r>
-      <w:r>
-        <w:rPr>
-          <w:b/>
-        </w:rPr>
-        <w:t>input</w:t>
-      </w:r>
-      <w:r>
-        <w:rPr>
-          <w:b w:val="0"/>
-        </w:rPr>
-        <w:t>/procedure/result/limit frame and a calculator when needed. Ask students to identify the first step before completing the whole trace.</w:t>
-      </w:r>
-    </w:p>
-    <w:p>
-      <w:pPr>
-        <w:spacing w:line="336" w:lineRule="auto" w:after="180"/>
-      </w:pPr>
-      <w:r>
-        <w:rPr>
-          <w:b w:val="0"/>
-        </w:rPr>
-        <w:t xml:space="preserve">Extension: compare two concrete variants of this </w:t>
-      </w:r>
-      <w:r>
-        <w:rPr>
-          <w:b/>
-        </w:rPr>
-        <w:t>mechanism</w:t>
-      </w:r>
-      <w:r>
-        <w:rPr>
-          <w:b w:val="0"/>
-        </w:rPr>
-        <w:t xml:space="preserve"> while holding unrelated conditions fixed; report both successful and unsuccessful outcomes.</w:t>
-      </w:r>
-    </w:p>
-    <w:p>
-      <w:pPr>
-        <w:spacing w:line="336" w:lineRule="auto" w:after="180"/>
-      </w:pPr>
-      <w:r>
-        <w:rPr>
-          <w:b w:val="0"/>
-        </w:rPr>
-        <w:t>W4: C=</w:t>
-      </w:r>
-      <w:r>
-        <w:rPr>
-          <w:b/>
-        </w:rPr>
-        <w:t>80%</w:t>
-      </w:r>
-      <w:r>
-        <w:rPr>
-          <w:b w:val="0"/>
-        </w:rPr>
-        <w:t>, D=</w:t>
-      </w:r>
-      <w:r>
-        <w:rPr>
-          <w:b/>
-        </w:rPr>
-        <w:t>60%</w:t>
-      </w:r>
-      <w:r>
-        <w:rPr>
-          <w:b w:val="0"/>
-        </w:rPr>
-        <w:t>; gap 20 percentage points. D has more supported answers in count but lower rate. No causal explanation follows from the counts. Require intermediate reasoning and the stated scope.</w:t>
-      </w:r>
-    </w:p>
-    <w:p>
-      <w:pPr>
-        <w:spacing w:line="336" w:lineRule="auto" w:after="180"/>
-      </w:pPr>
-      <w:r>
-        <w:rPr>
-          <w:b w:val="0"/>
-        </w:rPr>
-        <w:t xml:space="preserve">Fresh retry: Group E=12/15, F=7/10. Expected reasoning: </w:t>
-      </w:r>
-      <w:r>
-        <w:rPr>
-          <w:b/>
-        </w:rPr>
-        <w:t>80%</w:t>
-      </w:r>
-      <w:r>
-        <w:rPr>
-          <w:b w:val="0"/>
-        </w:rPr>
-        <w:t xml:space="preserve"> versus </w:t>
-      </w:r>
-      <w:r>
-        <w:rPr>
-          <w:b/>
-        </w:rPr>
-        <w:t>70%</w:t>
-      </w:r>
-      <w:r>
-        <w:rPr>
-          <w:b w:val="0"/>
-        </w:rPr>
-        <w:t>, gap 10 percentage points; small constructed samples and possible case differences limit conclusions.</w:t>
-      </w:r>
-    </w:p>
-    <w:p>
-      <w:pPr>
-        <w:spacing w:line="336" w:lineRule="auto" w:after="180"/>
       </w:pPr>
       <w:r>
         <w:rPr>
@@ -5192,33 +5282,10 @@
     </w:p>
     <w:p>
       <w:pPr>
-        <w:spacing w:line="336" w:lineRule="auto" w:after="180"/>
-      </w:pPr>
-      <w:r>
-        <w:rPr>
-          <w:b w:val="0"/>
-        </w:rPr>
-        <w:t xml:space="preserve">Next connection: Human review and consequential use. Preserve the current case record and retrieve its </w:t>
-      </w:r>
-      <w:r>
-        <w:rPr>
-          <w:b/>
-        </w:rPr>
-        <w:t>evidence</w:t>
-      </w:r>
-      <w:r>
-        <w:rPr>
-          <w:b w:val="0"/>
-        </w:rPr>
-        <w:t xml:space="preserve"> boundary before moving on.</w:t>
-      </w:r>
-    </w:p>
-    <w:p>
-      <w:pPr>
-        <w:pStyle w:val="Heading3"/>
-      </w:pPr>
-      <w:r>
-        <w:t>Plan the delayed return</w:t>
+        <w:pStyle w:val="Heading2"/>
+      </w:pPr>
+      <w:r>
+        <w:t>Plan the delayed check</w:t>
       </w:r>
     </w:p>
     <w:p>
@@ -5435,71 +5502,176 @@
     </w:p>
     <w:p>
       <w:pPr>
+        <w:pStyle w:val="Heading2"/>
+      </w:pPr>
+      <w:r>
+        <w:t>Bridge to next week</w:t>
+      </w:r>
+    </w:p>
+    <w:p>
+      <w:pPr>
+        <w:spacing w:line="336" w:lineRule="auto" w:after="180"/>
+      </w:pPr>
+      <w:r>
+        <w:rPr>
+          <w:b w:val="0"/>
+        </w:rPr>
+        <w:t xml:space="preserve">Ask for one decision the learner can now justify and one situation requiring more </w:t>
+      </w:r>
+      <w:r>
+        <w:rPr>
+          <w:b/>
+        </w:rPr>
+        <w:t>evidence</w:t>
+      </w:r>
+      <w:r>
+        <w:rPr>
+          <w:b w:val="0"/>
+        </w:rPr>
+        <w:t xml:space="preserve"> or human review. Confidence ratings are separate from correct independent performance.</w:t>
+      </w:r>
+    </w:p>
+    <w:p>
+      <w:pPr>
+        <w:spacing w:line="336" w:lineRule="auto" w:after="180"/>
+      </w:pPr>
+      <w:r>
+        <w:rPr>
+          <w:b w:val="0"/>
+        </w:rPr>
+        <w:t xml:space="preserve">Next: Week 31: Safety Boundaries. Retrieve today’s </w:t>
+      </w:r>
+      <w:r>
+        <w:rPr>
+          <w:b/>
+        </w:rPr>
+        <w:t>evidence</w:t>
+      </w:r>
+      <w:r>
+        <w:rPr>
+          <w:b w:val="0"/>
+        </w:rPr>
+        <w:t xml:space="preserve"> and identify what carries forward and what is new.</w:t>
+      </w:r>
+    </w:p>
+    <w:p>
+      <w:pPr>
+        <w:spacing w:line="336" w:lineRule="auto" w:after="180"/>
+      </w:pPr>
+      <w:r>
+        <w:rPr>
+          <w:b w:val="0"/>
+        </w:rPr>
+        <w:t>Next is Week 31: Safety Boundaries. Carry forward task-specific criteria, relevant conditions and honest uncertainty when defining what a helper must decline, clarify or route to a person.</w:t>
+      </w:r>
+    </w:p>
+    <w:p>
+      <w:pPr>
+        <w:pStyle w:val="Heading2"/>
+      </w:pPr>
+      <w:r>
+        <w:t>Earlier wording, alternatives and picture transcripts · reference / check after trying</w:t>
+      </w:r>
+    </w:p>
+    <w:p>
+      <w:pPr>
+        <w:spacing w:line="336" w:lineRule="auto" w:after="180"/>
+      </w:pPr>
+      <w:r>
+        <w:rPr>
+          <w:b w:val="0"/>
+        </w:rPr>
+        <w:t>Connect and extend learning</w:t>
+      </w:r>
+    </w:p>
+    <w:p>
+      <w:pPr>
         <w:pStyle w:val="Heading3"/>
       </w:pPr>
       <w:r>
+        <w:t>Verified Study Buddy</w:t>
+      </w:r>
+    </w:p>
+    <w:p>
+      <w:pPr>
+        <w:pStyle w:val="Heading3"/>
+      </w:pPr>
+      <w:r>
+        <w:t>Support and stretch</w:t>
+      </w:r>
+    </w:p>
+    <w:p>
+      <w:pPr>
+        <w:pStyle w:val="Heading3"/>
+      </w:pPr>
+      <w:r>
+        <w:t>Exit reflection</w:t>
+      </w:r>
+    </w:p>
+    <w:p>
+      <w:pPr>
+        <w:pStyle w:val="Heading3"/>
+      </w:pPr>
+      <w:r>
+        <w:t>Bridge to the next week</w:t>
+      </w:r>
+    </w:p>
+    <w:p>
+      <w:pPr>
+        <w:pStyle w:val="Heading3"/>
+      </w:pPr>
+      <w:r>
+        <w:t>Support and fresh reassessment</w:t>
+      </w:r>
+    </w:p>
+    <w:p>
+      <w:pPr>
+        <w:pStyle w:val="Heading3"/>
+      </w:pPr>
+      <w:r>
+        <w:t>Plan the delayed return</w:t>
+      </w:r>
+    </w:p>
+    <w:p>
+      <w:pPr>
+        <w:pStyle w:val="Heading3"/>
+      </w:pPr>
+      <w:r>
         <w:t>Project evidence from this case</w:t>
       </w:r>
     </w:p>
     <w:p>
       <w:pPr>
+        <w:pStyle w:val="Heading1"/>
+      </w:pPr>
+      <w:r>
+        <w:t>Reference bank and extra practice</w:t>
+      </w:r>
+    </w:p>
+    <w:p>
+      <w:pPr>
+        <w:pStyle w:val="Heading1"/>
+      </w:pPr>
+      <w:r>
+        <w:t>07. Reference: alternative planning checklist</w:t>
+      </w:r>
+    </w:p>
+    <w:p>
+      <w:r>
+        <w:t>Use as a reminder alongside the main route rather than teaching the cycle twice.</w:t>
+      </w:r>
+    </w:p>
+    <w:p>
+      <w:pPr>
+        <w:pStyle w:val="Heading2"/>
+      </w:pPr>
+      <w:r>
+        <w:t>Preparation and schedule</w:t>
+      </w:r>
+    </w:p>
+    <w:p>
+      <w:pPr>
         <w:spacing w:line="336" w:lineRule="auto" w:after="180"/>
-      </w:pPr>
-      <w:r>
-        <w:rPr>
-          <w:b w:val="0"/>
-        </w:rPr>
-        <w:t xml:space="preserve">For your Verified Study Buddy, save the </w:t>
-      </w:r>
-      <w:r>
-        <w:rPr>
-          <w:b/>
-        </w:rPr>
-        <w:t>input</w:t>
-      </w:r>
-      <w:r>
-        <w:rPr>
-          <w:b w:val="0"/>
-        </w:rPr>
-        <w:t>, procedure, observed result and limitation of this check.</w:t>
-      </w:r>
-    </w:p>
-    <w:p>
-      <w:pPr>
-        <w:spacing w:line="336" w:lineRule="auto" w:after="180"/>
-      </w:pPr>
-      <w:r>
-        <w:rPr>
-          <w:b w:val="0"/>
-        </w:rPr>
-        <w:t>Label this worked example as practice; use a different, previously unreviewed case when checking independent understanding.</w:t>
-      </w:r>
-    </w:p>
-    <w:p>
-      <w:pPr>
-        <w:pStyle w:val="Heading1"/>
-      </w:pPr>
-      <w:r>
-        <w:t>07. Prepare, teach and assess</w:t>
-      </w:r>
-    </w:p>
-    <w:p>
-      <w:r>
-        <w:t>Use this preparation summary alongside the detailed Bias and Representation lesson; it is a checklist rather than a replacement for the full sequence.</w:t>
-      </w:r>
-    </w:p>
-    <w:p>
-      <w:pPr>
-        <w:pStyle w:val="Heading3"/>
-      </w:pPr>
-      <w:r>
-        <w:t>Teaching target</w:t>
-      </w:r>
-    </w:p>
-    <w:p>
-      <w:pPr>
-        <w:spacing w:line="336" w:lineRule="auto" w:after="180"/>
-        <w:shd w:fill="EDF7F3"/>
       </w:pPr>
       <w:r>
         <w:rPr>
@@ -5700,6 +5872,14 @@
     </w:tbl>
     <w:p>
       <w:pPr>
+        <w:pStyle w:val="Heading2"/>
+      </w:pPr>
+      <w:r>
+        <w:t>Practice and assessment reminders</w:t>
+      </w:r>
+    </w:p>
+    <w:p>
+      <w:pPr>
         <w:spacing w:line="336" w:lineRule="auto" w:after="180"/>
       </w:pPr>
       <w:r>
@@ -5711,16 +5891,7 @@
     </w:p>
     <w:p>
       <w:pPr>
-        <w:pStyle w:val="Heading3"/>
-      </w:pPr>
-      <w:r>
-        <w:t>Supported practice answer</w:t>
-      </w:r>
-    </w:p>
-    <w:p>
-      <w:pPr>
         <w:spacing w:line="336" w:lineRule="auto" w:after="180"/>
-        <w:shd w:fill="F1F6FC"/>
       </w:pPr>
       <w:r>
         <w:rPr>
@@ -5789,16 +5960,7 @@
     </w:p>
     <w:p>
       <w:pPr>
-        <w:pStyle w:val="Heading3"/>
-      </w:pPr>
-      <w:r>
-        <w:t>Repair the misconception</w:t>
-      </w:r>
-    </w:p>
-    <w:p>
-      <w:pPr>
         <w:spacing w:line="336" w:lineRule="auto" w:after="180"/>
-        <w:shd w:fill="FFF5E6"/>
       </w:pPr>
       <w:r>
         <w:rPr>
@@ -5821,16 +5983,7 @@
     </w:p>
     <w:p>
       <w:pPr>
-        <w:pStyle w:val="Heading3"/>
-      </w:pPr>
-      <w:r>
-        <w:t>Support without giving away the answer</w:t>
-      </w:r>
-    </w:p>
-    <w:p>
-      <w:pPr>
         <w:spacing w:line="336" w:lineRule="auto" w:after="180"/>
-        <w:shd w:fill="F1F6F8"/>
       </w:pPr>
       <w:r>
         <w:rPr>
@@ -5853,16 +6006,7 @@
     </w:p>
     <w:p>
       <w:pPr>
-        <w:pStyle w:val="Heading3"/>
-      </w:pPr>
-      <w:r>
-        <w:t>Extend the reasoning</w:t>
-      </w:r>
-    </w:p>
-    <w:p>
-      <w:pPr>
         <w:spacing w:line="336" w:lineRule="auto" w:after="180"/>
-        <w:shd w:fill="F5F1FB"/>
       </w:pPr>
       <w:r>
         <w:rPr>
@@ -5886,7 +6030,6 @@
     <w:p>
       <w:pPr>
         <w:spacing w:line="336" w:lineRule="auto" w:after="180"/>
-        <w:shd w:fill="F5F1FB"/>
       </w:pPr>
       <w:r>
         <w:rPr>
@@ -5897,16 +6040,7 @@
     </w:p>
     <w:p>
       <w:pPr>
-        <w:pStyle w:val="Heading3"/>
-      </w:pPr>
-      <w:r>
-        <w:t>Protect the independent attempt</w:t>
-      </w:r>
-    </w:p>
-    <w:p>
-      <w:pPr>
         <w:spacing w:line="336" w:lineRule="auto" w:after="180"/>
-        <w:shd w:fill="FFF5E6"/>
       </w:pPr>
       <w:r>
         <w:rPr>
@@ -6101,16 +6235,7 @@
     </w:tbl>
     <w:p>
       <w:pPr>
-        <w:pStyle w:val="Heading3"/>
-      </w:pPr>
-      <w:r>
-        <w:t>Project checkpoint</w:t>
-      </w:r>
-    </w:p>
-    <w:p>
-      <w:pPr>
         <w:spacing w:line="336" w:lineRule="auto" w:after="180"/>
-        <w:shd w:fill="EDF7F3"/>
       </w:pPr>
       <w:r>
         <w:rPr>
@@ -6159,12 +6284,20 @@
         <w:pStyle w:val="Heading1"/>
       </w:pPr>
       <w:r>
-        <w:t>08. Use feedback, labs and repair paths</w:t>
-      </w:r>
-    </w:p>
-    <w:p>
-      <w:r>
-        <w:t>Use feedback, earlier review and portfolios purposefully. Apply the coding routine only when this lesson has an executable lab.</w:t>
+        <w:t>08. Reference: feedback and records</w:t>
+      </w:r>
+    </w:p>
+    <w:p>
+      <w:r>
+        <w:t>Use digital tools where they help retain an explanation and its evidence.</w:t>
+      </w:r>
+    </w:p>
+    <w:p>
+      <w:pPr>
+        <w:pStyle w:val="Heading2"/>
+      </w:pPr>
+      <w:r>
+        <w:t>Keep practice and independent evidence separate</w:t>
       </w:r>
     </w:p>
     <w:p>
@@ -6203,10 +6336,52 @@
     </w:p>
     <w:p>
       <w:pPr>
-        <w:pStyle w:val="Heading3"/>
-      </w:pPr>
-      <w:r>
-        <w:t>For later coding lessons</w:t>
+        <w:pStyle w:val="Heading2"/>
+      </w:pPr>
+      <w:r>
+        <w:t>Repair and portfolio records</w:t>
+      </w:r>
+    </w:p>
+    <w:p>
+      <w:pPr>
+        <w:spacing w:line="336" w:lineRule="auto" w:after="180"/>
+      </w:pPr>
+      <w:r>
+        <w:rPr>
+          <w:b w:val="0"/>
+        </w:rPr>
+        <w:t>Use the earlier worked-explanation links to address a specific missing building block, then return to the current question. Adapt this suggestion after observing the learner; it is not an automatic diagnosis.</w:t>
+      </w:r>
+    </w:p>
+    <w:p>
+      <w:pPr>
+        <w:spacing w:line="336" w:lineRule="auto" w:after="180"/>
+      </w:pPr>
+      <w:r>
+        <w:rPr>
+          <w:b w:val="0"/>
+        </w:rPr>
+        <w:t xml:space="preserve">Collect the completed-work portfolio as </w:t>
+      </w:r>
+      <w:r>
+        <w:rPr>
+          <w:b/>
+        </w:rPr>
+        <w:t>evidence</w:t>
+      </w:r>
+      <w:r>
+        <w:rPr>
+          <w:b w:val="0"/>
+        </w:rPr>
+        <w:t>. Record support separately from correctness, and assess explanation, trace/test and limitations. Progress ticks and quiz selections alone do not establish mastery.</w:t>
+      </w:r>
+    </w:p>
+    <w:p>
+      <w:pPr>
+        <w:pStyle w:val="Heading2"/>
+      </w:pPr>
+      <w:r>
+        <w:t>Earlier wording, alternatives and picture transcripts · reference / check after trying</w:t>
       </w:r>
     </w:p>
     <w:p>
@@ -6217,7 +6392,6 @@
     <w:p>
       <w:pPr>
         <w:spacing w:line="336" w:lineRule="auto" w:after="180"/>
-        <w:shd w:fill="F1F6F8"/>
       </w:pPr>
       <w:r>
         <w:rPr>
@@ -6240,77 +6414,20 @@
     </w:p>
     <w:p>
       <w:pPr>
-        <w:spacing w:line="336" w:lineRule="auto" w:after="180"/>
-      </w:pPr>
-      <w:r>
-        <w:rPr>
-          <w:b w:val="0"/>
-        </w:rPr>
-        <w:t>Use the earlier worked-explanation links to address a specific missing building block, then return to the current question. Adapt this suggestion after observing the learner; it is not an automatic diagnosis.</w:t>
-      </w:r>
-    </w:p>
-    <w:p>
-      <w:pPr>
-        <w:spacing w:line="336" w:lineRule="auto" w:after="180"/>
-      </w:pPr>
-      <w:r>
-        <w:rPr>
-          <w:b w:val="0"/>
-        </w:rPr>
-        <w:t xml:space="preserve">Collect the completed-work portfolio as </w:t>
-      </w:r>
-      <w:r>
-        <w:rPr>
-          <w:b/>
-        </w:rPr>
-        <w:t>evidence</w:t>
-      </w:r>
-      <w:r>
-        <w:rPr>
-          <w:b w:val="0"/>
-        </w:rPr>
-        <w:t>. Record support separately from correctness, and assess explanation, trace/test and limitations. Progress ticks and quiz selections alone do not establish mastery.</w:t>
-      </w:r>
-    </w:p>
-    <w:p>
-      <w:pPr>
         <w:pStyle w:val="Heading1"/>
       </w:pPr>
       <w:r>
-        <w:t>09. Visual concept journey</w:t>
-      </w:r>
-    </w:p>
-    <w:p>
-      <w:r>
-        <w:t>Show one Bias and Representation graphic at a time, request a prediction and discuss its trace before the independent assessment.</w:t>
-      </w:r>
-    </w:p>
-    <w:p>
-      <w:pPr>
-        <w:spacing w:line="336" w:lineRule="auto" w:after="180"/>
-      </w:pPr>
-      <w:r>
-        <w:rPr>
-          <w:b w:val="0"/>
-        </w:rPr>
-        <w:t xml:space="preserve">Use one picture at a time. Hide a worked result before asking for a </w:t>
-      </w:r>
-      <w:r>
-        <w:rPr>
-          <w:b/>
-        </w:rPr>
-        <w:t>prediction</w:t>
-      </w:r>
-      <w:r>
-        <w:rPr>
-          <w:b w:val="0"/>
-        </w:rPr>
-        <w:t>, then reveal it for feedback. These are supported teaching cases; retain the separate independent assessment for a fresh first attempt.</w:t>
-      </w:r>
-    </w:p>
-    <w:p>
-      <w:pPr>
-        <w:pStyle w:val="Heading3"/>
+        <w:t>09. Reference: teach with the six pictures</w:t>
+      </w:r>
+    </w:p>
+    <w:p>
+      <w:r>
+        <w:t>Choose the picture for the teaching move and connect it to the explanation.</w:t>
+      </w:r>
+    </w:p>
+    <w:p>
+      <w:pPr>
+        <w:pStyle w:val="Heading2"/>
       </w:pPr>
       <w:r>
         <w:t>01. Bias and Representation: the case</w:t>
@@ -6321,7 +6438,7 @@
         <w:drawing>
           <wp:inline xmlns:a="http://schemas.openxmlformats.org/drawingml/2006/main" xmlns:pic="http://schemas.openxmlformats.org/drawingml/2006/picture">
             <wp:extent cx="5486400" cy="3142488"/>
-            <wp:docPr id="2" name="Picture 2" descr="Compare study-answer support rates when groups have different numbers of questions. Supplied facts: Group Birch has 6 supported answers in 8 cases; group Pine has 9 supported answers in 12 cases. Both groups use the same support rubric. All inputs and outcomes in this worked example are invented classroom data; no real model run is claimed."/>
+            <wp:docPr id="3" name="Picture 3" descr="Compare study-answer support rates when groups have different numbers of questions. Supplied facts: Group Birch has 6 supported answers in 8 cases; group Pine has 9 supported answers in 12 cases. Both groups use the same support rubric. All inputs and outcomes in this worked example are invented classroom data; no real model run is claimed."/>
             <wp:cNvGraphicFramePr>
               <a:graphicFrameLocks noChangeAspect="1"/>
             </wp:cNvGraphicFramePr>
@@ -6333,7 +6450,7 @@
                     <pic:cNvPicPr/>
                   </pic:nvPicPr>
                   <pic:blipFill>
-                    <a:blip r:embed="rId10"/>
+                    <a:blip r:embed="rId11"/>
                     <a:stretch>
                       <a:fillRect/>
                     </a:stretch>
@@ -6389,7 +6506,6 @@
     <w:p>
       <w:pPr>
         <w:spacing w:line="336" w:lineRule="auto" w:after="180"/>
-        <w:shd w:fill="F5F1FB"/>
       </w:pPr>
       <w:r>
         <w:rPr>
@@ -6400,16 +6516,7 @@
     </w:p>
     <w:p>
       <w:pPr>
-        <w:pStyle w:val="Heading3"/>
-      </w:pPr>
-      <w:r>
-        <w:t>Discuss while showing the picture</w:t>
-      </w:r>
-    </w:p>
-    <w:p>
-      <w:pPr>
         <w:spacing w:line="336" w:lineRule="auto" w:after="180"/>
-        <w:shd w:fill="F1F6F8"/>
       </w:pPr>
       <w:r>
         <w:rPr>
@@ -6420,7 +6527,7 @@
     </w:p>
     <w:p>
       <w:pPr>
-        <w:pStyle w:val="Heading3"/>
+        <w:pStyle w:val="Heading2"/>
       </w:pPr>
       <w:r>
         <w:t>02. Follow the deciding steps</w:t>
@@ -6431,7 +6538,7 @@
         <w:drawing>
           <wp:inline xmlns:a="http://schemas.openxmlformats.org/drawingml/2006/main" xmlns:pic="http://schemas.openxmlformats.org/drawingml/2006/picture">
             <wp:extent cx="5486400" cy="3493008"/>
-            <wp:docPr id="3" name="Picture 3" descr="Keep denominators: Birch: 6/8. Pine: 9/12. → Compare rates: Both support rates are 75%; Pine has more correct answers because it has more cases. → Inspect errors: Check the two Birch and three Pine failures before deciding what revision each needs."/>
+            <wp:docPr id="4" name="Picture 4" descr="Keep denominators: Birch: 6/8. Pine: 9/12. → Compare rates: Both support rates are 75%; Pine has more correct answers because it has more cases. → Inspect errors: Check the two Birch and three Pine failures before deciding what revision each needs."/>
             <wp:cNvGraphicFramePr>
               <a:graphicFrameLocks noChangeAspect="1"/>
             </wp:cNvGraphicFramePr>
@@ -6443,7 +6550,7 @@
                     <pic:cNvPicPr/>
                   </pic:nvPicPr>
                   <pic:blipFill>
-                    <a:blip r:embed="rId11"/>
+                    <a:blip r:embed="rId9"/>
                     <a:stretch>
                       <a:fillRect/>
                     </a:stretch>
@@ -6487,7 +6594,6 @@
     <w:p>
       <w:pPr>
         <w:spacing w:line="336" w:lineRule="auto" w:after="180"/>
-        <w:shd w:fill="F5F1FB"/>
       </w:pPr>
       <w:r>
         <w:rPr>
@@ -6510,16 +6616,7 @@
     </w:p>
     <w:p>
       <w:pPr>
-        <w:pStyle w:val="Heading3"/>
-      </w:pPr>
-      <w:r>
-        <w:t>Discuss while showing the picture</w:t>
-      </w:r>
-    </w:p>
-    <w:p>
-      <w:pPr>
         <w:spacing w:line="336" w:lineRule="auto" w:after="180"/>
-        <w:shd w:fill="F1F6F8"/>
       </w:pPr>
       <w:r>
         <w:rPr>
@@ -6542,7 +6639,7 @@
     </w:p>
     <w:p>
       <w:pPr>
-        <w:pStyle w:val="Heading3"/>
+        <w:pStyle w:val="Heading2"/>
       </w:pPr>
       <w:r>
         <w:t>03. Representation and bias evaluation — evidence trace</w:t>
@@ -6553,7 +6650,7 @@
         <w:drawing>
           <wp:inline xmlns:a="http://schemas.openxmlformats.org/drawingml/2006/main" xmlns:pic="http://schemas.openxmlformats.org/drawingml/2006/picture">
             <wp:extent cx="5486400" cy="3297936"/>
-            <wp:docPr id="4" name="Picture 4" descr="Representation and bias evaluation — evidence trace. A grounded assistant supports 9 of 10 group-A cases and 6 of 10 group-B cases. | Define the task, relevant groups, labels and denominators before comparing. Use fictional, non-identifying records. Evaluate quality and fallback outcomes separately; preserve sample sizes and unresolved explanations. | Rates 90% and 60%; gap 30 percentage points. Investigate case mix, retrieval coverage and annotation rules before attributing cause."/>
+            <wp:docPr id="5" name="Picture 5" descr="Representation and bias evaluation — evidence trace. A grounded assistant supports 9 of 10 group-A cases and 6 of 10 group-B cases. | Define the task, relevant groups, labels and denominators before comparing. Use fictional, non-identifying records. Evaluate quality and fallback outcomes separately; preserve sample sizes and unresolved explanations. | Rates 90% and 60%; gap 30 percentage points. Investigate case mix, retrieval coverage and annotation rules before attributing cause."/>
             <wp:cNvGraphicFramePr>
               <a:graphicFrameLocks noChangeAspect="1"/>
             </wp:cNvGraphicFramePr>
@@ -6662,7 +6759,6 @@
     <w:p>
       <w:pPr>
         <w:spacing w:line="336" w:lineRule="auto" w:after="180"/>
-        <w:shd w:fill="F5F1FB"/>
       </w:pPr>
       <w:r>
         <w:rPr>
@@ -6673,16 +6769,7 @@
     </w:p>
     <w:p>
       <w:pPr>
-        <w:pStyle w:val="Heading3"/>
-      </w:pPr>
-      <w:r>
-        <w:t>Discuss while showing the picture</w:t>
-      </w:r>
-    </w:p>
-    <w:p>
-      <w:pPr>
         <w:spacing w:line="336" w:lineRule="auto" w:after="180"/>
-        <w:shd w:fill="F1F6F8"/>
       </w:pPr>
       <w:r>
         <w:rPr>
@@ -6693,7 +6780,7 @@
     </w:p>
     <w:p>
       <w:pPr>
-        <w:pStyle w:val="Heading3"/>
+        <w:pStyle w:val="Heading2"/>
       </w:pPr>
       <w:r>
         <w:t>04. Change one thing. Trace what follows.</w:t>
@@ -6704,7 +6791,7 @@
         <w:drawing>
           <wp:inline xmlns:a="http://schemas.openxmlformats.org/drawingml/2006/main" xmlns:pic="http://schemas.openxmlformats.org/drawingml/2006/picture">
             <wp:extent cx="5486400" cy="3026664"/>
-            <wp:docPr id="5" name="Picture 5" descr="Original case: Check the two Birch and three Pine failures before deciding what revision each needs. Changed condition: Pine instead has 6 supported answers out of 12. Expected result: Pine is 50%, which is 25 percentage points below Birch. Reason: Equal correct counts do not imply equal rates when denominators differ."/>
+            <wp:docPr id="6" name="Picture 6" descr="Original case: Check the two Birch and three Pine failures before deciding what revision each needs. Changed condition: Pine instead has 6 supported answers out of 12. Expected result: Pine is 50%, which is 25 percentage points below Birch. Reason: Equal correct counts do not imply equal rates when denominators differ."/>
             <wp:cNvGraphicFramePr>
               <a:graphicFrameLocks noChangeAspect="1"/>
             </wp:cNvGraphicFramePr>
@@ -6760,7 +6847,6 @@
     <w:p>
       <w:pPr>
         <w:spacing w:line="336" w:lineRule="auto" w:after="180"/>
-        <w:shd w:fill="F5F1FB"/>
       </w:pPr>
       <w:r>
         <w:rPr>
@@ -6771,16 +6857,7 @@
     </w:p>
     <w:p>
       <w:pPr>
-        <w:pStyle w:val="Heading3"/>
-      </w:pPr>
-      <w:r>
-        <w:t>Discuss while showing the picture</w:t>
-      </w:r>
-    </w:p>
-    <w:p>
-      <w:pPr>
         <w:spacing w:line="336" w:lineRule="auto" w:after="180"/>
-        <w:shd w:fill="F1F6F8"/>
       </w:pPr>
       <w:r>
         <w:rPr>
@@ -6792,7 +6869,6 @@
     <w:p>
       <w:pPr>
         <w:spacing w:line="336" w:lineRule="auto" w:after="180"/>
-        <w:shd w:fill="F1F6F8"/>
       </w:pPr>
       <w:r>
         <w:rPr>
@@ -6803,7 +6879,7 @@
     </w:p>
     <w:p>
       <w:pPr>
-        <w:pStyle w:val="Heading3"/>
+        <w:pStyle w:val="Heading2"/>
       </w:pPr>
       <w:r>
         <w:t>05. Connect the explanation to its limit</w:t>
@@ -6814,7 +6890,7 @@
         <w:drawing>
           <wp:inline xmlns:a="http://schemas.openxmlformats.org/drawingml/2006/main" xmlns:pic="http://schemas.openxmlformats.org/drawingml/2006/picture">
             <wp:extent cx="5486400" cy="2834640"/>
-            <wp:docPr id="6" name="Picture 6" descr="Read the picture in order. Check the two Birch and three Pine failures before deciding what revision each needs. The arrows show which recorded input or intermediate result each decision uses. Explain the deciding step aloud before checking the changed case; pointing to the final answer alone does not show how it follows. Limit: These groups are fictional; small samples and unmatched question difficulty limit conclusions about fairness."/>
+            <wp:docPr id="7" name="Picture 7" descr="Read the picture in order. Check the two Birch and three Pine failures before deciding what revision each needs. The arrows show which recorded input or intermediate result each decision uses. Explain the deciding step aloud before checking the changed case; pointing to the final answer alone does not show how it follows. Limit: These groups are fictional; small samples and unmatched question difficulty limit conclusions about fairness."/>
             <wp:cNvGraphicFramePr>
               <a:graphicFrameLocks noChangeAspect="1"/>
             </wp:cNvGraphicFramePr>
@@ -6893,7 +6969,6 @@
     <w:p>
       <w:pPr>
         <w:spacing w:line="336" w:lineRule="auto" w:after="180"/>
-        <w:shd w:fill="F5F1FB"/>
       </w:pPr>
       <w:r>
         <w:rPr>
@@ -6904,16 +6979,7 @@
     </w:p>
     <w:p>
       <w:pPr>
-        <w:pStyle w:val="Heading3"/>
-      </w:pPr>
-      <w:r>
-        <w:t>Discuss while showing the picture</w:t>
-      </w:r>
-    </w:p>
-    <w:p>
-      <w:pPr>
         <w:spacing w:line="336" w:lineRule="auto" w:after="180"/>
-        <w:shd w:fill="F1F6F8"/>
       </w:pPr>
       <w:r>
         <w:rPr>
@@ -6925,7 +6991,6 @@
     <w:p>
       <w:pPr>
         <w:spacing w:line="336" w:lineRule="auto" w:after="180"/>
-        <w:shd w:fill="F1F6F8"/>
       </w:pPr>
       <w:r>
         <w:rPr>
@@ -6936,7 +7001,7 @@
     </w:p>
     <w:p>
       <w:pPr>
-        <w:pStyle w:val="Heading3"/>
+        <w:pStyle w:val="Heading2"/>
       </w:pPr>
       <w:r>
         <w:t>06. Make the idea visible in your project</w:t>
@@ -6947,7 +7012,7 @@
         <w:drawing>
           <wp:inline xmlns:a="http://schemas.openxmlformats.org/drawingml/2006/main" xmlns:pic="http://schemas.openxmlformats.org/drawingml/2006/picture">
             <wp:extent cx="5486400" cy="3681984"/>
-            <wp:docPr id="7" name="Picture 7" descr="For your Verified Study Buddy, save the input, procedure, observed result and limitation of this check. Label this worked example as practice; use a different, previously unreviewed case when checking independent understanding. Draw your input, deciding step, result and limit. Supported question: Explain why comparing six correct answers in each group would mislead. Point to the relevant step in the picture, then write the changed result and the rule or evidence that supports it."/>
+            <wp:docPr id="8" name="Picture 8" descr="For your Verified Study Buddy, save the input, procedure, observed result and limitation of this check. Label this worked example as practice; use a different, previously unreviewed case when checking independent understanding. Draw your input, deciding step, result and limit. Supported question: Explain why comparing six correct answers in each group would mislead. Point to the relevant step in the picture, then write the changed result and the rule or evidence that supports it."/>
             <wp:cNvGraphicFramePr>
               <a:graphicFrameLocks noChangeAspect="1"/>
             </wp:cNvGraphicFramePr>
@@ -7050,7 +7115,6 @@
     <w:p>
       <w:pPr>
         <w:spacing w:line="336" w:lineRule="auto" w:after="180"/>
-        <w:shd w:fill="F5F1FB"/>
       </w:pPr>
       <w:r>
         <w:rPr>
@@ -7073,58 +7137,126 @@
     </w:p>
     <w:p>
       <w:pPr>
+        <w:spacing w:line="336" w:lineRule="auto" w:after="180"/>
+      </w:pPr>
+      <w:r>
+        <w:rPr>
+          <w:b w:val="0"/>
+        </w:rPr>
+        <w:t xml:space="preserve">Teacher prompt: Draw your project trace and justify the deciding step using </w:t>
+      </w:r>
+      <w:r>
+        <w:rPr>
+          <w:b/>
+        </w:rPr>
+        <w:t>evidence</w:t>
+      </w:r>
+      <w:r>
+        <w:rPr>
+          <w:b w:val="0"/>
+        </w:rPr>
+        <w:t>. Ask learners to describe one label or arrow in ordinary words. Use the adjacent transcript if the image is difficult to see.</w:t>
+      </w:r>
+    </w:p>
+    <w:p>
+      <w:pPr>
+        <w:spacing w:line="336" w:lineRule="auto" w:after="180"/>
+      </w:pPr>
+      <w:r>
+        <w:rPr>
+          <w:b w:val="0"/>
+        </w:rPr>
+        <w:t>Supported practice key: Birch has 6/8=75%; changed Pine has 6/12=50%. Counts must be paired with the number of opportunities. Changed-case check: Pine is 50%, which is 25 percentage points below Birch.</w:t>
+      </w:r>
+    </w:p>
+    <w:p>
+      <w:pPr>
+        <w:spacing w:line="336" w:lineRule="auto" w:after="180"/>
+      </w:pPr>
+      <w:r>
+        <w:rPr>
+          <w:b w:val="0"/>
+        </w:rPr>
+        <w:t>Equal correct counts do not imply equal rates when denominators differ.</w:t>
+      </w:r>
+    </w:p>
+    <w:p>
+      <w:pPr>
+        <w:pStyle w:val="Heading2"/>
+      </w:pPr>
+      <w:r>
+        <w:t>Earlier wording, alternatives and picture transcripts · reference / check after trying</w:t>
+      </w:r>
+    </w:p>
+    <w:p>
+      <w:pPr>
+        <w:spacing w:line="336" w:lineRule="auto" w:after="180"/>
+      </w:pPr>
+      <w:r>
+        <w:rPr>
+          <w:b w:val="0"/>
+        </w:rPr>
+        <w:t xml:space="preserve">Use one picture at a time. Hide a worked result before asking for a </w:t>
+      </w:r>
+      <w:r>
+        <w:rPr>
+          <w:b/>
+        </w:rPr>
+        <w:t>prediction</w:t>
+      </w:r>
+      <w:r>
+        <w:rPr>
+          <w:b w:val="0"/>
+        </w:rPr>
+        <w:t>, then reveal it for feedback. These are supported teaching cases; retain the separate independent assessment for a fresh first attempt.</w:t>
+      </w:r>
+    </w:p>
+    <w:p>
+      <w:pPr>
         <w:pStyle w:val="Heading3"/>
       </w:pPr>
       <w:r>
-        <w:t>Discuss while showing the picture</w:t>
-      </w:r>
-    </w:p>
-    <w:p>
-      <w:pPr>
-        <w:spacing w:line="336" w:lineRule="auto" w:after="180"/>
-        <w:shd w:fill="F1F6F8"/>
-      </w:pPr>
-      <w:r>
-        <w:rPr>
-          <w:b w:val="0"/>
-        </w:rPr>
-        <w:t xml:space="preserve">Teacher prompt: Draw your project trace and justify the deciding step using </w:t>
-      </w:r>
-      <w:r>
-        <w:rPr>
-          <w:b/>
-        </w:rPr>
-        <w:t>evidence</w:t>
-      </w:r>
-      <w:r>
-        <w:rPr>
-          <w:b w:val="0"/>
-        </w:rPr>
-        <w:t>. Ask learners to describe one label or arrow in ordinary words. Use the adjacent transcript if the image is difficult to see.</w:t>
-      </w:r>
-    </w:p>
-    <w:p>
-      <w:pPr>
-        <w:spacing w:line="336" w:lineRule="auto" w:after="180"/>
-        <w:shd w:fill="F1F6F8"/>
-      </w:pPr>
-      <w:r>
-        <w:rPr>
-          <w:b w:val="0"/>
-        </w:rPr>
-        <w:t>Supported practice key: Birch has 6/8=75%; changed Pine has 6/12=50%. Counts must be paired with the number of opportunities. Changed-case check: Pine is 50%, which is 25 percentage points below Birch.</w:t>
-      </w:r>
-    </w:p>
-    <w:p>
-      <w:pPr>
-        <w:spacing w:line="336" w:lineRule="auto" w:after="180"/>
-        <w:shd w:fill="F1F6F8"/>
-      </w:pPr>
-      <w:r>
-        <w:rPr>
-          <w:b w:val="0"/>
-        </w:rPr>
-        <w:t>Equal correct counts do not imply equal rates when denominators differ.</w:t>
+        <w:t>01. Bias and Representation: the case</w:t>
+      </w:r>
+    </w:p>
+    <w:p>
+      <w:pPr>
+        <w:pStyle w:val="Heading3"/>
+      </w:pPr>
+      <w:r>
+        <w:t>02. Follow the deciding steps</w:t>
+      </w:r>
+    </w:p>
+    <w:p>
+      <w:pPr>
+        <w:pStyle w:val="Heading3"/>
+      </w:pPr>
+      <w:r>
+        <w:t>03. Representation and bias evaluation — evidence trace</w:t>
+      </w:r>
+    </w:p>
+    <w:p>
+      <w:pPr>
+        <w:pStyle w:val="Heading3"/>
+      </w:pPr>
+      <w:r>
+        <w:t>04. Change one thing. Trace what follows.</w:t>
+      </w:r>
+    </w:p>
+    <w:p>
+      <w:pPr>
+        <w:pStyle w:val="Heading3"/>
+      </w:pPr>
+      <w:r>
+        <w:t>05. Connect the explanation to its limit</w:t>
+      </w:r>
+    </w:p>
+    <w:p>
+      <w:pPr>
+        <w:pStyle w:val="Heading3"/>
+      </w:pPr>
+      <w:r>
+        <w:t>06. Make the idea visible in your project</w:t>
       </w:r>
     </w:p>
     <w:sectPr>
